--- a/public/templates/hoja_de_vida_template.docx
+++ b/public/templates/hoja_de_vida_template.docx
@@ -156,7 +156,7 @@
           <w:lang w:val="es-CO" w:eastAsia="es-CO"/>
         </w:rPr>
         <w:drawing>
-          <wp:anchor distT="0" distB="0" distL="114300" distR="114300" simplePos="0" relativeHeight="251692544" behindDoc="1" locked="0" layoutInCell="1" allowOverlap="1" wp14:anchorId="0E1B33CF" wp14:editId="3F2E20EA">
+          <wp:anchor distT="0" distB="0" distL="114300" distR="114300" simplePos="0" relativeHeight="251692544" behindDoc="1" locked="0" layoutInCell="1" allowOverlap="1" wp14:anchorId="0E1B33CF" wp14:editId="3085C15B">
             <wp:simplePos x="0" y="0"/>
             <wp:positionH relativeFrom="column">
               <wp:posOffset>4093845</wp:posOffset>
@@ -493,8 +493,39 @@
                 <w:noProof/>
                 <w:sz w:val="26"/>
                 <w:szCs w:val="26"/>
-              </w:rPr>
-            </w:pPr>
+                <w:lang w:val="es-AR"/>
+              </w:rPr>
+            </w:pPr>
+            <w:r>
+              <w:rPr>
+                <w:rFonts w:ascii="Trebuchet MS" w:hAnsi="Trebuchet MS" w:cs="Arial"/>
+                <w:noProof/>
+                <w:sz w:val="26"/>
+                <w:szCs w:val="26"/>
+                <w:lang w:val="es-AR"/>
+              </w:rPr>
+              <w:t>{</w:t>
+            </w:r>
+            <w:r>
+              <w:rPr>
+                <w:rFonts w:ascii="Trebuchet MS" w:hAnsi="Trebuchet MS" w:cs="Arial"/>
+                <w:noProof/>
+                <w:sz w:val="26"/>
+                <w:szCs w:val="26"/>
+                <w:lang w:val="es-AR"/>
+              </w:rPr>
+              <w:t>documento_num</w:t>
+            </w:r>
+            <w:r>
+              <w:rPr>
+                <w:rFonts w:ascii="Trebuchet MS" w:hAnsi="Trebuchet MS" w:cs="Arial"/>
+                <w:noProof/>
+                <w:sz w:val="26"/>
+                <w:szCs w:val="26"/>
+                <w:lang w:val="es-AR"/>
+              </w:rPr>
+              <w:t>}</w:t>
+            </w:r>
           </w:p>
         </w:tc>
       </w:tr>
@@ -570,6 +601,15 @@
                 <w:szCs w:val="26"/>
               </w:rPr>
             </w:pPr>
+            <w:r>
+              <w:rPr>
+                <w:rFonts w:ascii="Trebuchet MS" w:hAnsi="Trebuchet MS" w:cs="Arial"/>
+                <w:noProof/>
+                <w:sz w:val="26"/>
+                <w:szCs w:val="26"/>
+              </w:rPr>
+              <w:t>{}</w:t>
+            </w:r>
           </w:p>
         </w:tc>
       </w:tr>
@@ -625,8 +665,37 @@
                 <w:noProof/>
                 <w:sz w:val="26"/>
                 <w:szCs w:val="26"/>
-              </w:rPr>
-            </w:pPr>
+                <w:lang w:val="es-AR"/>
+              </w:rPr>
+            </w:pPr>
+            <w:r>
+              <w:rPr>
+                <w:rFonts w:ascii="Trebuchet MS" w:hAnsi="Trebuchet MS" w:cs="Arial"/>
+                <w:noProof/>
+                <w:sz w:val="26"/>
+                <w:szCs w:val="26"/>
+              </w:rPr>
+              <w:t>{</w:t>
+            </w:r>
+            <w:r>
+              <w:rPr>
+                <w:rFonts w:ascii="Trebuchet MS" w:hAnsi="Trebuchet MS" w:cs="Arial"/>
+                <w:noProof/>
+                <w:sz w:val="26"/>
+                <w:szCs w:val="26"/>
+                <w:lang w:val="es-AR"/>
+              </w:rPr>
+              <w:t>fecha_nacimiento</w:t>
+            </w:r>
+            <w:r>
+              <w:rPr>
+                <w:rFonts w:ascii="Trebuchet MS" w:hAnsi="Trebuchet MS" w:cs="Arial"/>
+                <w:noProof/>
+                <w:sz w:val="26"/>
+                <w:szCs w:val="26"/>
+              </w:rPr>
+              <w:t>}</w:t>
+            </w:r>
           </w:p>
         </w:tc>
       </w:tr>
@@ -1058,8 +1127,38 @@
                 <w:noProof/>
                 <w:sz w:val="26"/>
                 <w:szCs w:val="26"/>
-              </w:rPr>
-            </w:pPr>
+                <w:lang w:val="es-AR"/>
+              </w:rPr>
+            </w:pPr>
+            <w:r>
+              <w:rPr>
+                <w:rFonts w:ascii="Trebuchet MS" w:hAnsi="Trebuchet MS" w:cs="Arial"/>
+                <w:noProof/>
+                <w:sz w:val="26"/>
+                <w:szCs w:val="26"/>
+              </w:rPr>
+              <w:t>{</w:t>
+            </w:r>
+            <w:r>
+              <w:rPr>
+                <w:rFonts w:ascii="Trebuchet MS" w:hAnsi="Trebuchet MS" w:cs="Arial"/>
+                <w:noProof/>
+                <w:sz w:val="26"/>
+                <w:szCs w:val="26"/>
+                <w:lang w:val="es-AR"/>
+              </w:rPr>
+              <w:t>direccion</w:t>
+            </w:r>
+            <w:r>
+              <w:rPr>
+                <w:rFonts w:ascii="Trebuchet MS" w:hAnsi="Trebuchet MS" w:cs="Arial"/>
+                <w:noProof/>
+                <w:sz w:val="26"/>
+                <w:szCs w:val="26"/>
+                <w:lang w:val="es-AR"/>
+              </w:rPr>
+              <w:t>}</w:t>
+            </w:r>
           </w:p>
         </w:tc>
       </w:tr>
@@ -1117,8 +1216,38 @@
                 <w:noProof/>
                 <w:sz w:val="26"/>
                 <w:szCs w:val="26"/>
-              </w:rPr>
-            </w:pPr>
+                <w:lang w:val="es-AR"/>
+              </w:rPr>
+            </w:pPr>
+            <w:r>
+              <w:rPr>
+                <w:rFonts w:ascii="Trebuchet MS" w:hAnsi="Trebuchet MS" w:cs="Arial"/>
+                <w:noProof/>
+                <w:sz w:val="26"/>
+                <w:szCs w:val="26"/>
+              </w:rPr>
+              <w:t>{</w:t>
+            </w:r>
+            <w:r>
+              <w:rPr>
+                <w:rFonts w:ascii="Trebuchet MS" w:hAnsi="Trebuchet MS" w:cs="Arial"/>
+                <w:noProof/>
+                <w:sz w:val="26"/>
+                <w:szCs w:val="26"/>
+                <w:lang w:val="es-AR"/>
+              </w:rPr>
+              <w:t>telefono</w:t>
+            </w:r>
+            <w:r>
+              <w:rPr>
+                <w:rFonts w:ascii="Trebuchet MS" w:hAnsi="Trebuchet MS" w:cs="Arial"/>
+                <w:noProof/>
+                <w:sz w:val="26"/>
+                <w:szCs w:val="26"/>
+                <w:lang w:val="es-AR"/>
+              </w:rPr>
+              <w:t>}</w:t>
+            </w:r>
           </w:p>
         </w:tc>
       </w:tr>
@@ -1175,8 +1304,37 @@
                 <w:noProof/>
                 <w:sz w:val="26"/>
                 <w:szCs w:val="26"/>
-              </w:rPr>
-            </w:pPr>
+                <w:lang w:val="es-AR"/>
+              </w:rPr>
+            </w:pPr>
+            <w:r>
+              <w:rPr>
+                <w:rFonts w:ascii="Trebuchet MS" w:hAnsi="Trebuchet MS" w:cs="Arial"/>
+                <w:noProof/>
+                <w:sz w:val="26"/>
+                <w:szCs w:val="26"/>
+              </w:rPr>
+              <w:t>{</w:t>
+            </w:r>
+            <w:r>
+              <w:rPr>
+                <w:rFonts w:ascii="Trebuchet MS" w:hAnsi="Trebuchet MS" w:cs="Arial"/>
+                <w:noProof/>
+                <w:sz w:val="26"/>
+                <w:szCs w:val="26"/>
+                <w:lang w:val="es-AR"/>
+              </w:rPr>
+              <w:t>email</w:t>
+            </w:r>
+            <w:r>
+              <w:rPr>
+                <w:rFonts w:ascii="Trebuchet MS" w:hAnsi="Trebuchet MS" w:cs="Arial"/>
+                <w:noProof/>
+                <w:sz w:val="26"/>
+                <w:szCs w:val="26"/>
+              </w:rPr>
+              <w:t>}</w:t>
+            </w:r>
           </w:p>
         </w:tc>
       </w:tr>
@@ -9876,7 +10034,7 @@
                       <a:effectLst/>
                       <a:extLst>
                         <a:ext uri="{C572A759-6A51-4108-AA02-DFA0A04FC94B}">
-                          <ma14:wrappingTextBoxFlag xmlns:arto="http://schemas.microsoft.com/office/word/2006/arto" xmlns="" xmlns:mo="http://schemas.microsoft.com/office/mac/office/2008/main" xmlns:mv="urn:schemas-microsoft-com:mac:vml" xmlns:o="urn:schemas-microsoft-com:office:office" xmlns:v="urn:schemas-microsoft-com:vml" xmlns:w10="urn:schemas-microsoft-com:office:word" xmlns:w="http://schemas.openxmlformats.org/wordprocessingml/2006/main" xmlns:ma14="http://schemas.microsoft.com/office/mac/drawingml/2011/main"/>
+                          <ma14:wrappingTextBoxFlag xmlns:ma14="http://schemas.microsoft.com/office/mac/drawingml/2011/main" xmlns:w="http://schemas.openxmlformats.org/wordprocessingml/2006/main" xmlns:w10="urn:schemas-microsoft-com:office:word" xmlns:v="urn:schemas-microsoft-com:vml" xmlns:o="urn:schemas-microsoft-com:office:office" xmlns:mv="urn:schemas-microsoft-com:mac:vml" xmlns:mo="http://schemas.microsoft.com/office/mac/office/2008/main" xmlns="" xmlns:arto="http://schemas.microsoft.com/office/word/2006/arto"/>
                         </a:ext>
                       </a:extLst>
                     </wps:spPr>

--- a/public/templates/hoja_de_vida_template.docx
+++ b/public/templates/hoja_de_vida_template.docx
@@ -19,12 +19,127 @@
           <w:noProof/>
           <w:sz w:val="26"/>
           <w:szCs w:val="26"/>
+        </w:rPr>
+        <mc:AlternateContent>
+          <mc:Choice Requires="wps">
+            <w:drawing>
+              <wp:anchor distT="45720" distB="45720" distL="114300" distR="114300" simplePos="0" relativeHeight="251701760" behindDoc="0" locked="0" layoutInCell="1" allowOverlap="1" wp14:anchorId="7743C4BB" wp14:editId="30724B93">
+                <wp:simplePos x="0" y="0"/>
+                <wp:positionH relativeFrom="column">
+                  <wp:posOffset>3766185</wp:posOffset>
+                </wp:positionH>
+                <wp:positionV relativeFrom="paragraph">
+                  <wp:posOffset>39370</wp:posOffset>
+                </wp:positionV>
+                <wp:extent cx="2705100" cy="2156460"/>
+                <wp:effectExtent l="0" t="0" r="19050" b="15240"/>
+                <wp:wrapNone/>
+                <wp:docPr id="1" name="Cuadro de texto 2"/>
+                <wp:cNvGraphicFramePr>
+                  <a:graphicFrameLocks xmlns:a="http://schemas.openxmlformats.org/drawingml/2006/main"/>
+                </wp:cNvGraphicFramePr>
+                <a:graphic xmlns:a="http://schemas.openxmlformats.org/drawingml/2006/main">
+                  <a:graphicData uri="http://schemas.microsoft.com/office/word/2010/wordprocessingShape">
+                    <wps:wsp>
+                      <wps:cNvSpPr txBox="1">
+                        <a:spLocks noChangeArrowheads="1"/>
+                      </wps:cNvSpPr>
+                      <wps:spPr bwMode="auto">
+                        <a:xfrm>
+                          <a:off x="0" y="0"/>
+                          <a:ext cx="2705100" cy="2156460"/>
+                        </a:xfrm>
+                        <a:prstGeom prst="rect">
+                          <a:avLst/>
+                        </a:prstGeom>
+                        <a:solidFill>
+                          <a:srgbClr val="FFFFFF"/>
+                        </a:solidFill>
+                        <a:ln w="9525">
+                          <a:solidFill>
+                            <a:srgbClr val="000000"/>
+                          </a:solidFill>
+                          <a:miter lim="800000"/>
+                          <a:headEnd/>
+                          <a:tailEnd/>
+                        </a:ln>
+                      </wps:spPr>
+                      <wps:txbx>
+                        <w:txbxContent>
+                          <w:p>
+                            <w:r>
+                              <w:t>{%</w:t>
+                            </w:r>
+                            <w:proofErr w:type="spellStart"/>
+                            <w:r>
+                              <w:t>foto_perfil</w:t>
+                            </w:r>
+                            <w:proofErr w:type="spellEnd"/>
+                            <w:r>
+                              <w:t>}</w:t>
+                            </w:r>
+                          </w:p>
+                          <w:p/>
+                        </w:txbxContent>
+                      </wps:txbx>
+                      <wps:bodyPr rot="0" vert="horz" wrap="square" lIns="91440" tIns="45720" rIns="91440" bIns="45720" anchor="t" anchorCtr="0">
+                        <a:noAutofit/>
+                      </wps:bodyPr>
+                    </wps:wsp>
+                  </a:graphicData>
+                </a:graphic>
+                <wp14:sizeRelH relativeFrom="margin">
+                  <wp14:pctWidth>0</wp14:pctWidth>
+                </wp14:sizeRelH>
+                <wp14:sizeRelV relativeFrom="margin">
+                  <wp14:pctHeight>0</wp14:pctHeight>
+                </wp14:sizeRelV>
+              </wp:anchor>
+            </w:drawing>
+          </mc:Choice>
+          <mc:Fallback>
+            <w:pict>
+              <v:shapetype w14:anchorId="7743C4BB" id="_x0000_t202" coordsize="21600,21600" o:spt="202" path="m,l,21600r21600,l21600,xe">
+                <v:stroke joinstyle="miter"/>
+                <v:path gradientshapeok="t" o:connecttype="rect"/>
+              </v:shapetype>
+              <v:shape id="Cuadro de texto 2" o:spid="_x0000_s1026" type="#_x0000_t202" style="position:absolute;margin-left:296.55pt;margin-top:3.1pt;width:213pt;height:169.8pt;z-index:251701760;visibility:visible;mso-wrap-style:square;mso-width-percent:0;mso-height-percent:0;mso-wrap-distance-left:9pt;mso-wrap-distance-top:3.6pt;mso-wrap-distance-right:9pt;mso-wrap-distance-bottom:3.6pt;mso-position-horizontal:absolute;mso-position-horizontal-relative:text;mso-position-vertical:absolute;mso-position-vertical-relative:text;mso-width-percent:0;mso-height-percent:0;mso-width-relative:margin;mso-height-relative:margin;v-text-anchor:top" o:gfxdata="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">
+                <v:textbox>
+                  <w:txbxContent>
+                    <w:p>
+                      <w:r>
+                        <w:t>{%</w:t>
+                      </w:r>
+                      <w:proofErr w:type="spellStart"/>
+                      <w:r>
+                        <w:t>foto_perfil</w:t>
+                      </w:r>
+                      <w:proofErr w:type="spellEnd"/>
+                      <w:r>
+                        <w:t>}</w:t>
+                      </w:r>
+                    </w:p>
+                    <w:p/>
+                  </w:txbxContent>
+                </v:textbox>
+              </v:shape>
+            </w:pict>
+          </mc:Fallback>
+        </mc:AlternateContent>
+      </w:r>
+      <w:r>
+        <w:rPr>
+          <w:rFonts w:ascii="Calibri Light" w:hAnsi="Calibri Light" w:cs="Calibri Light"/>
+          <w:i/>
+          <w:noProof/>
+          <w:sz w:val="26"/>
+          <w:szCs w:val="26"/>
           <w:lang w:val="es-CO" w:eastAsia="es-CO"/>
         </w:rPr>
         <mc:AlternateContent>
           <mc:Choice Requires="wps">
             <w:drawing>
-              <wp:anchor distT="45720" distB="45720" distL="114300" distR="114300" simplePos="0" relativeHeight="251691520" behindDoc="0" locked="0" layoutInCell="1" allowOverlap="1" wp14:anchorId="5EFEE21D" wp14:editId="3B9B3FAB">
+              <wp:anchor distT="45720" distB="45720" distL="114300" distR="114300" simplePos="0" relativeHeight="251691520" behindDoc="0" locked="0" layoutInCell="1" allowOverlap="1" wp14:anchorId="5EFEE21D" wp14:editId="6C238620">
                 <wp:simplePos x="0" y="0"/>
                 <wp:positionH relativeFrom="margin">
                   <wp:posOffset>-318135</wp:posOffset>
@@ -111,11 +226,7 @@
           </mc:Choice>
           <mc:Fallback>
             <w:pict>
-              <v:shapetype w14:anchorId="5EFEE21D" id="_x0000_t202" coordsize="21600,21600" o:spt="202" path="m,l,21600r21600,l21600,xe">
-                <v:stroke joinstyle="miter"/>
-                <v:path gradientshapeok="t" o:connecttype="rect"/>
-              </v:shapetype>
-              <v:shape id="Cuadro de texto 2" o:spid="_x0000_s1026" type="#_x0000_t202" style="position:absolute;margin-left:-25.05pt;margin-top:17.65pt;width:314.4pt;height:155.25pt;z-index:251691520;visibility:visible;mso-wrap-style:square;mso-width-percent:0;mso-height-percent:0;mso-wrap-distance-left:9pt;mso-wrap-distance-top:3.6pt;mso-wrap-distance-right:9pt;mso-wrap-distance-bottom:3.6pt;mso-position-horizontal:absolute;mso-position-horizontal-relative:margin;mso-position-vertical:absolute;mso-position-vertical-relative:text;mso-width-percent:0;mso-height-percent:0;mso-width-relative:margin;mso-height-relative:margin;v-text-anchor:top" o:gfxdata="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" filled="f" strokecolor="#548dd4 [1951]">
+              <v:shape w14:anchorId="5EFEE21D" id="_x0000_s1027" type="#_x0000_t202" style="position:absolute;margin-left:-25.05pt;margin-top:17.65pt;width:314.4pt;height:155.25pt;z-index:251691520;visibility:visible;mso-wrap-style:square;mso-width-percent:0;mso-height-percent:0;mso-wrap-distance-left:9pt;mso-wrap-distance-top:3.6pt;mso-wrap-distance-right:9pt;mso-wrap-distance-bottom:3.6pt;mso-position-horizontal:absolute;mso-position-horizontal-relative:margin;mso-position-vertical:absolute;mso-position-vertical-relative:text;mso-width-percent:0;mso-height-percent:0;mso-width-relative:margin;mso-height-relative:margin;v-text-anchor:top" o:gfxdata="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" filled="f" strokecolor="#548dd4 [1951]">
                 <v:textbox>
                   <w:txbxContent>
                     <w:p>
@@ -149,68 +260,6 @@
             </w:pict>
           </mc:Fallback>
         </mc:AlternateContent>
-      </w:r>
-      <w:r>
-        <w:rPr>
-          <w:noProof/>
-          <w:lang w:val="es-CO" w:eastAsia="es-CO"/>
-        </w:rPr>
-        <w:drawing>
-          <wp:anchor distT="0" distB="0" distL="114300" distR="114300" simplePos="0" relativeHeight="251692544" behindDoc="1" locked="0" layoutInCell="1" allowOverlap="1" wp14:anchorId="0E1B33CF" wp14:editId="3085C15B">
-            <wp:simplePos x="0" y="0"/>
-            <wp:positionH relativeFrom="column">
-              <wp:posOffset>4093845</wp:posOffset>
-            </wp:positionH>
-            <wp:positionV relativeFrom="paragraph">
-              <wp:posOffset>-6350</wp:posOffset>
-            </wp:positionV>
-            <wp:extent cx="1988820" cy="1988820"/>
-            <wp:effectExtent l="0" t="0" r="0" b="0"/>
-            <wp:wrapNone/>
-            <wp:docPr id="2" name="Imagen 2" descr="User - Free social media icons"/>
-            <wp:cNvGraphicFramePr>
-              <a:graphicFrameLocks xmlns:a="http://schemas.openxmlformats.org/drawingml/2006/main" noChangeAspect="1"/>
-            </wp:cNvGraphicFramePr>
-            <a:graphic xmlns:a="http://schemas.openxmlformats.org/drawingml/2006/main">
-              <a:graphicData uri="http://schemas.openxmlformats.org/drawingml/2006/picture">
-                <pic:pic xmlns:pic="http://schemas.openxmlformats.org/drawingml/2006/picture">
-                  <pic:nvPicPr>
-                    <pic:cNvPr id="0" name="Picture 1" descr="User - Free social media icons"/>
-                    <pic:cNvPicPr>
-                      <a:picLocks noChangeAspect="1" noChangeArrowheads="1"/>
-                    </pic:cNvPicPr>
-                  </pic:nvPicPr>
-                  <pic:blipFill>
-                    <a:blip r:embed="rId8" cstate="print">
-                      <a:extLst>
-                        <a:ext uri="{28A0092B-C50C-407E-A947-70E740481C1C}">
-                          <a14:useLocalDpi xmlns:a14="http://schemas.microsoft.com/office/drawing/2010/main" val="0"/>
-                        </a:ext>
-                      </a:extLst>
-                    </a:blip>
-                    <a:srcRect/>
-                    <a:stretch>
-                      <a:fillRect/>
-                    </a:stretch>
-                  </pic:blipFill>
-                  <pic:spPr bwMode="auto">
-                    <a:xfrm>
-                      <a:off x="0" y="0"/>
-                      <a:ext cx="1988820" cy="1988820"/>
-                    </a:xfrm>
-                    <a:prstGeom prst="rect">
-                      <a:avLst/>
-                    </a:prstGeom>
-                    <a:noFill/>
-                    <a:ln>
-                      <a:noFill/>
-                    </a:ln>
-                  </pic:spPr>
-                </pic:pic>
-              </a:graphicData>
-            </a:graphic>
-          </wp:anchor>
-        </w:drawing>
       </w:r>
       <w:r>
         <w:rPr>
@@ -9580,8 +9629,8 @@
       </w:r>
     </w:p>
     <w:sectPr>
-      <w:headerReference w:type="default" r:id="rId9"/>
-      <w:footerReference w:type="default" r:id="rId10"/>
+      <w:headerReference w:type="default" r:id="rId8"/>
+      <w:footerReference w:type="default" r:id="rId9"/>
       <w:pgSz w:w="12240" w:h="15840"/>
       <w:pgMar w:top="1702" w:right="1701" w:bottom="993" w:left="1701" w:header="426" w:footer="708" w:gutter="0"/>
       <w:cols w:space="708"/>
@@ -10034,7 +10083,7 @@
                       <a:effectLst/>
                       <a:extLst>
                         <a:ext uri="{C572A759-6A51-4108-AA02-DFA0A04FC94B}">
-                          <ma14:wrappingTextBoxFlag xmlns:ma14="http://schemas.microsoft.com/office/mac/drawingml/2011/main" xmlns:w="http://schemas.openxmlformats.org/wordprocessingml/2006/main" xmlns:w10="urn:schemas-microsoft-com:office:word" xmlns:v="urn:schemas-microsoft-com:vml" xmlns:o="urn:schemas-microsoft-com:office:office" xmlns:mv="urn:schemas-microsoft-com:mac:vml" xmlns:mo="http://schemas.microsoft.com/office/mac/office/2008/main" xmlns="" xmlns:arto="http://schemas.microsoft.com/office/word/2006/arto"/>
+                          <ma14:wrappingTextBoxFlag xmlns:arto="http://schemas.microsoft.com/office/word/2006/arto" xmlns="" xmlns:mo="http://schemas.microsoft.com/office/mac/office/2008/main" xmlns:mv="urn:schemas-microsoft-com:mac:vml" xmlns:o="urn:schemas-microsoft-com:office:office" xmlns:v="urn:schemas-microsoft-com:vml" xmlns:w10="urn:schemas-microsoft-com:office:word" xmlns:w="http://schemas.openxmlformats.org/wordprocessingml/2006/main" xmlns:ma14="http://schemas.microsoft.com/office/mac/drawingml/2011/main"/>
                         </a:ext>
                       </a:extLst>
                     </wps:spPr>
@@ -10754,6 +10803,7 @@
   <w:style w:type="character" w:default="1" w:styleId="Fuentedeprrafopredeter">
     <w:name w:val="Default Paragraph Font"/>
     <w:uiPriority w:val="1"/>
+    <w:semiHidden/>
     <w:unhideWhenUsed/>
   </w:style>
   <w:style w:type="table" w:default="1" w:styleId="Tablanormal">

--- a/public/templates/hoja_de_vida_template.docx
+++ b/public/templates/hoja_de_vida_template.docx
@@ -8633,7 +8633,7 @@
           </mc:Choice>
           <mc:Fallback>
             <w:pict>
-              <v:rect w14:anchorId="12CC099D" id="Rectángulo 4" o:spid="_x0000_s1027" style="position:absolute;margin-left:-22.8pt;margin-top:18.55pt;width:509.25pt;height:161.25pt;z-index:251697664;visibility:visible;mso-wrap-style:square;mso-width-percent:0;mso-height-percent:0;mso-wrap-distance-left:9pt;mso-wrap-distance-top:0;mso-wrap-distance-right:9pt;mso-wrap-distance-bottom:0;mso-position-horizontal:absolute;mso-position-horizontal-relative:text;mso-position-vertical:absolute;mso-position-vertical-relative:text;mso-width-percent:0;mso-height-percent:0;mso-width-relative:margin;mso-height-relative:margin;v-text-anchor:top" o:gfxdata="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" filled="f" strokecolor="#31849b [2408]">
+              <v:rect w14:anchorId="12CC099D" id="Rectángulo 4" o:spid="_x0000_s1028" style="position:absolute;margin-left:-22.8pt;margin-top:18.55pt;width:509.25pt;height:161.25pt;z-index:251697664;visibility:visible;mso-wrap-style:square;mso-width-percent:0;mso-height-percent:0;mso-wrap-distance-left:9pt;mso-wrap-distance-top:0;mso-wrap-distance-right:9pt;mso-wrap-distance-bottom:0;mso-position-horizontal:absolute;mso-position-horizontal-relative:text;mso-position-vertical:absolute;mso-position-vertical-relative:text;mso-width-percent:0;mso-height-percent:0;mso-width-relative:margin;mso-height-relative:margin;v-text-anchor:top" o:gfxdata="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" filled="f" strokecolor="#31849b [2408]">
                 <v:textbox>
                   <w:txbxContent>
                     <w:p>
@@ -9537,7 +9537,7 @@
           </mc:Choice>
           <mc:Fallback>
             <w:pict>
-              <v:rect w14:anchorId="45FEC26B" id="Rectángulo 7" o:spid="_x0000_s1028" style="position:absolute;margin-left:195.45pt;margin-top:6.45pt;width:20.25pt;height:15pt;z-index:251698688;visibility:visible;mso-wrap-style:square;mso-width-percent:0;mso-height-percent:0;mso-wrap-distance-left:9pt;mso-wrap-distance-top:0;mso-wrap-distance-right:9pt;mso-wrap-distance-bottom:0;mso-position-horizontal:absolute;mso-position-horizontal-relative:text;mso-position-vertical:absolute;mso-position-vertical-relative:text;mso-width-percent:0;mso-height-percent:0;mso-width-relative:margin;mso-height-relative:margin;v-text-anchor:middle" o:gfxdata="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" fillcolor="white [3201]" strokecolor="black [3200]" strokeweight=".25pt">
+              <v:rect w14:anchorId="45FEC26B" id="Rectángulo 7" o:spid="_x0000_s1029" style="position:absolute;margin-left:195.45pt;margin-top:6.45pt;width:20.25pt;height:15pt;z-index:251698688;visibility:visible;mso-wrap-style:square;mso-width-percent:0;mso-height-percent:0;mso-wrap-distance-left:9pt;mso-wrap-distance-top:0;mso-wrap-distance-right:9pt;mso-wrap-distance-bottom:0;mso-position-horizontal:absolute;mso-position-horizontal-relative:text;mso-position-vertical:absolute;mso-position-vertical-relative:text;mso-width-percent:0;mso-height-percent:0;mso-width-relative:margin;mso-height-relative:margin;v-text-anchor:middle" o:gfxdata="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" fillcolor="white [3201]" strokecolor="black [3200]" strokeweight=".25pt">
                 <v:textbox>
                   <w:txbxContent>
                     <w:p>
@@ -9629,8 +9629,12 @@
       </w:r>
     </w:p>
     <w:sectPr>
-      <w:headerReference w:type="default" r:id="rId8"/>
-      <w:footerReference w:type="default" r:id="rId9"/>
+      <w:headerReference w:type="even" r:id="rId8"/>
+      <w:headerReference w:type="default" r:id="rId9"/>
+      <w:footerReference w:type="even" r:id="rId10"/>
+      <w:footerReference w:type="default" r:id="rId11"/>
+      <w:headerReference w:type="first" r:id="rId12"/>
+      <w:footerReference w:type="first" r:id="rId13"/>
       <w:pgSz w:w="12240" w:h="15840"/>
       <w:pgMar w:top="1702" w:right="1701" w:bottom="993" w:left="1701" w:header="426" w:footer="708" w:gutter="0"/>
       <w:cols w:space="708"/>
@@ -9660,6 +9664,16 @@
 </file>
 
 <file path=word/footer1.xml><?xml version="1.0" encoding="utf-8"?>
+<w:ftr xmlns:wpc="http://schemas.microsoft.com/office/word/2010/wordprocessingCanvas" xmlns:cx="http://schemas.microsoft.com/office/drawing/2014/chartex" xmlns:cx1="http://schemas.microsoft.com/office/drawing/2015/9/8/chartex" xmlns:cx2="http://schemas.microsoft.com/office/drawing/2015/10/21/chartex" xmlns:cx3="http://schemas.microsoft.com/office/drawing/2016/5/9/chartex" xmlns:cx4="http://schemas.microsoft.com/office/drawing/2016/5/10/chartex" xmlns:cx5="http://schemas.microsoft.com/office/drawing/2016/5/11/chartex" xmlns:cx6="http://schemas.microsoft.com/office/drawing/2016/5/12/chartex" xmlns:cx7="http://schemas.microsoft.com/office/drawing/2016/5/13/chartex" xmlns:cx8="http://schemas.microsoft.com/office/drawing/2016/5/14/chartex" xmlns:mc="http://schemas.openxmlformats.org/markup-compatibility/2006" xmlns:aink="http://schemas.microsoft.com/office/drawing/2016/ink" xmlns:am3d="http://schemas.microsoft.com/office/drawing/2017/model3d" xmlns:o="urn:schemas-microsoft-com:office:office" xmlns:oel="http://schemas.microsoft.com/office/2019/extlst" xmlns:r="http://schemas.openxmlformats.org/officeDocument/2006/relationships" xmlns:m="http://schemas.openxmlformats.org/officeDocument/2006/math" xmlns:v="urn:schemas-microsoft-com:vml" xmlns:wp14="http://schemas.microsoft.com/office/word/2010/wordprocessingDrawing" xmlns:wp="http://schemas.openxmlformats.org/drawingml/2006/wordprocessingDrawing" xmlns:w10="urn:schemas-microsoft-com:office:word" xmlns:w="http://schemas.openxmlformats.org/wordprocessingml/2006/main" xmlns:w14="http://schemas.microsoft.com/office/word/2010/wordml" xmlns:w15="http://schemas.microsoft.com/office/word/2012/wordml" xmlns:w16cex="http://schemas.microsoft.com/office/word/2018/wordml/cex" xmlns:w16cid="http://schemas.microsoft.com/office/word/2016/wordml/cid" xmlns:w16="http://schemas.microsoft.com/office/word/2018/wordml" xmlns:w16sdtdh="http://schemas.microsoft.com/office/word/2020/wordml/sdtdatahash" xmlns:w16se="http://schemas.microsoft.com/office/word/2015/wordml/symex" xmlns:wpg="http://schemas.microsoft.com/office/word/2010/wordprocessingGroup" xmlns:wpi="http://schemas.microsoft.com/office/word/2010/wordprocessingInk" xmlns:wne="http://schemas.microsoft.com/office/word/2006/wordml" xmlns:wps="http://schemas.microsoft.com/office/word/2010/wordprocessingShape" mc:Ignorable="w14 w15 w16se w16cid w16 w16cex w16sdtdh wp14">
+  <w:p>
+    <w:pPr>
+      <w:pStyle w:val="Piedepgina"/>
+    </w:pPr>
+  </w:p>
+</w:ftr>
+</file>
+
+<file path=word/footer2.xml><?xml version="1.0" encoding="utf-8"?>
 <w:ftr xmlns:wpc="http://schemas.microsoft.com/office/word/2010/wordprocessingCanvas" xmlns:cx="http://schemas.microsoft.com/office/drawing/2014/chartex" xmlns:cx1="http://schemas.microsoft.com/office/drawing/2015/9/8/chartex" xmlns:cx2="http://schemas.microsoft.com/office/drawing/2015/10/21/chartex" xmlns:cx3="http://schemas.microsoft.com/office/drawing/2016/5/9/chartex" xmlns:cx4="http://schemas.microsoft.com/office/drawing/2016/5/10/chartex" xmlns:cx5="http://schemas.microsoft.com/office/drawing/2016/5/11/chartex" xmlns:cx6="http://schemas.microsoft.com/office/drawing/2016/5/12/chartex" xmlns:cx7="http://schemas.microsoft.com/office/drawing/2016/5/13/chartex" xmlns:cx8="http://schemas.microsoft.com/office/drawing/2016/5/14/chartex" xmlns:mc="http://schemas.openxmlformats.org/markup-compatibility/2006" xmlns:aink="http://schemas.microsoft.com/office/drawing/2016/ink" xmlns:am3d="http://schemas.microsoft.com/office/drawing/2017/model3d" xmlns:o="urn:schemas-microsoft-com:office:office" xmlns:oel="http://schemas.microsoft.com/office/2019/extlst" xmlns:r="http://schemas.openxmlformats.org/officeDocument/2006/relationships" xmlns:m="http://schemas.openxmlformats.org/officeDocument/2006/math" xmlns:v="urn:schemas-microsoft-com:vml" xmlns:wp14="http://schemas.microsoft.com/office/word/2010/wordprocessingDrawing" xmlns:wp="http://schemas.openxmlformats.org/drawingml/2006/wordprocessingDrawing" xmlns:w10="urn:schemas-microsoft-com:office:word" xmlns:w="http://schemas.openxmlformats.org/wordprocessingml/2006/main" xmlns:w14="http://schemas.microsoft.com/office/word/2010/wordml" xmlns:w15="http://schemas.microsoft.com/office/word/2012/wordml" xmlns:w16cex="http://schemas.microsoft.com/office/word/2018/wordml/cex" xmlns:w16cid="http://schemas.microsoft.com/office/word/2016/wordml/cid" xmlns:w16="http://schemas.microsoft.com/office/word/2018/wordml" xmlns:w16sdtdh="http://schemas.microsoft.com/office/word/2020/wordml/sdtdatahash" xmlns:w16se="http://schemas.microsoft.com/office/word/2015/wordml/symex" xmlns:wpg="http://schemas.microsoft.com/office/word/2010/wordprocessingGroup" xmlns:wpi="http://schemas.microsoft.com/office/word/2010/wordprocessingInk" xmlns:wne="http://schemas.microsoft.com/office/word/2006/wordml" xmlns:wps="http://schemas.microsoft.com/office/word/2010/wordprocessingShape" mc:Ignorable="w14 w15 w16se w16cid w16 w16cex w16sdtdh wp14">
   <w:p>
     <w:pPr>
@@ -9734,6 +9748,16 @@
 </w:ftr>
 </file>
 
+<file path=word/footer3.xml><?xml version="1.0" encoding="utf-8"?>
+<w:ftr xmlns:wpc="http://schemas.microsoft.com/office/word/2010/wordprocessingCanvas" xmlns:cx="http://schemas.microsoft.com/office/drawing/2014/chartex" xmlns:cx1="http://schemas.microsoft.com/office/drawing/2015/9/8/chartex" xmlns:cx2="http://schemas.microsoft.com/office/drawing/2015/10/21/chartex" xmlns:cx3="http://schemas.microsoft.com/office/drawing/2016/5/9/chartex" xmlns:cx4="http://schemas.microsoft.com/office/drawing/2016/5/10/chartex" xmlns:cx5="http://schemas.microsoft.com/office/drawing/2016/5/11/chartex" xmlns:cx6="http://schemas.microsoft.com/office/drawing/2016/5/12/chartex" xmlns:cx7="http://schemas.microsoft.com/office/drawing/2016/5/13/chartex" xmlns:cx8="http://schemas.microsoft.com/office/drawing/2016/5/14/chartex" xmlns:mc="http://schemas.openxmlformats.org/markup-compatibility/2006" xmlns:aink="http://schemas.microsoft.com/office/drawing/2016/ink" xmlns:am3d="http://schemas.microsoft.com/office/drawing/2017/model3d" xmlns:o="urn:schemas-microsoft-com:office:office" xmlns:oel="http://schemas.microsoft.com/office/2019/extlst" xmlns:r="http://schemas.openxmlformats.org/officeDocument/2006/relationships" xmlns:m="http://schemas.openxmlformats.org/officeDocument/2006/math" xmlns:v="urn:schemas-microsoft-com:vml" xmlns:wp14="http://schemas.microsoft.com/office/word/2010/wordprocessingDrawing" xmlns:wp="http://schemas.openxmlformats.org/drawingml/2006/wordprocessingDrawing" xmlns:w10="urn:schemas-microsoft-com:office:word" xmlns:w="http://schemas.openxmlformats.org/wordprocessingml/2006/main" xmlns:w14="http://schemas.microsoft.com/office/word/2010/wordml" xmlns:w15="http://schemas.microsoft.com/office/word/2012/wordml" xmlns:w16cex="http://schemas.microsoft.com/office/word/2018/wordml/cex" xmlns:w16cid="http://schemas.microsoft.com/office/word/2016/wordml/cid" xmlns:w16="http://schemas.microsoft.com/office/word/2018/wordml" xmlns:w16sdtdh="http://schemas.microsoft.com/office/word/2020/wordml/sdtdatahash" xmlns:w16se="http://schemas.microsoft.com/office/word/2015/wordml/symex" xmlns:wpg="http://schemas.microsoft.com/office/word/2010/wordprocessingGroup" xmlns:wpi="http://schemas.microsoft.com/office/word/2010/wordprocessingInk" xmlns:wne="http://schemas.microsoft.com/office/word/2006/wordml" xmlns:wps="http://schemas.microsoft.com/office/word/2010/wordprocessingShape" mc:Ignorable="w14 w15 w16se w16cid w16 w16cex w16sdtdh wp14">
+  <w:p>
+    <w:pPr>
+      <w:pStyle w:val="Piedepgina"/>
+    </w:pPr>
+  </w:p>
+</w:ftr>
+</file>
+
 <file path=word/footnotes.xml><?xml version="1.0" encoding="utf-8"?>
 <w:footnotes xmlns:wpc="http://schemas.microsoft.com/office/word/2010/wordprocessingCanvas" xmlns:cx="http://schemas.microsoft.com/office/drawing/2014/chartex" xmlns:cx1="http://schemas.microsoft.com/office/drawing/2015/9/8/chartex" xmlns:cx2="http://schemas.microsoft.com/office/drawing/2015/10/21/chartex" xmlns:cx3="http://schemas.microsoft.com/office/drawing/2016/5/9/chartex" xmlns:cx4="http://schemas.microsoft.com/office/drawing/2016/5/10/chartex" xmlns:cx5="http://schemas.microsoft.com/office/drawing/2016/5/11/chartex" xmlns:cx6="http://schemas.microsoft.com/office/drawing/2016/5/12/chartex" xmlns:cx7="http://schemas.microsoft.com/office/drawing/2016/5/13/chartex" xmlns:cx8="http://schemas.microsoft.com/office/drawing/2016/5/14/chartex" xmlns:mc="http://schemas.openxmlformats.org/markup-compatibility/2006" xmlns:aink="http://schemas.microsoft.com/office/drawing/2016/ink" xmlns:am3d="http://schemas.microsoft.com/office/drawing/2017/model3d" xmlns:o="urn:schemas-microsoft-com:office:office" xmlns:oel="http://schemas.microsoft.com/office/2019/extlst" xmlns:r="http://schemas.openxmlformats.org/officeDocument/2006/relationships" xmlns:m="http://schemas.openxmlformats.org/officeDocument/2006/math" xmlns:v="urn:schemas-microsoft-com:vml" xmlns:wp14="http://schemas.microsoft.com/office/word/2010/wordprocessingDrawing" xmlns:wp="http://schemas.openxmlformats.org/drawingml/2006/wordprocessingDrawing" xmlns:w10="urn:schemas-microsoft-com:office:word" xmlns:w="http://schemas.openxmlformats.org/wordprocessingml/2006/main" xmlns:w14="http://schemas.microsoft.com/office/word/2010/wordml" xmlns:w15="http://schemas.microsoft.com/office/word/2012/wordml" xmlns:w16cex="http://schemas.microsoft.com/office/word/2018/wordml/cex" xmlns:w16cid="http://schemas.microsoft.com/office/word/2016/wordml/cid" xmlns:w16="http://schemas.microsoft.com/office/word/2018/wordml" xmlns:w16sdtdh="http://schemas.microsoft.com/office/word/2020/wordml/sdtdatahash" xmlns:w16se="http://schemas.microsoft.com/office/word/2015/wordml/symex" xmlns:wpg="http://schemas.microsoft.com/office/word/2010/wordprocessingGroup" xmlns:wpi="http://schemas.microsoft.com/office/word/2010/wordprocessingInk" xmlns:wne="http://schemas.microsoft.com/office/word/2006/wordml" xmlns:wps="http://schemas.microsoft.com/office/word/2010/wordprocessingShape" mc:Ignorable="w14 w15 w16se w16cid w16 w16cex w16sdtdh wp14">
   <w:footnote w:type="separator" w:id="-1">
@@ -9757,6 +9781,16 @@
 <w:hdr xmlns:wpc="http://schemas.microsoft.com/office/word/2010/wordprocessingCanvas" xmlns:cx="http://schemas.microsoft.com/office/drawing/2014/chartex" xmlns:cx1="http://schemas.microsoft.com/office/drawing/2015/9/8/chartex" xmlns:cx2="http://schemas.microsoft.com/office/drawing/2015/10/21/chartex" xmlns:cx3="http://schemas.microsoft.com/office/drawing/2016/5/9/chartex" xmlns:cx4="http://schemas.microsoft.com/office/drawing/2016/5/10/chartex" xmlns:cx5="http://schemas.microsoft.com/office/drawing/2016/5/11/chartex" xmlns:cx6="http://schemas.microsoft.com/office/drawing/2016/5/12/chartex" xmlns:cx7="http://schemas.microsoft.com/office/drawing/2016/5/13/chartex" xmlns:cx8="http://schemas.microsoft.com/office/drawing/2016/5/14/chartex" xmlns:mc="http://schemas.openxmlformats.org/markup-compatibility/2006" xmlns:aink="http://schemas.microsoft.com/office/drawing/2016/ink" xmlns:am3d="http://schemas.microsoft.com/office/drawing/2017/model3d" xmlns:o="urn:schemas-microsoft-com:office:office" xmlns:oel="http://schemas.microsoft.com/office/2019/extlst" xmlns:r="http://schemas.openxmlformats.org/officeDocument/2006/relationships" xmlns:m="http://schemas.openxmlformats.org/officeDocument/2006/math" xmlns:v="urn:schemas-microsoft-com:vml" xmlns:wp14="http://schemas.microsoft.com/office/word/2010/wordprocessingDrawing" xmlns:wp="http://schemas.openxmlformats.org/drawingml/2006/wordprocessingDrawing" xmlns:w10="urn:schemas-microsoft-com:office:word" xmlns:w="http://schemas.openxmlformats.org/wordprocessingml/2006/main" xmlns:w14="http://schemas.microsoft.com/office/word/2010/wordml" xmlns:w15="http://schemas.microsoft.com/office/word/2012/wordml" xmlns:w16cex="http://schemas.microsoft.com/office/word/2018/wordml/cex" xmlns:w16cid="http://schemas.microsoft.com/office/word/2016/wordml/cid" xmlns:w16="http://schemas.microsoft.com/office/word/2018/wordml" xmlns:w16sdtdh="http://schemas.microsoft.com/office/word/2020/wordml/sdtdatahash" xmlns:w16se="http://schemas.microsoft.com/office/word/2015/wordml/symex" xmlns:wpg="http://schemas.microsoft.com/office/word/2010/wordprocessingGroup" xmlns:wpi="http://schemas.microsoft.com/office/word/2010/wordprocessingInk" xmlns:wne="http://schemas.microsoft.com/office/word/2006/wordml" xmlns:wps="http://schemas.microsoft.com/office/word/2010/wordprocessingShape" mc:Ignorable="w14 w15 w16se w16cid w16 w16cex w16sdtdh wp14">
   <w:p>
     <w:pPr>
+      <w:pStyle w:val="Encabezado"/>
+    </w:pPr>
+  </w:p>
+</w:hdr>
+</file>
+
+<file path=word/header2.xml><?xml version="1.0" encoding="utf-8"?>
+<w:hdr xmlns:wpc="http://schemas.microsoft.com/office/word/2010/wordprocessingCanvas" xmlns:cx="http://schemas.microsoft.com/office/drawing/2014/chartex" xmlns:cx1="http://schemas.microsoft.com/office/drawing/2015/9/8/chartex" xmlns:cx2="http://schemas.microsoft.com/office/drawing/2015/10/21/chartex" xmlns:cx3="http://schemas.microsoft.com/office/drawing/2016/5/9/chartex" xmlns:cx4="http://schemas.microsoft.com/office/drawing/2016/5/10/chartex" xmlns:cx5="http://schemas.microsoft.com/office/drawing/2016/5/11/chartex" xmlns:cx6="http://schemas.microsoft.com/office/drawing/2016/5/12/chartex" xmlns:cx7="http://schemas.microsoft.com/office/drawing/2016/5/13/chartex" xmlns:cx8="http://schemas.microsoft.com/office/drawing/2016/5/14/chartex" xmlns:mc="http://schemas.openxmlformats.org/markup-compatibility/2006" xmlns:aink="http://schemas.microsoft.com/office/drawing/2016/ink" xmlns:am3d="http://schemas.microsoft.com/office/drawing/2017/model3d" xmlns:o="urn:schemas-microsoft-com:office:office" xmlns:oel="http://schemas.microsoft.com/office/2019/extlst" xmlns:r="http://schemas.openxmlformats.org/officeDocument/2006/relationships" xmlns:m="http://schemas.openxmlformats.org/officeDocument/2006/math" xmlns:v="urn:schemas-microsoft-com:vml" xmlns:wp14="http://schemas.microsoft.com/office/word/2010/wordprocessingDrawing" xmlns:wp="http://schemas.openxmlformats.org/drawingml/2006/wordprocessingDrawing" xmlns:w10="urn:schemas-microsoft-com:office:word" xmlns:w="http://schemas.openxmlformats.org/wordprocessingml/2006/main" xmlns:w14="http://schemas.microsoft.com/office/word/2010/wordml" xmlns:w15="http://schemas.microsoft.com/office/word/2012/wordml" xmlns:w16cex="http://schemas.microsoft.com/office/word/2018/wordml/cex" xmlns:w16cid="http://schemas.microsoft.com/office/word/2016/wordml/cid" xmlns:w16="http://schemas.microsoft.com/office/word/2018/wordml" xmlns:w16sdtdh="http://schemas.microsoft.com/office/word/2020/wordml/sdtdatahash" xmlns:w16se="http://schemas.microsoft.com/office/word/2015/wordml/symex" xmlns:wpg="http://schemas.microsoft.com/office/word/2010/wordprocessingGroup" xmlns:wpi="http://schemas.microsoft.com/office/word/2010/wordprocessingInk" xmlns:wne="http://schemas.microsoft.com/office/word/2006/wordml" xmlns:wps="http://schemas.microsoft.com/office/word/2010/wordprocessingShape" mc:Ignorable="w14 w15 w16se w16cid w16 w16cex w16sdtdh wp14">
+  <w:p>
+    <w:pPr>
       <w:ind w:right="-516" w:firstLine="4536"/>
       <w:rPr>
         <w:rFonts w:ascii="Batang" w:eastAsia="Batang" w:hAnsi="Batang" w:cs="Arial"/>
@@ -9768,10 +9802,245 @@
     </w:pPr>
     <w:r>
       <w:rPr>
+        <w:rFonts w:ascii="Baskerville Old Face" w:eastAsia="Batang" w:hAnsi="Baskerville Old Face" w:cs="Arabic Typesetting"/>
+        <w:b/>
+        <w:noProof/>
+        <w:sz w:val="26"/>
+        <w:szCs w:val="26"/>
+        <w:lang w:val="es-CO"/>
+      </w:rPr>
+      <mc:AlternateContent>
+        <mc:Choice Requires="wps">
+          <w:drawing>
+            <wp:anchor distT="45720" distB="45720" distL="114300" distR="114300" simplePos="0" relativeHeight="251673600" behindDoc="0" locked="0" layoutInCell="1" allowOverlap="1" wp14:anchorId="243472CC" wp14:editId="05FE77BF">
+              <wp:simplePos x="0" y="0"/>
+              <wp:positionH relativeFrom="margin">
+                <wp:align>left</wp:align>
+              </wp:positionH>
+              <wp:positionV relativeFrom="paragraph">
+                <wp:posOffset>234315</wp:posOffset>
+              </wp:positionV>
+              <wp:extent cx="3248025" cy="266700"/>
+              <wp:effectExtent l="0" t="0" r="28575" b="19050"/>
+              <wp:wrapNone/>
+              <wp:docPr id="2" name="Cuadro de texto 2"/>
+              <wp:cNvGraphicFramePr>
+                <a:graphicFrameLocks xmlns:a="http://schemas.openxmlformats.org/drawingml/2006/main"/>
+              </wp:cNvGraphicFramePr>
+              <a:graphic xmlns:a="http://schemas.openxmlformats.org/drawingml/2006/main">
+                <a:graphicData uri="http://schemas.microsoft.com/office/word/2010/wordprocessingShape">
+                  <wps:wsp>
+                    <wps:cNvSpPr txBox="1">
+                      <a:spLocks noChangeArrowheads="1"/>
+                    </wps:cNvSpPr>
+                    <wps:spPr bwMode="auto">
+                      <a:xfrm>
+                        <a:off x="0" y="0"/>
+                        <a:ext cx="3248025" cy="266700"/>
+                      </a:xfrm>
+                      <a:prstGeom prst="rect">
+                        <a:avLst/>
+                      </a:prstGeom>
+                      <a:solidFill>
+                        <a:srgbClr val="FFFFFF"/>
+                      </a:solidFill>
+                      <a:ln w="9525">
+                        <a:solidFill>
+                          <a:srgbClr val="000000"/>
+                        </a:solidFill>
+                        <a:miter lim="800000"/>
+                        <a:headEnd/>
+                        <a:tailEnd/>
+                      </a:ln>
+                    </wps:spPr>
+                    <wps:txbx>
+                      <w:txbxContent>
+                        <w:p>
+                          <w:r>
+                            <w:t>{</w:t>
+                          </w:r>
+                          <w:proofErr w:type="spellStart"/>
+                          <w:r>
+                            <w:t>nombre_completo</w:t>
+                          </w:r>
+                          <w:proofErr w:type="spellEnd"/>
+                          <w:r>
+                            <w:t>}</w:t>
+                          </w:r>
+                        </w:p>
+                      </w:txbxContent>
+                    </wps:txbx>
+                    <wps:bodyPr rot="0" vert="horz" wrap="square" lIns="91440" tIns="45720" rIns="91440" bIns="45720" anchor="t" anchorCtr="0">
+                      <a:noAutofit/>
+                    </wps:bodyPr>
+                  </wps:wsp>
+                </a:graphicData>
+              </a:graphic>
+              <wp14:sizeRelH relativeFrom="margin">
+                <wp14:pctWidth>0</wp14:pctWidth>
+              </wp14:sizeRelH>
+              <wp14:sizeRelV relativeFrom="margin">
+                <wp14:pctHeight>0</wp14:pctHeight>
+              </wp14:sizeRelV>
+            </wp:anchor>
+          </w:drawing>
+        </mc:Choice>
+        <mc:Fallback>
+          <w:pict>
+            <v:shapetype w14:anchorId="243472CC" id="_x0000_t202" coordsize="21600,21600" o:spt="202" path="m,l,21600r21600,l21600,xe">
+              <v:stroke joinstyle="miter"/>
+              <v:path gradientshapeok="t" o:connecttype="rect"/>
+            </v:shapetype>
+            <v:shape id="_x0000_s1030" type="#_x0000_t202" style="position:absolute;left:0;text-align:left;margin-left:0;margin-top:18.45pt;width:255.75pt;height:21pt;z-index:251673600;visibility:visible;mso-wrap-style:square;mso-width-percent:0;mso-height-percent:0;mso-wrap-distance-left:9pt;mso-wrap-distance-top:3.6pt;mso-wrap-distance-right:9pt;mso-wrap-distance-bottom:3.6pt;mso-position-horizontal:left;mso-position-horizontal-relative:margin;mso-position-vertical:absolute;mso-position-vertical-relative:text;mso-width-percent:0;mso-height-percent:0;mso-width-relative:margin;mso-height-relative:margin;v-text-anchor:top" o:gfxdata="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">
+              <v:textbox>
+                <w:txbxContent>
+                  <w:p>
+                    <w:r>
+                      <w:t>{</w:t>
+                    </w:r>
+                    <w:proofErr w:type="spellStart"/>
+                    <w:r>
+                      <w:t>nombre_completo</w:t>
+                    </w:r>
+                    <w:proofErr w:type="spellEnd"/>
+                    <w:r>
+                      <w:t>}</w:t>
+                    </w:r>
+                  </w:p>
+                </w:txbxContent>
+              </v:textbox>
+              <w10:wrap anchorx="margin"/>
+            </v:shape>
+          </w:pict>
+        </mc:Fallback>
+      </mc:AlternateContent>
+    </w:r>
+    <w:r>
+      <w:rPr>
+        <w:rFonts w:ascii="Baskerville Old Face" w:eastAsia="Batang" w:hAnsi="Baskerville Old Face" w:cs="Arabic Typesetting"/>
+        <w:b/>
+        <w:noProof/>
+        <w:sz w:val="40"/>
+        <w:szCs w:val="26"/>
+        <w:lang w:val="es-CO" w:eastAsia="es-CO"/>
+      </w:rPr>
+      <mc:AlternateContent>
+        <mc:Choice Requires="wps">
+          <w:drawing>
+            <wp:anchor distT="45720" distB="45720" distL="114300" distR="114300" simplePos="0" relativeHeight="251653632" behindDoc="0" locked="0" layoutInCell="1" allowOverlap="1" wp14:anchorId="52114CD8" wp14:editId="287553AF">
+              <wp:simplePos x="0" y="0"/>
+              <wp:positionH relativeFrom="column">
+                <wp:posOffset>-251460</wp:posOffset>
+              </wp:positionH>
+              <wp:positionV relativeFrom="paragraph">
+                <wp:posOffset>-118110</wp:posOffset>
+              </wp:positionV>
+              <wp:extent cx="2438400" cy="679450"/>
+              <wp:effectExtent l="0" t="0" r="0" b="6350"/>
+              <wp:wrapNone/>
+              <wp:docPr id="217" name="Cuadro de texto 2"/>
+              <wp:cNvGraphicFramePr>
+                <a:graphicFrameLocks xmlns:a="http://schemas.openxmlformats.org/drawingml/2006/main"/>
+              </wp:cNvGraphicFramePr>
+              <a:graphic xmlns:a="http://schemas.openxmlformats.org/drawingml/2006/main">
+                <a:graphicData uri="http://schemas.microsoft.com/office/word/2010/wordprocessingShape">
+                  <wps:wsp>
+                    <wps:cNvSpPr txBox="1">
+                      <a:spLocks noChangeArrowheads="1"/>
+                    </wps:cNvSpPr>
+                    <wps:spPr bwMode="auto">
+                      <a:xfrm>
+                        <a:off x="0" y="0"/>
+                        <a:ext cx="2438400" cy="679450"/>
+                      </a:xfrm>
+                      <a:prstGeom prst="rect">
+                        <a:avLst/>
+                      </a:prstGeom>
+                      <a:noFill/>
+                      <a:ln w="9525">
+                        <a:noFill/>
+                        <a:miter lim="800000"/>
+                        <a:headEnd/>
+                        <a:tailEnd/>
+                      </a:ln>
+                    </wps:spPr>
+                    <wps:txbx>
+                      <w:txbxContent>
+                        <w:p>
+                          <w:pPr>
+                            <w:jc w:val="center"/>
+                            <w:rPr>
+                              <w:rFonts w:ascii="Lucida Calligraphy" w:hAnsi="Lucida Calligraphy" w:cs="Segoe UI"/>
+                              <w:sz w:val="36"/>
+                              <w:szCs w:val="28"/>
+                              <w:lang w:val="es-CO"/>
+                            </w:rPr>
+                          </w:pPr>
+                          <w:r>
+                            <w:rPr>
+                              <w:rFonts w:ascii="Lucida Calligraphy" w:hAnsi="Lucida Calligraphy" w:cs="Segoe UI"/>
+                              <w:sz w:val="36"/>
+                              <w:szCs w:val="28"/>
+                              <w:lang w:val="es-CO"/>
+                            </w:rPr>
+                            <w:t>Nombre completo</w:t>
+                          </w:r>
+                        </w:p>
+                      </w:txbxContent>
+                    </wps:txbx>
+                    <wps:bodyPr rot="0" vert="horz" wrap="square" lIns="91440" tIns="45720" rIns="91440" bIns="45720" anchor="t" anchorCtr="0">
+                      <a:noAutofit/>
+                    </wps:bodyPr>
+                  </wps:wsp>
+                </a:graphicData>
+              </a:graphic>
+              <wp14:sizeRelH relativeFrom="margin">
+                <wp14:pctWidth>0</wp14:pctWidth>
+              </wp14:sizeRelH>
+              <wp14:sizeRelV relativeFrom="margin">
+                <wp14:pctHeight>0</wp14:pctHeight>
+              </wp14:sizeRelV>
+            </wp:anchor>
+          </w:drawing>
+        </mc:Choice>
+        <mc:Fallback>
+          <w:pict>
+            <v:shape w14:anchorId="52114CD8" id="_x0000_s1031" type="#_x0000_t202" style="position:absolute;left:0;text-align:left;margin-left:-19.8pt;margin-top:-9.3pt;width:192pt;height:53.5pt;z-index:251653632;visibility:visible;mso-wrap-style:square;mso-width-percent:0;mso-height-percent:0;mso-wrap-distance-left:9pt;mso-wrap-distance-top:3.6pt;mso-wrap-distance-right:9pt;mso-wrap-distance-bottom:3.6pt;mso-position-horizontal:absolute;mso-position-horizontal-relative:text;mso-position-vertical:absolute;mso-position-vertical-relative:text;mso-width-percent:0;mso-height-percent:0;mso-width-relative:margin;mso-height-relative:margin;v-text-anchor:top" o:gfxdata="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" filled="f" stroked="f">
+              <v:textbox>
+                <w:txbxContent>
+                  <w:p>
+                    <w:pPr>
+                      <w:jc w:val="center"/>
+                      <w:rPr>
+                        <w:rFonts w:ascii="Lucida Calligraphy" w:hAnsi="Lucida Calligraphy" w:cs="Segoe UI"/>
+                        <w:sz w:val="36"/>
+                        <w:szCs w:val="28"/>
+                        <w:lang w:val="es-CO"/>
+                      </w:rPr>
+                    </w:pPr>
+                    <w:r>
+                      <w:rPr>
+                        <w:rFonts w:ascii="Lucida Calligraphy" w:hAnsi="Lucida Calligraphy" w:cs="Segoe UI"/>
+                        <w:sz w:val="36"/>
+                        <w:szCs w:val="28"/>
+                        <w:lang w:val="es-CO"/>
+                      </w:rPr>
+                      <w:t>Nombre completo</w:t>
+                    </w:r>
+                  </w:p>
+                </w:txbxContent>
+              </v:textbox>
+            </v:shape>
+          </w:pict>
+        </mc:Fallback>
+      </mc:AlternateContent>
+    </w:r>
+    <w:r>
+      <w:rPr>
         <w:noProof/>
       </w:rPr>
       <w:drawing>
-        <wp:anchor distT="0" distB="0" distL="114300" distR="114300" simplePos="0" relativeHeight="251662848" behindDoc="1" locked="0" layoutInCell="1" allowOverlap="1" wp14:anchorId="318DCC0F" wp14:editId="5B2BB955">
+        <wp:anchor distT="0" distB="0" distL="114300" distR="114300" simplePos="0" relativeHeight="251662848" behindDoc="1" locked="0" layoutInCell="1" allowOverlap="1" wp14:anchorId="318DCC0F" wp14:editId="14189254">
           <wp:simplePos x="0" y="0"/>
           <wp:positionH relativeFrom="page">
             <wp:posOffset>-180948</wp:posOffset>
@@ -9843,7 +10112,7 @@
         <w:lang w:val="es-CO" w:eastAsia="es-CO"/>
       </w:rPr>
       <w:drawing>
-        <wp:anchor distT="0" distB="0" distL="114300" distR="114300" simplePos="0" relativeHeight="251655680" behindDoc="1" locked="0" layoutInCell="1" allowOverlap="1" wp14:anchorId="43C89928" wp14:editId="6EDE4997">
+        <wp:anchor distT="0" distB="0" distL="114300" distR="114300" simplePos="0" relativeHeight="251655680" behindDoc="1" locked="0" layoutInCell="1" allowOverlap="1" wp14:anchorId="43C89928" wp14:editId="50C79460">
           <wp:simplePos x="0" y="0"/>
           <wp:positionH relativeFrom="column">
             <wp:posOffset>-1061085</wp:posOffset>
@@ -9902,130 +10171,6 @@
         </wp:anchor>
       </w:drawing>
     </w:r>
-    <w:r>
-      <w:rPr>
-        <w:rFonts w:ascii="Baskerville Old Face" w:eastAsia="Batang" w:hAnsi="Baskerville Old Face" w:cs="Arabic Typesetting"/>
-        <w:b/>
-        <w:noProof/>
-        <w:sz w:val="40"/>
-        <w:szCs w:val="26"/>
-        <w:lang w:val="es-CO" w:eastAsia="es-CO"/>
-      </w:rPr>
-      <mc:AlternateContent>
-        <mc:Choice Requires="wps">
-          <w:drawing>
-            <wp:anchor distT="45720" distB="45720" distL="114300" distR="114300" simplePos="0" relativeHeight="251653632" behindDoc="0" locked="0" layoutInCell="1" allowOverlap="1" wp14:anchorId="52114CD8" wp14:editId="4D7F106B">
-              <wp:simplePos x="0" y="0"/>
-              <wp:positionH relativeFrom="column">
-                <wp:posOffset>-248285</wp:posOffset>
-              </wp:positionH>
-              <wp:positionV relativeFrom="paragraph">
-                <wp:posOffset>-118110</wp:posOffset>
-              </wp:positionV>
-              <wp:extent cx="2217420" cy="679450"/>
-              <wp:effectExtent l="0" t="0" r="0" b="6350"/>
-              <wp:wrapNone/>
-              <wp:docPr id="217" name="Cuadro de texto 2"/>
-              <wp:cNvGraphicFramePr>
-                <a:graphicFrameLocks xmlns:a="http://schemas.openxmlformats.org/drawingml/2006/main"/>
-              </wp:cNvGraphicFramePr>
-              <a:graphic xmlns:a="http://schemas.openxmlformats.org/drawingml/2006/main">
-                <a:graphicData uri="http://schemas.microsoft.com/office/word/2010/wordprocessingShape">
-                  <wps:wsp>
-                    <wps:cNvSpPr txBox="1">
-                      <a:spLocks noChangeArrowheads="1"/>
-                    </wps:cNvSpPr>
-                    <wps:spPr bwMode="auto">
-                      <a:xfrm>
-                        <a:off x="0" y="0"/>
-                        <a:ext cx="2217420" cy="679450"/>
-                      </a:xfrm>
-                      <a:prstGeom prst="rect">
-                        <a:avLst/>
-                      </a:prstGeom>
-                      <a:noFill/>
-                      <a:ln w="9525">
-                        <a:noFill/>
-                        <a:miter lim="800000"/>
-                        <a:headEnd/>
-                        <a:tailEnd/>
-                      </a:ln>
-                    </wps:spPr>
-                    <wps:txbx>
-                      <w:txbxContent>
-                        <w:p>
-                          <w:pPr>
-                            <w:jc w:val="center"/>
-                            <w:rPr>
-                              <w:rFonts w:ascii="Lucida Calligraphy" w:hAnsi="Lucida Calligraphy" w:cs="Segoe UI"/>
-                              <w:sz w:val="36"/>
-                              <w:szCs w:val="28"/>
-                              <w:lang w:val="es-CO"/>
-                            </w:rPr>
-                          </w:pPr>
-                          <w:r>
-                            <w:rPr>
-                              <w:rFonts w:ascii="Lucida Calligraphy" w:hAnsi="Lucida Calligraphy" w:cs="Segoe UI"/>
-                              <w:sz w:val="36"/>
-                              <w:szCs w:val="28"/>
-                              <w:lang w:val="es-CO"/>
-                            </w:rPr>
-                            <w:t>Nombre completo</w:t>
-                          </w:r>
-                        </w:p>
-                      </w:txbxContent>
-                    </wps:txbx>
-                    <wps:bodyPr rot="0" vert="horz" wrap="square" lIns="91440" tIns="45720" rIns="91440" bIns="45720" anchor="t" anchorCtr="0">
-                      <a:noAutofit/>
-                    </wps:bodyPr>
-                  </wps:wsp>
-                </a:graphicData>
-              </a:graphic>
-              <wp14:sizeRelH relativeFrom="margin">
-                <wp14:pctWidth>0</wp14:pctWidth>
-              </wp14:sizeRelH>
-              <wp14:sizeRelV relativeFrom="margin">
-                <wp14:pctHeight>0</wp14:pctHeight>
-              </wp14:sizeRelV>
-            </wp:anchor>
-          </w:drawing>
-        </mc:Choice>
-        <mc:Fallback>
-          <w:pict>
-            <v:shapetype w14:anchorId="52114CD8" id="_x0000_t202" coordsize="21600,21600" o:spt="202" path="m,l,21600r21600,l21600,xe">
-              <v:stroke joinstyle="miter"/>
-              <v:path gradientshapeok="t" o:connecttype="rect"/>
-            </v:shapetype>
-            <v:shape id="_x0000_s1029" type="#_x0000_t202" style="position:absolute;left:0;text-align:left;margin-left:-19.55pt;margin-top:-9.3pt;width:174.6pt;height:53.5pt;z-index:251653632;visibility:visible;mso-wrap-style:square;mso-width-percent:0;mso-height-percent:0;mso-wrap-distance-left:9pt;mso-wrap-distance-top:3.6pt;mso-wrap-distance-right:9pt;mso-wrap-distance-bottom:3.6pt;mso-position-horizontal:absolute;mso-position-horizontal-relative:text;mso-position-vertical:absolute;mso-position-vertical-relative:text;mso-width-percent:0;mso-height-percent:0;mso-width-relative:margin;mso-height-relative:margin;v-text-anchor:top" o:gfxdata="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" filled="f" stroked="f">
-              <v:textbox>
-                <w:txbxContent>
-                  <w:p>
-                    <w:pPr>
-                      <w:jc w:val="center"/>
-                      <w:rPr>
-                        <w:rFonts w:ascii="Lucida Calligraphy" w:hAnsi="Lucida Calligraphy" w:cs="Segoe UI"/>
-                        <w:sz w:val="36"/>
-                        <w:szCs w:val="28"/>
-                        <w:lang w:val="es-CO"/>
-                      </w:rPr>
-                    </w:pPr>
-                    <w:r>
-                      <w:rPr>
-                        <w:rFonts w:ascii="Lucida Calligraphy" w:hAnsi="Lucida Calligraphy" w:cs="Segoe UI"/>
-                        <w:sz w:val="36"/>
-                        <w:szCs w:val="28"/>
-                        <w:lang w:val="es-CO"/>
-                      </w:rPr>
-                      <w:t>Nombre completo</w:t>
-                    </w:r>
-                  </w:p>
-                </w:txbxContent>
-              </v:textbox>
-            </v:shape>
-          </w:pict>
-        </mc:Fallback>
-      </mc:AlternateContent>
-    </w:r>
   </w:p>
   <w:p>
     <w:pPr>
@@ -10051,7 +10196,7 @@
       <mc:AlternateContent>
         <mc:Choice Requires="wps">
           <w:drawing>
-            <wp:anchor distT="0" distB="0" distL="114300" distR="114300" simplePos="0" relativeHeight="251662336" behindDoc="0" locked="0" layoutInCell="1" allowOverlap="1" wp14:anchorId="17FFBDF6" wp14:editId="76DFBBB6">
+            <wp:anchor distT="0" distB="0" distL="114300" distR="114300" simplePos="0" relativeHeight="251662336" behindDoc="0" locked="0" layoutInCell="1" allowOverlap="1" wp14:anchorId="17FFBDF6" wp14:editId="4E85E858">
               <wp:simplePos x="0" y="0"/>
               <wp:positionH relativeFrom="column">
                 <wp:posOffset>-419735</wp:posOffset>
@@ -10083,7 +10228,7 @@
                       <a:effectLst/>
                       <a:extLst>
                         <a:ext uri="{C572A759-6A51-4108-AA02-DFA0A04FC94B}">
-                          <ma14:wrappingTextBoxFlag xmlns:arto="http://schemas.microsoft.com/office/word/2006/arto" xmlns="" xmlns:mo="http://schemas.microsoft.com/office/mac/office/2008/main" xmlns:mv="urn:schemas-microsoft-com:mac:vml" xmlns:o="urn:schemas-microsoft-com:office:office" xmlns:v="urn:schemas-microsoft-com:vml" xmlns:w10="urn:schemas-microsoft-com:office:word" xmlns:w="http://schemas.openxmlformats.org/wordprocessingml/2006/main" xmlns:ma14="http://schemas.microsoft.com/office/mac/drawingml/2011/main"/>
+                          <ma14:wrappingTextBoxFlag xmlns:ma14="http://schemas.microsoft.com/office/mac/drawingml/2011/main" xmlns:w="http://schemas.openxmlformats.org/wordprocessingml/2006/main" xmlns:w10="urn:schemas-microsoft-com:office:word" xmlns:v="urn:schemas-microsoft-com:vml" xmlns:o="urn:schemas-microsoft-com:office:office" xmlns:mv="urn:schemas-microsoft-com:mac:vml" xmlns:mo="http://schemas.microsoft.com/office/mac/office/2008/main" xmlns="" xmlns:arto="http://schemas.microsoft.com/office/word/2006/arto"/>
                         </a:ext>
                       </a:extLst>
                     </wps:spPr>
@@ -10150,7 +10295,7 @@
         </mc:Choice>
         <mc:Fallback>
           <w:pict>
-            <v:shape w14:anchorId="17FFBDF6" id="_x0000_s1030" type="#_x0000_t202" style="position:absolute;left:0;text-align:left;margin-left:-33.05pt;margin-top:17.2pt;width:209.5pt;height:37.5pt;z-index:251662336;visibility:visible;mso-wrap-style:square;mso-width-percent:0;mso-height-percent:0;mso-wrap-distance-left:9pt;mso-wrap-distance-top:0;mso-wrap-distance-right:9pt;mso-wrap-distance-bottom:0;mso-position-horizontal:absolute;mso-position-horizontal-relative:text;mso-position-vertical:absolute;mso-position-vertical-relative:text;mso-width-percent:0;mso-height-percent:0;mso-width-relative:margin;mso-height-relative:margin;v-text-anchor:top" o:gfxdata="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" filled="f" stroked="f">
+            <v:shape w14:anchorId="17FFBDF6" id="_x0000_s1032" type="#_x0000_t202" style="position:absolute;left:0;text-align:left;margin-left:-33.05pt;margin-top:17.2pt;width:209.5pt;height:37.5pt;z-index:251662336;visibility:visible;mso-wrap-style:square;mso-width-percent:0;mso-height-percent:0;mso-wrap-distance-left:9pt;mso-wrap-distance-top:0;mso-wrap-distance-right:9pt;mso-wrap-distance-bottom:0;mso-position-horizontal:absolute;mso-position-horizontal-relative:text;mso-position-vertical:absolute;mso-position-vertical-relative:text;mso-width-percent:0;mso-height-percent:0;mso-width-relative:margin;mso-height-relative:margin;v-text-anchor:top" o:gfxdata="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" filled="f" stroked="f">
               <v:textbox>
                 <w:txbxContent>
                   <w:p>
@@ -10263,6 +10408,16 @@
         </mc:Fallback>
       </mc:AlternateContent>
     </w:r>
+  </w:p>
+</w:hdr>
+</file>
+
+<file path=word/header3.xml><?xml version="1.0" encoding="utf-8"?>
+<w:hdr xmlns:wpc="http://schemas.microsoft.com/office/word/2010/wordprocessingCanvas" xmlns:cx="http://schemas.microsoft.com/office/drawing/2014/chartex" xmlns:cx1="http://schemas.microsoft.com/office/drawing/2015/9/8/chartex" xmlns:cx2="http://schemas.microsoft.com/office/drawing/2015/10/21/chartex" xmlns:cx3="http://schemas.microsoft.com/office/drawing/2016/5/9/chartex" xmlns:cx4="http://schemas.microsoft.com/office/drawing/2016/5/10/chartex" xmlns:cx5="http://schemas.microsoft.com/office/drawing/2016/5/11/chartex" xmlns:cx6="http://schemas.microsoft.com/office/drawing/2016/5/12/chartex" xmlns:cx7="http://schemas.microsoft.com/office/drawing/2016/5/13/chartex" xmlns:cx8="http://schemas.microsoft.com/office/drawing/2016/5/14/chartex" xmlns:mc="http://schemas.openxmlformats.org/markup-compatibility/2006" xmlns:aink="http://schemas.microsoft.com/office/drawing/2016/ink" xmlns:am3d="http://schemas.microsoft.com/office/drawing/2017/model3d" xmlns:o="urn:schemas-microsoft-com:office:office" xmlns:oel="http://schemas.microsoft.com/office/2019/extlst" xmlns:r="http://schemas.openxmlformats.org/officeDocument/2006/relationships" xmlns:m="http://schemas.openxmlformats.org/officeDocument/2006/math" xmlns:v="urn:schemas-microsoft-com:vml" xmlns:wp14="http://schemas.microsoft.com/office/word/2010/wordprocessingDrawing" xmlns:wp="http://schemas.openxmlformats.org/drawingml/2006/wordprocessingDrawing" xmlns:w10="urn:schemas-microsoft-com:office:word" xmlns:w="http://schemas.openxmlformats.org/wordprocessingml/2006/main" xmlns:w14="http://schemas.microsoft.com/office/word/2010/wordml" xmlns:w15="http://schemas.microsoft.com/office/word/2012/wordml" xmlns:w16cex="http://schemas.microsoft.com/office/word/2018/wordml/cex" xmlns:w16cid="http://schemas.microsoft.com/office/word/2016/wordml/cid" xmlns:w16="http://schemas.microsoft.com/office/word/2018/wordml" xmlns:w16sdtdh="http://schemas.microsoft.com/office/word/2020/wordml/sdtdatahash" xmlns:w16se="http://schemas.microsoft.com/office/word/2015/wordml/symex" xmlns:wpg="http://schemas.microsoft.com/office/word/2010/wordprocessingGroup" xmlns:wpi="http://schemas.microsoft.com/office/word/2010/wordprocessingInk" xmlns:wne="http://schemas.microsoft.com/office/word/2006/wordml" xmlns:wps="http://schemas.microsoft.com/office/word/2010/wordprocessingShape" mc:Ignorable="w14 w15 w16se w16cid w16 w16cex w16sdtdh wp14">
+  <w:p>
+    <w:pPr>
+      <w:pStyle w:val="Encabezado"/>
+    </w:pPr>
   </w:p>
 </w:hdr>
 </file>

--- a/public/templates/hoja_de_vida_template.docx
+++ b/public/templates/hoja_de_vida_template.docx
@@ -196,15 +196,25 @@
                                 <w:i/>
                                 <w:lang w:val="es-CO"/>
                               </w:rPr>
-                              <w:t>Descripción breve de su perfil m</w:t>
+                              <w:t>{</w:t>
                             </w:r>
+                            <w:proofErr w:type="spellStart"/>
                             <w:r>
                               <w:rPr>
                                 <w:rFonts w:ascii="Calibri Light" w:hAnsi="Calibri Light" w:cs="Calibri Light"/>
                                 <w:i/>
                                 <w:lang w:val="es-CO"/>
                               </w:rPr>
-                              <w:t>inisterial y profesional (si aplica).</w:t>
+                              <w:t>descripción_breve_ministerio_profesion</w:t>
+                            </w:r>
+                            <w:proofErr w:type="spellEnd"/>
+                            <w:r>
+                              <w:rPr>
+                                <w:rFonts w:ascii="Calibri Light" w:hAnsi="Calibri Light" w:cs="Calibri Light"/>
+                                <w:i/>
+                                <w:lang w:val="es-CO"/>
+                              </w:rPr>
+                              <w:t>}</w:t>
                             </w:r>
                           </w:p>
                         </w:txbxContent>
@@ -242,15 +252,25 @@
                           <w:i/>
                           <w:lang w:val="es-CO"/>
                         </w:rPr>
-                        <w:t>Descripción breve de su perfil m</w:t>
+                        <w:t>{</w:t>
                       </w:r>
+                      <w:proofErr w:type="spellStart"/>
                       <w:r>
                         <w:rPr>
                           <w:rFonts w:ascii="Calibri Light" w:hAnsi="Calibri Light" w:cs="Calibri Light"/>
                           <w:i/>
                           <w:lang w:val="es-CO"/>
                         </w:rPr>
-                        <w:t>inisterial y profesional (si aplica).</w:t>
+                        <w:t>descripción_breve_ministerio_profesion</w:t>
+                      </w:r>
+                      <w:proofErr w:type="spellEnd"/>
+                      <w:r>
+                        <w:rPr>
+                          <w:rFonts w:ascii="Calibri Light" w:hAnsi="Calibri Light" w:cs="Calibri Light"/>
+                          <w:i/>
+                          <w:lang w:val="es-CO"/>
+                        </w:rPr>
+                        <w:t>}</w:t>
                       </w:r>
                     </w:p>
                   </w:txbxContent>
@@ -657,7 +677,25 @@
                 <w:sz w:val="26"/>
                 <w:szCs w:val="26"/>
               </w:rPr>
-              <w:t>{}</w:t>
+              <w:t>{</w:t>
+            </w:r>
+            <w:r>
+              <w:rPr>
+                <w:rFonts w:ascii="Trebuchet MS" w:hAnsi="Trebuchet MS" w:cs="Arial"/>
+                <w:noProof/>
+                <w:sz w:val="26"/>
+                <w:szCs w:val="26"/>
+              </w:rPr>
+              <w:t>lugar_expedicion</w:t>
+            </w:r>
+            <w:r>
+              <w:rPr>
+                <w:rFonts w:ascii="Trebuchet MS" w:hAnsi="Trebuchet MS" w:cs="Arial"/>
+                <w:noProof/>
+                <w:sz w:val="26"/>
+                <w:szCs w:val="26"/>
+              </w:rPr>
+              <w:t>}</w:t>
             </w:r>
           </w:p>
         </w:tc>
@@ -1063,6 +1101,15 @@
                 <w:szCs w:val="26"/>
               </w:rPr>
             </w:pPr>
+            <w:r>
+              <w:rPr>
+                <w:rFonts w:ascii="Trebuchet MS" w:hAnsi="Trebuchet MS" w:cs="Arial"/>
+                <w:noProof/>
+                <w:sz w:val="26"/>
+                <w:szCs w:val="26"/>
+              </w:rPr>
+              <w:t>{departamento_estado_provincia}</w:t>
+            </w:r>
           </w:p>
         </w:tc>
       </w:tr>
@@ -1121,6 +1168,15 @@
                 <w:szCs w:val="26"/>
               </w:rPr>
             </w:pPr>
+            <w:r>
+              <w:rPr>
+                <w:rFonts w:ascii="Trebuchet MS" w:hAnsi="Trebuchet MS" w:cs="Arial"/>
+                <w:noProof/>
+                <w:sz w:val="26"/>
+                <w:szCs w:val="26"/>
+              </w:rPr>
+              <w:t>{municipio}</w:t>
+            </w:r>
           </w:p>
         </w:tc>
       </w:tr>
@@ -1668,10 +1724,19 @@
               <w:rPr>
                 <w:rFonts w:asciiTheme="majorHAnsi" w:hAnsiTheme="majorHAnsi"/>
                 <w:b/>
-                <w:sz w:val="28"/>
-                <w:szCs w:val="26"/>
-              </w:rPr>
-            </w:pPr>
+                <w:sz w:val="20"/>
+                <w:szCs w:val="20"/>
+              </w:rPr>
+            </w:pPr>
+            <w:r>
+              <w:rPr>
+                <w:rFonts w:asciiTheme="majorHAnsi" w:hAnsiTheme="majorHAnsi"/>
+                <w:b/>
+                <w:sz w:val="20"/>
+                <w:szCs w:val="20"/>
+              </w:rPr>
+              <w:t>{completa/incompleta}</w:t>
+            </w:r>
           </w:p>
         </w:tc>
         <w:tc>
@@ -1690,6 +1755,15 @@
                 <w:szCs w:val="26"/>
               </w:rPr>
             </w:pPr>
+            <w:r>
+              <w:rPr>
+                <w:rFonts w:asciiTheme="majorHAnsi" w:hAnsiTheme="majorHAnsi"/>
+                <w:b/>
+                <w:sz w:val="20"/>
+                <w:szCs w:val="20"/>
+              </w:rPr>
+              <w:t>{completa/incompleta}</w:t>
+            </w:r>
           </w:p>
         </w:tc>
         <w:tc>
@@ -1708,6 +1782,15 @@
                 <w:szCs w:val="26"/>
               </w:rPr>
             </w:pPr>
+            <w:r>
+              <w:rPr>
+                <w:rFonts w:asciiTheme="majorHAnsi" w:hAnsiTheme="majorHAnsi"/>
+                <w:b/>
+                <w:sz w:val="20"/>
+                <w:szCs w:val="20"/>
+              </w:rPr>
+              <w:t>{completa/incompleta}</w:t>
+            </w:r>
           </w:p>
         </w:tc>
         <w:tc>
@@ -2025,6 +2108,32 @@
                 <w:szCs w:val="26"/>
               </w:rPr>
             </w:pPr>
+            <w:r>
+              <w:rPr>
+                <w:rFonts w:ascii="Trebuchet MS" w:hAnsi="Trebuchet MS"/>
+                <w:sz w:val="26"/>
+                <w:szCs w:val="26"/>
+              </w:rPr>
+              <w:t>{</w:t>
+            </w:r>
+            <w:proofErr w:type="spellStart"/>
+            <w:r>
+              <w:rPr>
+                <w:rFonts w:ascii="Trebuchet MS" w:hAnsi="Trebuchet MS"/>
+                <w:sz w:val="26"/>
+                <w:szCs w:val="26"/>
+              </w:rPr>
+              <w:t>fecha_mes_grado</w:t>
+            </w:r>
+            <w:proofErr w:type="spellEnd"/>
+            <w:r>
+              <w:rPr>
+                <w:rFonts w:ascii="Trebuchet MS" w:hAnsi="Trebuchet MS"/>
+                <w:sz w:val="26"/>
+                <w:szCs w:val="26"/>
+              </w:rPr>
+              <w:t>}</w:t>
+            </w:r>
           </w:p>
         </w:tc>
         <w:tc>
@@ -2043,6 +2152,48 @@
                 <w:szCs w:val="26"/>
               </w:rPr>
             </w:pPr>
+            <w:r>
+              <w:rPr>
+                <w:rFonts w:ascii="Trebuchet MS" w:hAnsi="Trebuchet MS"/>
+                <w:sz w:val="26"/>
+                <w:szCs w:val="26"/>
+              </w:rPr>
+              <w:t>{</w:t>
+            </w:r>
+            <w:proofErr w:type="spellStart"/>
+            <w:r>
+              <w:rPr>
+                <w:rFonts w:ascii="Trebuchet MS" w:hAnsi="Trebuchet MS"/>
+                <w:sz w:val="26"/>
+                <w:szCs w:val="26"/>
+              </w:rPr>
+              <w:t>fecha_</w:t>
+            </w:r>
+            <w:r>
+              <w:rPr>
+                <w:rFonts w:ascii="Trebuchet MS" w:hAnsi="Trebuchet MS"/>
+                <w:sz w:val="26"/>
+                <w:szCs w:val="26"/>
+              </w:rPr>
+              <w:t>año</w:t>
+            </w:r>
+            <w:r>
+              <w:rPr>
+                <w:rFonts w:ascii="Trebuchet MS" w:hAnsi="Trebuchet MS"/>
+                <w:sz w:val="26"/>
+                <w:szCs w:val="26"/>
+              </w:rPr>
+              <w:t>_grado</w:t>
+            </w:r>
+            <w:proofErr w:type="spellEnd"/>
+            <w:r>
+              <w:rPr>
+                <w:rFonts w:ascii="Trebuchet MS" w:hAnsi="Trebuchet MS"/>
+                <w:sz w:val="26"/>
+                <w:szCs w:val="26"/>
+              </w:rPr>
+              <w:t>}</w:t>
+            </w:r>
           </w:p>
         </w:tc>
       </w:tr>
@@ -2124,6 +2275,35 @@
                 <w:szCs w:val="26"/>
               </w:rPr>
             </w:pPr>
+            <w:r>
+              <w:rPr>
+                <w:rFonts w:asciiTheme="majorHAnsi" w:hAnsiTheme="majorHAnsi"/>
+                <w:b/>
+                <w:sz w:val="28"/>
+                <w:szCs w:val="26"/>
+              </w:rPr>
+              <w:t>{</w:t>
+            </w:r>
+            <w:proofErr w:type="spellStart"/>
+            <w:r>
+              <w:rPr>
+                <w:rFonts w:asciiTheme="majorHAnsi" w:hAnsiTheme="majorHAnsi"/>
+                <w:b/>
+                <w:sz w:val="28"/>
+                <w:szCs w:val="26"/>
+              </w:rPr>
+              <w:t>seleccionar_tecnica</w:t>
+            </w:r>
+            <w:proofErr w:type="spellEnd"/>
+            <w:r>
+              <w:rPr>
+                <w:rFonts w:asciiTheme="majorHAnsi" w:hAnsiTheme="majorHAnsi"/>
+                <w:b/>
+                <w:sz w:val="28"/>
+                <w:szCs w:val="26"/>
+              </w:rPr>
+              <w:t>}</w:t>
+            </w:r>
           </w:p>
         </w:tc>
         <w:tc>
@@ -2166,6 +2346,35 @@
                 <w:szCs w:val="26"/>
               </w:rPr>
             </w:pPr>
+            <w:r>
+              <w:rPr>
+                <w:rFonts w:asciiTheme="majorHAnsi" w:hAnsiTheme="majorHAnsi"/>
+                <w:b/>
+                <w:sz w:val="28"/>
+                <w:szCs w:val="26"/>
+              </w:rPr>
+              <w:t>{</w:t>
+            </w:r>
+            <w:proofErr w:type="spellStart"/>
+            <w:r>
+              <w:rPr>
+                <w:rFonts w:asciiTheme="majorHAnsi" w:hAnsiTheme="majorHAnsi"/>
+                <w:b/>
+                <w:sz w:val="28"/>
+                <w:szCs w:val="26"/>
+              </w:rPr>
+              <w:t>seleccionar_tecnologica</w:t>
+            </w:r>
+            <w:proofErr w:type="spellEnd"/>
+            <w:r>
+              <w:rPr>
+                <w:rFonts w:asciiTheme="majorHAnsi" w:hAnsiTheme="majorHAnsi"/>
+                <w:b/>
+                <w:sz w:val="28"/>
+                <w:szCs w:val="26"/>
+              </w:rPr>
+              <w:t>}</w:t>
+            </w:r>
           </w:p>
         </w:tc>
         <w:tc>
@@ -2220,6 +2429,35 @@
                 <w:szCs w:val="26"/>
               </w:rPr>
             </w:pPr>
+            <w:r>
+              <w:rPr>
+                <w:rFonts w:asciiTheme="majorHAnsi" w:hAnsiTheme="majorHAnsi"/>
+                <w:b/>
+                <w:sz w:val="28"/>
+                <w:szCs w:val="26"/>
+              </w:rPr>
+              <w:t>{</w:t>
+            </w:r>
+            <w:proofErr w:type="spellStart"/>
+            <w:r>
+              <w:rPr>
+                <w:rFonts w:asciiTheme="majorHAnsi" w:hAnsiTheme="majorHAnsi"/>
+                <w:b/>
+                <w:sz w:val="28"/>
+                <w:szCs w:val="26"/>
+              </w:rPr>
+              <w:t>seleccionar_universitario</w:t>
+            </w:r>
+            <w:proofErr w:type="spellEnd"/>
+            <w:r>
+              <w:rPr>
+                <w:rFonts w:asciiTheme="majorHAnsi" w:hAnsiTheme="majorHAnsi"/>
+                <w:b/>
+                <w:sz w:val="28"/>
+                <w:szCs w:val="26"/>
+              </w:rPr>
+              <w:t>}</w:t>
+            </w:r>
           </w:p>
         </w:tc>
         <w:tc>
@@ -2265,6 +2503,35 @@
                 <w:szCs w:val="26"/>
               </w:rPr>
             </w:pPr>
+            <w:r>
+              <w:rPr>
+                <w:rFonts w:asciiTheme="majorHAnsi" w:hAnsiTheme="majorHAnsi"/>
+                <w:b/>
+                <w:sz w:val="28"/>
+                <w:szCs w:val="26"/>
+              </w:rPr>
+              <w:t>{</w:t>
+            </w:r>
+            <w:proofErr w:type="spellStart"/>
+            <w:r>
+              <w:rPr>
+                <w:rFonts w:asciiTheme="majorHAnsi" w:hAnsiTheme="majorHAnsi"/>
+                <w:b/>
+                <w:sz w:val="28"/>
+                <w:szCs w:val="26"/>
+              </w:rPr>
+              <w:t>seleccionar_posgrado</w:t>
+            </w:r>
+            <w:proofErr w:type="spellEnd"/>
+            <w:r>
+              <w:rPr>
+                <w:rFonts w:asciiTheme="majorHAnsi" w:hAnsiTheme="majorHAnsi"/>
+                <w:b/>
+                <w:sz w:val="28"/>
+                <w:szCs w:val="26"/>
+              </w:rPr>
+              <w:t>}</w:t>
+            </w:r>
           </w:p>
         </w:tc>
       </w:tr>
@@ -2277,15 +2544,15 @@
         <w:tblLook w:val="04A0" w:firstRow="1" w:lastRow="0" w:firstColumn="1" w:lastColumn="0" w:noHBand="0" w:noVBand="1"/>
       </w:tblPr>
       <w:tblGrid>
-        <w:gridCol w:w="2942"/>
-        <w:gridCol w:w="1305"/>
-        <w:gridCol w:w="1638"/>
-        <w:gridCol w:w="4600"/>
+        <w:gridCol w:w="2839"/>
+        <w:gridCol w:w="2173"/>
+        <w:gridCol w:w="2291"/>
+        <w:gridCol w:w="3182"/>
       </w:tblGrid>
       <w:tr>
         <w:tc>
           <w:tcPr>
-            <w:tcW w:w="2942" w:type="dxa"/>
+            <w:tcW w:w="2839" w:type="dxa"/>
           </w:tcPr>
           <w:p>
             <w:pPr>
@@ -2322,7 +2589,7 @@
         </w:tc>
         <w:tc>
           <w:tcPr>
-            <w:tcW w:w="2943" w:type="dxa"/>
+            <w:tcW w:w="4464" w:type="dxa"/>
             <w:gridSpan w:val="2"/>
           </w:tcPr>
           <w:p>
@@ -2350,7 +2617,7 @@
         </w:tc>
         <w:tc>
           <w:tcPr>
-            <w:tcW w:w="4600" w:type="dxa"/>
+            <w:tcW w:w="3182" w:type="dxa"/>
           </w:tcPr>
           <w:p>
             <w:pPr>
@@ -2379,7 +2646,7 @@
       <w:tr>
         <w:tc>
           <w:tcPr>
-            <w:tcW w:w="2942" w:type="dxa"/>
+            <w:tcW w:w="2839" w:type="dxa"/>
           </w:tcPr>
           <w:p>
             <w:pPr>
@@ -2387,16 +2654,16 @@
               <w:rPr>
                 <w:rFonts w:ascii="Baskerville Old Face" w:eastAsia="Batang" w:hAnsi="Baskerville Old Face" w:cs="Arabic Typesetting"/>
                 <w:b/>
-                <w:sz w:val="40"/>
-                <w:szCs w:val="26"/>
-                <w:lang w:val="es-CO"/>
-              </w:rPr>
-            </w:pPr>
-          </w:p>
-        </w:tc>
-        <w:tc>
-          <w:tcPr>
-            <w:tcW w:w="1305" w:type="dxa"/>
+                <w:sz w:val="28"/>
+                <w:szCs w:val="28"/>
+                <w:lang w:val="es-CO"/>
+              </w:rPr>
+            </w:pPr>
+          </w:p>
+        </w:tc>
+        <w:tc>
+          <w:tcPr>
+            <w:tcW w:w="2173" w:type="dxa"/>
           </w:tcPr>
           <w:p>
             <w:pPr>
@@ -2423,7 +2690,7 @@
         </w:tc>
         <w:tc>
           <w:tcPr>
-            <w:tcW w:w="1638" w:type="dxa"/>
+            <w:tcW w:w="2291" w:type="dxa"/>
           </w:tcPr>
           <w:p>
             <w:pPr>
@@ -2450,7 +2717,7 @@
         </w:tc>
         <w:tc>
           <w:tcPr>
-            <w:tcW w:w="4600" w:type="dxa"/>
+            <w:tcW w:w="3182" w:type="dxa"/>
           </w:tcPr>
           <w:p>
             <w:pPr>
@@ -2469,7 +2736,7 @@
       <w:tr>
         <w:tc>
           <w:tcPr>
-            <w:tcW w:w="2942" w:type="dxa"/>
+            <w:tcW w:w="2839" w:type="dxa"/>
           </w:tcPr>
           <w:p>
             <w:pPr>
@@ -2482,11 +2749,21 @@
                 <w:lang w:val="es-CO"/>
               </w:rPr>
             </w:pPr>
-          </w:p>
-        </w:tc>
-        <w:tc>
-          <w:tcPr>
-            <w:tcW w:w="1305" w:type="dxa"/>
+            <w:r>
+              <w:rPr>
+                <w:rFonts w:ascii="Baskerville Old Face" w:eastAsia="Batang" w:hAnsi="Baskerville Old Face" w:cs="Arabic Typesetting"/>
+                <w:b/>
+                <w:sz w:val="28"/>
+                <w:szCs w:val="28"/>
+                <w:lang w:val="es-CO"/>
+              </w:rPr>
+              <w:t>{numero_aprobado_1}</w:t>
+            </w:r>
+          </w:p>
+        </w:tc>
+        <w:tc>
+          <w:tcPr>
+            <w:tcW w:w="2173" w:type="dxa"/>
           </w:tcPr>
           <w:p>
             <w:pPr>
@@ -2495,15 +2772,25 @@
                 <w:rFonts w:asciiTheme="majorHAnsi" w:eastAsia="Batang" w:hAnsiTheme="majorHAnsi" w:cs="Arabic Typesetting"/>
                 <w:b/>
                 <w:sz w:val="28"/>
-                <w:szCs w:val="26"/>
-                <w:lang w:val="es-CO"/>
-              </w:rPr>
-            </w:pPr>
-          </w:p>
-        </w:tc>
-        <w:tc>
-          <w:tcPr>
-            <w:tcW w:w="1638" w:type="dxa"/>
+                <w:szCs w:val="28"/>
+                <w:lang w:val="es-CO"/>
+              </w:rPr>
+            </w:pPr>
+            <w:r>
+              <w:rPr>
+                <w:rFonts w:asciiTheme="majorHAnsi" w:eastAsia="Batang" w:hAnsiTheme="majorHAnsi" w:cs="Arabic Typesetting"/>
+                <w:b/>
+                <w:sz w:val="28"/>
+                <w:szCs w:val="28"/>
+                <w:lang w:val="es-CO"/>
+              </w:rPr>
+              <w:t>{graduadoSi_1}</w:t>
+            </w:r>
+          </w:p>
+        </w:tc>
+        <w:tc>
+          <w:tcPr>
+            <w:tcW w:w="2291" w:type="dxa"/>
           </w:tcPr>
           <w:p>
             <w:pPr>
@@ -2512,15 +2799,45 @@
                 <w:rFonts w:asciiTheme="majorHAnsi" w:eastAsia="Batang" w:hAnsiTheme="majorHAnsi" w:cs="Arabic Typesetting"/>
                 <w:b/>
                 <w:sz w:val="28"/>
-                <w:szCs w:val="26"/>
-                <w:lang w:val="es-CO"/>
-              </w:rPr>
-            </w:pPr>
-          </w:p>
-        </w:tc>
-        <w:tc>
-          <w:tcPr>
-            <w:tcW w:w="4600" w:type="dxa"/>
+                <w:szCs w:val="28"/>
+                <w:lang w:val="es-CO"/>
+              </w:rPr>
+            </w:pPr>
+            <w:r>
+              <w:rPr>
+                <w:rFonts w:asciiTheme="majorHAnsi" w:eastAsia="Batang" w:hAnsiTheme="majorHAnsi" w:cs="Arabic Typesetting"/>
+                <w:b/>
+                <w:sz w:val="28"/>
+                <w:szCs w:val="28"/>
+                <w:lang w:val="es-CO"/>
+              </w:rPr>
+              <w:t>{graduado</w:t>
+            </w:r>
+            <w:r>
+              <w:rPr>
+                <w:rFonts w:asciiTheme="majorHAnsi" w:eastAsia="Batang" w:hAnsiTheme="majorHAnsi" w:cs="Arabic Typesetting"/>
+                <w:b/>
+                <w:sz w:val="28"/>
+                <w:szCs w:val="28"/>
+                <w:lang w:val="es-CO"/>
+              </w:rPr>
+              <w:t>No</w:t>
+            </w:r>
+            <w:r>
+              <w:rPr>
+                <w:rFonts w:asciiTheme="majorHAnsi" w:eastAsia="Batang" w:hAnsiTheme="majorHAnsi" w:cs="Arabic Typesetting"/>
+                <w:b/>
+                <w:sz w:val="28"/>
+                <w:szCs w:val="28"/>
+                <w:lang w:val="es-CO"/>
+              </w:rPr>
+              <w:t>_1}</w:t>
+            </w:r>
+          </w:p>
+        </w:tc>
+        <w:tc>
+          <w:tcPr>
+            <w:tcW w:w="3182" w:type="dxa"/>
           </w:tcPr>
           <w:p>
             <w:pPr>
@@ -2528,18 +2845,28 @@
               <w:rPr>
                 <w:rFonts w:ascii="Baskerville Old Face" w:eastAsia="Batang" w:hAnsi="Baskerville Old Face" w:cs="Arabic Typesetting"/>
                 <w:b/>
-                <w:sz w:val="40"/>
-                <w:szCs w:val="26"/>
-                <w:lang w:val="es-CO"/>
-              </w:rPr>
-            </w:pPr>
+                <w:sz w:val="28"/>
+                <w:szCs w:val="28"/>
+                <w:lang w:val="es-CO"/>
+              </w:rPr>
+            </w:pPr>
+            <w:r>
+              <w:rPr>
+                <w:rFonts w:ascii="Baskerville Old Face" w:eastAsia="Batang" w:hAnsi="Baskerville Old Face" w:cs="Arabic Typesetting"/>
+                <w:b/>
+                <w:sz w:val="28"/>
+                <w:szCs w:val="28"/>
+                <w:lang w:val="es-CO"/>
+              </w:rPr>
+              <w:t>{nombreTitulo_1}</w:t>
+            </w:r>
           </w:p>
         </w:tc>
       </w:tr>
       <w:tr>
         <w:tc>
           <w:tcPr>
-            <w:tcW w:w="2942" w:type="dxa"/>
+            <w:tcW w:w="2839" w:type="dxa"/>
           </w:tcPr>
           <w:p>
             <w:pPr>
@@ -2552,11 +2879,42 @@
                 <w:lang w:val="es-CO"/>
               </w:rPr>
             </w:pPr>
-          </w:p>
-        </w:tc>
-        <w:tc>
-          <w:tcPr>
-            <w:tcW w:w="1305" w:type="dxa"/>
+            <w:r>
+              <w:rPr>
+                <w:rFonts w:ascii="Baskerville Old Face" w:eastAsia="Batang" w:hAnsi="Baskerville Old Face" w:cs="Arabic Typesetting"/>
+                <w:b/>
+                <w:sz w:val="28"/>
+                <w:szCs w:val="28"/>
+                <w:lang w:val="es-CO"/>
+              </w:rPr>
+              <w:lastRenderedPageBreak/>
+              <w:t>{numero_aprobado_</w:t>
+            </w:r>
+            <w:r>
+              <w:rPr>
+                <w:rFonts w:ascii="Baskerville Old Face" w:eastAsia="Batang" w:hAnsi="Baskerville Old Face" w:cs="Arabic Typesetting"/>
+                <w:b/>
+                <w:sz w:val="28"/>
+                <w:szCs w:val="28"/>
+                <w:lang w:val="es-CO"/>
+              </w:rPr>
+              <w:t>2</w:t>
+            </w:r>
+            <w:r>
+              <w:rPr>
+                <w:rFonts w:ascii="Baskerville Old Face" w:eastAsia="Batang" w:hAnsi="Baskerville Old Face" w:cs="Arabic Typesetting"/>
+                <w:b/>
+                <w:sz w:val="28"/>
+                <w:szCs w:val="28"/>
+                <w:lang w:val="es-CO"/>
+              </w:rPr>
+              <w:t>}</w:t>
+            </w:r>
+          </w:p>
+        </w:tc>
+        <w:tc>
+          <w:tcPr>
+            <w:tcW w:w="2173" w:type="dxa"/>
           </w:tcPr>
           <w:p>
             <w:pPr>
@@ -2569,11 +2927,41 @@
                 <w:lang w:val="es-CO"/>
               </w:rPr>
             </w:pPr>
-          </w:p>
-        </w:tc>
-        <w:tc>
-          <w:tcPr>
-            <w:tcW w:w="1638" w:type="dxa"/>
+            <w:r>
+              <w:rPr>
+                <w:rFonts w:asciiTheme="majorHAnsi" w:eastAsia="Batang" w:hAnsiTheme="majorHAnsi" w:cs="Arabic Typesetting"/>
+                <w:b/>
+                <w:sz w:val="28"/>
+                <w:szCs w:val="28"/>
+                <w:lang w:val="es-CO"/>
+              </w:rPr>
+              <w:t>{graduadoSi_</w:t>
+            </w:r>
+            <w:r>
+              <w:rPr>
+                <w:rFonts w:asciiTheme="majorHAnsi" w:eastAsia="Batang" w:hAnsiTheme="majorHAnsi" w:cs="Arabic Typesetting"/>
+                <w:b/>
+                <w:sz w:val="28"/>
+                <w:szCs w:val="28"/>
+                <w:lang w:val="es-CO"/>
+              </w:rPr>
+              <w:t>2</w:t>
+            </w:r>
+            <w:r>
+              <w:rPr>
+                <w:rFonts w:asciiTheme="majorHAnsi" w:eastAsia="Batang" w:hAnsiTheme="majorHAnsi" w:cs="Arabic Typesetting"/>
+                <w:b/>
+                <w:sz w:val="28"/>
+                <w:szCs w:val="28"/>
+                <w:lang w:val="es-CO"/>
+              </w:rPr>
+              <w:t>}</w:t>
+            </w:r>
+          </w:p>
+        </w:tc>
+        <w:tc>
+          <w:tcPr>
+            <w:tcW w:w="2291" w:type="dxa"/>
           </w:tcPr>
           <w:p>
             <w:pPr>
@@ -2586,11 +2974,41 @@
                 <w:lang w:val="es-CO"/>
               </w:rPr>
             </w:pPr>
-          </w:p>
-        </w:tc>
-        <w:tc>
-          <w:tcPr>
-            <w:tcW w:w="4600" w:type="dxa"/>
+            <w:r>
+              <w:rPr>
+                <w:rFonts w:asciiTheme="majorHAnsi" w:eastAsia="Batang" w:hAnsiTheme="majorHAnsi" w:cs="Arabic Typesetting"/>
+                <w:b/>
+                <w:sz w:val="28"/>
+                <w:szCs w:val="28"/>
+                <w:lang w:val="es-CO"/>
+              </w:rPr>
+              <w:t>{graduadoNo_</w:t>
+            </w:r>
+            <w:r>
+              <w:rPr>
+                <w:rFonts w:asciiTheme="majorHAnsi" w:eastAsia="Batang" w:hAnsiTheme="majorHAnsi" w:cs="Arabic Typesetting"/>
+                <w:b/>
+                <w:sz w:val="28"/>
+                <w:szCs w:val="28"/>
+                <w:lang w:val="es-CO"/>
+              </w:rPr>
+              <w:t>2</w:t>
+            </w:r>
+            <w:r>
+              <w:rPr>
+                <w:rFonts w:asciiTheme="majorHAnsi" w:eastAsia="Batang" w:hAnsiTheme="majorHAnsi" w:cs="Arabic Typesetting"/>
+                <w:b/>
+                <w:sz w:val="28"/>
+                <w:szCs w:val="28"/>
+                <w:lang w:val="es-CO"/>
+              </w:rPr>
+              <w:t>}</w:t>
+            </w:r>
+          </w:p>
+        </w:tc>
+        <w:tc>
+          <w:tcPr>
+            <w:tcW w:w="3182" w:type="dxa"/>
           </w:tcPr>
           <w:p>
             <w:pPr>
@@ -2598,18 +3016,48 @@
               <w:rPr>
                 <w:rFonts w:ascii="Baskerville Old Face" w:eastAsia="Batang" w:hAnsi="Baskerville Old Face" w:cs="Arabic Typesetting"/>
                 <w:b/>
-                <w:sz w:val="40"/>
-                <w:szCs w:val="26"/>
-                <w:lang w:val="es-CO"/>
-              </w:rPr>
-            </w:pPr>
+                <w:sz w:val="28"/>
+                <w:szCs w:val="28"/>
+                <w:lang w:val="es-CO"/>
+              </w:rPr>
+            </w:pPr>
+            <w:r>
+              <w:rPr>
+                <w:rFonts w:ascii="Baskerville Old Face" w:eastAsia="Batang" w:hAnsi="Baskerville Old Face" w:cs="Arabic Typesetting"/>
+                <w:b/>
+                <w:sz w:val="28"/>
+                <w:szCs w:val="28"/>
+                <w:lang w:val="es-CO"/>
+              </w:rPr>
+              <w:t>{nombreTitulo_</w:t>
+            </w:r>
+            <w:r>
+              <w:rPr>
+                <w:rFonts w:ascii="Baskerville Old Face" w:eastAsia="Batang" w:hAnsi="Baskerville Old Face" w:cs="Arabic Typesetting"/>
+                <w:b/>
+                <w:sz w:val="28"/>
+                <w:szCs w:val="28"/>
+                <w:lang w:val="es-CO"/>
+              </w:rPr>
+              <w:t>2</w:t>
+            </w:r>
+            <w:r>
+              <w:rPr>
+                <w:rFonts w:ascii="Baskerville Old Face" w:eastAsia="Batang" w:hAnsi="Baskerville Old Face" w:cs="Arabic Typesetting"/>
+                <w:b/>
+                <w:sz w:val="28"/>
+                <w:szCs w:val="28"/>
+                <w:lang w:val="es-CO"/>
+              </w:rPr>
+              <w:t>}</w:t>
+            </w:r>
           </w:p>
         </w:tc>
       </w:tr>
       <w:tr>
         <w:tc>
           <w:tcPr>
-            <w:tcW w:w="2942" w:type="dxa"/>
+            <w:tcW w:w="2839" w:type="dxa"/>
           </w:tcPr>
           <w:p>
             <w:pPr>
@@ -2622,11 +3070,41 @@
                 <w:lang w:val="es-CO"/>
               </w:rPr>
             </w:pPr>
-          </w:p>
-        </w:tc>
-        <w:tc>
-          <w:tcPr>
-            <w:tcW w:w="1305" w:type="dxa"/>
+            <w:r>
+              <w:rPr>
+                <w:rFonts w:ascii="Baskerville Old Face" w:eastAsia="Batang" w:hAnsi="Baskerville Old Face" w:cs="Arabic Typesetting"/>
+                <w:b/>
+                <w:sz w:val="28"/>
+                <w:szCs w:val="28"/>
+                <w:lang w:val="es-CO"/>
+              </w:rPr>
+              <w:t>{numero_aprobado_</w:t>
+            </w:r>
+            <w:r>
+              <w:rPr>
+                <w:rFonts w:ascii="Baskerville Old Face" w:eastAsia="Batang" w:hAnsi="Baskerville Old Face" w:cs="Arabic Typesetting"/>
+                <w:b/>
+                <w:sz w:val="28"/>
+                <w:szCs w:val="28"/>
+                <w:lang w:val="es-CO"/>
+              </w:rPr>
+              <w:t>3</w:t>
+            </w:r>
+            <w:r>
+              <w:rPr>
+                <w:rFonts w:ascii="Baskerville Old Face" w:eastAsia="Batang" w:hAnsi="Baskerville Old Face" w:cs="Arabic Typesetting"/>
+                <w:b/>
+                <w:sz w:val="28"/>
+                <w:szCs w:val="28"/>
+                <w:lang w:val="es-CO"/>
+              </w:rPr>
+              <w:t>}</w:t>
+            </w:r>
+          </w:p>
+        </w:tc>
+        <w:tc>
+          <w:tcPr>
+            <w:tcW w:w="2173" w:type="dxa"/>
           </w:tcPr>
           <w:p>
             <w:pPr>
@@ -2639,11 +3117,41 @@
                 <w:lang w:val="es-CO"/>
               </w:rPr>
             </w:pPr>
-          </w:p>
-        </w:tc>
-        <w:tc>
-          <w:tcPr>
-            <w:tcW w:w="1638" w:type="dxa"/>
+            <w:r>
+              <w:rPr>
+                <w:rFonts w:asciiTheme="majorHAnsi" w:eastAsia="Batang" w:hAnsiTheme="majorHAnsi" w:cs="Arabic Typesetting"/>
+                <w:b/>
+                <w:sz w:val="28"/>
+                <w:szCs w:val="28"/>
+                <w:lang w:val="es-CO"/>
+              </w:rPr>
+              <w:t>{graduadoSi_</w:t>
+            </w:r>
+            <w:r>
+              <w:rPr>
+                <w:rFonts w:asciiTheme="majorHAnsi" w:eastAsia="Batang" w:hAnsiTheme="majorHAnsi" w:cs="Arabic Typesetting"/>
+                <w:b/>
+                <w:sz w:val="28"/>
+                <w:szCs w:val="28"/>
+                <w:lang w:val="es-CO"/>
+              </w:rPr>
+              <w:t>3</w:t>
+            </w:r>
+            <w:r>
+              <w:rPr>
+                <w:rFonts w:asciiTheme="majorHAnsi" w:eastAsia="Batang" w:hAnsiTheme="majorHAnsi" w:cs="Arabic Typesetting"/>
+                <w:b/>
+                <w:sz w:val="28"/>
+                <w:szCs w:val="28"/>
+                <w:lang w:val="es-CO"/>
+              </w:rPr>
+              <w:t>}</w:t>
+            </w:r>
+          </w:p>
+        </w:tc>
+        <w:tc>
+          <w:tcPr>
+            <w:tcW w:w="2291" w:type="dxa"/>
           </w:tcPr>
           <w:p>
             <w:pPr>
@@ -2656,11 +3164,41 @@
                 <w:lang w:val="es-CO"/>
               </w:rPr>
             </w:pPr>
-          </w:p>
-        </w:tc>
-        <w:tc>
-          <w:tcPr>
-            <w:tcW w:w="4600" w:type="dxa"/>
+            <w:r>
+              <w:rPr>
+                <w:rFonts w:asciiTheme="majorHAnsi" w:eastAsia="Batang" w:hAnsiTheme="majorHAnsi" w:cs="Arabic Typesetting"/>
+                <w:b/>
+                <w:sz w:val="28"/>
+                <w:szCs w:val="28"/>
+                <w:lang w:val="es-CO"/>
+              </w:rPr>
+              <w:t>{graduadoNo_</w:t>
+            </w:r>
+            <w:r>
+              <w:rPr>
+                <w:rFonts w:asciiTheme="majorHAnsi" w:eastAsia="Batang" w:hAnsiTheme="majorHAnsi" w:cs="Arabic Typesetting"/>
+                <w:b/>
+                <w:sz w:val="28"/>
+                <w:szCs w:val="28"/>
+                <w:lang w:val="es-CO"/>
+              </w:rPr>
+              <w:t>3</w:t>
+            </w:r>
+            <w:r>
+              <w:rPr>
+                <w:rFonts w:asciiTheme="majorHAnsi" w:eastAsia="Batang" w:hAnsiTheme="majorHAnsi" w:cs="Arabic Typesetting"/>
+                <w:b/>
+                <w:sz w:val="28"/>
+                <w:szCs w:val="28"/>
+                <w:lang w:val="es-CO"/>
+              </w:rPr>
+              <w:t>}</w:t>
+            </w:r>
+          </w:p>
+        </w:tc>
+        <w:tc>
+          <w:tcPr>
+            <w:tcW w:w="3182" w:type="dxa"/>
           </w:tcPr>
           <w:p>
             <w:pPr>
@@ -2668,11 +3206,41 @@
               <w:rPr>
                 <w:rFonts w:ascii="Baskerville Old Face" w:eastAsia="Batang" w:hAnsi="Baskerville Old Face" w:cs="Arabic Typesetting"/>
                 <w:b/>
-                <w:sz w:val="40"/>
-                <w:szCs w:val="26"/>
-                <w:lang w:val="es-CO"/>
-              </w:rPr>
-            </w:pPr>
+                <w:sz w:val="28"/>
+                <w:szCs w:val="28"/>
+                <w:lang w:val="es-CO"/>
+              </w:rPr>
+            </w:pPr>
+            <w:r>
+              <w:rPr>
+                <w:rFonts w:ascii="Baskerville Old Face" w:eastAsia="Batang" w:hAnsi="Baskerville Old Face" w:cs="Arabic Typesetting"/>
+                <w:b/>
+                <w:sz w:val="28"/>
+                <w:szCs w:val="28"/>
+                <w:lang w:val="es-CO"/>
+              </w:rPr>
+              <w:t>{nombreTitulo_</w:t>
+            </w:r>
+            <w:r>
+              <w:rPr>
+                <w:rFonts w:ascii="Baskerville Old Face" w:eastAsia="Batang" w:hAnsi="Baskerville Old Face" w:cs="Arabic Typesetting"/>
+                <w:b/>
+                <w:sz w:val="28"/>
+                <w:szCs w:val="28"/>
+                <w:lang w:val="es-CO"/>
+              </w:rPr>
+              <w:t>3</w:t>
+            </w:r>
+            <w:r>
+              <w:rPr>
+                <w:rFonts w:ascii="Baskerville Old Face" w:eastAsia="Batang" w:hAnsi="Baskerville Old Face" w:cs="Arabic Typesetting"/>
+                <w:b/>
+                <w:sz w:val="28"/>
+                <w:szCs w:val="28"/>
+                <w:lang w:val="es-CO"/>
+              </w:rPr>
+              <w:t>}</w:t>
+            </w:r>
           </w:p>
         </w:tc>
       </w:tr>
@@ -3204,13 +3772,13 @@
         <w:tblLook w:val="04A0" w:firstRow="1" w:lastRow="0" w:firstColumn="1" w:lastColumn="0" w:noHBand="0" w:noVBand="1"/>
       </w:tblPr>
       <w:tblGrid>
-        <w:gridCol w:w="2800"/>
-        <w:gridCol w:w="2030"/>
-        <w:gridCol w:w="2158"/>
+        <w:gridCol w:w="2353"/>
+        <w:gridCol w:w="3182"/>
+        <w:gridCol w:w="2594"/>
         <w:gridCol w:w="662"/>
-        <w:gridCol w:w="526"/>
-        <w:gridCol w:w="436"/>
-        <w:gridCol w:w="1306"/>
+        <w:gridCol w:w="484"/>
+        <w:gridCol w:w="518"/>
+        <w:gridCol w:w="1182"/>
         <w:gridCol w:w="567"/>
       </w:tblGrid>
       <w:tr>
@@ -3268,6 +3836,35 @@
                 <w:lang w:val="es-CO"/>
               </w:rPr>
             </w:pPr>
+            <w:r>
+              <w:rPr>
+                <w:rFonts w:ascii="Trebuchet MS" w:hAnsi="Trebuchet MS" w:cs="Arial"/>
+                <w:sz w:val="26"/>
+                <w:szCs w:val="26"/>
+                <w:lang w:val="es-CO"/>
+              </w:rPr>
+              <w:t>{</w:t>
+            </w:r>
+            <w:proofErr w:type="spellStart"/>
+            <w:r>
+              <w:rPr>
+                <w:rFonts w:ascii="Trebuchet MS" w:hAnsi="Trebuchet MS" w:cs="Arial"/>
+                <w:sz w:val="26"/>
+                <w:szCs w:val="26"/>
+                <w:lang w:val="es-CO"/>
+              </w:rPr>
+              <w:t>empresa_actual</w:t>
+            </w:r>
+            <w:proofErr w:type="spellEnd"/>
+            <w:r>
+              <w:rPr>
+                <w:rFonts w:ascii="Trebuchet MS" w:hAnsi="Trebuchet MS" w:cs="Arial"/>
+                <w:sz w:val="26"/>
+                <w:szCs w:val="26"/>
+                <w:lang w:val="es-CO"/>
+              </w:rPr>
+              <w:t>}</w:t>
+            </w:r>
           </w:p>
         </w:tc>
         <w:tc>
@@ -3315,6 +3912,14 @@
                 <w:lang w:val="es-CO"/>
               </w:rPr>
             </w:pPr>
+            <w:r>
+              <w:rPr>
+                <w:rFonts w:asciiTheme="majorHAnsi" w:hAnsiTheme="majorHAnsi" w:cs="Arial"/>
+                <w:szCs w:val="26"/>
+                <w:lang w:val="es-CO"/>
+              </w:rPr>
+              <w:t>{x}</w:t>
+            </w:r>
           </w:p>
         </w:tc>
         <w:tc>
@@ -3351,18 +3956,16 @@
           </w:tcPr>
           <w:p>
             <w:pPr>
-              <w:tabs>
-                <w:tab w:val="left" w:pos="3420"/>
-              </w:tabs>
-              <w:ind w:right="-104"/>
-              <w:rPr>
-                <w:rFonts w:ascii="Trebuchet MS" w:hAnsi="Trebuchet MS" w:cs="Arial"/>
-                <w:b/>
-                <w:sz w:val="26"/>
-                <w:szCs w:val="26"/>
-                <w:lang w:val="es-CO"/>
-              </w:rPr>
-            </w:pPr>
+              <w:rPr>
+                <w:lang w:val="es-CO"/>
+              </w:rPr>
+            </w:pPr>
+            <w:r>
+              <w:rPr>
+                <w:lang w:val="es-CO"/>
+              </w:rPr>
+              <w:t>{x}</w:t>
+            </w:r>
           </w:p>
         </w:tc>
       </w:tr>
@@ -3422,6 +4025,35 @@
                 <w:lang w:val="es-CO"/>
               </w:rPr>
             </w:pPr>
+            <w:r>
+              <w:rPr>
+                <w:rFonts w:ascii="Trebuchet MS" w:hAnsi="Trebuchet MS" w:cs="Arial"/>
+                <w:sz w:val="26"/>
+                <w:szCs w:val="26"/>
+                <w:lang w:val="es-CO"/>
+              </w:rPr>
+              <w:t>{</w:t>
+            </w:r>
+            <w:proofErr w:type="spellStart"/>
+            <w:r>
+              <w:rPr>
+                <w:rFonts w:ascii="Trebuchet MS" w:hAnsi="Trebuchet MS" w:cs="Arial"/>
+                <w:sz w:val="26"/>
+                <w:szCs w:val="26"/>
+                <w:lang w:val="es-CO"/>
+              </w:rPr>
+              <w:t>departamento_empresa</w:t>
+            </w:r>
+            <w:proofErr w:type="spellEnd"/>
+            <w:r>
+              <w:rPr>
+                <w:rFonts w:ascii="Trebuchet MS" w:hAnsi="Trebuchet MS" w:cs="Arial"/>
+                <w:sz w:val="26"/>
+                <w:szCs w:val="26"/>
+                <w:lang w:val="es-CO"/>
+              </w:rPr>
+              <w:t>}</w:t>
+            </w:r>
           </w:p>
         </w:tc>
         <w:tc>
@@ -3465,6 +4097,35 @@
                 <w:lang w:val="es-CO"/>
               </w:rPr>
             </w:pPr>
+            <w:r>
+              <w:rPr>
+                <w:rFonts w:asciiTheme="majorHAnsi" w:hAnsiTheme="majorHAnsi" w:cs="Arial"/>
+                <w:sz w:val="26"/>
+                <w:szCs w:val="26"/>
+                <w:lang w:val="es-CO"/>
+              </w:rPr>
+              <w:t>{</w:t>
+            </w:r>
+            <w:proofErr w:type="spellStart"/>
+            <w:r>
+              <w:rPr>
+                <w:rFonts w:asciiTheme="majorHAnsi" w:hAnsiTheme="majorHAnsi" w:cs="Arial"/>
+                <w:sz w:val="26"/>
+                <w:szCs w:val="26"/>
+                <w:lang w:val="es-CO"/>
+              </w:rPr>
+              <w:t>municipio_empresa</w:t>
+            </w:r>
+            <w:proofErr w:type="spellEnd"/>
+            <w:r>
+              <w:rPr>
+                <w:rFonts w:asciiTheme="majorHAnsi" w:hAnsiTheme="majorHAnsi" w:cs="Arial"/>
+                <w:sz w:val="26"/>
+                <w:szCs w:val="26"/>
+                <w:lang w:val="es-CO"/>
+              </w:rPr>
+              <w:t>}</w:t>
+            </w:r>
           </w:p>
         </w:tc>
         <w:tc>
@@ -3509,6 +4170,35 @@
                 <w:lang w:val="es-CO"/>
               </w:rPr>
             </w:pPr>
+            <w:r>
+              <w:rPr>
+                <w:rFonts w:asciiTheme="majorHAnsi" w:hAnsiTheme="majorHAnsi" w:cs="Arial"/>
+                <w:sz w:val="26"/>
+                <w:szCs w:val="26"/>
+                <w:lang w:val="es-CO"/>
+              </w:rPr>
+              <w:t>{</w:t>
+            </w:r>
+            <w:proofErr w:type="spellStart"/>
+            <w:r>
+              <w:rPr>
+                <w:rFonts w:asciiTheme="majorHAnsi" w:hAnsiTheme="majorHAnsi" w:cs="Arial"/>
+                <w:sz w:val="26"/>
+                <w:szCs w:val="26"/>
+                <w:lang w:val="es-CO"/>
+              </w:rPr>
+              <w:t>email_empresa</w:t>
+            </w:r>
+            <w:proofErr w:type="spellEnd"/>
+            <w:r>
+              <w:rPr>
+                <w:rFonts w:asciiTheme="majorHAnsi" w:hAnsiTheme="majorHAnsi" w:cs="Arial"/>
+                <w:sz w:val="26"/>
+                <w:szCs w:val="26"/>
+                <w:lang w:val="es-CO"/>
+              </w:rPr>
+              <w:t>}</w:t>
+            </w:r>
           </w:p>
         </w:tc>
       </w:tr>
@@ -3568,6 +4258,35 @@
                 <w:lang w:val="es-CO"/>
               </w:rPr>
             </w:pPr>
+            <w:r>
+              <w:rPr>
+                <w:rFonts w:ascii="Trebuchet MS" w:hAnsi="Trebuchet MS" w:cs="Arial"/>
+                <w:sz w:val="26"/>
+                <w:szCs w:val="26"/>
+                <w:lang w:val="es-CO"/>
+              </w:rPr>
+              <w:t>{</w:t>
+            </w:r>
+            <w:proofErr w:type="spellStart"/>
+            <w:r>
+              <w:rPr>
+                <w:rFonts w:ascii="Trebuchet MS" w:hAnsi="Trebuchet MS" w:cs="Arial"/>
+                <w:sz w:val="26"/>
+                <w:szCs w:val="26"/>
+                <w:lang w:val="es-CO"/>
+              </w:rPr>
+              <w:t>teléfono_emrpesa</w:t>
+            </w:r>
+            <w:proofErr w:type="spellEnd"/>
+            <w:r>
+              <w:rPr>
+                <w:rFonts w:ascii="Trebuchet MS" w:hAnsi="Trebuchet MS" w:cs="Arial"/>
+                <w:sz w:val="26"/>
+                <w:szCs w:val="26"/>
+                <w:lang w:val="es-CO"/>
+              </w:rPr>
+              <w:t>}</w:t>
+            </w:r>
           </w:p>
         </w:tc>
         <w:tc>
@@ -3619,7 +4338,7 @@
                 <w:szCs w:val="26"/>
                 <w:lang w:val="es-CO"/>
               </w:rPr>
-              <w:t xml:space="preserve">DIA:     </w:t>
+              <w:t>DIA:</w:t>
             </w:r>
             <w:r>
               <w:rPr>
@@ -3628,6 +4347,44 @@
                 <w:szCs w:val="26"/>
                 <w:lang w:val="es-CO"/>
               </w:rPr>
+              <w:t>{</w:t>
+            </w:r>
+            <w:proofErr w:type="spellStart"/>
+            <w:r>
+              <w:rPr>
+                <w:rFonts w:asciiTheme="majorHAnsi" w:hAnsiTheme="majorHAnsi" w:cs="Arial"/>
+                <w:sz w:val="20"/>
+                <w:szCs w:val="26"/>
+                <w:lang w:val="es-CO"/>
+              </w:rPr>
+              <w:t>dia_inicio</w:t>
+            </w:r>
+            <w:proofErr w:type="spellEnd"/>
+            <w:r>
+              <w:rPr>
+                <w:rFonts w:asciiTheme="majorHAnsi" w:hAnsiTheme="majorHAnsi" w:cs="Arial"/>
+                <w:sz w:val="20"/>
+                <w:szCs w:val="26"/>
+                <w:lang w:val="es-CO"/>
+              </w:rPr>
+              <w:t>}</w:t>
+            </w:r>
+            <w:r>
+              <w:rPr>
+                <w:rFonts w:asciiTheme="majorHAnsi" w:hAnsiTheme="majorHAnsi" w:cs="Arial"/>
+                <w:sz w:val="20"/>
+                <w:szCs w:val="26"/>
+                <w:lang w:val="es-CO"/>
+              </w:rPr>
+              <w:t xml:space="preserve">     </w:t>
+            </w:r>
+            <w:r>
+              <w:rPr>
+                <w:rFonts w:asciiTheme="majorHAnsi" w:hAnsiTheme="majorHAnsi" w:cs="Arial"/>
+                <w:sz w:val="20"/>
+                <w:szCs w:val="26"/>
+                <w:lang w:val="es-CO"/>
+              </w:rPr>
               <w:t xml:space="preserve"> </w:t>
             </w:r>
             <w:r>
@@ -3637,7 +4394,7 @@
                 <w:szCs w:val="26"/>
                 <w:lang w:val="es-CO"/>
               </w:rPr>
-              <w:t xml:space="preserve">MES:    </w:t>
+              <w:t>MES:</w:t>
             </w:r>
             <w:r>
               <w:rPr>
@@ -3646,6 +4403,44 @@
                 <w:szCs w:val="26"/>
                 <w:lang w:val="es-CO"/>
               </w:rPr>
+              <w:t>{</w:t>
+            </w:r>
+            <w:proofErr w:type="spellStart"/>
+            <w:r>
+              <w:rPr>
+                <w:rFonts w:asciiTheme="majorHAnsi" w:hAnsiTheme="majorHAnsi" w:cs="Arial"/>
+                <w:sz w:val="20"/>
+                <w:szCs w:val="26"/>
+                <w:lang w:val="es-CO"/>
+              </w:rPr>
+              <w:t>mes_inicio</w:t>
+            </w:r>
+            <w:proofErr w:type="spellEnd"/>
+            <w:r>
+              <w:rPr>
+                <w:rFonts w:asciiTheme="majorHAnsi" w:hAnsiTheme="majorHAnsi" w:cs="Arial"/>
+                <w:sz w:val="20"/>
+                <w:szCs w:val="26"/>
+                <w:lang w:val="es-CO"/>
+              </w:rPr>
+              <w:t>}</w:t>
+            </w:r>
+            <w:r>
+              <w:rPr>
+                <w:rFonts w:asciiTheme="majorHAnsi" w:hAnsiTheme="majorHAnsi" w:cs="Arial"/>
+                <w:sz w:val="20"/>
+                <w:szCs w:val="26"/>
+                <w:lang w:val="es-CO"/>
+              </w:rPr>
+              <w:t xml:space="preserve">    </w:t>
+            </w:r>
+            <w:r>
+              <w:rPr>
+                <w:rFonts w:asciiTheme="majorHAnsi" w:hAnsiTheme="majorHAnsi" w:cs="Arial"/>
+                <w:sz w:val="20"/>
+                <w:szCs w:val="26"/>
+                <w:lang w:val="es-CO"/>
+              </w:rPr>
               <w:t xml:space="preserve"> </w:t>
             </w:r>
             <w:r>
@@ -3665,6 +4460,35 @@
                 <w:lang w:val="es-CO"/>
               </w:rPr>
               <w:t>:</w:t>
+            </w:r>
+            <w:r>
+              <w:rPr>
+                <w:rFonts w:asciiTheme="majorHAnsi" w:hAnsiTheme="majorHAnsi" w:cs="Arial"/>
+                <w:sz w:val="22"/>
+                <w:szCs w:val="26"/>
+                <w:lang w:val="es-CO"/>
+              </w:rPr>
+              <w:t>{</w:t>
+            </w:r>
+            <w:proofErr w:type="spellStart"/>
+            <w:r>
+              <w:rPr>
+                <w:rFonts w:asciiTheme="majorHAnsi" w:hAnsiTheme="majorHAnsi" w:cs="Arial"/>
+                <w:sz w:val="22"/>
+                <w:szCs w:val="26"/>
+                <w:lang w:val="es-CO"/>
+              </w:rPr>
+              <w:t>año_inicio</w:t>
+            </w:r>
+            <w:proofErr w:type="spellEnd"/>
+            <w:r>
+              <w:rPr>
+                <w:rFonts w:asciiTheme="majorHAnsi" w:hAnsiTheme="majorHAnsi" w:cs="Arial"/>
+                <w:sz w:val="22"/>
+                <w:szCs w:val="26"/>
+                <w:lang w:val="es-CO"/>
+              </w:rPr>
+              <w:t>}</w:t>
             </w:r>
           </w:p>
         </w:tc>
@@ -3717,7 +4541,7 @@
                 <w:szCs w:val="26"/>
                 <w:lang w:val="es-CO"/>
               </w:rPr>
-              <w:t xml:space="preserve">DIA:     </w:t>
+              <w:t>DIA:</w:t>
             </w:r>
             <w:r>
               <w:rPr>
@@ -3726,6 +4550,44 @@
                 <w:szCs w:val="26"/>
                 <w:lang w:val="es-CO"/>
               </w:rPr>
+              <w:t>{</w:t>
+            </w:r>
+            <w:proofErr w:type="spellStart"/>
+            <w:r>
+              <w:rPr>
+                <w:rFonts w:asciiTheme="majorHAnsi" w:hAnsiTheme="majorHAnsi" w:cs="Arial"/>
+                <w:sz w:val="20"/>
+                <w:szCs w:val="26"/>
+                <w:lang w:val="es-CO"/>
+              </w:rPr>
+              <w:t>dia_fin</w:t>
+            </w:r>
+            <w:proofErr w:type="spellEnd"/>
+            <w:r>
+              <w:rPr>
+                <w:rFonts w:asciiTheme="majorHAnsi" w:hAnsiTheme="majorHAnsi" w:cs="Arial"/>
+                <w:sz w:val="20"/>
+                <w:szCs w:val="26"/>
+                <w:lang w:val="es-CO"/>
+              </w:rPr>
+              <w:t>}</w:t>
+            </w:r>
+            <w:r>
+              <w:rPr>
+                <w:rFonts w:asciiTheme="majorHAnsi" w:hAnsiTheme="majorHAnsi" w:cs="Arial"/>
+                <w:sz w:val="20"/>
+                <w:szCs w:val="26"/>
+                <w:lang w:val="es-CO"/>
+              </w:rPr>
+              <w:t xml:space="preserve">     </w:t>
+            </w:r>
+            <w:r>
+              <w:rPr>
+                <w:rFonts w:asciiTheme="majorHAnsi" w:hAnsiTheme="majorHAnsi" w:cs="Arial"/>
+                <w:sz w:val="20"/>
+                <w:szCs w:val="26"/>
+                <w:lang w:val="es-CO"/>
+              </w:rPr>
               <w:t xml:space="preserve"> </w:t>
             </w:r>
             <w:r>
@@ -3744,7 +4606,7 @@
                 <w:szCs w:val="26"/>
                 <w:lang w:val="es-CO"/>
               </w:rPr>
-              <w:t xml:space="preserve">MES:    </w:t>
+              <w:t>MES:</w:t>
             </w:r>
             <w:r>
               <w:rPr>
@@ -3753,6 +4615,53 @@
                 <w:szCs w:val="26"/>
                 <w:lang w:val="es-CO"/>
               </w:rPr>
+              <w:t>{</w:t>
+            </w:r>
+            <w:proofErr w:type="spellStart"/>
+            <w:r>
+              <w:rPr>
+                <w:rFonts w:asciiTheme="majorHAnsi" w:hAnsiTheme="majorHAnsi" w:cs="Arial"/>
+                <w:sz w:val="20"/>
+                <w:szCs w:val="26"/>
+                <w:lang w:val="es-CO"/>
+              </w:rPr>
+              <w:t>mes</w:t>
+            </w:r>
+            <w:r>
+              <w:rPr>
+                <w:rFonts w:asciiTheme="majorHAnsi" w:hAnsiTheme="majorHAnsi" w:cs="Arial"/>
+                <w:sz w:val="20"/>
+                <w:szCs w:val="26"/>
+                <w:lang w:val="es-CO"/>
+              </w:rPr>
+              <w:t>_fin</w:t>
+            </w:r>
+            <w:proofErr w:type="spellEnd"/>
+            <w:r>
+              <w:rPr>
+                <w:rFonts w:asciiTheme="majorHAnsi" w:hAnsiTheme="majorHAnsi" w:cs="Arial"/>
+                <w:sz w:val="20"/>
+                <w:szCs w:val="26"/>
+                <w:lang w:val="es-CO"/>
+              </w:rPr>
+              <w:t>}</w:t>
+            </w:r>
+            <w:r>
+              <w:rPr>
+                <w:rFonts w:asciiTheme="majorHAnsi" w:hAnsiTheme="majorHAnsi" w:cs="Arial"/>
+                <w:sz w:val="20"/>
+                <w:szCs w:val="26"/>
+                <w:lang w:val="es-CO"/>
+              </w:rPr>
+              <w:t xml:space="preserve">    </w:t>
+            </w:r>
+            <w:r>
+              <w:rPr>
+                <w:rFonts w:asciiTheme="majorHAnsi" w:hAnsiTheme="majorHAnsi" w:cs="Arial"/>
+                <w:sz w:val="20"/>
+                <w:szCs w:val="26"/>
+                <w:lang w:val="es-CO"/>
+              </w:rPr>
               <w:t xml:space="preserve">  </w:t>
             </w:r>
             <w:r>
@@ -3781,6 +4690,44 @@
                 <w:lang w:val="es-CO"/>
               </w:rPr>
               <w:t>AÑO:</w:t>
+            </w:r>
+            <w:r>
+              <w:rPr>
+                <w:rFonts w:asciiTheme="majorHAnsi" w:hAnsiTheme="majorHAnsi" w:cs="Arial"/>
+                <w:sz w:val="20"/>
+                <w:szCs w:val="26"/>
+                <w:lang w:val="es-CO"/>
+              </w:rPr>
+              <w:t>{</w:t>
+            </w:r>
+            <w:proofErr w:type="spellStart"/>
+            <w:r>
+              <w:rPr>
+                <w:rFonts w:asciiTheme="majorHAnsi" w:hAnsiTheme="majorHAnsi" w:cs="Arial"/>
+                <w:sz w:val="20"/>
+                <w:szCs w:val="26"/>
+                <w:lang w:val="es-CO"/>
+              </w:rPr>
+              <w:t>año</w:t>
+            </w:r>
+            <w:r>
+              <w:rPr>
+                <w:rFonts w:asciiTheme="majorHAnsi" w:hAnsiTheme="majorHAnsi" w:cs="Arial"/>
+                <w:sz w:val="20"/>
+                <w:szCs w:val="26"/>
+                <w:lang w:val="es-CO"/>
+              </w:rPr>
+              <w:t>_fin</w:t>
+            </w:r>
+            <w:proofErr w:type="spellEnd"/>
+            <w:r>
+              <w:rPr>
+                <w:rFonts w:asciiTheme="majorHAnsi" w:hAnsiTheme="majorHAnsi" w:cs="Arial"/>
+                <w:sz w:val="20"/>
+                <w:szCs w:val="26"/>
+                <w:lang w:val="es-CO"/>
+              </w:rPr>
+              <w:t>}</w:t>
             </w:r>
           </w:p>
         </w:tc>
@@ -3841,6 +4788,35 @@
                 <w:lang w:val="es-CO"/>
               </w:rPr>
             </w:pPr>
+            <w:r>
+              <w:rPr>
+                <w:rFonts w:ascii="Trebuchet MS" w:hAnsi="Trebuchet MS" w:cs="Arial"/>
+                <w:sz w:val="26"/>
+                <w:szCs w:val="26"/>
+                <w:lang w:val="es-CO"/>
+              </w:rPr>
+              <w:t>{</w:t>
+            </w:r>
+            <w:proofErr w:type="spellStart"/>
+            <w:r>
+              <w:rPr>
+                <w:rFonts w:ascii="Trebuchet MS" w:hAnsi="Trebuchet MS" w:cs="Arial"/>
+                <w:sz w:val="26"/>
+                <w:szCs w:val="26"/>
+                <w:lang w:val="es-CO"/>
+              </w:rPr>
+              <w:t>cargo_empresa</w:t>
+            </w:r>
+            <w:proofErr w:type="spellEnd"/>
+            <w:r>
+              <w:rPr>
+                <w:rFonts w:ascii="Trebuchet MS" w:hAnsi="Trebuchet MS" w:cs="Arial"/>
+                <w:sz w:val="26"/>
+                <w:szCs w:val="26"/>
+                <w:lang w:val="es-CO"/>
+              </w:rPr>
+              <w:t>}</w:t>
+            </w:r>
           </w:p>
         </w:tc>
         <w:tc>
@@ -3885,6 +4861,35 @@
                 <w:lang w:val="es-CO"/>
               </w:rPr>
             </w:pPr>
+            <w:r>
+              <w:rPr>
+                <w:rFonts w:asciiTheme="majorHAnsi" w:hAnsiTheme="majorHAnsi" w:cs="Arial"/>
+                <w:sz w:val="26"/>
+                <w:szCs w:val="26"/>
+                <w:lang w:val="es-CO"/>
+              </w:rPr>
+              <w:t>{</w:t>
+            </w:r>
+            <w:proofErr w:type="spellStart"/>
+            <w:r>
+              <w:rPr>
+                <w:rFonts w:asciiTheme="majorHAnsi" w:hAnsiTheme="majorHAnsi" w:cs="Arial"/>
+                <w:sz w:val="26"/>
+                <w:szCs w:val="26"/>
+                <w:lang w:val="es-CO"/>
+              </w:rPr>
+              <w:t>dirección_empresa</w:t>
+            </w:r>
+            <w:proofErr w:type="spellEnd"/>
+            <w:r>
+              <w:rPr>
+                <w:rFonts w:asciiTheme="majorHAnsi" w:hAnsiTheme="majorHAnsi" w:cs="Arial"/>
+                <w:sz w:val="26"/>
+                <w:szCs w:val="26"/>
+                <w:lang w:val="es-CO"/>
+              </w:rPr>
+              <w:t>}</w:t>
+            </w:r>
           </w:p>
         </w:tc>
       </w:tr>
@@ -3903,7 +4908,7 @@
     <w:tbl>
       <w:tblPr>
         <w:tblpPr w:leftFromText="141" w:rightFromText="141" w:vertAnchor="text" w:horzAnchor="margin" w:tblpX="-714" w:tblpY="95"/>
-        <w:tblW w:w="10485" w:type="dxa"/>
+        <w:tblW w:w="11841" w:type="dxa"/>
         <w:tblBorders>
           <w:top w:val="single" w:sz="4" w:space="0" w:color="auto"/>
           <w:left w:val="single" w:sz="4" w:space="0" w:color="auto"/>
@@ -3915,14 +4920,14 @@
         <w:tblLook w:val="04A0" w:firstRow="1" w:lastRow="0" w:firstColumn="1" w:lastColumn="0" w:noHBand="0" w:noVBand="1"/>
       </w:tblPr>
       <w:tblGrid>
-        <w:gridCol w:w="2800"/>
-        <w:gridCol w:w="2030"/>
-        <w:gridCol w:w="2158"/>
+        <w:gridCol w:w="2353"/>
+        <w:gridCol w:w="3318"/>
+        <w:gridCol w:w="2738"/>
         <w:gridCol w:w="435"/>
-        <w:gridCol w:w="753"/>
-        <w:gridCol w:w="436"/>
+        <w:gridCol w:w="711"/>
+        <w:gridCol w:w="518"/>
         <w:gridCol w:w="1182"/>
-        <w:gridCol w:w="691"/>
+        <w:gridCol w:w="586"/>
       </w:tblGrid>
       <w:tr>
         <w:trPr>
@@ -3930,7 +4935,7 @@
         </w:trPr>
         <w:tc>
           <w:tcPr>
-            <w:tcW w:w="2800" w:type="dxa"/>
+            <w:tcW w:w="2353" w:type="dxa"/>
             <w:shd w:val="clear" w:color="auto" w:fill="auto"/>
             <w:vAlign w:val="center"/>
           </w:tcPr>
@@ -3962,7 +4967,7 @@
         </w:tc>
         <w:tc>
           <w:tcPr>
-            <w:tcW w:w="4188" w:type="dxa"/>
+            <w:tcW w:w="6056" w:type="dxa"/>
             <w:gridSpan w:val="2"/>
             <w:vAlign w:val="center"/>
           </w:tcPr>
@@ -3979,11 +4984,49 @@
                 <w:lang w:val="es-CO"/>
               </w:rPr>
             </w:pPr>
-          </w:p>
-        </w:tc>
-        <w:tc>
-          <w:tcPr>
-            <w:tcW w:w="1188" w:type="dxa"/>
+            <w:r>
+              <w:rPr>
+                <w:rFonts w:ascii="Trebuchet MS" w:hAnsi="Trebuchet MS" w:cs="Arial"/>
+                <w:sz w:val="26"/>
+                <w:szCs w:val="26"/>
+                <w:lang w:val="es-CO"/>
+              </w:rPr>
+              <w:t>{</w:t>
+            </w:r>
+            <w:proofErr w:type="spellStart"/>
+            <w:r>
+              <w:rPr>
+                <w:rFonts w:ascii="Trebuchet MS" w:hAnsi="Trebuchet MS" w:cs="Arial"/>
+                <w:sz w:val="26"/>
+                <w:szCs w:val="26"/>
+                <w:lang w:val="es-CO"/>
+              </w:rPr>
+              <w:t>empresa_</w:t>
+            </w:r>
+            <w:r>
+              <w:rPr>
+                <w:rFonts w:ascii="Trebuchet MS" w:hAnsi="Trebuchet MS" w:cs="Arial"/>
+                <w:sz w:val="26"/>
+                <w:szCs w:val="26"/>
+                <w:lang w:val="es-CO"/>
+              </w:rPr>
+              <w:t>dos</w:t>
+            </w:r>
+            <w:proofErr w:type="spellEnd"/>
+            <w:r>
+              <w:rPr>
+                <w:rFonts w:ascii="Trebuchet MS" w:hAnsi="Trebuchet MS" w:cs="Arial"/>
+                <w:sz w:val="26"/>
+                <w:szCs w:val="26"/>
+                <w:lang w:val="es-CO"/>
+              </w:rPr>
+              <w:t>}</w:t>
+            </w:r>
+          </w:p>
+        </w:tc>
+        <w:tc>
+          <w:tcPr>
+            <w:tcW w:w="1146" w:type="dxa"/>
             <w:gridSpan w:val="2"/>
             <w:vAlign w:val="center"/>
           </w:tcPr>
@@ -4011,7 +5054,7 @@
         </w:tc>
         <w:tc>
           <w:tcPr>
-            <w:tcW w:w="436" w:type="dxa"/>
+            <w:tcW w:w="518" w:type="dxa"/>
             <w:vAlign w:val="center"/>
           </w:tcPr>
           <w:p>
@@ -4026,6 +5069,14 @@
                 <w:lang w:val="es-CO"/>
               </w:rPr>
             </w:pPr>
+            <w:r>
+              <w:rPr>
+                <w:rFonts w:asciiTheme="majorHAnsi" w:hAnsiTheme="majorHAnsi" w:cs="Arial"/>
+                <w:szCs w:val="26"/>
+                <w:lang w:val="es-CO"/>
+              </w:rPr>
+              <w:t>{x}</w:t>
+            </w:r>
           </w:p>
         </w:tc>
         <w:tc>
@@ -4057,7 +5108,7 @@
         </w:tc>
         <w:tc>
           <w:tcPr>
-            <w:tcW w:w="691" w:type="dxa"/>
+            <w:tcW w:w="586" w:type="dxa"/>
             <w:vAlign w:val="center"/>
           </w:tcPr>
           <w:p>
@@ -4074,6 +5125,16 @@
                 <w:lang w:val="es-CO"/>
               </w:rPr>
             </w:pPr>
+            <w:r>
+              <w:rPr>
+                <w:rFonts w:ascii="Trebuchet MS" w:hAnsi="Trebuchet MS" w:cs="Arial"/>
+                <w:b/>
+                <w:sz w:val="26"/>
+                <w:szCs w:val="26"/>
+                <w:lang w:val="es-CO"/>
+              </w:rPr>
+              <w:t>{x}</w:t>
+            </w:r>
           </w:p>
         </w:tc>
       </w:tr>
@@ -4083,7 +5144,7 @@
         </w:trPr>
         <w:tc>
           <w:tcPr>
-            <w:tcW w:w="2800" w:type="dxa"/>
+            <w:tcW w:w="2353" w:type="dxa"/>
             <w:shd w:val="clear" w:color="auto" w:fill="auto"/>
             <w:vAlign w:val="center"/>
           </w:tcPr>
@@ -4117,7 +5178,7 @@
         </w:tc>
         <w:tc>
           <w:tcPr>
-            <w:tcW w:w="2030" w:type="dxa"/>
+            <w:tcW w:w="3318" w:type="dxa"/>
             <w:vAlign w:val="center"/>
           </w:tcPr>
           <w:p>
@@ -4133,11 +5194,29 @@
                 <w:lang w:val="es-CO"/>
               </w:rPr>
             </w:pPr>
-          </w:p>
-        </w:tc>
-        <w:tc>
-          <w:tcPr>
-            <w:tcW w:w="2158" w:type="dxa"/>
+            <w:r>
+              <w:rPr>
+                <w:rFonts w:ascii="Trebuchet MS" w:hAnsi="Trebuchet MS" w:cs="Arial"/>
+                <w:sz w:val="26"/>
+                <w:szCs w:val="26"/>
+                <w:lang w:val="es-CO"/>
+              </w:rPr>
+              <w:t>{departamento_empresa</w:t>
+            </w:r>
+            <w:r>
+              <w:rPr>
+                <w:rFonts w:ascii="Trebuchet MS" w:hAnsi="Trebuchet MS" w:cs="Arial"/>
+                <w:sz w:val="26"/>
+                <w:szCs w:val="26"/>
+                <w:lang w:val="es-CO"/>
+              </w:rPr>
+              <w:t>2}</w:t>
+            </w:r>
+          </w:p>
+        </w:tc>
+        <w:tc>
+          <w:tcPr>
+            <w:tcW w:w="2738" w:type="dxa"/>
             <w:vAlign w:val="center"/>
           </w:tcPr>
           <w:p>
@@ -4176,11 +5255,38 @@
                 <w:lang w:val="es-CO"/>
               </w:rPr>
             </w:pPr>
-          </w:p>
-        </w:tc>
-        <w:tc>
-          <w:tcPr>
-            <w:tcW w:w="3497" w:type="dxa"/>
+            <w:r>
+              <w:rPr>
+                <w:rFonts w:asciiTheme="majorHAnsi" w:hAnsiTheme="majorHAnsi" w:cs="Arial"/>
+                <w:sz w:val="26"/>
+                <w:szCs w:val="26"/>
+                <w:lang w:val="es-CO"/>
+              </w:rPr>
+              <w:t>{municipio_empresa</w:t>
+            </w:r>
+            <w:r>
+              <w:rPr>
+                <w:rFonts w:asciiTheme="majorHAnsi" w:hAnsiTheme="majorHAnsi" w:cs="Arial"/>
+                <w:sz w:val="26"/>
+                <w:szCs w:val="26"/>
+                <w:lang w:val="es-CO"/>
+              </w:rPr>
+              <w:t>2</w:t>
+            </w:r>
+            <w:r>
+              <w:rPr>
+                <w:rFonts w:asciiTheme="majorHAnsi" w:hAnsiTheme="majorHAnsi" w:cs="Arial"/>
+                <w:sz w:val="26"/>
+                <w:szCs w:val="26"/>
+                <w:lang w:val="es-CO"/>
+              </w:rPr>
+              <w:t>}</w:t>
+            </w:r>
+          </w:p>
+        </w:tc>
+        <w:tc>
+          <w:tcPr>
+            <w:tcW w:w="3432" w:type="dxa"/>
             <w:gridSpan w:val="5"/>
             <w:vAlign w:val="center"/>
           </w:tcPr>
@@ -4220,6 +5326,33 @@
                 <w:lang w:val="es-CO"/>
               </w:rPr>
             </w:pPr>
+            <w:r>
+              <w:rPr>
+                <w:rFonts w:asciiTheme="majorHAnsi" w:hAnsiTheme="majorHAnsi" w:cs="Arial"/>
+                <w:sz w:val="26"/>
+                <w:szCs w:val="26"/>
+                <w:lang w:val="es-CO"/>
+              </w:rPr>
+              <w:t>{email_empresa</w:t>
+            </w:r>
+            <w:r>
+              <w:rPr>
+                <w:rFonts w:asciiTheme="majorHAnsi" w:hAnsiTheme="majorHAnsi" w:cs="Arial"/>
+                <w:sz w:val="26"/>
+                <w:szCs w:val="26"/>
+                <w:lang w:val="es-CO"/>
+              </w:rPr>
+              <w:t>2</w:t>
+            </w:r>
+            <w:r>
+              <w:rPr>
+                <w:rFonts w:asciiTheme="majorHAnsi" w:hAnsiTheme="majorHAnsi" w:cs="Arial"/>
+                <w:sz w:val="26"/>
+                <w:szCs w:val="26"/>
+                <w:lang w:val="es-CO"/>
+              </w:rPr>
+              <w:t>}</w:t>
+            </w:r>
           </w:p>
         </w:tc>
       </w:tr>
@@ -4229,7 +5362,7 @@
         </w:trPr>
         <w:tc>
           <w:tcPr>
-            <w:tcW w:w="2800" w:type="dxa"/>
+            <w:tcW w:w="2353" w:type="dxa"/>
             <w:shd w:val="clear" w:color="auto" w:fill="auto"/>
             <w:vAlign w:val="center"/>
           </w:tcPr>
@@ -4263,7 +5396,7 @@
         </w:tc>
         <w:tc>
           <w:tcPr>
-            <w:tcW w:w="2030" w:type="dxa"/>
+            <w:tcW w:w="3318" w:type="dxa"/>
             <w:vAlign w:val="center"/>
           </w:tcPr>
           <w:p>
@@ -4279,11 +5412,29 @@
                 <w:lang w:val="es-CO"/>
               </w:rPr>
             </w:pPr>
-          </w:p>
-        </w:tc>
-        <w:tc>
-          <w:tcPr>
-            <w:tcW w:w="2593" w:type="dxa"/>
+            <w:r>
+              <w:rPr>
+                <w:rFonts w:ascii="Trebuchet MS" w:hAnsi="Trebuchet MS" w:cs="Arial"/>
+                <w:sz w:val="26"/>
+                <w:szCs w:val="26"/>
+                <w:lang w:val="es-CO"/>
+              </w:rPr>
+              <w:t>{teléfono_emrpesa</w:t>
+            </w:r>
+            <w:r>
+              <w:rPr>
+                <w:rFonts w:ascii="Trebuchet MS" w:hAnsi="Trebuchet MS" w:cs="Arial"/>
+                <w:sz w:val="26"/>
+                <w:szCs w:val="26"/>
+                <w:lang w:val="es-CO"/>
+              </w:rPr>
+              <w:t>2}</w:t>
+            </w:r>
+          </w:p>
+        </w:tc>
+        <w:tc>
+          <w:tcPr>
+            <w:tcW w:w="3173" w:type="dxa"/>
             <w:gridSpan w:val="2"/>
             <w:vAlign w:val="center"/>
           </w:tcPr>
@@ -4330,8 +5481,79 @@
                 <w:szCs w:val="26"/>
                 <w:lang w:val="es-CO"/>
               </w:rPr>
-              <w:lastRenderedPageBreak/>
-              <w:t>DIA:      MES:       AÑO</w:t>
+              <w:t>DIA:</w:t>
+            </w:r>
+            <w:r>
+              <w:rPr>
+                <w:rFonts w:asciiTheme="majorHAnsi" w:hAnsiTheme="majorHAnsi" w:cs="Arial"/>
+                <w:sz w:val="20"/>
+                <w:szCs w:val="26"/>
+                <w:lang w:val="es-CO"/>
+              </w:rPr>
+              <w:t>{dia_inicio</w:t>
+            </w:r>
+            <w:r>
+              <w:rPr>
+                <w:rFonts w:asciiTheme="majorHAnsi" w:hAnsiTheme="majorHAnsi" w:cs="Arial"/>
+                <w:sz w:val="20"/>
+                <w:szCs w:val="26"/>
+                <w:lang w:val="es-CO"/>
+              </w:rPr>
+              <w:t>2</w:t>
+            </w:r>
+            <w:r>
+              <w:rPr>
+                <w:rFonts w:asciiTheme="majorHAnsi" w:hAnsiTheme="majorHAnsi" w:cs="Arial"/>
+                <w:sz w:val="20"/>
+                <w:szCs w:val="26"/>
+                <w:lang w:val="es-CO"/>
+              </w:rPr>
+              <w:t>}</w:t>
+            </w:r>
+            <w:r>
+              <w:rPr>
+                <w:rFonts w:asciiTheme="majorHAnsi" w:hAnsiTheme="majorHAnsi" w:cs="Arial"/>
+                <w:sz w:val="20"/>
+                <w:szCs w:val="26"/>
+                <w:lang w:val="es-CO"/>
+              </w:rPr>
+              <w:t xml:space="preserve">      MES:</w:t>
+            </w:r>
+            <w:r>
+              <w:rPr>
+                <w:rFonts w:asciiTheme="majorHAnsi" w:hAnsiTheme="majorHAnsi" w:cs="Arial"/>
+                <w:sz w:val="20"/>
+                <w:szCs w:val="26"/>
+                <w:lang w:val="es-CO"/>
+              </w:rPr>
+              <w:t>{mes_inicio</w:t>
+            </w:r>
+            <w:r>
+              <w:rPr>
+                <w:rFonts w:asciiTheme="majorHAnsi" w:hAnsiTheme="majorHAnsi" w:cs="Arial"/>
+                <w:sz w:val="20"/>
+                <w:szCs w:val="26"/>
+                <w:lang w:val="es-CO"/>
+              </w:rPr>
+              <w:t>2</w:t>
+            </w:r>
+            <w:r>
+              <w:rPr>
+                <w:rFonts w:asciiTheme="majorHAnsi" w:hAnsiTheme="majorHAnsi" w:cs="Arial"/>
+                <w:sz w:val="20"/>
+                <w:szCs w:val="26"/>
+                <w:lang w:val="es-CO"/>
+              </w:rPr>
+              <w:t>}</w:t>
+            </w:r>
+            <w:r>
+              <w:rPr>
+                <w:rFonts w:asciiTheme="majorHAnsi" w:hAnsiTheme="majorHAnsi" w:cs="Arial"/>
+                <w:sz w:val="20"/>
+                <w:szCs w:val="26"/>
+                <w:lang w:val="es-CO"/>
+              </w:rPr>
+              <w:t xml:space="preserve">       AÑO</w:t>
             </w:r>
             <w:r>
               <w:rPr>
@@ -4342,11 +5564,38 @@
               </w:rPr>
               <w:t>:</w:t>
             </w:r>
-          </w:p>
-        </w:tc>
-        <w:tc>
-          <w:tcPr>
-            <w:tcW w:w="3062" w:type="dxa"/>
+            <w:r>
+              <w:rPr>
+                <w:rFonts w:asciiTheme="majorHAnsi" w:hAnsiTheme="majorHAnsi" w:cs="Arial"/>
+                <w:sz w:val="22"/>
+                <w:szCs w:val="26"/>
+                <w:lang w:val="es-CO"/>
+              </w:rPr>
+              <w:t>{año_inicio</w:t>
+            </w:r>
+            <w:r>
+              <w:rPr>
+                <w:rFonts w:asciiTheme="majorHAnsi" w:hAnsiTheme="majorHAnsi" w:cs="Arial"/>
+                <w:sz w:val="22"/>
+                <w:szCs w:val="26"/>
+                <w:lang w:val="es-CO"/>
+              </w:rPr>
+              <w:t>2</w:t>
+            </w:r>
+            <w:r>
+              <w:rPr>
+                <w:rFonts w:asciiTheme="majorHAnsi" w:hAnsiTheme="majorHAnsi" w:cs="Arial"/>
+                <w:sz w:val="22"/>
+                <w:szCs w:val="26"/>
+                <w:lang w:val="es-CO"/>
+              </w:rPr>
+              <w:t>}</w:t>
+            </w:r>
+          </w:p>
+        </w:tc>
+        <w:tc>
+          <w:tcPr>
+            <w:tcW w:w="2997" w:type="dxa"/>
             <w:gridSpan w:val="4"/>
             <w:vAlign w:val="center"/>
           </w:tcPr>
@@ -4370,7 +5619,6 @@
                 <w:szCs w:val="26"/>
                 <w:lang w:val="es-CO"/>
               </w:rPr>
-              <w:lastRenderedPageBreak/>
               <w:t>FECHA DE RETIRO</w:t>
             </w:r>
           </w:p>
@@ -4394,8 +5642,142 @@
                 <w:szCs w:val="26"/>
                 <w:lang w:val="es-CO"/>
               </w:rPr>
-              <w:lastRenderedPageBreak/>
-              <w:t>DIA:      MES:       AÑO:</w:t>
+              <w:t>DIA:</w:t>
+            </w:r>
+            <w:r>
+              <w:rPr>
+                <w:rFonts w:asciiTheme="majorHAnsi" w:hAnsiTheme="majorHAnsi" w:cs="Arial"/>
+                <w:sz w:val="20"/>
+                <w:szCs w:val="26"/>
+                <w:lang w:val="es-CO"/>
+              </w:rPr>
+              <w:t>{dia_fin</w:t>
+            </w:r>
+            <w:r>
+              <w:rPr>
+                <w:rFonts w:asciiTheme="majorHAnsi" w:hAnsiTheme="majorHAnsi" w:cs="Arial"/>
+                <w:sz w:val="20"/>
+                <w:szCs w:val="26"/>
+                <w:lang w:val="es-CO"/>
+              </w:rPr>
+              <w:t>2</w:t>
+            </w:r>
+            <w:r>
+              <w:rPr>
+                <w:rFonts w:asciiTheme="majorHAnsi" w:hAnsiTheme="majorHAnsi" w:cs="Arial"/>
+                <w:sz w:val="20"/>
+                <w:szCs w:val="26"/>
+                <w:lang w:val="es-CO"/>
+              </w:rPr>
+              <w:t>}</w:t>
+            </w:r>
+            <w:r>
+              <w:rPr>
+                <w:rFonts w:asciiTheme="majorHAnsi" w:hAnsiTheme="majorHAnsi" w:cs="Arial"/>
+                <w:sz w:val="20"/>
+                <w:szCs w:val="26"/>
+                <w:lang w:val="es-CO"/>
+              </w:rPr>
+              <w:t xml:space="preserve">     </w:t>
+            </w:r>
+            <w:r>
+              <w:rPr>
+                <w:rFonts w:asciiTheme="majorHAnsi" w:hAnsiTheme="majorHAnsi" w:cs="Arial"/>
+                <w:sz w:val="20"/>
+                <w:szCs w:val="26"/>
+                <w:lang w:val="es-CO"/>
+              </w:rPr>
+              <w:t xml:space="preserve"> </w:t>
+            </w:r>
+            <w:r>
+              <w:rPr>
+                <w:rFonts w:asciiTheme="majorHAnsi" w:hAnsiTheme="majorHAnsi" w:cs="Arial"/>
+                <w:sz w:val="20"/>
+                <w:szCs w:val="26"/>
+                <w:lang w:val="es-CO"/>
+              </w:rPr>
+              <w:t xml:space="preserve"> MES:</w:t>
+            </w:r>
+            <w:r>
+              <w:rPr>
+                <w:rFonts w:asciiTheme="majorHAnsi" w:hAnsiTheme="majorHAnsi" w:cs="Arial"/>
+                <w:sz w:val="20"/>
+                <w:szCs w:val="26"/>
+                <w:lang w:val="es-CO"/>
+              </w:rPr>
+              <w:t>{mes_fin</w:t>
+            </w:r>
+            <w:r>
+              <w:rPr>
+                <w:rFonts w:asciiTheme="majorHAnsi" w:hAnsiTheme="majorHAnsi" w:cs="Arial"/>
+                <w:sz w:val="20"/>
+                <w:szCs w:val="26"/>
+                <w:lang w:val="es-CO"/>
+              </w:rPr>
+              <w:t>2</w:t>
+            </w:r>
+            <w:r>
+              <w:rPr>
+                <w:rFonts w:asciiTheme="majorHAnsi" w:hAnsiTheme="majorHAnsi" w:cs="Arial"/>
+                <w:sz w:val="20"/>
+                <w:szCs w:val="26"/>
+                <w:lang w:val="es-CO"/>
+              </w:rPr>
+              <w:t>}</w:t>
+            </w:r>
+            <w:r>
+              <w:rPr>
+                <w:rFonts w:asciiTheme="majorHAnsi" w:hAnsiTheme="majorHAnsi" w:cs="Arial"/>
+                <w:sz w:val="20"/>
+                <w:szCs w:val="26"/>
+                <w:lang w:val="es-CO"/>
+              </w:rPr>
+              <w:t xml:space="preserve">       </w:t>
+            </w:r>
+            <w:r>
+              <w:rPr>
+                <w:rFonts w:asciiTheme="majorHAnsi" w:hAnsiTheme="majorHAnsi" w:cs="Arial"/>
+                <w:sz w:val="20"/>
+                <w:szCs w:val="26"/>
+                <w:lang w:val="es-CO"/>
+              </w:rPr>
+              <w:t xml:space="preserve"> </w:t>
+            </w:r>
+            <w:r>
+              <w:rPr>
+                <w:rFonts w:asciiTheme="majorHAnsi" w:hAnsiTheme="majorHAnsi" w:cs="Arial"/>
+                <w:sz w:val="20"/>
+                <w:szCs w:val="26"/>
+                <w:lang w:val="es-CO"/>
+              </w:rPr>
+              <w:t>AÑO:</w:t>
+            </w:r>
+            <w:r>
+              <w:rPr>
+                <w:rFonts w:asciiTheme="majorHAnsi" w:hAnsiTheme="majorHAnsi" w:cs="Arial"/>
+                <w:sz w:val="20"/>
+                <w:szCs w:val="26"/>
+                <w:lang w:val="es-CO"/>
+              </w:rPr>
+              <w:t>{año_fin</w:t>
+            </w:r>
+            <w:r>
+              <w:rPr>
+                <w:rFonts w:asciiTheme="majorHAnsi" w:hAnsiTheme="majorHAnsi" w:cs="Arial"/>
+                <w:sz w:val="20"/>
+                <w:szCs w:val="26"/>
+                <w:lang w:val="es-CO"/>
+              </w:rPr>
+              <w:t>2</w:t>
+            </w:r>
+            <w:r>
+              <w:rPr>
+                <w:rFonts w:asciiTheme="majorHAnsi" w:hAnsiTheme="majorHAnsi" w:cs="Arial"/>
+                <w:sz w:val="20"/>
+                <w:szCs w:val="26"/>
+                <w:lang w:val="es-CO"/>
+              </w:rPr>
+              <w:t>}</w:t>
             </w:r>
           </w:p>
         </w:tc>
@@ -4406,7 +5788,7 @@
         </w:trPr>
         <w:tc>
           <w:tcPr>
-            <w:tcW w:w="2800" w:type="dxa"/>
+            <w:tcW w:w="2353" w:type="dxa"/>
             <w:shd w:val="clear" w:color="auto" w:fill="auto"/>
             <w:vAlign w:val="center"/>
           </w:tcPr>
@@ -4434,14 +5816,13 @@
                 <w:szCs w:val="26"/>
                 <w:lang w:val="es-CO"/>
               </w:rPr>
-              <w:lastRenderedPageBreak/>
               <w:t>CARGO O CONTRATO ACTUAL:</w:t>
             </w:r>
           </w:p>
         </w:tc>
         <w:tc>
           <w:tcPr>
-            <w:tcW w:w="2030" w:type="dxa"/>
+            <w:tcW w:w="3318" w:type="dxa"/>
             <w:vAlign w:val="center"/>
           </w:tcPr>
           <w:p>
@@ -4457,11 +5838,38 @@
                 <w:lang w:val="es-CO"/>
               </w:rPr>
             </w:pPr>
-          </w:p>
-        </w:tc>
-        <w:tc>
-          <w:tcPr>
-            <w:tcW w:w="5655" w:type="dxa"/>
+            <w:r>
+              <w:rPr>
+                <w:rFonts w:ascii="Trebuchet MS" w:hAnsi="Trebuchet MS" w:cs="Arial"/>
+                <w:sz w:val="26"/>
+                <w:szCs w:val="26"/>
+                <w:lang w:val="es-CO"/>
+              </w:rPr>
+              <w:t>{cargo_empresa</w:t>
+            </w:r>
+            <w:r>
+              <w:rPr>
+                <w:rFonts w:ascii="Trebuchet MS" w:hAnsi="Trebuchet MS" w:cs="Arial"/>
+                <w:sz w:val="26"/>
+                <w:szCs w:val="26"/>
+                <w:lang w:val="es-CO"/>
+              </w:rPr>
+              <w:t>2</w:t>
+            </w:r>
+            <w:r>
+              <w:rPr>
+                <w:rFonts w:ascii="Trebuchet MS" w:hAnsi="Trebuchet MS" w:cs="Arial"/>
+                <w:sz w:val="26"/>
+                <w:szCs w:val="26"/>
+                <w:lang w:val="es-CO"/>
+              </w:rPr>
+              <w:t>}</w:t>
+            </w:r>
+          </w:p>
+        </w:tc>
+        <w:tc>
+          <w:tcPr>
+            <w:tcW w:w="6170" w:type="dxa"/>
             <w:gridSpan w:val="6"/>
             <w:vAlign w:val="center"/>
           </w:tcPr>
@@ -4501,6 +5909,33 @@
                 <w:lang w:val="es-CO"/>
               </w:rPr>
             </w:pPr>
+            <w:r>
+              <w:rPr>
+                <w:rFonts w:asciiTheme="majorHAnsi" w:hAnsiTheme="majorHAnsi" w:cs="Arial"/>
+                <w:sz w:val="26"/>
+                <w:szCs w:val="26"/>
+                <w:lang w:val="es-CO"/>
+              </w:rPr>
+              <w:t>{dirección_empresa</w:t>
+            </w:r>
+            <w:r>
+              <w:rPr>
+                <w:rFonts w:asciiTheme="majorHAnsi" w:hAnsiTheme="majorHAnsi" w:cs="Arial"/>
+                <w:sz w:val="26"/>
+                <w:szCs w:val="26"/>
+                <w:lang w:val="es-CO"/>
+              </w:rPr>
+              <w:t>2</w:t>
+            </w:r>
+            <w:r>
+              <w:rPr>
+                <w:rFonts w:asciiTheme="majorHAnsi" w:hAnsiTheme="majorHAnsi" w:cs="Arial"/>
+                <w:sz w:val="26"/>
+                <w:szCs w:val="26"/>
+                <w:lang w:val="es-CO"/>
+              </w:rPr>
+              <w:t>}</w:t>
+            </w:r>
           </w:p>
         </w:tc>
       </w:tr>
@@ -4532,14 +5967,14 @@
         <w:tblLook w:val="04A0" w:firstRow="1" w:lastRow="0" w:firstColumn="1" w:lastColumn="0" w:noHBand="0" w:noVBand="1"/>
       </w:tblPr>
       <w:tblGrid>
-        <w:gridCol w:w="2800"/>
-        <w:gridCol w:w="2030"/>
-        <w:gridCol w:w="2158"/>
+        <w:gridCol w:w="2353"/>
+        <w:gridCol w:w="3318"/>
+        <w:gridCol w:w="2738"/>
         <w:gridCol w:w="662"/>
-        <w:gridCol w:w="526"/>
-        <w:gridCol w:w="436"/>
+        <w:gridCol w:w="484"/>
+        <w:gridCol w:w="518"/>
         <w:gridCol w:w="1182"/>
-        <w:gridCol w:w="833"/>
+        <w:gridCol w:w="222"/>
       </w:tblGrid>
       <w:tr>
         <w:trPr>
@@ -4567,6 +6002,7 @@
             <w:r>
               <w:rPr>
                 <w:rFonts w:asciiTheme="majorHAnsi" w:hAnsiTheme="majorHAnsi" w:cs="Arial"/>
+                <w:b/>
                 <w:noProof/>
                 <w:sz w:val="26"/>
                 <w:szCs w:val="26"/>
@@ -4594,6 +6030,44 @@
                 <w:lang w:val="es-CO"/>
               </w:rPr>
             </w:pPr>
+            <w:r>
+              <w:rPr>
+                <w:rFonts w:ascii="Trebuchet MS" w:hAnsi="Trebuchet MS" w:cs="Arial"/>
+                <w:sz w:val="26"/>
+                <w:szCs w:val="26"/>
+                <w:lang w:val="es-CO"/>
+              </w:rPr>
+              <w:t>{</w:t>
+            </w:r>
+            <w:proofErr w:type="spellStart"/>
+            <w:r>
+              <w:rPr>
+                <w:rFonts w:ascii="Trebuchet MS" w:hAnsi="Trebuchet MS" w:cs="Arial"/>
+                <w:sz w:val="26"/>
+                <w:szCs w:val="26"/>
+                <w:lang w:val="es-CO"/>
+              </w:rPr>
+              <w:t>empresa_</w:t>
+            </w:r>
+            <w:r>
+              <w:rPr>
+                <w:rFonts w:ascii="Trebuchet MS" w:hAnsi="Trebuchet MS" w:cs="Arial"/>
+                <w:sz w:val="26"/>
+                <w:szCs w:val="26"/>
+                <w:lang w:val="es-CO"/>
+              </w:rPr>
+              <w:t>tres</w:t>
+            </w:r>
+            <w:proofErr w:type="spellEnd"/>
+            <w:r>
+              <w:rPr>
+                <w:rFonts w:ascii="Trebuchet MS" w:hAnsi="Trebuchet MS" w:cs="Arial"/>
+                <w:sz w:val="26"/>
+                <w:szCs w:val="26"/>
+                <w:lang w:val="es-CO"/>
+              </w:rPr>
+              <w:t>}</w:t>
+            </w:r>
           </w:p>
         </w:tc>
         <w:tc>
@@ -4641,6 +6115,14 @@
                 <w:lang w:val="es-CO"/>
               </w:rPr>
             </w:pPr>
+            <w:r>
+              <w:rPr>
+                <w:rFonts w:asciiTheme="majorHAnsi" w:hAnsiTheme="majorHAnsi" w:cs="Arial"/>
+                <w:szCs w:val="26"/>
+                <w:lang w:val="es-CO"/>
+              </w:rPr>
+              <w:t>{x}</w:t>
+            </w:r>
           </w:p>
         </w:tc>
         <w:tc>
@@ -4719,6 +6201,7 @@
             <w:r>
               <w:rPr>
                 <w:rFonts w:asciiTheme="majorHAnsi" w:hAnsiTheme="majorHAnsi" w:cs="Arial"/>
+                <w:b/>
                 <w:bCs/>
                 <w:sz w:val="26"/>
                 <w:szCs w:val="26"/>
@@ -4746,6 +6229,33 @@
                 <w:lang w:val="es-CO"/>
               </w:rPr>
             </w:pPr>
+            <w:r>
+              <w:rPr>
+                <w:rFonts w:ascii="Trebuchet MS" w:hAnsi="Trebuchet MS" w:cs="Arial"/>
+                <w:sz w:val="26"/>
+                <w:szCs w:val="26"/>
+                <w:lang w:val="es-CO"/>
+              </w:rPr>
+              <w:t>{departamento_empresa</w:t>
+            </w:r>
+            <w:r>
+              <w:rPr>
+                <w:rFonts w:ascii="Trebuchet MS" w:hAnsi="Trebuchet MS" w:cs="Arial"/>
+                <w:sz w:val="26"/>
+                <w:szCs w:val="26"/>
+                <w:lang w:val="es-CO"/>
+              </w:rPr>
+              <w:t>3</w:t>
+            </w:r>
+            <w:r>
+              <w:rPr>
+                <w:rFonts w:ascii="Trebuchet MS" w:hAnsi="Trebuchet MS" w:cs="Arial"/>
+                <w:sz w:val="26"/>
+                <w:szCs w:val="26"/>
+                <w:lang w:val="es-CO"/>
+              </w:rPr>
+              <w:t>}</w:t>
+            </w:r>
           </w:p>
         </w:tc>
         <w:tc>
@@ -4789,6 +6299,33 @@
                 <w:lang w:val="es-CO"/>
               </w:rPr>
             </w:pPr>
+            <w:r>
+              <w:rPr>
+                <w:rFonts w:asciiTheme="majorHAnsi" w:hAnsiTheme="majorHAnsi" w:cs="Arial"/>
+                <w:sz w:val="26"/>
+                <w:szCs w:val="26"/>
+                <w:lang w:val="es-CO"/>
+              </w:rPr>
+              <w:t>{municipio_empresa</w:t>
+            </w:r>
+            <w:r>
+              <w:rPr>
+                <w:rFonts w:asciiTheme="majorHAnsi" w:hAnsiTheme="majorHAnsi" w:cs="Arial"/>
+                <w:sz w:val="26"/>
+                <w:szCs w:val="26"/>
+                <w:lang w:val="es-CO"/>
+              </w:rPr>
+              <w:t>3</w:t>
+            </w:r>
+            <w:r>
+              <w:rPr>
+                <w:rFonts w:asciiTheme="majorHAnsi" w:hAnsiTheme="majorHAnsi" w:cs="Arial"/>
+                <w:sz w:val="26"/>
+                <w:szCs w:val="26"/>
+                <w:lang w:val="es-CO"/>
+              </w:rPr>
+              <w:t>}</w:t>
+            </w:r>
           </w:p>
         </w:tc>
         <w:tc>
@@ -4833,6 +6370,33 @@
                 <w:lang w:val="es-CO"/>
               </w:rPr>
             </w:pPr>
+            <w:r>
+              <w:rPr>
+                <w:rFonts w:asciiTheme="majorHAnsi" w:hAnsiTheme="majorHAnsi" w:cs="Arial"/>
+                <w:sz w:val="26"/>
+                <w:szCs w:val="26"/>
+                <w:lang w:val="es-CO"/>
+              </w:rPr>
+              <w:t>{email_empresa</w:t>
+            </w:r>
+            <w:r>
+              <w:rPr>
+                <w:rFonts w:asciiTheme="majorHAnsi" w:hAnsiTheme="majorHAnsi" w:cs="Arial"/>
+                <w:sz w:val="26"/>
+                <w:szCs w:val="26"/>
+                <w:lang w:val="es-CO"/>
+              </w:rPr>
+              <w:t>3</w:t>
+            </w:r>
+            <w:r>
+              <w:rPr>
+                <w:rFonts w:asciiTheme="majorHAnsi" w:hAnsiTheme="majorHAnsi" w:cs="Arial"/>
+                <w:sz w:val="26"/>
+                <w:szCs w:val="26"/>
+                <w:lang w:val="es-CO"/>
+              </w:rPr>
+              <w:t>}</w:t>
+            </w:r>
           </w:p>
         </w:tc>
       </w:tr>
@@ -4863,6 +6427,7 @@
             <w:r>
               <w:rPr>
                 <w:rFonts w:asciiTheme="majorHAnsi" w:hAnsiTheme="majorHAnsi" w:cs="Arial"/>
+                <w:b/>
                 <w:bCs/>
                 <w:sz w:val="26"/>
                 <w:szCs w:val="26"/>
@@ -4890,6 +6455,33 @@
                 <w:lang w:val="es-CO"/>
               </w:rPr>
             </w:pPr>
+            <w:r>
+              <w:rPr>
+                <w:rFonts w:ascii="Trebuchet MS" w:hAnsi="Trebuchet MS" w:cs="Arial"/>
+                <w:sz w:val="26"/>
+                <w:szCs w:val="26"/>
+                <w:lang w:val="es-CO"/>
+              </w:rPr>
+              <w:t>{teléfono_emrpesa</w:t>
+            </w:r>
+            <w:r>
+              <w:rPr>
+                <w:rFonts w:ascii="Trebuchet MS" w:hAnsi="Trebuchet MS" w:cs="Arial"/>
+                <w:sz w:val="26"/>
+                <w:szCs w:val="26"/>
+                <w:lang w:val="es-CO"/>
+              </w:rPr>
+              <w:t>3</w:t>
+            </w:r>
+            <w:r>
+              <w:rPr>
+                <w:rFonts w:ascii="Trebuchet MS" w:hAnsi="Trebuchet MS" w:cs="Arial"/>
+                <w:sz w:val="26"/>
+                <w:szCs w:val="26"/>
+                <w:lang w:val="es-CO"/>
+              </w:rPr>
+              <w:t>}</w:t>
+            </w:r>
           </w:p>
         </w:tc>
         <w:tc>
@@ -4941,7 +6533,7 @@
                 <w:szCs w:val="26"/>
                 <w:lang w:val="es-CO"/>
               </w:rPr>
-              <w:t xml:space="preserve">DIA:      </w:t>
+              <w:t>DIA:</w:t>
             </w:r>
             <w:r>
               <w:rPr>
@@ -4950,7 +6542,7 @@
                 <w:szCs w:val="26"/>
                 <w:lang w:val="es-CO"/>
               </w:rPr>
-              <w:t xml:space="preserve">   </w:t>
+              <w:t>{dia_inicio</w:t>
             </w:r>
             <w:r>
               <w:rPr>
@@ -4959,7 +6551,7 @@
                 <w:szCs w:val="26"/>
                 <w:lang w:val="es-CO"/>
               </w:rPr>
-              <w:t xml:space="preserve">MES:    </w:t>
+              <w:t>3</w:t>
             </w:r>
             <w:r>
               <w:rPr>
@@ -4968,7 +6560,7 @@
                 <w:szCs w:val="26"/>
                 <w:lang w:val="es-CO"/>
               </w:rPr>
-              <w:t xml:space="preserve"> </w:t>
+              <w:t>}</w:t>
             </w:r>
             <w:r>
               <w:rPr>
@@ -4977,7 +6569,7 @@
                 <w:szCs w:val="26"/>
                 <w:lang w:val="es-CO"/>
               </w:rPr>
-              <w:t xml:space="preserve"> </w:t>
+              <w:t xml:space="preserve">      MES:</w:t>
             </w:r>
             <w:r>
               <w:rPr>
@@ -4986,7 +6578,34 @@
                 <w:szCs w:val="26"/>
                 <w:lang w:val="es-CO"/>
               </w:rPr>
-              <w:t xml:space="preserve">   AÑO</w:t>
+              <w:t>{mes_inicio</w:t>
+            </w:r>
+            <w:r>
+              <w:rPr>
+                <w:rFonts w:asciiTheme="majorHAnsi" w:hAnsiTheme="majorHAnsi" w:cs="Arial"/>
+                <w:sz w:val="20"/>
+                <w:szCs w:val="26"/>
+                <w:lang w:val="es-CO"/>
+              </w:rPr>
+              <w:t>3</w:t>
+            </w:r>
+            <w:r>
+              <w:rPr>
+                <w:rFonts w:asciiTheme="majorHAnsi" w:hAnsiTheme="majorHAnsi" w:cs="Arial"/>
+                <w:sz w:val="20"/>
+                <w:szCs w:val="26"/>
+                <w:lang w:val="es-CO"/>
+              </w:rPr>
+              <w:t>}</w:t>
+            </w:r>
+            <w:r>
+              <w:rPr>
+                <w:rFonts w:asciiTheme="majorHAnsi" w:hAnsiTheme="majorHAnsi" w:cs="Arial"/>
+                <w:sz w:val="20"/>
+                <w:szCs w:val="26"/>
+                <w:lang w:val="es-CO"/>
+              </w:rPr>
+              <w:t xml:space="preserve">       AÑO</w:t>
             </w:r>
             <w:r>
               <w:rPr>
@@ -4996,6 +6615,33 @@
                 <w:lang w:val="es-CO"/>
               </w:rPr>
               <w:t>:</w:t>
+            </w:r>
+            <w:r>
+              <w:rPr>
+                <w:rFonts w:asciiTheme="majorHAnsi" w:hAnsiTheme="majorHAnsi" w:cs="Arial"/>
+                <w:sz w:val="22"/>
+                <w:szCs w:val="26"/>
+                <w:lang w:val="es-CO"/>
+              </w:rPr>
+              <w:t>{año_inicio</w:t>
+            </w:r>
+            <w:r>
+              <w:rPr>
+                <w:rFonts w:asciiTheme="majorHAnsi" w:hAnsiTheme="majorHAnsi" w:cs="Arial"/>
+                <w:sz w:val="22"/>
+                <w:szCs w:val="26"/>
+                <w:lang w:val="es-CO"/>
+              </w:rPr>
+              <w:t>3</w:t>
+            </w:r>
+            <w:r>
+              <w:rPr>
+                <w:rFonts w:asciiTheme="majorHAnsi" w:hAnsiTheme="majorHAnsi" w:cs="Arial"/>
+                <w:sz w:val="22"/>
+                <w:szCs w:val="26"/>
+                <w:lang w:val="es-CO"/>
+              </w:rPr>
+              <w:t>}</w:t>
             </w:r>
           </w:p>
         </w:tc>
@@ -5048,7 +6694,7 @@
                 <w:szCs w:val="26"/>
                 <w:lang w:val="es-CO"/>
               </w:rPr>
-              <w:t xml:space="preserve">DIA:      </w:t>
+              <w:t>DIA:</w:t>
             </w:r>
             <w:r>
               <w:rPr>
@@ -5057,7 +6703,7 @@
                 <w:szCs w:val="26"/>
                 <w:lang w:val="es-CO"/>
               </w:rPr>
-              <w:t xml:space="preserve">    </w:t>
+              <w:t>{dia_fin</w:t>
             </w:r>
             <w:r>
               <w:rPr>
@@ -5066,7 +6712,7 @@
                 <w:szCs w:val="26"/>
                 <w:lang w:val="es-CO"/>
               </w:rPr>
-              <w:t xml:space="preserve">MES:     </w:t>
+              <w:t>3</w:t>
             </w:r>
             <w:r>
               <w:rPr>
@@ -5075,6 +6721,24 @@
                 <w:szCs w:val="26"/>
                 <w:lang w:val="es-CO"/>
               </w:rPr>
+              <w:t>}</w:t>
+            </w:r>
+            <w:r>
+              <w:rPr>
+                <w:rFonts w:asciiTheme="majorHAnsi" w:hAnsiTheme="majorHAnsi" w:cs="Arial"/>
+                <w:sz w:val="20"/>
+                <w:szCs w:val="26"/>
+                <w:lang w:val="es-CO"/>
+              </w:rPr>
+              <w:t xml:space="preserve">     </w:t>
+            </w:r>
+            <w:r>
+              <w:rPr>
+                <w:rFonts w:asciiTheme="majorHAnsi" w:hAnsiTheme="majorHAnsi" w:cs="Arial"/>
+                <w:sz w:val="20"/>
+                <w:szCs w:val="26"/>
+                <w:lang w:val="es-CO"/>
+              </w:rPr>
               <w:t xml:space="preserve"> </w:t>
             </w:r>
             <w:r>
@@ -5084,7 +6748,88 @@
                 <w:szCs w:val="26"/>
                 <w:lang w:val="es-CO"/>
               </w:rPr>
-              <w:t xml:space="preserve">  AÑO:</w:t>
+              <w:t xml:space="preserve"> MES:</w:t>
+            </w:r>
+            <w:r>
+              <w:rPr>
+                <w:rFonts w:asciiTheme="majorHAnsi" w:hAnsiTheme="majorHAnsi" w:cs="Arial"/>
+                <w:sz w:val="20"/>
+                <w:szCs w:val="26"/>
+                <w:lang w:val="es-CO"/>
+              </w:rPr>
+              <w:t>{mes_fin</w:t>
+            </w:r>
+            <w:r>
+              <w:rPr>
+                <w:rFonts w:asciiTheme="majorHAnsi" w:hAnsiTheme="majorHAnsi" w:cs="Arial"/>
+                <w:sz w:val="20"/>
+                <w:szCs w:val="26"/>
+                <w:lang w:val="es-CO"/>
+              </w:rPr>
+              <w:t>3</w:t>
+            </w:r>
+            <w:r>
+              <w:rPr>
+                <w:rFonts w:asciiTheme="majorHAnsi" w:hAnsiTheme="majorHAnsi" w:cs="Arial"/>
+                <w:sz w:val="20"/>
+                <w:szCs w:val="26"/>
+                <w:lang w:val="es-CO"/>
+              </w:rPr>
+              <w:t>}</w:t>
+            </w:r>
+            <w:r>
+              <w:rPr>
+                <w:rFonts w:asciiTheme="majorHAnsi" w:hAnsiTheme="majorHAnsi" w:cs="Arial"/>
+                <w:sz w:val="20"/>
+                <w:szCs w:val="26"/>
+                <w:lang w:val="es-CO"/>
+              </w:rPr>
+              <w:t xml:space="preserve">       </w:t>
+            </w:r>
+            <w:r>
+              <w:rPr>
+                <w:rFonts w:asciiTheme="majorHAnsi" w:hAnsiTheme="majorHAnsi" w:cs="Arial"/>
+                <w:sz w:val="20"/>
+                <w:szCs w:val="26"/>
+                <w:lang w:val="es-CO"/>
+              </w:rPr>
+              <w:t xml:space="preserve"> </w:t>
+            </w:r>
+            <w:r>
+              <w:rPr>
+                <w:rFonts w:asciiTheme="majorHAnsi" w:hAnsiTheme="majorHAnsi" w:cs="Arial"/>
+                <w:sz w:val="20"/>
+                <w:szCs w:val="26"/>
+                <w:lang w:val="es-CO"/>
+              </w:rPr>
+              <w:t>AÑO:</w:t>
+            </w:r>
+            <w:r>
+              <w:rPr>
+                <w:rFonts w:asciiTheme="majorHAnsi" w:hAnsiTheme="majorHAnsi" w:cs="Arial"/>
+                <w:sz w:val="20"/>
+                <w:szCs w:val="26"/>
+                <w:lang w:val="es-CO"/>
+              </w:rPr>
+              <w:t>{año_fin</w:t>
+            </w:r>
+            <w:r>
+              <w:rPr>
+                <w:rFonts w:asciiTheme="majorHAnsi" w:hAnsiTheme="majorHAnsi" w:cs="Arial"/>
+                <w:sz w:val="20"/>
+                <w:szCs w:val="26"/>
+                <w:lang w:val="es-CO"/>
+              </w:rPr>
+              <w:t>3</w:t>
+            </w:r>
+            <w:r>
+              <w:rPr>
+                <w:rFonts w:asciiTheme="majorHAnsi" w:hAnsiTheme="majorHAnsi" w:cs="Arial"/>
+                <w:sz w:val="20"/>
+                <w:szCs w:val="26"/>
+                <w:lang w:val="es-CO"/>
+              </w:rPr>
+              <w:t>}</w:t>
             </w:r>
           </w:p>
         </w:tc>
@@ -5116,11 +6861,13 @@
             <w:r>
               <w:rPr>
                 <w:rFonts w:asciiTheme="majorHAnsi" w:hAnsiTheme="majorHAnsi" w:cs="Arial"/>
+                <w:b/>
                 <w:bCs/>
                 <w:sz w:val="26"/>
                 <w:szCs w:val="26"/>
                 <w:lang w:val="es-CO"/>
               </w:rPr>
+              <w:lastRenderedPageBreak/>
               <w:t>CARGO O CONTRATO ACTUAL:</w:t>
             </w:r>
           </w:p>
@@ -5143,6 +6890,33 @@
                 <w:lang w:val="es-CO"/>
               </w:rPr>
             </w:pPr>
+            <w:r>
+              <w:rPr>
+                <w:rFonts w:ascii="Trebuchet MS" w:hAnsi="Trebuchet MS" w:cs="Arial"/>
+                <w:sz w:val="26"/>
+                <w:szCs w:val="26"/>
+                <w:lang w:val="es-CO"/>
+              </w:rPr>
+              <w:t>{cargo_empresa</w:t>
+            </w:r>
+            <w:r>
+              <w:rPr>
+                <w:rFonts w:ascii="Trebuchet MS" w:hAnsi="Trebuchet MS" w:cs="Arial"/>
+                <w:sz w:val="26"/>
+                <w:szCs w:val="26"/>
+                <w:lang w:val="es-CO"/>
+              </w:rPr>
+              <w:t>3</w:t>
+            </w:r>
+            <w:r>
+              <w:rPr>
+                <w:rFonts w:ascii="Trebuchet MS" w:hAnsi="Trebuchet MS" w:cs="Arial"/>
+                <w:sz w:val="26"/>
+                <w:szCs w:val="26"/>
+                <w:lang w:val="es-CO"/>
+              </w:rPr>
+              <w:t>}</w:t>
+            </w:r>
           </w:p>
         </w:tc>
         <w:tc>
@@ -5187,6 +6961,33 @@
                 <w:lang w:val="es-CO"/>
               </w:rPr>
             </w:pPr>
+            <w:r>
+              <w:rPr>
+                <w:rFonts w:asciiTheme="majorHAnsi" w:hAnsiTheme="majorHAnsi" w:cs="Arial"/>
+                <w:sz w:val="26"/>
+                <w:szCs w:val="26"/>
+                <w:lang w:val="es-CO"/>
+              </w:rPr>
+              <w:t>{dirección_empresa</w:t>
+            </w:r>
+            <w:r>
+              <w:rPr>
+                <w:rFonts w:asciiTheme="majorHAnsi" w:hAnsiTheme="majorHAnsi" w:cs="Arial"/>
+                <w:sz w:val="26"/>
+                <w:szCs w:val="26"/>
+                <w:lang w:val="es-CO"/>
+              </w:rPr>
+              <w:t>3</w:t>
+            </w:r>
+            <w:r>
+              <w:rPr>
+                <w:rFonts w:asciiTheme="majorHAnsi" w:hAnsiTheme="majorHAnsi" w:cs="Arial"/>
+                <w:sz w:val="26"/>
+                <w:szCs w:val="26"/>
+                <w:lang w:val="es-CO"/>
+              </w:rPr>
+              <w:t>}</w:t>
+            </w:r>
           </w:p>
         </w:tc>
       </w:tr>
@@ -5331,6 +7132,35 @@
                 <w:lang w:val="es-MX"/>
               </w:rPr>
             </w:pPr>
+            <w:r>
+              <w:rPr>
+                <w:rFonts w:asciiTheme="majorHAnsi" w:eastAsia="Batang" w:hAnsiTheme="majorHAnsi" w:cs="Arabic Typesetting"/>
+                <w:sz w:val="26"/>
+                <w:szCs w:val="26"/>
+                <w:lang w:val="es-MX"/>
+              </w:rPr>
+              <w:t>{</w:t>
+            </w:r>
+            <w:proofErr w:type="spellStart"/>
+            <w:r>
+              <w:rPr>
+                <w:rFonts w:asciiTheme="majorHAnsi" w:eastAsia="Batang" w:hAnsiTheme="majorHAnsi" w:cs="Arabic Typesetting"/>
+                <w:sz w:val="26"/>
+                <w:szCs w:val="26"/>
+                <w:lang w:val="es-MX"/>
+              </w:rPr>
+              <w:t>nombre_iglesia</w:t>
+            </w:r>
+            <w:proofErr w:type="spellEnd"/>
+            <w:r>
+              <w:rPr>
+                <w:rFonts w:asciiTheme="majorHAnsi" w:eastAsia="Batang" w:hAnsiTheme="majorHAnsi" w:cs="Arabic Typesetting"/>
+                <w:sz w:val="26"/>
+                <w:szCs w:val="26"/>
+                <w:lang w:val="es-MX"/>
+              </w:rPr>
+              <w:t>}</w:t>
+            </w:r>
           </w:p>
         </w:tc>
       </w:tr>
@@ -5380,6 +7210,35 @@
                 <w:lang w:val="es-MX"/>
               </w:rPr>
             </w:pPr>
+            <w:r>
+              <w:rPr>
+                <w:rFonts w:asciiTheme="majorHAnsi" w:eastAsia="Batang" w:hAnsiTheme="majorHAnsi" w:cs="Arabic Typesetting"/>
+                <w:sz w:val="26"/>
+                <w:szCs w:val="26"/>
+                <w:lang w:val="es-MX"/>
+              </w:rPr>
+              <w:t>{</w:t>
+            </w:r>
+            <w:proofErr w:type="spellStart"/>
+            <w:r>
+              <w:rPr>
+                <w:rFonts w:asciiTheme="majorHAnsi" w:eastAsia="Batang" w:hAnsiTheme="majorHAnsi" w:cs="Arabic Typesetting"/>
+                <w:sz w:val="26"/>
+                <w:szCs w:val="26"/>
+                <w:lang w:val="es-MX"/>
+              </w:rPr>
+              <w:t>nombre_pastor</w:t>
+            </w:r>
+            <w:proofErr w:type="spellEnd"/>
+            <w:r>
+              <w:rPr>
+                <w:rFonts w:asciiTheme="majorHAnsi" w:eastAsia="Batang" w:hAnsiTheme="majorHAnsi" w:cs="Arabic Typesetting"/>
+                <w:sz w:val="26"/>
+                <w:szCs w:val="26"/>
+                <w:lang w:val="es-MX"/>
+              </w:rPr>
+              <w:t>}</w:t>
+            </w:r>
           </w:p>
         </w:tc>
         <w:tc>
@@ -5415,6 +7274,35 @@
                 <w:lang w:val="es-MX"/>
               </w:rPr>
             </w:pPr>
+            <w:r>
+              <w:rPr>
+                <w:rFonts w:ascii="Trebuchet MS" w:eastAsia="Batang" w:hAnsi="Trebuchet MS" w:cs="Arabic Typesetting"/>
+                <w:sz w:val="26"/>
+                <w:szCs w:val="26"/>
+                <w:lang w:val="es-MX"/>
+              </w:rPr>
+              <w:t>{</w:t>
+            </w:r>
+            <w:proofErr w:type="spellStart"/>
+            <w:r>
+              <w:rPr>
+                <w:rFonts w:ascii="Trebuchet MS" w:eastAsia="Batang" w:hAnsi="Trebuchet MS" w:cs="Arabic Typesetting"/>
+                <w:sz w:val="26"/>
+                <w:szCs w:val="26"/>
+                <w:lang w:val="es-MX"/>
+              </w:rPr>
+              <w:t>telefono_pastor</w:t>
+            </w:r>
+            <w:proofErr w:type="spellEnd"/>
+            <w:r>
+              <w:rPr>
+                <w:rFonts w:ascii="Trebuchet MS" w:eastAsia="Batang" w:hAnsi="Trebuchet MS" w:cs="Arabic Typesetting"/>
+                <w:sz w:val="26"/>
+                <w:szCs w:val="26"/>
+                <w:lang w:val="es-MX"/>
+              </w:rPr>
+              <w:t>}</w:t>
+            </w:r>
           </w:p>
         </w:tc>
       </w:tr>
@@ -5463,6 +7351,35 @@
                 <w:lang w:val="es-MX"/>
               </w:rPr>
             </w:pPr>
+            <w:r>
+              <w:rPr>
+                <w:rFonts w:asciiTheme="majorHAnsi" w:eastAsia="Batang" w:hAnsiTheme="majorHAnsi" w:cs="Arabic Typesetting"/>
+                <w:sz w:val="26"/>
+                <w:szCs w:val="26"/>
+                <w:lang w:val="es-MX"/>
+              </w:rPr>
+              <w:t>{</w:t>
+            </w:r>
+            <w:proofErr w:type="spellStart"/>
+            <w:r>
+              <w:rPr>
+                <w:rFonts w:asciiTheme="majorHAnsi" w:eastAsia="Batang" w:hAnsiTheme="majorHAnsi" w:cs="Arabic Typesetting"/>
+                <w:sz w:val="26"/>
+                <w:szCs w:val="26"/>
+                <w:lang w:val="es-MX"/>
+              </w:rPr>
+              <w:t>país_iglesia</w:t>
+            </w:r>
+            <w:proofErr w:type="spellEnd"/>
+            <w:r>
+              <w:rPr>
+                <w:rFonts w:asciiTheme="majorHAnsi" w:eastAsia="Batang" w:hAnsiTheme="majorHAnsi" w:cs="Arabic Typesetting"/>
+                <w:sz w:val="26"/>
+                <w:szCs w:val="26"/>
+                <w:lang w:val="es-MX"/>
+              </w:rPr>
+              <w:t>}</w:t>
+            </w:r>
           </w:p>
         </w:tc>
         <w:tc>
@@ -5508,6 +7425,44 @@
                 <w:lang w:val="es-MX"/>
               </w:rPr>
             </w:pPr>
+            <w:r>
+              <w:rPr>
+                <w:rFonts w:asciiTheme="majorHAnsi" w:eastAsia="Batang" w:hAnsiTheme="majorHAnsi" w:cs="Arabic Typesetting"/>
+                <w:sz w:val="26"/>
+                <w:szCs w:val="26"/>
+                <w:lang w:val="es-MX"/>
+              </w:rPr>
+              <w:t>{</w:t>
+            </w:r>
+            <w:proofErr w:type="spellStart"/>
+            <w:r>
+              <w:rPr>
+                <w:rFonts w:asciiTheme="majorHAnsi" w:eastAsia="Batang" w:hAnsiTheme="majorHAnsi" w:cs="Arabic Typesetting"/>
+                <w:sz w:val="26"/>
+                <w:szCs w:val="26"/>
+                <w:lang w:val="es-MX"/>
+              </w:rPr>
+              <w:t>direccion</w:t>
+            </w:r>
+            <w:r>
+              <w:rPr>
+                <w:rFonts w:asciiTheme="majorHAnsi" w:eastAsia="Batang" w:hAnsiTheme="majorHAnsi" w:cs="Arabic Typesetting"/>
+                <w:sz w:val="26"/>
+                <w:szCs w:val="26"/>
+                <w:lang w:val="es-MX"/>
+              </w:rPr>
+              <w:t>_iglesia</w:t>
+            </w:r>
+            <w:proofErr w:type="spellEnd"/>
+            <w:r>
+              <w:rPr>
+                <w:rFonts w:asciiTheme="majorHAnsi" w:eastAsia="Batang" w:hAnsiTheme="majorHAnsi" w:cs="Arabic Typesetting"/>
+                <w:sz w:val="26"/>
+                <w:szCs w:val="26"/>
+                <w:lang w:val="es-MX"/>
+              </w:rPr>
+              <w:t>}</w:t>
+            </w:r>
           </w:p>
         </w:tc>
       </w:tr>
@@ -5556,6 +7511,44 @@
                 <w:lang w:val="es-MX"/>
               </w:rPr>
             </w:pPr>
+            <w:r>
+              <w:rPr>
+                <w:rFonts w:asciiTheme="majorHAnsi" w:eastAsia="Batang" w:hAnsiTheme="majorHAnsi" w:cs="Arabic Typesetting"/>
+                <w:sz w:val="26"/>
+                <w:szCs w:val="26"/>
+                <w:lang w:val="es-MX"/>
+              </w:rPr>
+              <w:t>{</w:t>
+            </w:r>
+            <w:proofErr w:type="spellStart"/>
+            <w:r>
+              <w:rPr>
+                <w:rFonts w:asciiTheme="majorHAnsi" w:eastAsia="Batang" w:hAnsiTheme="majorHAnsi" w:cs="Arabic Typesetting"/>
+                <w:sz w:val="26"/>
+                <w:szCs w:val="26"/>
+                <w:lang w:val="es-MX"/>
+              </w:rPr>
+              <w:t>ciudad_igle</w:t>
+            </w:r>
+            <w:r>
+              <w:rPr>
+                <w:rFonts w:asciiTheme="majorHAnsi" w:eastAsia="Batang" w:hAnsiTheme="majorHAnsi" w:cs="Arabic Typesetting"/>
+                <w:sz w:val="26"/>
+                <w:szCs w:val="26"/>
+                <w:lang w:val="es-MX"/>
+              </w:rPr>
+              <w:t>sia</w:t>
+            </w:r>
+            <w:proofErr w:type="spellEnd"/>
+            <w:r>
+              <w:rPr>
+                <w:rFonts w:asciiTheme="majorHAnsi" w:eastAsia="Batang" w:hAnsiTheme="majorHAnsi" w:cs="Arabic Typesetting"/>
+                <w:sz w:val="26"/>
+                <w:szCs w:val="26"/>
+                <w:lang w:val="es-MX"/>
+              </w:rPr>
+              <w:t>}</w:t>
+            </w:r>
           </w:p>
         </w:tc>
         <w:tc>
@@ -5602,6 +7595,35 @@
                 <w:lang w:val="es-MX"/>
               </w:rPr>
             </w:pPr>
+            <w:r>
+              <w:rPr>
+                <w:rFonts w:ascii="Trebuchet MS" w:eastAsia="Batang" w:hAnsi="Trebuchet MS" w:cs="Arabic Typesetting"/>
+                <w:sz w:val="26"/>
+                <w:szCs w:val="26"/>
+                <w:lang w:val="es-MX"/>
+              </w:rPr>
+              <w:t>{</w:t>
+            </w:r>
+            <w:proofErr w:type="spellStart"/>
+            <w:r>
+              <w:rPr>
+                <w:rFonts w:ascii="Trebuchet MS" w:eastAsia="Batang" w:hAnsi="Trebuchet MS" w:cs="Arabic Typesetting"/>
+                <w:sz w:val="26"/>
+                <w:szCs w:val="26"/>
+                <w:lang w:val="es-MX"/>
+              </w:rPr>
+              <w:t>estado_iglesia</w:t>
+            </w:r>
+            <w:proofErr w:type="spellEnd"/>
+            <w:r>
+              <w:rPr>
+                <w:rFonts w:ascii="Trebuchet MS" w:eastAsia="Batang" w:hAnsi="Trebuchet MS" w:cs="Arabic Typesetting"/>
+                <w:sz w:val="26"/>
+                <w:szCs w:val="26"/>
+                <w:lang w:val="es-MX"/>
+              </w:rPr>
+              <w:t>}</w:t>
+            </w:r>
           </w:p>
         </w:tc>
       </w:tr>
@@ -5674,10 +7696,10 @@
         <w:tblLook w:val="04A0" w:firstRow="1" w:lastRow="0" w:firstColumn="1" w:lastColumn="0" w:noHBand="0" w:noVBand="1"/>
       </w:tblPr>
       <w:tblGrid>
-        <w:gridCol w:w="3120"/>
-        <w:gridCol w:w="3260"/>
-        <w:gridCol w:w="2940"/>
-        <w:gridCol w:w="887"/>
+        <w:gridCol w:w="2711"/>
+        <w:gridCol w:w="2978"/>
+        <w:gridCol w:w="2872"/>
+        <w:gridCol w:w="1646"/>
       </w:tblGrid>
       <w:tr>
         <w:trPr>
@@ -5685,7 +7707,7 @@
         </w:trPr>
         <w:tc>
           <w:tcPr>
-            <w:tcW w:w="3120" w:type="dxa"/>
+            <w:tcW w:w="2711" w:type="dxa"/>
             <w:shd w:val="clear" w:color="auto" w:fill="FFFFFF" w:themeFill="background1"/>
             <w:vAlign w:val="center"/>
           </w:tcPr>
@@ -5714,7 +7736,7 @@
         </w:tc>
         <w:tc>
           <w:tcPr>
-            <w:tcW w:w="3260" w:type="dxa"/>
+            <w:tcW w:w="2978" w:type="dxa"/>
             <w:shd w:val="clear" w:color="auto" w:fill="FFFFFF" w:themeFill="background1"/>
             <w:vAlign w:val="center"/>
           </w:tcPr>
@@ -5743,7 +7765,7 @@
         </w:tc>
         <w:tc>
           <w:tcPr>
-            <w:tcW w:w="2940" w:type="dxa"/>
+            <w:tcW w:w="2872" w:type="dxa"/>
             <w:shd w:val="clear" w:color="auto" w:fill="FFFFFF" w:themeFill="background1"/>
             <w:vAlign w:val="center"/>
           </w:tcPr>
@@ -5782,7 +7804,7 @@
         </w:tc>
         <w:tc>
           <w:tcPr>
-            <w:tcW w:w="887" w:type="dxa"/>
+            <w:tcW w:w="1646" w:type="dxa"/>
             <w:shd w:val="clear" w:color="auto" w:fill="FFFFFF" w:themeFill="background1"/>
             <w:vAlign w:val="center"/>
           </w:tcPr>
@@ -5816,7 +7838,7 @@
         </w:trPr>
         <w:tc>
           <w:tcPr>
-            <w:tcW w:w="3120" w:type="dxa"/>
+            <w:tcW w:w="2711" w:type="dxa"/>
             <w:vAlign w:val="center"/>
           </w:tcPr>
           <w:p>
@@ -5829,11 +7851,20 @@
                 <w:lang w:val="en-US"/>
               </w:rPr>
             </w:pPr>
-          </w:p>
-        </w:tc>
-        <w:tc>
-          <w:tcPr>
-            <w:tcW w:w="3260" w:type="dxa"/>
+            <w:r>
+              <w:rPr>
+                <w:rFonts w:ascii="Trebuchet MS" w:hAnsi="Trebuchet MS"/>
+                <w:sz w:val="26"/>
+                <w:szCs w:val="26"/>
+                <w:lang w:val="en-US"/>
+              </w:rPr>
+              <w:t>{academia_1}</w:t>
+            </w:r>
+          </w:p>
+        </w:tc>
+        <w:tc>
+          <w:tcPr>
+            <w:tcW w:w="2978" w:type="dxa"/>
             <w:vAlign w:val="center"/>
           </w:tcPr>
           <w:p>
@@ -5846,11 +7877,20 @@
                 <w:lang w:val="es-MX"/>
               </w:rPr>
             </w:pPr>
-          </w:p>
-        </w:tc>
-        <w:tc>
-          <w:tcPr>
-            <w:tcW w:w="2940" w:type="dxa"/>
+            <w:r>
+              <w:rPr>
+                <w:rFonts w:ascii="Trebuchet MS" w:hAnsi="Trebuchet MS"/>
+                <w:sz w:val="26"/>
+                <w:szCs w:val="26"/>
+                <w:lang w:val="es-MX"/>
+              </w:rPr>
+              <w:t>{titulo_obtenido1}</w:t>
+            </w:r>
+          </w:p>
+        </w:tc>
+        <w:tc>
+          <w:tcPr>
+            <w:tcW w:w="2872" w:type="dxa"/>
             <w:vAlign w:val="center"/>
           </w:tcPr>
           <w:p>
@@ -5863,11 +7903,20 @@
                 <w:lang w:val="es-MX"/>
               </w:rPr>
             </w:pPr>
-          </w:p>
-        </w:tc>
-        <w:tc>
-          <w:tcPr>
-            <w:tcW w:w="887" w:type="dxa"/>
+            <w:r>
+              <w:rPr>
+                <w:rFonts w:ascii="Trebuchet MS" w:hAnsi="Trebuchet MS"/>
+                <w:sz w:val="26"/>
+                <w:szCs w:val="26"/>
+                <w:lang w:val="es-MX"/>
+              </w:rPr>
+              <w:t>{intensidad_horaria1}</w:t>
+            </w:r>
+          </w:p>
+        </w:tc>
+        <w:tc>
+          <w:tcPr>
+            <w:tcW w:w="1646" w:type="dxa"/>
             <w:vAlign w:val="center"/>
           </w:tcPr>
           <w:p>
@@ -5880,6 +7929,15 @@
                 <w:lang w:val="es-MX"/>
               </w:rPr>
             </w:pPr>
+            <w:r>
+              <w:rPr>
+                <w:rFonts w:ascii="Trebuchet MS" w:hAnsi="Trebuchet MS"/>
+                <w:sz w:val="26"/>
+                <w:szCs w:val="26"/>
+                <w:lang w:val="es-MX"/>
+              </w:rPr>
+              <w:t>{añoTaller1}</w:t>
+            </w:r>
           </w:p>
         </w:tc>
       </w:tr>
@@ -5889,7 +7947,7 @@
         </w:trPr>
         <w:tc>
           <w:tcPr>
-            <w:tcW w:w="3120" w:type="dxa"/>
+            <w:tcW w:w="2711" w:type="dxa"/>
             <w:vAlign w:val="center"/>
           </w:tcPr>
           <w:p>
@@ -5902,11 +7960,38 @@
                 <w:lang w:val="es-MX"/>
               </w:rPr>
             </w:pPr>
-          </w:p>
-        </w:tc>
-        <w:tc>
-          <w:tcPr>
-            <w:tcW w:w="3260" w:type="dxa"/>
+            <w:r>
+              <w:rPr>
+                <w:rFonts w:ascii="Trebuchet MS" w:hAnsi="Trebuchet MS"/>
+                <w:sz w:val="26"/>
+                <w:szCs w:val="26"/>
+                <w:lang w:val="en-US"/>
+              </w:rPr>
+              <w:t>{academia_</w:t>
+            </w:r>
+            <w:r>
+              <w:rPr>
+                <w:rFonts w:ascii="Trebuchet MS" w:hAnsi="Trebuchet MS"/>
+                <w:sz w:val="26"/>
+                <w:szCs w:val="26"/>
+                <w:lang w:val="en-US"/>
+              </w:rPr>
+              <w:t>2</w:t>
+            </w:r>
+            <w:r>
+              <w:rPr>
+                <w:rFonts w:ascii="Trebuchet MS" w:hAnsi="Trebuchet MS"/>
+                <w:sz w:val="26"/>
+                <w:szCs w:val="26"/>
+                <w:lang w:val="en-US"/>
+              </w:rPr>
+              <w:t>}</w:t>
+            </w:r>
+          </w:p>
+        </w:tc>
+        <w:tc>
+          <w:tcPr>
+            <w:tcW w:w="2978" w:type="dxa"/>
             <w:vAlign w:val="center"/>
           </w:tcPr>
           <w:p>
@@ -5919,11 +8004,38 @@
                 <w:lang w:val="es-MX"/>
               </w:rPr>
             </w:pPr>
-          </w:p>
-        </w:tc>
-        <w:tc>
-          <w:tcPr>
-            <w:tcW w:w="2940" w:type="dxa"/>
+            <w:r>
+              <w:rPr>
+                <w:rFonts w:ascii="Trebuchet MS" w:hAnsi="Trebuchet MS"/>
+                <w:sz w:val="26"/>
+                <w:szCs w:val="26"/>
+                <w:lang w:val="es-MX"/>
+              </w:rPr>
+              <w:t>{titulo_obtenido</w:t>
+            </w:r>
+            <w:r>
+              <w:rPr>
+                <w:rFonts w:ascii="Trebuchet MS" w:hAnsi="Trebuchet MS"/>
+                <w:sz w:val="26"/>
+                <w:szCs w:val="26"/>
+                <w:lang w:val="es-MX"/>
+              </w:rPr>
+              <w:t>2</w:t>
+            </w:r>
+            <w:r>
+              <w:rPr>
+                <w:rFonts w:ascii="Trebuchet MS" w:hAnsi="Trebuchet MS"/>
+                <w:sz w:val="26"/>
+                <w:szCs w:val="26"/>
+                <w:lang w:val="es-MX"/>
+              </w:rPr>
+              <w:t>}</w:t>
+            </w:r>
+          </w:p>
+        </w:tc>
+        <w:tc>
+          <w:tcPr>
+            <w:tcW w:w="2872" w:type="dxa"/>
             <w:vAlign w:val="center"/>
           </w:tcPr>
           <w:p>
@@ -5936,11 +8048,38 @@
                 <w:lang w:val="es-MX"/>
               </w:rPr>
             </w:pPr>
-          </w:p>
-        </w:tc>
-        <w:tc>
-          <w:tcPr>
-            <w:tcW w:w="887" w:type="dxa"/>
+            <w:r>
+              <w:rPr>
+                <w:rFonts w:ascii="Trebuchet MS" w:hAnsi="Trebuchet MS"/>
+                <w:sz w:val="26"/>
+                <w:szCs w:val="26"/>
+                <w:lang w:val="es-MX"/>
+              </w:rPr>
+              <w:t>{intensidad_horaria</w:t>
+            </w:r>
+            <w:r>
+              <w:rPr>
+                <w:rFonts w:ascii="Trebuchet MS" w:hAnsi="Trebuchet MS"/>
+                <w:sz w:val="26"/>
+                <w:szCs w:val="26"/>
+                <w:lang w:val="es-MX"/>
+              </w:rPr>
+              <w:t>2</w:t>
+            </w:r>
+            <w:r>
+              <w:rPr>
+                <w:rFonts w:ascii="Trebuchet MS" w:hAnsi="Trebuchet MS"/>
+                <w:sz w:val="26"/>
+                <w:szCs w:val="26"/>
+                <w:lang w:val="es-MX"/>
+              </w:rPr>
+              <w:t>}</w:t>
+            </w:r>
+          </w:p>
+        </w:tc>
+        <w:tc>
+          <w:tcPr>
+            <w:tcW w:w="1646" w:type="dxa"/>
             <w:vAlign w:val="center"/>
           </w:tcPr>
           <w:p>
@@ -5953,6 +8092,33 @@
                 <w:lang w:val="es-MX"/>
               </w:rPr>
             </w:pPr>
+            <w:r>
+              <w:rPr>
+                <w:rFonts w:ascii="Trebuchet MS" w:hAnsi="Trebuchet MS"/>
+                <w:sz w:val="26"/>
+                <w:szCs w:val="26"/>
+                <w:lang w:val="es-MX"/>
+              </w:rPr>
+              <w:t>{añoTaller</w:t>
+            </w:r>
+            <w:r>
+              <w:rPr>
+                <w:rFonts w:ascii="Trebuchet MS" w:hAnsi="Trebuchet MS"/>
+                <w:sz w:val="26"/>
+                <w:szCs w:val="26"/>
+                <w:lang w:val="es-MX"/>
+              </w:rPr>
+              <w:t>2</w:t>
+            </w:r>
+            <w:r>
+              <w:rPr>
+                <w:rFonts w:ascii="Trebuchet MS" w:hAnsi="Trebuchet MS"/>
+                <w:sz w:val="26"/>
+                <w:szCs w:val="26"/>
+                <w:lang w:val="es-MX"/>
+              </w:rPr>
+              <w:t>}</w:t>
+            </w:r>
           </w:p>
         </w:tc>
       </w:tr>
@@ -5962,7 +8128,7 @@
         </w:trPr>
         <w:tc>
           <w:tcPr>
-            <w:tcW w:w="3120" w:type="dxa"/>
+            <w:tcW w:w="2711" w:type="dxa"/>
             <w:vAlign w:val="center"/>
           </w:tcPr>
           <w:p>
@@ -5975,11 +8141,38 @@
                 <w:lang w:val="es-MX"/>
               </w:rPr>
             </w:pPr>
-          </w:p>
-        </w:tc>
-        <w:tc>
-          <w:tcPr>
-            <w:tcW w:w="3260" w:type="dxa"/>
+            <w:r>
+              <w:rPr>
+                <w:rFonts w:ascii="Trebuchet MS" w:hAnsi="Trebuchet MS"/>
+                <w:sz w:val="26"/>
+                <w:szCs w:val="26"/>
+                <w:lang w:val="en-US"/>
+              </w:rPr>
+              <w:t>{academia_</w:t>
+            </w:r>
+            <w:r>
+              <w:rPr>
+                <w:rFonts w:ascii="Trebuchet MS" w:hAnsi="Trebuchet MS"/>
+                <w:sz w:val="26"/>
+                <w:szCs w:val="26"/>
+                <w:lang w:val="en-US"/>
+              </w:rPr>
+              <w:t>3</w:t>
+            </w:r>
+            <w:r>
+              <w:rPr>
+                <w:rFonts w:ascii="Trebuchet MS" w:hAnsi="Trebuchet MS"/>
+                <w:sz w:val="26"/>
+                <w:szCs w:val="26"/>
+                <w:lang w:val="en-US"/>
+              </w:rPr>
+              <w:t>}</w:t>
+            </w:r>
+          </w:p>
+        </w:tc>
+        <w:tc>
+          <w:tcPr>
+            <w:tcW w:w="2978" w:type="dxa"/>
             <w:vAlign w:val="center"/>
           </w:tcPr>
           <w:p>
@@ -5992,11 +8185,38 @@
                 <w:lang w:val="es-MX"/>
               </w:rPr>
             </w:pPr>
-          </w:p>
-        </w:tc>
-        <w:tc>
-          <w:tcPr>
-            <w:tcW w:w="2940" w:type="dxa"/>
+            <w:r>
+              <w:rPr>
+                <w:rFonts w:ascii="Trebuchet MS" w:hAnsi="Trebuchet MS"/>
+                <w:sz w:val="26"/>
+                <w:szCs w:val="26"/>
+                <w:lang w:val="es-MX"/>
+              </w:rPr>
+              <w:t>{titulo_obtenido</w:t>
+            </w:r>
+            <w:r>
+              <w:rPr>
+                <w:rFonts w:ascii="Trebuchet MS" w:hAnsi="Trebuchet MS"/>
+                <w:sz w:val="26"/>
+                <w:szCs w:val="26"/>
+                <w:lang w:val="es-MX"/>
+              </w:rPr>
+              <w:t>3</w:t>
+            </w:r>
+            <w:r>
+              <w:rPr>
+                <w:rFonts w:ascii="Trebuchet MS" w:hAnsi="Trebuchet MS"/>
+                <w:sz w:val="26"/>
+                <w:szCs w:val="26"/>
+                <w:lang w:val="es-MX"/>
+              </w:rPr>
+              <w:t>}</w:t>
+            </w:r>
+          </w:p>
+        </w:tc>
+        <w:tc>
+          <w:tcPr>
+            <w:tcW w:w="2872" w:type="dxa"/>
             <w:vAlign w:val="center"/>
           </w:tcPr>
           <w:p>
@@ -6009,11 +8229,38 @@
                 <w:lang w:val="es-MX"/>
               </w:rPr>
             </w:pPr>
-          </w:p>
-        </w:tc>
-        <w:tc>
-          <w:tcPr>
-            <w:tcW w:w="887" w:type="dxa"/>
+            <w:r>
+              <w:rPr>
+                <w:rFonts w:ascii="Trebuchet MS" w:hAnsi="Trebuchet MS"/>
+                <w:sz w:val="26"/>
+                <w:szCs w:val="26"/>
+                <w:lang w:val="es-MX"/>
+              </w:rPr>
+              <w:t>{intensidad_horaria</w:t>
+            </w:r>
+            <w:r>
+              <w:rPr>
+                <w:rFonts w:ascii="Trebuchet MS" w:hAnsi="Trebuchet MS"/>
+                <w:sz w:val="26"/>
+                <w:szCs w:val="26"/>
+                <w:lang w:val="es-MX"/>
+              </w:rPr>
+              <w:t>3</w:t>
+            </w:r>
+            <w:r>
+              <w:rPr>
+                <w:rFonts w:ascii="Trebuchet MS" w:hAnsi="Trebuchet MS"/>
+                <w:sz w:val="26"/>
+                <w:szCs w:val="26"/>
+                <w:lang w:val="es-MX"/>
+              </w:rPr>
+              <w:t>}</w:t>
+            </w:r>
+          </w:p>
+        </w:tc>
+        <w:tc>
+          <w:tcPr>
+            <w:tcW w:w="1646" w:type="dxa"/>
             <w:vAlign w:val="center"/>
           </w:tcPr>
           <w:p>
@@ -6026,6 +8273,33 @@
                 <w:lang w:val="es-MX"/>
               </w:rPr>
             </w:pPr>
+            <w:r>
+              <w:rPr>
+                <w:rFonts w:ascii="Trebuchet MS" w:hAnsi="Trebuchet MS"/>
+                <w:sz w:val="26"/>
+                <w:szCs w:val="26"/>
+                <w:lang w:val="es-MX"/>
+              </w:rPr>
+              <w:t>{añoTaller</w:t>
+            </w:r>
+            <w:r>
+              <w:rPr>
+                <w:rFonts w:ascii="Trebuchet MS" w:hAnsi="Trebuchet MS"/>
+                <w:sz w:val="26"/>
+                <w:szCs w:val="26"/>
+                <w:lang w:val="es-MX"/>
+              </w:rPr>
+              <w:t>3</w:t>
+            </w:r>
+            <w:r>
+              <w:rPr>
+                <w:rFonts w:ascii="Trebuchet MS" w:hAnsi="Trebuchet MS"/>
+                <w:sz w:val="26"/>
+                <w:szCs w:val="26"/>
+                <w:lang w:val="es-MX"/>
+              </w:rPr>
+              <w:t>}</w:t>
+            </w:r>
           </w:p>
         </w:tc>
       </w:tr>
@@ -6035,7 +8309,7 @@
         </w:trPr>
         <w:tc>
           <w:tcPr>
-            <w:tcW w:w="3120" w:type="dxa"/>
+            <w:tcW w:w="2711" w:type="dxa"/>
             <w:vAlign w:val="center"/>
           </w:tcPr>
           <w:p>
@@ -6048,11 +8322,38 @@
                 <w:lang w:val="es-MX"/>
               </w:rPr>
             </w:pPr>
-          </w:p>
-        </w:tc>
-        <w:tc>
-          <w:tcPr>
-            <w:tcW w:w="3260" w:type="dxa"/>
+            <w:r>
+              <w:rPr>
+                <w:rFonts w:ascii="Trebuchet MS" w:hAnsi="Trebuchet MS"/>
+                <w:sz w:val="26"/>
+                <w:szCs w:val="26"/>
+                <w:lang w:val="en-US"/>
+              </w:rPr>
+              <w:t>{academia_</w:t>
+            </w:r>
+            <w:r>
+              <w:rPr>
+                <w:rFonts w:ascii="Trebuchet MS" w:hAnsi="Trebuchet MS"/>
+                <w:sz w:val="26"/>
+                <w:szCs w:val="26"/>
+                <w:lang w:val="en-US"/>
+              </w:rPr>
+              <w:t>4</w:t>
+            </w:r>
+            <w:r>
+              <w:rPr>
+                <w:rFonts w:ascii="Trebuchet MS" w:hAnsi="Trebuchet MS"/>
+                <w:sz w:val="26"/>
+                <w:szCs w:val="26"/>
+                <w:lang w:val="en-US"/>
+              </w:rPr>
+              <w:t>}</w:t>
+            </w:r>
+          </w:p>
+        </w:tc>
+        <w:tc>
+          <w:tcPr>
+            <w:tcW w:w="2978" w:type="dxa"/>
             <w:vAlign w:val="center"/>
           </w:tcPr>
           <w:p>
@@ -6065,11 +8366,38 @@
                 <w:lang w:val="es-MX"/>
               </w:rPr>
             </w:pPr>
-          </w:p>
-        </w:tc>
-        <w:tc>
-          <w:tcPr>
-            <w:tcW w:w="2940" w:type="dxa"/>
+            <w:r>
+              <w:rPr>
+                <w:rFonts w:ascii="Trebuchet MS" w:hAnsi="Trebuchet MS"/>
+                <w:sz w:val="26"/>
+                <w:szCs w:val="26"/>
+                <w:lang w:val="es-MX"/>
+              </w:rPr>
+              <w:t>{titulo_obtenido</w:t>
+            </w:r>
+            <w:r>
+              <w:rPr>
+                <w:rFonts w:ascii="Trebuchet MS" w:hAnsi="Trebuchet MS"/>
+                <w:sz w:val="26"/>
+                <w:szCs w:val="26"/>
+                <w:lang w:val="es-MX"/>
+              </w:rPr>
+              <w:t>4</w:t>
+            </w:r>
+            <w:r>
+              <w:rPr>
+                <w:rFonts w:ascii="Trebuchet MS" w:hAnsi="Trebuchet MS"/>
+                <w:sz w:val="26"/>
+                <w:szCs w:val="26"/>
+                <w:lang w:val="es-MX"/>
+              </w:rPr>
+              <w:t>}</w:t>
+            </w:r>
+          </w:p>
+        </w:tc>
+        <w:tc>
+          <w:tcPr>
+            <w:tcW w:w="2872" w:type="dxa"/>
             <w:vAlign w:val="center"/>
           </w:tcPr>
           <w:p>
@@ -6082,11 +8410,38 @@
                 <w:lang w:val="es-MX"/>
               </w:rPr>
             </w:pPr>
-          </w:p>
-        </w:tc>
-        <w:tc>
-          <w:tcPr>
-            <w:tcW w:w="887" w:type="dxa"/>
+            <w:r>
+              <w:rPr>
+                <w:rFonts w:ascii="Trebuchet MS" w:hAnsi="Trebuchet MS"/>
+                <w:sz w:val="26"/>
+                <w:szCs w:val="26"/>
+                <w:lang w:val="es-MX"/>
+              </w:rPr>
+              <w:t>{intensidad_horaria</w:t>
+            </w:r>
+            <w:r>
+              <w:rPr>
+                <w:rFonts w:ascii="Trebuchet MS" w:hAnsi="Trebuchet MS"/>
+                <w:sz w:val="26"/>
+                <w:szCs w:val="26"/>
+                <w:lang w:val="es-MX"/>
+              </w:rPr>
+              <w:t>4</w:t>
+            </w:r>
+            <w:r>
+              <w:rPr>
+                <w:rFonts w:ascii="Trebuchet MS" w:hAnsi="Trebuchet MS"/>
+                <w:sz w:val="26"/>
+                <w:szCs w:val="26"/>
+                <w:lang w:val="es-MX"/>
+              </w:rPr>
+              <w:t>}</w:t>
+            </w:r>
+          </w:p>
+        </w:tc>
+        <w:tc>
+          <w:tcPr>
+            <w:tcW w:w="1646" w:type="dxa"/>
             <w:vAlign w:val="center"/>
           </w:tcPr>
           <w:p>
@@ -6099,6 +8454,33 @@
                 <w:lang w:val="es-MX"/>
               </w:rPr>
             </w:pPr>
+            <w:r>
+              <w:rPr>
+                <w:rFonts w:ascii="Trebuchet MS" w:hAnsi="Trebuchet MS"/>
+                <w:sz w:val="26"/>
+                <w:szCs w:val="26"/>
+                <w:lang w:val="es-MX"/>
+              </w:rPr>
+              <w:t>{añoTaller</w:t>
+            </w:r>
+            <w:r>
+              <w:rPr>
+                <w:rFonts w:ascii="Trebuchet MS" w:hAnsi="Trebuchet MS"/>
+                <w:sz w:val="26"/>
+                <w:szCs w:val="26"/>
+                <w:lang w:val="es-MX"/>
+              </w:rPr>
+              <w:t>4</w:t>
+            </w:r>
+            <w:r>
+              <w:rPr>
+                <w:rFonts w:ascii="Trebuchet MS" w:hAnsi="Trebuchet MS"/>
+                <w:sz w:val="26"/>
+                <w:szCs w:val="26"/>
+                <w:lang w:val="es-MX"/>
+              </w:rPr>
+              <w:t>}</w:t>
+            </w:r>
           </w:p>
         </w:tc>
       </w:tr>
@@ -6164,10 +8546,10 @@
         <w:tblLook w:val="04A0" w:firstRow="1" w:lastRow="0" w:firstColumn="1" w:lastColumn="0" w:noHBand="0" w:noVBand="1"/>
       </w:tblPr>
       <w:tblGrid>
-        <w:gridCol w:w="3120"/>
-        <w:gridCol w:w="3260"/>
-        <w:gridCol w:w="2940"/>
-        <w:gridCol w:w="887"/>
+        <w:gridCol w:w="2711"/>
+        <w:gridCol w:w="2978"/>
+        <w:gridCol w:w="2872"/>
+        <w:gridCol w:w="1646"/>
       </w:tblGrid>
       <w:tr>
         <w:trPr>
@@ -6319,6 +8701,33 @@
                 <w:lang w:val="en-US"/>
               </w:rPr>
             </w:pPr>
+            <w:r>
+              <w:rPr>
+                <w:rFonts w:ascii="Trebuchet MS" w:hAnsi="Trebuchet MS"/>
+                <w:sz w:val="26"/>
+                <w:szCs w:val="26"/>
+                <w:lang w:val="en-US"/>
+              </w:rPr>
+              <w:t>{academia_</w:t>
+            </w:r>
+            <w:r>
+              <w:rPr>
+                <w:rFonts w:ascii="Trebuchet MS" w:hAnsi="Trebuchet MS"/>
+                <w:sz w:val="26"/>
+                <w:szCs w:val="26"/>
+                <w:lang w:val="en-US"/>
+              </w:rPr>
+              <w:t>5</w:t>
+            </w:r>
+            <w:r>
+              <w:rPr>
+                <w:rFonts w:ascii="Trebuchet MS" w:hAnsi="Trebuchet MS"/>
+                <w:sz w:val="26"/>
+                <w:szCs w:val="26"/>
+                <w:lang w:val="en-US"/>
+              </w:rPr>
+              <w:t>}</w:t>
+            </w:r>
           </w:p>
         </w:tc>
         <w:tc>
@@ -6336,6 +8745,33 @@
                 <w:lang w:val="es-MX"/>
               </w:rPr>
             </w:pPr>
+            <w:r>
+              <w:rPr>
+                <w:rFonts w:ascii="Trebuchet MS" w:hAnsi="Trebuchet MS"/>
+                <w:sz w:val="26"/>
+                <w:szCs w:val="26"/>
+                <w:lang w:val="es-MX"/>
+              </w:rPr>
+              <w:t>{titulo_obtenido</w:t>
+            </w:r>
+            <w:r>
+              <w:rPr>
+                <w:rFonts w:ascii="Trebuchet MS" w:hAnsi="Trebuchet MS"/>
+                <w:sz w:val="26"/>
+                <w:szCs w:val="26"/>
+                <w:lang w:val="es-MX"/>
+              </w:rPr>
+              <w:t>5</w:t>
+            </w:r>
+            <w:r>
+              <w:rPr>
+                <w:rFonts w:ascii="Trebuchet MS" w:hAnsi="Trebuchet MS"/>
+                <w:sz w:val="26"/>
+                <w:szCs w:val="26"/>
+                <w:lang w:val="es-MX"/>
+              </w:rPr>
+              <w:t>}</w:t>
+            </w:r>
           </w:p>
         </w:tc>
         <w:tc>
@@ -6353,6 +8789,33 @@
                 <w:lang w:val="es-MX"/>
               </w:rPr>
             </w:pPr>
+            <w:r>
+              <w:rPr>
+                <w:rFonts w:ascii="Trebuchet MS" w:hAnsi="Trebuchet MS"/>
+                <w:sz w:val="26"/>
+                <w:szCs w:val="26"/>
+                <w:lang w:val="es-MX"/>
+              </w:rPr>
+              <w:t>{intensidad_horaria</w:t>
+            </w:r>
+            <w:r>
+              <w:rPr>
+                <w:rFonts w:ascii="Trebuchet MS" w:hAnsi="Trebuchet MS"/>
+                <w:sz w:val="26"/>
+                <w:szCs w:val="26"/>
+                <w:lang w:val="es-MX"/>
+              </w:rPr>
+              <w:t>5</w:t>
+            </w:r>
+            <w:r>
+              <w:rPr>
+                <w:rFonts w:ascii="Trebuchet MS" w:hAnsi="Trebuchet MS"/>
+                <w:sz w:val="26"/>
+                <w:szCs w:val="26"/>
+                <w:lang w:val="es-MX"/>
+              </w:rPr>
+              <w:t>}</w:t>
+            </w:r>
           </w:p>
         </w:tc>
         <w:tc>
@@ -6370,6 +8833,33 @@
                 <w:lang w:val="es-MX"/>
               </w:rPr>
             </w:pPr>
+            <w:r>
+              <w:rPr>
+                <w:rFonts w:ascii="Trebuchet MS" w:hAnsi="Trebuchet MS"/>
+                <w:sz w:val="26"/>
+                <w:szCs w:val="26"/>
+                <w:lang w:val="es-MX"/>
+              </w:rPr>
+              <w:t>{añoTaller</w:t>
+            </w:r>
+            <w:r>
+              <w:rPr>
+                <w:rFonts w:ascii="Trebuchet MS" w:hAnsi="Trebuchet MS"/>
+                <w:sz w:val="26"/>
+                <w:szCs w:val="26"/>
+                <w:lang w:val="es-MX"/>
+              </w:rPr>
+              <w:t>5</w:t>
+            </w:r>
+            <w:r>
+              <w:rPr>
+                <w:rFonts w:ascii="Trebuchet MS" w:hAnsi="Trebuchet MS"/>
+                <w:sz w:val="26"/>
+                <w:szCs w:val="26"/>
+                <w:lang w:val="es-MX"/>
+              </w:rPr>
+              <w:t>}</w:t>
+            </w:r>
           </w:p>
         </w:tc>
       </w:tr>
@@ -6392,6 +8882,33 @@
                 <w:lang w:val="es-MX"/>
               </w:rPr>
             </w:pPr>
+            <w:r>
+              <w:rPr>
+                <w:rFonts w:ascii="Trebuchet MS" w:hAnsi="Trebuchet MS"/>
+                <w:sz w:val="26"/>
+                <w:szCs w:val="26"/>
+                <w:lang w:val="en-US"/>
+              </w:rPr>
+              <w:t>{academia_</w:t>
+            </w:r>
+            <w:r>
+              <w:rPr>
+                <w:rFonts w:ascii="Trebuchet MS" w:hAnsi="Trebuchet MS"/>
+                <w:sz w:val="26"/>
+                <w:szCs w:val="26"/>
+                <w:lang w:val="en-US"/>
+              </w:rPr>
+              <w:t>6</w:t>
+            </w:r>
+            <w:r>
+              <w:rPr>
+                <w:rFonts w:ascii="Trebuchet MS" w:hAnsi="Trebuchet MS"/>
+                <w:sz w:val="26"/>
+                <w:szCs w:val="26"/>
+                <w:lang w:val="en-US"/>
+              </w:rPr>
+              <w:t>}</w:t>
+            </w:r>
           </w:p>
         </w:tc>
         <w:tc>
@@ -6409,6 +8926,33 @@
                 <w:lang w:val="es-MX"/>
               </w:rPr>
             </w:pPr>
+            <w:r>
+              <w:rPr>
+                <w:rFonts w:ascii="Trebuchet MS" w:hAnsi="Trebuchet MS"/>
+                <w:sz w:val="26"/>
+                <w:szCs w:val="26"/>
+                <w:lang w:val="es-MX"/>
+              </w:rPr>
+              <w:t>{titulo_obtenido</w:t>
+            </w:r>
+            <w:r>
+              <w:rPr>
+                <w:rFonts w:ascii="Trebuchet MS" w:hAnsi="Trebuchet MS"/>
+                <w:sz w:val="26"/>
+                <w:szCs w:val="26"/>
+                <w:lang w:val="es-MX"/>
+              </w:rPr>
+              <w:t>6</w:t>
+            </w:r>
+            <w:r>
+              <w:rPr>
+                <w:rFonts w:ascii="Trebuchet MS" w:hAnsi="Trebuchet MS"/>
+                <w:sz w:val="26"/>
+                <w:szCs w:val="26"/>
+                <w:lang w:val="es-MX"/>
+              </w:rPr>
+              <w:t>}</w:t>
+            </w:r>
           </w:p>
         </w:tc>
         <w:tc>
@@ -6426,6 +8970,33 @@
                 <w:lang w:val="es-MX"/>
               </w:rPr>
             </w:pPr>
+            <w:r>
+              <w:rPr>
+                <w:rFonts w:ascii="Trebuchet MS" w:hAnsi="Trebuchet MS"/>
+                <w:sz w:val="26"/>
+                <w:szCs w:val="26"/>
+                <w:lang w:val="es-MX"/>
+              </w:rPr>
+              <w:t>{intensidad_horaria</w:t>
+            </w:r>
+            <w:r>
+              <w:rPr>
+                <w:rFonts w:ascii="Trebuchet MS" w:hAnsi="Trebuchet MS"/>
+                <w:sz w:val="26"/>
+                <w:szCs w:val="26"/>
+                <w:lang w:val="es-MX"/>
+              </w:rPr>
+              <w:t>6</w:t>
+            </w:r>
+            <w:r>
+              <w:rPr>
+                <w:rFonts w:ascii="Trebuchet MS" w:hAnsi="Trebuchet MS"/>
+                <w:sz w:val="26"/>
+                <w:szCs w:val="26"/>
+                <w:lang w:val="es-MX"/>
+              </w:rPr>
+              <w:t>}</w:t>
+            </w:r>
           </w:p>
         </w:tc>
         <w:tc>
@@ -6443,6 +9014,33 @@
                 <w:lang w:val="es-MX"/>
               </w:rPr>
             </w:pPr>
+            <w:r>
+              <w:rPr>
+                <w:rFonts w:ascii="Trebuchet MS" w:hAnsi="Trebuchet MS"/>
+                <w:sz w:val="26"/>
+                <w:szCs w:val="26"/>
+                <w:lang w:val="es-MX"/>
+              </w:rPr>
+              <w:t>{añoTaller</w:t>
+            </w:r>
+            <w:r>
+              <w:rPr>
+                <w:rFonts w:ascii="Trebuchet MS" w:hAnsi="Trebuchet MS"/>
+                <w:sz w:val="26"/>
+                <w:szCs w:val="26"/>
+                <w:lang w:val="es-MX"/>
+              </w:rPr>
+              <w:t>6</w:t>
+            </w:r>
+            <w:r>
+              <w:rPr>
+                <w:rFonts w:ascii="Trebuchet MS" w:hAnsi="Trebuchet MS"/>
+                <w:sz w:val="26"/>
+                <w:szCs w:val="26"/>
+                <w:lang w:val="es-MX"/>
+              </w:rPr>
+              <w:t>}</w:t>
+            </w:r>
           </w:p>
         </w:tc>
       </w:tr>
@@ -6465,6 +9063,33 @@
                 <w:lang w:val="es-MX"/>
               </w:rPr>
             </w:pPr>
+            <w:r>
+              <w:rPr>
+                <w:rFonts w:ascii="Trebuchet MS" w:hAnsi="Trebuchet MS"/>
+                <w:sz w:val="26"/>
+                <w:szCs w:val="26"/>
+                <w:lang w:val="en-US"/>
+              </w:rPr>
+              <w:t>{academia_</w:t>
+            </w:r>
+            <w:r>
+              <w:rPr>
+                <w:rFonts w:ascii="Trebuchet MS" w:hAnsi="Trebuchet MS"/>
+                <w:sz w:val="26"/>
+                <w:szCs w:val="26"/>
+                <w:lang w:val="en-US"/>
+              </w:rPr>
+              <w:t>7</w:t>
+            </w:r>
+            <w:r>
+              <w:rPr>
+                <w:rFonts w:ascii="Trebuchet MS" w:hAnsi="Trebuchet MS"/>
+                <w:sz w:val="26"/>
+                <w:szCs w:val="26"/>
+                <w:lang w:val="en-US"/>
+              </w:rPr>
+              <w:t>}</w:t>
+            </w:r>
           </w:p>
         </w:tc>
         <w:tc>
@@ -6482,6 +9107,33 @@
                 <w:lang w:val="es-MX"/>
               </w:rPr>
             </w:pPr>
+            <w:r>
+              <w:rPr>
+                <w:rFonts w:ascii="Trebuchet MS" w:hAnsi="Trebuchet MS"/>
+                <w:sz w:val="26"/>
+                <w:szCs w:val="26"/>
+                <w:lang w:val="es-MX"/>
+              </w:rPr>
+              <w:t>{titulo_obtenido</w:t>
+            </w:r>
+            <w:r>
+              <w:rPr>
+                <w:rFonts w:ascii="Trebuchet MS" w:hAnsi="Trebuchet MS"/>
+                <w:sz w:val="26"/>
+                <w:szCs w:val="26"/>
+                <w:lang w:val="es-MX"/>
+              </w:rPr>
+              <w:t>7</w:t>
+            </w:r>
+            <w:r>
+              <w:rPr>
+                <w:rFonts w:ascii="Trebuchet MS" w:hAnsi="Trebuchet MS"/>
+                <w:sz w:val="26"/>
+                <w:szCs w:val="26"/>
+                <w:lang w:val="es-MX"/>
+              </w:rPr>
+              <w:t>}</w:t>
+            </w:r>
           </w:p>
         </w:tc>
         <w:tc>
@@ -6499,6 +9151,33 @@
                 <w:lang w:val="es-MX"/>
               </w:rPr>
             </w:pPr>
+            <w:r>
+              <w:rPr>
+                <w:rFonts w:ascii="Trebuchet MS" w:hAnsi="Trebuchet MS"/>
+                <w:sz w:val="26"/>
+                <w:szCs w:val="26"/>
+                <w:lang w:val="es-MX"/>
+              </w:rPr>
+              <w:t>{intensidad_horaria</w:t>
+            </w:r>
+            <w:r>
+              <w:rPr>
+                <w:rFonts w:ascii="Trebuchet MS" w:hAnsi="Trebuchet MS"/>
+                <w:sz w:val="26"/>
+                <w:szCs w:val="26"/>
+                <w:lang w:val="es-MX"/>
+              </w:rPr>
+              <w:t>7</w:t>
+            </w:r>
+            <w:r>
+              <w:rPr>
+                <w:rFonts w:ascii="Trebuchet MS" w:hAnsi="Trebuchet MS"/>
+                <w:sz w:val="26"/>
+                <w:szCs w:val="26"/>
+                <w:lang w:val="es-MX"/>
+              </w:rPr>
+              <w:t>}</w:t>
+            </w:r>
           </w:p>
         </w:tc>
         <w:tc>
@@ -6516,6 +9195,33 @@
                 <w:lang w:val="es-MX"/>
               </w:rPr>
             </w:pPr>
+            <w:r>
+              <w:rPr>
+                <w:rFonts w:ascii="Trebuchet MS" w:hAnsi="Trebuchet MS"/>
+                <w:sz w:val="26"/>
+                <w:szCs w:val="26"/>
+                <w:lang w:val="es-MX"/>
+              </w:rPr>
+              <w:t>{añoTaller</w:t>
+            </w:r>
+            <w:r>
+              <w:rPr>
+                <w:rFonts w:ascii="Trebuchet MS" w:hAnsi="Trebuchet MS"/>
+                <w:sz w:val="26"/>
+                <w:szCs w:val="26"/>
+                <w:lang w:val="es-MX"/>
+              </w:rPr>
+              <w:t>7</w:t>
+            </w:r>
+            <w:r>
+              <w:rPr>
+                <w:rFonts w:ascii="Trebuchet MS" w:hAnsi="Trebuchet MS"/>
+                <w:sz w:val="26"/>
+                <w:szCs w:val="26"/>
+                <w:lang w:val="es-MX"/>
+              </w:rPr>
+              <w:t>}</w:t>
+            </w:r>
           </w:p>
         </w:tc>
       </w:tr>
@@ -6538,6 +9244,33 @@
                 <w:lang w:val="es-MX"/>
               </w:rPr>
             </w:pPr>
+            <w:r>
+              <w:rPr>
+                <w:rFonts w:ascii="Trebuchet MS" w:hAnsi="Trebuchet MS"/>
+                <w:sz w:val="26"/>
+                <w:szCs w:val="26"/>
+                <w:lang w:val="en-US"/>
+              </w:rPr>
+              <w:t>{academia_</w:t>
+            </w:r>
+            <w:r>
+              <w:rPr>
+                <w:rFonts w:ascii="Trebuchet MS" w:hAnsi="Trebuchet MS"/>
+                <w:sz w:val="26"/>
+                <w:szCs w:val="26"/>
+                <w:lang w:val="en-US"/>
+              </w:rPr>
+              <w:t>8</w:t>
+            </w:r>
+            <w:r>
+              <w:rPr>
+                <w:rFonts w:ascii="Trebuchet MS" w:hAnsi="Trebuchet MS"/>
+                <w:sz w:val="26"/>
+                <w:szCs w:val="26"/>
+                <w:lang w:val="en-US"/>
+              </w:rPr>
+              <w:t>}</w:t>
+            </w:r>
           </w:p>
         </w:tc>
         <w:tc>
@@ -6555,6 +9288,33 @@
                 <w:lang w:val="es-MX"/>
               </w:rPr>
             </w:pPr>
+            <w:r>
+              <w:rPr>
+                <w:rFonts w:ascii="Trebuchet MS" w:hAnsi="Trebuchet MS"/>
+                <w:sz w:val="26"/>
+                <w:szCs w:val="26"/>
+                <w:lang w:val="es-MX"/>
+              </w:rPr>
+              <w:t>{titulo_obtenido</w:t>
+            </w:r>
+            <w:r>
+              <w:rPr>
+                <w:rFonts w:ascii="Trebuchet MS" w:hAnsi="Trebuchet MS"/>
+                <w:sz w:val="26"/>
+                <w:szCs w:val="26"/>
+                <w:lang w:val="es-MX"/>
+              </w:rPr>
+              <w:t>8</w:t>
+            </w:r>
+            <w:r>
+              <w:rPr>
+                <w:rFonts w:ascii="Trebuchet MS" w:hAnsi="Trebuchet MS"/>
+                <w:sz w:val="26"/>
+                <w:szCs w:val="26"/>
+                <w:lang w:val="es-MX"/>
+              </w:rPr>
+              <w:t>}</w:t>
+            </w:r>
           </w:p>
         </w:tc>
         <w:tc>
@@ -6572,6 +9332,33 @@
                 <w:lang w:val="es-MX"/>
               </w:rPr>
             </w:pPr>
+            <w:r>
+              <w:rPr>
+                <w:rFonts w:ascii="Trebuchet MS" w:hAnsi="Trebuchet MS"/>
+                <w:sz w:val="26"/>
+                <w:szCs w:val="26"/>
+                <w:lang w:val="es-MX"/>
+              </w:rPr>
+              <w:t>{intensidad_horaria</w:t>
+            </w:r>
+            <w:r>
+              <w:rPr>
+                <w:rFonts w:ascii="Trebuchet MS" w:hAnsi="Trebuchet MS"/>
+                <w:sz w:val="26"/>
+                <w:szCs w:val="26"/>
+                <w:lang w:val="es-MX"/>
+              </w:rPr>
+              <w:t>8</w:t>
+            </w:r>
+            <w:r>
+              <w:rPr>
+                <w:rFonts w:ascii="Trebuchet MS" w:hAnsi="Trebuchet MS"/>
+                <w:sz w:val="26"/>
+                <w:szCs w:val="26"/>
+                <w:lang w:val="es-MX"/>
+              </w:rPr>
+              <w:t>}</w:t>
+            </w:r>
           </w:p>
         </w:tc>
         <w:tc>
@@ -6589,6 +9376,33 @@
                 <w:lang w:val="es-MX"/>
               </w:rPr>
             </w:pPr>
+            <w:r>
+              <w:rPr>
+                <w:rFonts w:ascii="Trebuchet MS" w:hAnsi="Trebuchet MS"/>
+                <w:sz w:val="26"/>
+                <w:szCs w:val="26"/>
+                <w:lang w:val="es-MX"/>
+              </w:rPr>
+              <w:t>{añoTaller</w:t>
+            </w:r>
+            <w:r>
+              <w:rPr>
+                <w:rFonts w:ascii="Trebuchet MS" w:hAnsi="Trebuchet MS"/>
+                <w:sz w:val="26"/>
+                <w:szCs w:val="26"/>
+                <w:lang w:val="es-MX"/>
+              </w:rPr>
+              <w:t>8</w:t>
+            </w:r>
+            <w:r>
+              <w:rPr>
+                <w:rFonts w:ascii="Trebuchet MS" w:hAnsi="Trebuchet MS"/>
+                <w:sz w:val="26"/>
+                <w:szCs w:val="26"/>
+                <w:lang w:val="es-MX"/>
+              </w:rPr>
+              <w:t>}</w:t>
+            </w:r>
           </w:p>
         </w:tc>
       </w:tr>
@@ -6851,6 +9665,14 @@
                 <w:lang w:val="es-CO"/>
               </w:rPr>
             </w:pPr>
+            <w:r>
+              <w:rPr>
+                <w:rFonts w:asciiTheme="majorHAnsi" w:eastAsia="Batang" w:hAnsiTheme="majorHAnsi" w:cs="Arabic Typesetting"/>
+                <w:szCs w:val="26"/>
+                <w:lang w:val="es-CO"/>
+              </w:rPr>
+              <w:t>{idioma_1}</w:t>
+            </w:r>
           </w:p>
         </w:tc>
         <w:tc>
@@ -6869,6 +9691,14 @@
                 <w:lang w:val="es-CO"/>
               </w:rPr>
             </w:pPr>
+            <w:r>
+              <w:rPr>
+                <w:rFonts w:asciiTheme="majorHAnsi" w:eastAsia="Batang" w:hAnsiTheme="majorHAnsi" w:cs="Arabic Typesetting"/>
+                <w:szCs w:val="26"/>
+                <w:lang w:val="es-CO"/>
+              </w:rPr>
+              <w:t>{habla_1}</w:t>
+            </w:r>
           </w:p>
         </w:tc>
         <w:tc>
@@ -6887,6 +9717,14 @@
                 <w:lang w:val="es-CO"/>
               </w:rPr>
             </w:pPr>
+            <w:r>
+              <w:rPr>
+                <w:rFonts w:asciiTheme="majorHAnsi" w:eastAsia="Batang" w:hAnsiTheme="majorHAnsi" w:cs="Arabic Typesetting"/>
+                <w:szCs w:val="26"/>
+                <w:lang w:val="es-CO"/>
+              </w:rPr>
+              <w:t>{lee_1}</w:t>
+            </w:r>
           </w:p>
         </w:tc>
         <w:tc>
@@ -6904,6 +9742,14 @@
                 <w:lang w:val="es-CO"/>
               </w:rPr>
             </w:pPr>
+            <w:r>
+              <w:rPr>
+                <w:rFonts w:asciiTheme="majorHAnsi" w:eastAsia="Batang" w:hAnsiTheme="majorHAnsi" w:cs="Arabic Typesetting"/>
+                <w:szCs w:val="26"/>
+                <w:lang w:val="es-CO"/>
+              </w:rPr>
+              <w:t>{escribe_1}</w:t>
+            </w:r>
           </w:p>
         </w:tc>
       </w:tr>
@@ -6923,6 +9769,30 @@
                 <w:lang w:val="es-CO"/>
               </w:rPr>
             </w:pPr>
+            <w:r>
+              <w:rPr>
+                <w:rFonts w:asciiTheme="majorHAnsi" w:eastAsia="Batang" w:hAnsiTheme="majorHAnsi" w:cs="Arabic Typesetting"/>
+                <w:szCs w:val="26"/>
+                <w:lang w:val="es-CO"/>
+              </w:rPr>
+              <w:t>{idioma_</w:t>
+            </w:r>
+            <w:r>
+              <w:rPr>
+                <w:rFonts w:asciiTheme="majorHAnsi" w:eastAsia="Batang" w:hAnsiTheme="majorHAnsi" w:cs="Arabic Typesetting"/>
+                <w:szCs w:val="26"/>
+                <w:lang w:val="es-CO"/>
+              </w:rPr>
+              <w:t>2</w:t>
+            </w:r>
+            <w:r>
+              <w:rPr>
+                <w:rFonts w:asciiTheme="majorHAnsi" w:eastAsia="Batang" w:hAnsiTheme="majorHAnsi" w:cs="Arabic Typesetting"/>
+                <w:szCs w:val="26"/>
+                <w:lang w:val="es-CO"/>
+              </w:rPr>
+              <w:t>}</w:t>
+            </w:r>
           </w:p>
         </w:tc>
         <w:tc>
@@ -6941,6 +9811,30 @@
                 <w:lang w:val="es-CO"/>
               </w:rPr>
             </w:pPr>
+            <w:r>
+              <w:rPr>
+                <w:rFonts w:asciiTheme="majorHAnsi" w:eastAsia="Batang" w:hAnsiTheme="majorHAnsi" w:cs="Arabic Typesetting"/>
+                <w:szCs w:val="26"/>
+                <w:lang w:val="es-CO"/>
+              </w:rPr>
+              <w:t>{habla_</w:t>
+            </w:r>
+            <w:r>
+              <w:rPr>
+                <w:rFonts w:asciiTheme="majorHAnsi" w:eastAsia="Batang" w:hAnsiTheme="majorHAnsi" w:cs="Arabic Typesetting"/>
+                <w:szCs w:val="26"/>
+                <w:lang w:val="es-CO"/>
+              </w:rPr>
+              <w:t>2</w:t>
+            </w:r>
+            <w:r>
+              <w:rPr>
+                <w:rFonts w:asciiTheme="majorHAnsi" w:eastAsia="Batang" w:hAnsiTheme="majorHAnsi" w:cs="Arabic Typesetting"/>
+                <w:szCs w:val="26"/>
+                <w:lang w:val="es-CO"/>
+              </w:rPr>
+              <w:t>}</w:t>
+            </w:r>
           </w:p>
         </w:tc>
         <w:tc>
@@ -6959,6 +9853,30 @@
                 <w:lang w:val="es-CO"/>
               </w:rPr>
             </w:pPr>
+            <w:r>
+              <w:rPr>
+                <w:rFonts w:asciiTheme="majorHAnsi" w:eastAsia="Batang" w:hAnsiTheme="majorHAnsi" w:cs="Arabic Typesetting"/>
+                <w:szCs w:val="26"/>
+                <w:lang w:val="es-CO"/>
+              </w:rPr>
+              <w:t>{lee_</w:t>
+            </w:r>
+            <w:r>
+              <w:rPr>
+                <w:rFonts w:asciiTheme="majorHAnsi" w:eastAsia="Batang" w:hAnsiTheme="majorHAnsi" w:cs="Arabic Typesetting"/>
+                <w:szCs w:val="26"/>
+                <w:lang w:val="es-CO"/>
+              </w:rPr>
+              <w:t>2</w:t>
+            </w:r>
+            <w:r>
+              <w:rPr>
+                <w:rFonts w:asciiTheme="majorHAnsi" w:eastAsia="Batang" w:hAnsiTheme="majorHAnsi" w:cs="Arabic Typesetting"/>
+                <w:szCs w:val="26"/>
+                <w:lang w:val="es-CO"/>
+              </w:rPr>
+              <w:t>}</w:t>
+            </w:r>
           </w:p>
         </w:tc>
         <w:tc>
@@ -6976,6 +9894,30 @@
                 <w:lang w:val="es-CO"/>
               </w:rPr>
             </w:pPr>
+            <w:r>
+              <w:rPr>
+                <w:rFonts w:asciiTheme="majorHAnsi" w:eastAsia="Batang" w:hAnsiTheme="majorHAnsi" w:cs="Arabic Typesetting"/>
+                <w:szCs w:val="26"/>
+                <w:lang w:val="es-CO"/>
+              </w:rPr>
+              <w:t>{escribe_</w:t>
+            </w:r>
+            <w:r>
+              <w:rPr>
+                <w:rFonts w:asciiTheme="majorHAnsi" w:eastAsia="Batang" w:hAnsiTheme="majorHAnsi" w:cs="Arabic Typesetting"/>
+                <w:szCs w:val="26"/>
+                <w:lang w:val="es-CO"/>
+              </w:rPr>
+              <w:t>2</w:t>
+            </w:r>
+            <w:r>
+              <w:rPr>
+                <w:rFonts w:asciiTheme="majorHAnsi" w:eastAsia="Batang" w:hAnsiTheme="majorHAnsi" w:cs="Arabic Typesetting"/>
+                <w:szCs w:val="26"/>
+                <w:lang w:val="es-CO"/>
+              </w:rPr>
+              <w:t>}</w:t>
+            </w:r>
           </w:p>
         </w:tc>
       </w:tr>
@@ -6995,6 +9937,30 @@
                 <w:lang w:val="es-CO"/>
               </w:rPr>
             </w:pPr>
+            <w:r>
+              <w:rPr>
+                <w:rFonts w:asciiTheme="majorHAnsi" w:eastAsia="Batang" w:hAnsiTheme="majorHAnsi" w:cs="Arabic Typesetting"/>
+                <w:szCs w:val="26"/>
+                <w:lang w:val="es-CO"/>
+              </w:rPr>
+              <w:t>{idioma_</w:t>
+            </w:r>
+            <w:r>
+              <w:rPr>
+                <w:rFonts w:asciiTheme="majorHAnsi" w:eastAsia="Batang" w:hAnsiTheme="majorHAnsi" w:cs="Arabic Typesetting"/>
+                <w:szCs w:val="26"/>
+                <w:lang w:val="es-CO"/>
+              </w:rPr>
+              <w:t>3</w:t>
+            </w:r>
+            <w:r>
+              <w:rPr>
+                <w:rFonts w:asciiTheme="majorHAnsi" w:eastAsia="Batang" w:hAnsiTheme="majorHAnsi" w:cs="Arabic Typesetting"/>
+                <w:szCs w:val="26"/>
+                <w:lang w:val="es-CO"/>
+              </w:rPr>
+              <w:t>}</w:t>
+            </w:r>
           </w:p>
         </w:tc>
         <w:tc>
@@ -7013,6 +9979,30 @@
                 <w:lang w:val="es-CO"/>
               </w:rPr>
             </w:pPr>
+            <w:r>
+              <w:rPr>
+                <w:rFonts w:asciiTheme="majorHAnsi" w:eastAsia="Batang" w:hAnsiTheme="majorHAnsi" w:cs="Arabic Typesetting"/>
+                <w:szCs w:val="26"/>
+                <w:lang w:val="es-CO"/>
+              </w:rPr>
+              <w:t>{habla_</w:t>
+            </w:r>
+            <w:r>
+              <w:rPr>
+                <w:rFonts w:asciiTheme="majorHAnsi" w:eastAsia="Batang" w:hAnsiTheme="majorHAnsi" w:cs="Arabic Typesetting"/>
+                <w:szCs w:val="26"/>
+                <w:lang w:val="es-CO"/>
+              </w:rPr>
+              <w:t>3</w:t>
+            </w:r>
+            <w:r>
+              <w:rPr>
+                <w:rFonts w:asciiTheme="majorHAnsi" w:eastAsia="Batang" w:hAnsiTheme="majorHAnsi" w:cs="Arabic Typesetting"/>
+                <w:szCs w:val="26"/>
+                <w:lang w:val="es-CO"/>
+              </w:rPr>
+              <w:t>}</w:t>
+            </w:r>
           </w:p>
         </w:tc>
         <w:tc>
@@ -7031,6 +10021,30 @@
                 <w:lang w:val="es-CO"/>
               </w:rPr>
             </w:pPr>
+            <w:r>
+              <w:rPr>
+                <w:rFonts w:asciiTheme="majorHAnsi" w:eastAsia="Batang" w:hAnsiTheme="majorHAnsi" w:cs="Arabic Typesetting"/>
+                <w:szCs w:val="26"/>
+                <w:lang w:val="es-CO"/>
+              </w:rPr>
+              <w:t>{lee_</w:t>
+            </w:r>
+            <w:r>
+              <w:rPr>
+                <w:rFonts w:asciiTheme="majorHAnsi" w:eastAsia="Batang" w:hAnsiTheme="majorHAnsi" w:cs="Arabic Typesetting"/>
+                <w:szCs w:val="26"/>
+                <w:lang w:val="es-CO"/>
+              </w:rPr>
+              <w:t>3</w:t>
+            </w:r>
+            <w:r>
+              <w:rPr>
+                <w:rFonts w:asciiTheme="majorHAnsi" w:eastAsia="Batang" w:hAnsiTheme="majorHAnsi" w:cs="Arabic Typesetting"/>
+                <w:szCs w:val="26"/>
+                <w:lang w:val="es-CO"/>
+              </w:rPr>
+              <w:t>}</w:t>
+            </w:r>
           </w:p>
         </w:tc>
         <w:tc>
@@ -7048,6 +10062,30 @@
                 <w:lang w:val="es-CO"/>
               </w:rPr>
             </w:pPr>
+            <w:r>
+              <w:rPr>
+                <w:rFonts w:asciiTheme="majorHAnsi" w:eastAsia="Batang" w:hAnsiTheme="majorHAnsi" w:cs="Arabic Typesetting"/>
+                <w:szCs w:val="26"/>
+                <w:lang w:val="es-CO"/>
+              </w:rPr>
+              <w:t>{escribe_</w:t>
+            </w:r>
+            <w:r>
+              <w:rPr>
+                <w:rFonts w:asciiTheme="majorHAnsi" w:eastAsia="Batang" w:hAnsiTheme="majorHAnsi" w:cs="Arabic Typesetting"/>
+                <w:szCs w:val="26"/>
+                <w:lang w:val="es-CO"/>
+              </w:rPr>
+              <w:t>3</w:t>
+            </w:r>
+            <w:r>
+              <w:rPr>
+                <w:rFonts w:asciiTheme="majorHAnsi" w:eastAsia="Batang" w:hAnsiTheme="majorHAnsi" w:cs="Arabic Typesetting"/>
+                <w:szCs w:val="26"/>
+                <w:lang w:val="es-CO"/>
+              </w:rPr>
+              <w:t>}</w:t>
+            </w:r>
           </w:p>
         </w:tc>
       </w:tr>
@@ -7113,6 +10151,32 @@
                 <w:lang w:val="es-CO"/>
               </w:rPr>
             </w:pPr>
+            <w:r>
+              <w:rPr>
+                <w:rFonts w:asciiTheme="majorHAnsi" w:eastAsia="Batang" w:hAnsiTheme="majorHAnsi" w:cs="Arabic Typesetting"/>
+                <w:szCs w:val="26"/>
+                <w:lang w:val="es-CO"/>
+              </w:rPr>
+              <w:t>{</w:t>
+            </w:r>
+            <w:proofErr w:type="spellStart"/>
+            <w:r>
+              <w:rPr>
+                <w:rFonts w:asciiTheme="majorHAnsi" w:eastAsia="Batang" w:hAnsiTheme="majorHAnsi" w:cs="Arabic Typesetting"/>
+                <w:szCs w:val="26"/>
+                <w:lang w:val="es-CO"/>
+              </w:rPr>
+              <w:t>cargo_en_FHISYL</w:t>
+            </w:r>
+            <w:proofErr w:type="spellEnd"/>
+            <w:r>
+              <w:rPr>
+                <w:rFonts w:asciiTheme="majorHAnsi" w:eastAsia="Batang" w:hAnsiTheme="majorHAnsi" w:cs="Arabic Typesetting"/>
+                <w:szCs w:val="26"/>
+                <w:lang w:val="es-CO"/>
+              </w:rPr>
+              <w:t>}</w:t>
+            </w:r>
           </w:p>
         </w:tc>
       </w:tr>
@@ -7155,10 +10219,10 @@
         <w:tblLook w:val="04A0" w:firstRow="1" w:lastRow="0" w:firstColumn="1" w:lastColumn="0" w:noHBand="0" w:noVBand="1"/>
       </w:tblPr>
       <w:tblGrid>
-        <w:gridCol w:w="3261"/>
-        <w:gridCol w:w="2268"/>
-        <w:gridCol w:w="2430"/>
-        <w:gridCol w:w="2248"/>
+        <w:gridCol w:w="3258"/>
+        <w:gridCol w:w="2267"/>
+        <w:gridCol w:w="2427"/>
+        <w:gridCol w:w="2255"/>
       </w:tblGrid>
       <w:tr>
         <w:tc>
@@ -7308,6 +10372,15 @@
                 <w:szCs w:val="26"/>
               </w:rPr>
             </w:pPr>
+            <w:r>
+              <w:rPr>
+                <w:rFonts w:ascii="Trebuchet MS" w:hAnsi="Trebuchet MS" w:cs="Arial"/>
+                <w:noProof/>
+                <w:sz w:val="28"/>
+                <w:szCs w:val="26"/>
+              </w:rPr>
+              <w:t>{nombre_familia_1}</w:t>
+            </w:r>
           </w:p>
         </w:tc>
         <w:tc>
@@ -7327,6 +10400,33 @@
                 <w:szCs w:val="26"/>
               </w:rPr>
             </w:pPr>
+            <w:r>
+              <w:rPr>
+                <w:rFonts w:ascii="Trebuchet MS" w:hAnsi="Trebuchet MS" w:cs="Arial"/>
+                <w:noProof/>
+                <w:sz w:val="28"/>
+                <w:szCs w:val="26"/>
+              </w:rPr>
+              <w:t>{</w:t>
+            </w:r>
+            <w:r>
+              <w:rPr>
+                <w:rFonts w:ascii="Trebuchet MS" w:hAnsi="Trebuchet MS" w:cs="Arial"/>
+                <w:noProof/>
+                <w:sz w:val="28"/>
+                <w:szCs w:val="26"/>
+              </w:rPr>
+              <w:t>parentezco</w:t>
+            </w:r>
+            <w:r>
+              <w:rPr>
+                <w:rFonts w:ascii="Trebuchet MS" w:hAnsi="Trebuchet MS" w:cs="Arial"/>
+                <w:noProof/>
+                <w:sz w:val="28"/>
+                <w:szCs w:val="26"/>
+              </w:rPr>
+              <w:t>_1}</w:t>
+            </w:r>
           </w:p>
         </w:tc>
         <w:tc>
@@ -7346,6 +10446,15 @@
                 <w:szCs w:val="26"/>
               </w:rPr>
             </w:pPr>
+            <w:r>
+              <w:rPr>
+                <w:rFonts w:ascii="Trebuchet MS" w:hAnsi="Trebuchet MS" w:cs="Arial"/>
+                <w:noProof/>
+                <w:sz w:val="28"/>
+                <w:szCs w:val="26"/>
+              </w:rPr>
+              <w:t>{profesion_1}</w:t>
+            </w:r>
           </w:p>
         </w:tc>
         <w:tc>
@@ -7365,6 +10474,15 @@
                 <w:szCs w:val="26"/>
               </w:rPr>
             </w:pPr>
+            <w:r>
+              <w:rPr>
+                <w:rFonts w:ascii="Trebuchet MS" w:hAnsi="Trebuchet MS" w:cs="Arial"/>
+                <w:noProof/>
+                <w:sz w:val="28"/>
+                <w:szCs w:val="26"/>
+              </w:rPr>
+              <w:t>{telefonofam_1}</w:t>
+            </w:r>
           </w:p>
         </w:tc>
       </w:tr>
@@ -7386,6 +10504,33 @@
                 <w:szCs w:val="26"/>
               </w:rPr>
             </w:pPr>
+            <w:r>
+              <w:rPr>
+                <w:rFonts w:ascii="Trebuchet MS" w:hAnsi="Trebuchet MS" w:cs="Arial"/>
+                <w:noProof/>
+                <w:sz w:val="28"/>
+                <w:szCs w:val="26"/>
+              </w:rPr>
+              <w:t>{nombre_familia_</w:t>
+            </w:r>
+            <w:r>
+              <w:rPr>
+                <w:rFonts w:ascii="Trebuchet MS" w:hAnsi="Trebuchet MS" w:cs="Arial"/>
+                <w:noProof/>
+                <w:sz w:val="28"/>
+                <w:szCs w:val="26"/>
+              </w:rPr>
+              <w:t>2</w:t>
+            </w:r>
+            <w:r>
+              <w:rPr>
+                <w:rFonts w:ascii="Trebuchet MS" w:hAnsi="Trebuchet MS" w:cs="Arial"/>
+                <w:noProof/>
+                <w:sz w:val="28"/>
+                <w:szCs w:val="26"/>
+              </w:rPr>
+              <w:t>}</w:t>
+            </w:r>
           </w:p>
         </w:tc>
         <w:tc>
@@ -7406,6 +10551,33 @@
                 <w:szCs w:val="26"/>
               </w:rPr>
             </w:pPr>
+            <w:r>
+              <w:rPr>
+                <w:rFonts w:ascii="Trebuchet MS" w:hAnsi="Trebuchet MS" w:cs="Arial"/>
+                <w:noProof/>
+                <w:sz w:val="28"/>
+                <w:szCs w:val="26"/>
+              </w:rPr>
+              <w:t>{parentezco_</w:t>
+            </w:r>
+            <w:r>
+              <w:rPr>
+                <w:rFonts w:ascii="Trebuchet MS" w:hAnsi="Trebuchet MS" w:cs="Arial"/>
+                <w:noProof/>
+                <w:sz w:val="28"/>
+                <w:szCs w:val="26"/>
+              </w:rPr>
+              <w:t>2</w:t>
+            </w:r>
+            <w:r>
+              <w:rPr>
+                <w:rFonts w:ascii="Trebuchet MS" w:hAnsi="Trebuchet MS" w:cs="Arial"/>
+                <w:noProof/>
+                <w:sz w:val="28"/>
+                <w:szCs w:val="26"/>
+              </w:rPr>
+              <w:t>}</w:t>
+            </w:r>
           </w:p>
         </w:tc>
         <w:tc>
@@ -7425,6 +10597,33 @@
                 <w:szCs w:val="26"/>
               </w:rPr>
             </w:pPr>
+            <w:r>
+              <w:rPr>
+                <w:rFonts w:ascii="Trebuchet MS" w:hAnsi="Trebuchet MS" w:cs="Arial"/>
+                <w:noProof/>
+                <w:sz w:val="28"/>
+                <w:szCs w:val="26"/>
+              </w:rPr>
+              <w:t>{profesion_</w:t>
+            </w:r>
+            <w:r>
+              <w:rPr>
+                <w:rFonts w:ascii="Trebuchet MS" w:hAnsi="Trebuchet MS" w:cs="Arial"/>
+                <w:noProof/>
+                <w:sz w:val="28"/>
+                <w:szCs w:val="26"/>
+              </w:rPr>
+              <w:t>2</w:t>
+            </w:r>
+            <w:r>
+              <w:rPr>
+                <w:rFonts w:ascii="Trebuchet MS" w:hAnsi="Trebuchet MS" w:cs="Arial"/>
+                <w:noProof/>
+                <w:sz w:val="28"/>
+                <w:szCs w:val="26"/>
+              </w:rPr>
+              <w:t>}</w:t>
+            </w:r>
           </w:p>
         </w:tc>
         <w:tc>
@@ -7444,6 +10643,33 @@
                 <w:szCs w:val="26"/>
               </w:rPr>
             </w:pPr>
+            <w:r>
+              <w:rPr>
+                <w:rFonts w:ascii="Trebuchet MS" w:hAnsi="Trebuchet MS" w:cs="Arial"/>
+                <w:noProof/>
+                <w:sz w:val="28"/>
+                <w:szCs w:val="26"/>
+              </w:rPr>
+              <w:t>{telefonofam_</w:t>
+            </w:r>
+            <w:r>
+              <w:rPr>
+                <w:rFonts w:ascii="Trebuchet MS" w:hAnsi="Trebuchet MS" w:cs="Arial"/>
+                <w:noProof/>
+                <w:sz w:val="28"/>
+                <w:szCs w:val="26"/>
+              </w:rPr>
+              <w:t>2</w:t>
+            </w:r>
+            <w:r>
+              <w:rPr>
+                <w:rFonts w:ascii="Trebuchet MS" w:hAnsi="Trebuchet MS" w:cs="Arial"/>
+                <w:noProof/>
+                <w:sz w:val="28"/>
+                <w:szCs w:val="26"/>
+              </w:rPr>
+              <w:t>}</w:t>
+            </w:r>
           </w:p>
         </w:tc>
       </w:tr>
@@ -7465,6 +10691,33 @@
                 <w:szCs w:val="26"/>
               </w:rPr>
             </w:pPr>
+            <w:r>
+              <w:rPr>
+                <w:rFonts w:ascii="Trebuchet MS" w:hAnsi="Trebuchet MS" w:cs="Arial"/>
+                <w:noProof/>
+                <w:sz w:val="28"/>
+                <w:szCs w:val="26"/>
+              </w:rPr>
+              <w:t>{nombre_familia_</w:t>
+            </w:r>
+            <w:r>
+              <w:rPr>
+                <w:rFonts w:ascii="Trebuchet MS" w:hAnsi="Trebuchet MS" w:cs="Arial"/>
+                <w:noProof/>
+                <w:sz w:val="28"/>
+                <w:szCs w:val="26"/>
+              </w:rPr>
+              <w:t>3</w:t>
+            </w:r>
+            <w:r>
+              <w:rPr>
+                <w:rFonts w:ascii="Trebuchet MS" w:hAnsi="Trebuchet MS" w:cs="Arial"/>
+                <w:noProof/>
+                <w:sz w:val="28"/>
+                <w:szCs w:val="26"/>
+              </w:rPr>
+              <w:t>}</w:t>
+            </w:r>
           </w:p>
         </w:tc>
         <w:tc>
@@ -7484,6 +10737,33 @@
                 <w:szCs w:val="26"/>
               </w:rPr>
             </w:pPr>
+            <w:r>
+              <w:rPr>
+                <w:rFonts w:ascii="Trebuchet MS" w:hAnsi="Trebuchet MS" w:cs="Arial"/>
+                <w:noProof/>
+                <w:sz w:val="28"/>
+                <w:szCs w:val="26"/>
+              </w:rPr>
+              <w:t>{parentezco_</w:t>
+            </w:r>
+            <w:r>
+              <w:rPr>
+                <w:rFonts w:ascii="Trebuchet MS" w:hAnsi="Trebuchet MS" w:cs="Arial"/>
+                <w:noProof/>
+                <w:sz w:val="28"/>
+                <w:szCs w:val="26"/>
+              </w:rPr>
+              <w:t>3</w:t>
+            </w:r>
+            <w:r>
+              <w:rPr>
+                <w:rFonts w:ascii="Trebuchet MS" w:hAnsi="Trebuchet MS" w:cs="Arial"/>
+                <w:noProof/>
+                <w:sz w:val="28"/>
+                <w:szCs w:val="26"/>
+              </w:rPr>
+              <w:t>}</w:t>
+            </w:r>
           </w:p>
         </w:tc>
         <w:tc>
@@ -7503,6 +10783,33 @@
                 <w:szCs w:val="26"/>
               </w:rPr>
             </w:pPr>
+            <w:r>
+              <w:rPr>
+                <w:rFonts w:ascii="Trebuchet MS" w:hAnsi="Trebuchet MS" w:cs="Arial"/>
+                <w:noProof/>
+                <w:sz w:val="28"/>
+                <w:szCs w:val="26"/>
+              </w:rPr>
+              <w:t>{profesion_</w:t>
+            </w:r>
+            <w:r>
+              <w:rPr>
+                <w:rFonts w:ascii="Trebuchet MS" w:hAnsi="Trebuchet MS" w:cs="Arial"/>
+                <w:noProof/>
+                <w:sz w:val="28"/>
+                <w:szCs w:val="26"/>
+              </w:rPr>
+              <w:t>3</w:t>
+            </w:r>
+            <w:r>
+              <w:rPr>
+                <w:rFonts w:ascii="Trebuchet MS" w:hAnsi="Trebuchet MS" w:cs="Arial"/>
+                <w:noProof/>
+                <w:sz w:val="28"/>
+                <w:szCs w:val="26"/>
+              </w:rPr>
+              <w:t>}</w:t>
+            </w:r>
           </w:p>
         </w:tc>
         <w:tc>
@@ -7522,6 +10829,33 @@
                 <w:szCs w:val="26"/>
               </w:rPr>
             </w:pPr>
+            <w:r>
+              <w:rPr>
+                <w:rFonts w:ascii="Trebuchet MS" w:hAnsi="Trebuchet MS" w:cs="Arial"/>
+                <w:noProof/>
+                <w:sz w:val="28"/>
+                <w:szCs w:val="26"/>
+              </w:rPr>
+              <w:t>{telefonofam_</w:t>
+            </w:r>
+            <w:r>
+              <w:rPr>
+                <w:rFonts w:ascii="Trebuchet MS" w:hAnsi="Trebuchet MS" w:cs="Arial"/>
+                <w:noProof/>
+                <w:sz w:val="28"/>
+                <w:szCs w:val="26"/>
+              </w:rPr>
+              <w:t>3</w:t>
+            </w:r>
+            <w:r>
+              <w:rPr>
+                <w:rFonts w:ascii="Trebuchet MS" w:hAnsi="Trebuchet MS" w:cs="Arial"/>
+                <w:noProof/>
+                <w:sz w:val="28"/>
+                <w:szCs w:val="26"/>
+              </w:rPr>
+              <w:t>}</w:t>
+            </w:r>
           </w:p>
         </w:tc>
       </w:tr>
@@ -7675,6 +11009,33 @@
                 <w:szCs w:val="26"/>
               </w:rPr>
             </w:pPr>
+            <w:r>
+              <w:rPr>
+                <w:rFonts w:ascii="Trebuchet MS" w:hAnsi="Trebuchet MS" w:cs="Arial"/>
+                <w:noProof/>
+                <w:sz w:val="28"/>
+                <w:szCs w:val="26"/>
+              </w:rPr>
+              <w:t>{nombre_</w:t>
+            </w:r>
+            <w:r>
+              <w:rPr>
+                <w:rFonts w:ascii="Trebuchet MS" w:hAnsi="Trebuchet MS" w:cs="Arial"/>
+                <w:noProof/>
+                <w:sz w:val="28"/>
+                <w:szCs w:val="26"/>
+              </w:rPr>
+              <w:t>personales</w:t>
+            </w:r>
+            <w:r>
+              <w:rPr>
+                <w:rFonts w:ascii="Trebuchet MS" w:hAnsi="Trebuchet MS" w:cs="Arial"/>
+                <w:noProof/>
+                <w:sz w:val="28"/>
+                <w:szCs w:val="26"/>
+              </w:rPr>
+              <w:t>_1}</w:t>
+            </w:r>
           </w:p>
         </w:tc>
         <w:tc>
@@ -7694,6 +11055,33 @@
                 <w:szCs w:val="26"/>
               </w:rPr>
             </w:pPr>
+            <w:r>
+              <w:rPr>
+                <w:rFonts w:ascii="Trebuchet MS" w:hAnsi="Trebuchet MS" w:cs="Arial"/>
+                <w:noProof/>
+                <w:sz w:val="28"/>
+                <w:szCs w:val="26"/>
+              </w:rPr>
+              <w:t>{profesion</w:t>
+            </w:r>
+            <w:r>
+              <w:rPr>
+                <w:rFonts w:ascii="Trebuchet MS" w:hAnsi="Trebuchet MS" w:cs="Arial"/>
+                <w:noProof/>
+                <w:sz w:val="28"/>
+                <w:szCs w:val="26"/>
+              </w:rPr>
+              <w:t>_personal</w:t>
+            </w:r>
+            <w:r>
+              <w:rPr>
+                <w:rFonts w:ascii="Trebuchet MS" w:hAnsi="Trebuchet MS" w:cs="Arial"/>
+                <w:noProof/>
+                <w:sz w:val="28"/>
+                <w:szCs w:val="26"/>
+              </w:rPr>
+              <w:t>_1}</w:t>
+            </w:r>
           </w:p>
         </w:tc>
         <w:tc>
@@ -7713,6 +11101,33 @@
                 <w:szCs w:val="26"/>
               </w:rPr>
             </w:pPr>
+            <w:r>
+              <w:rPr>
+                <w:rFonts w:ascii="Trebuchet MS" w:hAnsi="Trebuchet MS" w:cs="Arial"/>
+                <w:noProof/>
+                <w:sz w:val="28"/>
+                <w:szCs w:val="26"/>
+              </w:rPr>
+              <w:t>{telefono</w:t>
+            </w:r>
+            <w:r>
+              <w:rPr>
+                <w:rFonts w:ascii="Trebuchet MS" w:hAnsi="Trebuchet MS" w:cs="Arial"/>
+                <w:noProof/>
+                <w:sz w:val="28"/>
+                <w:szCs w:val="26"/>
+              </w:rPr>
+              <w:t>pers</w:t>
+            </w:r>
+            <w:r>
+              <w:rPr>
+                <w:rFonts w:ascii="Trebuchet MS" w:hAnsi="Trebuchet MS" w:cs="Arial"/>
+                <w:noProof/>
+                <w:sz w:val="28"/>
+                <w:szCs w:val="26"/>
+              </w:rPr>
+              <w:t>_1}</w:t>
+            </w:r>
           </w:p>
         </w:tc>
       </w:tr>
@@ -7734,6 +11149,33 @@
                 <w:szCs w:val="26"/>
               </w:rPr>
             </w:pPr>
+            <w:r>
+              <w:rPr>
+                <w:rFonts w:ascii="Trebuchet MS" w:hAnsi="Trebuchet MS" w:cs="Arial"/>
+                <w:noProof/>
+                <w:sz w:val="28"/>
+                <w:szCs w:val="26"/>
+              </w:rPr>
+              <w:t>{nombre_</w:t>
+            </w:r>
+            <w:r>
+              <w:rPr>
+                <w:rFonts w:ascii="Trebuchet MS" w:hAnsi="Trebuchet MS" w:cs="Arial"/>
+                <w:noProof/>
+                <w:sz w:val="28"/>
+                <w:szCs w:val="26"/>
+              </w:rPr>
+              <w:t>personales</w:t>
+            </w:r>
+            <w:r>
+              <w:rPr>
+                <w:rFonts w:ascii="Trebuchet MS" w:hAnsi="Trebuchet MS" w:cs="Arial"/>
+                <w:noProof/>
+                <w:sz w:val="28"/>
+                <w:szCs w:val="26"/>
+              </w:rPr>
+              <w:t>_2}</w:t>
+            </w:r>
           </w:p>
         </w:tc>
         <w:tc>
@@ -7753,6 +11195,33 @@
                 <w:szCs w:val="26"/>
               </w:rPr>
             </w:pPr>
+            <w:r>
+              <w:rPr>
+                <w:rFonts w:ascii="Trebuchet MS" w:hAnsi="Trebuchet MS" w:cs="Arial"/>
+                <w:noProof/>
+                <w:sz w:val="28"/>
+                <w:szCs w:val="26"/>
+              </w:rPr>
+              <w:t>{profesion_personal</w:t>
+            </w:r>
+            <w:r>
+              <w:rPr>
+                <w:rFonts w:ascii="Trebuchet MS" w:hAnsi="Trebuchet MS" w:cs="Arial"/>
+                <w:noProof/>
+                <w:sz w:val="28"/>
+                <w:szCs w:val="26"/>
+              </w:rPr>
+              <w:t xml:space="preserve"> </w:t>
+            </w:r>
+            <w:r>
+              <w:rPr>
+                <w:rFonts w:ascii="Trebuchet MS" w:hAnsi="Trebuchet MS" w:cs="Arial"/>
+                <w:noProof/>
+                <w:sz w:val="28"/>
+                <w:szCs w:val="26"/>
+              </w:rPr>
+              <w:t>_2}</w:t>
+            </w:r>
           </w:p>
         </w:tc>
         <w:tc>
@@ -7772,6 +11241,33 @@
                 <w:szCs w:val="26"/>
               </w:rPr>
             </w:pPr>
+            <w:r>
+              <w:rPr>
+                <w:rFonts w:ascii="Trebuchet MS" w:hAnsi="Trebuchet MS" w:cs="Arial"/>
+                <w:noProof/>
+                <w:sz w:val="28"/>
+                <w:szCs w:val="26"/>
+              </w:rPr>
+              <w:t>{telefonopers_</w:t>
+            </w:r>
+            <w:r>
+              <w:rPr>
+                <w:rFonts w:ascii="Trebuchet MS" w:hAnsi="Trebuchet MS" w:cs="Arial"/>
+                <w:noProof/>
+                <w:sz w:val="28"/>
+                <w:szCs w:val="26"/>
+              </w:rPr>
+              <w:t>2</w:t>
+            </w:r>
+            <w:r>
+              <w:rPr>
+                <w:rFonts w:ascii="Trebuchet MS" w:hAnsi="Trebuchet MS" w:cs="Arial"/>
+                <w:noProof/>
+                <w:sz w:val="28"/>
+                <w:szCs w:val="26"/>
+              </w:rPr>
+              <w:t>}</w:t>
+            </w:r>
           </w:p>
         </w:tc>
       </w:tr>
@@ -7793,6 +11289,33 @@
                 <w:szCs w:val="26"/>
               </w:rPr>
             </w:pPr>
+            <w:r>
+              <w:rPr>
+                <w:rFonts w:ascii="Trebuchet MS" w:hAnsi="Trebuchet MS" w:cs="Arial"/>
+                <w:noProof/>
+                <w:sz w:val="28"/>
+                <w:szCs w:val="26"/>
+              </w:rPr>
+              <w:t>{nombre_</w:t>
+            </w:r>
+            <w:r>
+              <w:rPr>
+                <w:rFonts w:ascii="Trebuchet MS" w:hAnsi="Trebuchet MS" w:cs="Arial"/>
+                <w:noProof/>
+                <w:sz w:val="28"/>
+                <w:szCs w:val="26"/>
+              </w:rPr>
+              <w:t>personales</w:t>
+            </w:r>
+            <w:r>
+              <w:rPr>
+                <w:rFonts w:ascii="Trebuchet MS" w:hAnsi="Trebuchet MS" w:cs="Arial"/>
+                <w:noProof/>
+                <w:sz w:val="28"/>
+                <w:szCs w:val="26"/>
+              </w:rPr>
+              <w:t>_3}</w:t>
+            </w:r>
           </w:p>
         </w:tc>
         <w:tc>
@@ -7812,6 +11335,33 @@
                 <w:szCs w:val="26"/>
               </w:rPr>
             </w:pPr>
+            <w:r>
+              <w:rPr>
+                <w:rFonts w:ascii="Trebuchet MS" w:hAnsi="Trebuchet MS" w:cs="Arial"/>
+                <w:noProof/>
+                <w:sz w:val="28"/>
+                <w:szCs w:val="26"/>
+              </w:rPr>
+              <w:t>{profesion_personal</w:t>
+            </w:r>
+            <w:r>
+              <w:rPr>
+                <w:rFonts w:ascii="Trebuchet MS" w:hAnsi="Trebuchet MS" w:cs="Arial"/>
+                <w:noProof/>
+                <w:sz w:val="28"/>
+                <w:szCs w:val="26"/>
+              </w:rPr>
+              <w:t xml:space="preserve"> </w:t>
+            </w:r>
+            <w:r>
+              <w:rPr>
+                <w:rFonts w:ascii="Trebuchet MS" w:hAnsi="Trebuchet MS" w:cs="Arial"/>
+                <w:noProof/>
+                <w:sz w:val="28"/>
+                <w:szCs w:val="26"/>
+              </w:rPr>
+              <w:t>_3}</w:t>
+            </w:r>
           </w:p>
         </w:tc>
         <w:tc>
@@ -7831,6 +11381,33 @@
                 <w:szCs w:val="26"/>
               </w:rPr>
             </w:pPr>
+            <w:r>
+              <w:rPr>
+                <w:rFonts w:ascii="Trebuchet MS" w:hAnsi="Trebuchet MS" w:cs="Arial"/>
+                <w:noProof/>
+                <w:sz w:val="28"/>
+                <w:szCs w:val="26"/>
+              </w:rPr>
+              <w:t>{telefonopers_</w:t>
+            </w:r>
+            <w:r>
+              <w:rPr>
+                <w:rFonts w:ascii="Trebuchet MS" w:hAnsi="Trebuchet MS" w:cs="Arial"/>
+                <w:noProof/>
+                <w:sz w:val="28"/>
+                <w:szCs w:val="26"/>
+              </w:rPr>
+              <w:t>3</w:t>
+            </w:r>
+            <w:r>
+              <w:rPr>
+                <w:rFonts w:ascii="Trebuchet MS" w:hAnsi="Trebuchet MS" w:cs="Arial"/>
+                <w:noProof/>
+                <w:sz w:val="28"/>
+                <w:szCs w:val="26"/>
+              </w:rPr>
+              <w:t>}</w:t>
+            </w:r>
           </w:p>
         </w:tc>
       </w:tr>
@@ -7858,7 +11435,7 @@
         <mc:AlternateContent>
           <mc:Choice Requires="wps">
             <w:drawing>
-              <wp:anchor distT="0" distB="0" distL="114300" distR="114300" simplePos="0" relativeHeight="251697664" behindDoc="0" locked="0" layoutInCell="1" allowOverlap="1" wp14:anchorId="12CC099D" wp14:editId="1511A733">
+              <wp:anchor distT="0" distB="0" distL="114300" distR="114300" simplePos="0" relativeHeight="251697664" behindDoc="0" locked="0" layoutInCell="1" allowOverlap="1" wp14:anchorId="12CC099D" wp14:editId="36805B9F">
                 <wp:simplePos x="0" y="0"/>
                 <wp:positionH relativeFrom="column">
                   <wp:posOffset>-289560</wp:posOffset>
@@ -9388,16 +12965,16 @@
         <mc:AlternateContent>
           <mc:Choice Requires="wps">
             <w:drawing>
-              <wp:anchor distT="0" distB="0" distL="114300" distR="114300" simplePos="0" relativeHeight="251699712" behindDoc="0" locked="0" layoutInCell="1" allowOverlap="1" wp14:anchorId="76AD2AF5" wp14:editId="30DC8E15">
+              <wp:anchor distT="0" distB="0" distL="114300" distR="114300" simplePos="0" relativeHeight="251699712" behindDoc="0" locked="0" layoutInCell="1" allowOverlap="1" wp14:anchorId="76AD2AF5" wp14:editId="1AE3146E">
                 <wp:simplePos x="0" y="0"/>
                 <wp:positionH relativeFrom="column">
-                  <wp:posOffset>3044190</wp:posOffset>
+                  <wp:posOffset>3030507</wp:posOffset>
                 </wp:positionH>
                 <wp:positionV relativeFrom="paragraph">
-                  <wp:posOffset>72390</wp:posOffset>
+                  <wp:posOffset>1905</wp:posOffset>
                 </wp:positionV>
-                <wp:extent cx="247650" cy="209550"/>
-                <wp:effectExtent l="0" t="0" r="19050" b="19050"/>
+                <wp:extent cx="255531" cy="240500"/>
+                <wp:effectExtent l="0" t="0" r="11430" b="26670"/>
                 <wp:wrapNone/>
                 <wp:docPr id="9" name="Rectángulo 9"/>
                 <wp:cNvGraphicFramePr/>
@@ -9408,84 +12985,7 @@
                       <wps:spPr>
                         <a:xfrm>
                           <a:off x="0" y="0"/>
-                          <a:ext cx="247650" cy="209550"/>
-                        </a:xfrm>
-                        <a:prstGeom prst="rect">
-                          <a:avLst/>
-                        </a:prstGeom>
-                        <a:ln w="3175"/>
-                      </wps:spPr>
-                      <wps:style>
-                        <a:lnRef idx="2">
-                          <a:schemeClr val="dk1"/>
-                        </a:lnRef>
-                        <a:fillRef idx="1">
-                          <a:schemeClr val="lt1"/>
-                        </a:fillRef>
-                        <a:effectRef idx="0">
-                          <a:schemeClr val="dk1"/>
-                        </a:effectRef>
-                        <a:fontRef idx="minor">
-                          <a:schemeClr val="dk1"/>
-                        </a:fontRef>
-                      </wps:style>
-                      <wps:bodyPr rot="0" spcFirstLastPara="0" vertOverflow="overflow" horzOverflow="overflow" vert="horz" wrap="square" lIns="91440" tIns="45720" rIns="91440" bIns="45720" numCol="1" spcCol="0" rtlCol="0" fromWordArt="0" anchor="ctr" anchorCtr="0" forceAA="0" compatLnSpc="1">
-                        <a:prstTxWarp prst="textNoShape">
-                          <a:avLst/>
-                        </a:prstTxWarp>
-                        <a:noAutofit/>
-                      </wps:bodyPr>
-                    </wps:wsp>
-                  </a:graphicData>
-                </a:graphic>
-                <wp14:sizeRelH relativeFrom="margin">
-                  <wp14:pctWidth>0</wp14:pctWidth>
-                </wp14:sizeRelH>
-                <wp14:sizeRelV relativeFrom="margin">
-                  <wp14:pctHeight>0</wp14:pctHeight>
-                </wp14:sizeRelV>
-              </wp:anchor>
-            </w:drawing>
-          </mc:Choice>
-          <mc:Fallback xmlns:w16du="http://schemas.microsoft.com/office/word/2023/wordml/word16du">
-            <w:pict>
-              <v:rect w14:anchorId="664144B3" id="Rectángulo 9" o:spid="_x0000_s1026" style="position:absolute;margin-left:239.7pt;margin-top:5.7pt;width:19.5pt;height:16.5pt;z-index:251699712;visibility:visible;mso-wrap-style:square;mso-width-percent:0;mso-height-percent:0;mso-wrap-distance-left:9pt;mso-wrap-distance-top:0;mso-wrap-distance-right:9pt;mso-wrap-distance-bottom:0;mso-position-horizontal:absolute;mso-position-horizontal-relative:text;mso-position-vertical:absolute;mso-position-vertical-relative:text;mso-width-percent:0;mso-height-percent:0;mso-width-relative:margin;mso-height-relative:margin;v-text-anchor:middle" o:gfxdata="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" fillcolor="white [3201]" strokecolor="black [3200]" strokeweight=".25pt"/>
-            </w:pict>
-          </mc:Fallback>
-        </mc:AlternateContent>
-      </w:r>
-      <w:r>
-        <w:rPr>
-          <w:rFonts w:ascii="Trebuchet MS" w:hAnsi="Trebuchet MS" w:cs="Arial"/>
-          <w:noProof/>
-          <w:sz w:val="26"/>
-          <w:szCs w:val="26"/>
-          <w:lang w:val="es-CO" w:eastAsia="es-CO"/>
-        </w:rPr>
-        <mc:AlternateContent>
-          <mc:Choice Requires="wps">
-            <w:drawing>
-              <wp:anchor distT="0" distB="0" distL="114300" distR="114300" simplePos="0" relativeHeight="251698688" behindDoc="0" locked="0" layoutInCell="1" allowOverlap="1" wp14:anchorId="45FEC26B" wp14:editId="7E3B56C7">
-                <wp:simplePos x="0" y="0"/>
-                <wp:positionH relativeFrom="column">
-                  <wp:posOffset>2482215</wp:posOffset>
-                </wp:positionH>
-                <wp:positionV relativeFrom="paragraph">
-                  <wp:posOffset>81915</wp:posOffset>
-                </wp:positionV>
-                <wp:extent cx="257175" cy="190500"/>
-                <wp:effectExtent l="0" t="0" r="28575" b="19050"/>
-                <wp:wrapNone/>
-                <wp:docPr id="7" name="Rectángulo 7"/>
-                <wp:cNvGraphicFramePr/>
-                <a:graphic xmlns:a="http://schemas.openxmlformats.org/drawingml/2006/main">
-                  <a:graphicData uri="http://schemas.microsoft.com/office/word/2010/wordprocessingShape">
-                    <wps:wsp>
-                      <wps:cNvSpPr/>
-                      <wps:spPr>
-                        <a:xfrm>
-                          <a:off x="0" y="0"/>
-                          <a:ext cx="257175" cy="190500"/>
+                          <a:ext cx="255531" cy="240500"/>
                         </a:xfrm>
                         <a:prstGeom prst="rect">
                           <a:avLst/>
@@ -9510,10 +13010,40 @@
                         <w:txbxContent>
                           <w:p>
                             <w:pPr>
+                              <w:pStyle w:val="Sinespaciado"/>
                               <w:rPr>
-                                <w:lang w:val="es-MX"/>
+                                <w:sz w:val="20"/>
+                                <w:szCs w:val="20"/>
+                                <w:lang w:val="es-AR"/>
                               </w:rPr>
                             </w:pPr>
+                            <w:r>
+                              <w:rPr>
+                                <w:rFonts w:asciiTheme="majorHAnsi" w:eastAsia="Batang" w:hAnsiTheme="majorHAnsi" w:cs="Arabic Typesetting"/>
+                                <w:sz w:val="20"/>
+                                <w:szCs w:val="20"/>
+                                <w:lang w:val="es-CO"/>
+                              </w:rPr>
+                              <w:t>{</w:t>
+                            </w:r>
+                            <w:proofErr w:type="spellStart"/>
+                            <w:r>
+                              <w:rPr>
+                                <w:rFonts w:asciiTheme="majorHAnsi" w:eastAsia="Batang" w:hAnsiTheme="majorHAnsi" w:cs="Arabic Typesetting"/>
+                                <w:szCs w:val="26"/>
+                                <w:lang w:val="es-CO"/>
+                              </w:rPr>
+                              <w:t>autorizo_no</w:t>
+                            </w:r>
+                            <w:proofErr w:type="spellEnd"/>
+                            <w:r>
+                              <w:rPr>
+                                <w:rFonts w:asciiTheme="majorHAnsi" w:eastAsia="Batang" w:hAnsiTheme="majorHAnsi" w:cs="Arabic Typesetting"/>
+                                <w:szCs w:val="26"/>
+                                <w:lang w:val="es-CO"/>
+                              </w:rPr>
+                              <w:t>}</w:t>
+                            </w:r>
                           </w:p>
                         </w:txbxContent>
                       </wps:txbx>
@@ -9537,18 +13067,211 @@
           </mc:Choice>
           <mc:Fallback>
             <w:pict>
-              <v:rect w14:anchorId="45FEC26B" id="Rectángulo 7" o:spid="_x0000_s1029" style="position:absolute;margin-left:195.45pt;margin-top:6.45pt;width:20.25pt;height:15pt;z-index:251698688;visibility:visible;mso-wrap-style:square;mso-width-percent:0;mso-height-percent:0;mso-wrap-distance-left:9pt;mso-wrap-distance-top:0;mso-wrap-distance-right:9pt;mso-wrap-distance-bottom:0;mso-position-horizontal:absolute;mso-position-horizontal-relative:text;mso-position-vertical:absolute;mso-position-vertical-relative:text;mso-width-percent:0;mso-height-percent:0;mso-width-relative:margin;mso-height-relative:margin;v-text-anchor:middle" o:gfxdata="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" fillcolor="white [3201]" strokecolor="black [3200]" strokeweight=".25pt">
+              <v:rect w14:anchorId="76AD2AF5" id="Rectángulo 9" o:spid="_x0000_s1029" style="position:absolute;margin-left:238.6pt;margin-top:.15pt;width:20.1pt;height:18.95pt;z-index:251699712;visibility:visible;mso-wrap-style:square;mso-width-percent:0;mso-height-percent:0;mso-wrap-distance-left:9pt;mso-wrap-distance-top:0;mso-wrap-distance-right:9pt;mso-wrap-distance-bottom:0;mso-position-horizontal:absolute;mso-position-horizontal-relative:text;mso-position-vertical:absolute;mso-position-vertical-relative:text;mso-width-percent:0;mso-height-percent:0;mso-width-relative:margin;mso-height-relative:margin;v-text-anchor:middle" o:gfxdata="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" fillcolor="white [3201]" strokecolor="black [3200]" strokeweight=".25pt">
                 <v:textbox>
                   <w:txbxContent>
                     <w:p>
                       <w:pPr>
+                        <w:pStyle w:val="Sinespaciado"/>
+                        <w:rPr>
+                          <w:sz w:val="20"/>
+                          <w:szCs w:val="20"/>
+                          <w:lang w:val="es-AR"/>
+                        </w:rPr>
+                      </w:pPr>
+                      <w:r>
+                        <w:rPr>
+                          <w:rFonts w:asciiTheme="majorHAnsi" w:eastAsia="Batang" w:hAnsiTheme="majorHAnsi" w:cs="Arabic Typesetting"/>
+                          <w:sz w:val="20"/>
+                          <w:szCs w:val="20"/>
+                          <w:lang w:val="es-CO"/>
+                        </w:rPr>
+                        <w:t>{</w:t>
+                      </w:r>
+                      <w:proofErr w:type="spellStart"/>
+                      <w:r>
+                        <w:rPr>
+                          <w:rFonts w:asciiTheme="majorHAnsi" w:eastAsia="Batang" w:hAnsiTheme="majorHAnsi" w:cs="Arabic Typesetting"/>
+                          <w:szCs w:val="26"/>
+                          <w:lang w:val="es-CO"/>
+                        </w:rPr>
+                        <w:t>autorizo_no</w:t>
+                      </w:r>
+                      <w:proofErr w:type="spellEnd"/>
+                      <w:r>
+                        <w:rPr>
+                          <w:rFonts w:asciiTheme="majorHAnsi" w:eastAsia="Batang" w:hAnsiTheme="majorHAnsi" w:cs="Arabic Typesetting"/>
+                          <w:szCs w:val="26"/>
+                          <w:lang w:val="es-CO"/>
+                        </w:rPr>
+                        <w:t>}</w:t>
+                      </w:r>
+                    </w:p>
+                  </w:txbxContent>
+                </v:textbox>
+              </v:rect>
+            </w:pict>
+          </mc:Fallback>
+        </mc:AlternateContent>
+      </w:r>
+      <w:r>
+        <w:rPr>
+          <w:rFonts w:ascii="Trebuchet MS" w:hAnsi="Trebuchet MS" w:cs="Arial"/>
+          <w:noProof/>
+          <w:sz w:val="26"/>
+          <w:szCs w:val="26"/>
+          <w:lang w:val="es-CO" w:eastAsia="es-CO"/>
+        </w:rPr>
+        <mc:AlternateContent>
+          <mc:Choice Requires="wps">
+            <w:drawing>
+              <wp:anchor distT="0" distB="0" distL="114300" distR="114300" simplePos="0" relativeHeight="251698688" behindDoc="0" locked="0" layoutInCell="1" allowOverlap="1" wp14:anchorId="45FEC26B" wp14:editId="3F5290E4">
+                <wp:simplePos x="0" y="0"/>
+                <wp:positionH relativeFrom="column">
+                  <wp:posOffset>2444115</wp:posOffset>
+                </wp:positionH>
+                <wp:positionV relativeFrom="paragraph">
+                  <wp:posOffset>62230</wp:posOffset>
+                </wp:positionV>
+                <wp:extent cx="305435" cy="219075"/>
+                <wp:effectExtent l="0" t="0" r="18415" b="28575"/>
+                <wp:wrapThrough wrapText="bothSides">
+                  <wp:wrapPolygon edited="0">
+                    <wp:start x="0" y="0"/>
+                    <wp:lineTo x="0" y="22539"/>
+                    <wp:lineTo x="21555" y="22539"/>
+                    <wp:lineTo x="21555" y="0"/>
+                    <wp:lineTo x="0" y="0"/>
+                  </wp:wrapPolygon>
+                </wp:wrapThrough>
+                <wp:docPr id="7" name="Rectángulo 7"/>
+                <wp:cNvGraphicFramePr/>
+                <a:graphic xmlns:a="http://schemas.openxmlformats.org/drawingml/2006/main">
+                  <a:graphicData uri="http://schemas.microsoft.com/office/word/2010/wordprocessingShape">
+                    <wps:wsp>
+                      <wps:cNvSpPr/>
+                      <wps:spPr>
+                        <a:xfrm>
+                          <a:off x="0" y="0"/>
+                          <a:ext cx="305435" cy="219075"/>
+                        </a:xfrm>
+                        <a:prstGeom prst="rect">
+                          <a:avLst/>
+                        </a:prstGeom>
+                        <a:ln w="3175"/>
+                      </wps:spPr>
+                      <wps:style>
+                        <a:lnRef idx="2">
+                          <a:schemeClr val="dk1"/>
+                        </a:lnRef>
+                        <a:fillRef idx="1">
+                          <a:schemeClr val="lt1"/>
+                        </a:fillRef>
+                        <a:effectRef idx="0">
+                          <a:schemeClr val="dk1"/>
+                        </a:effectRef>
+                        <a:fontRef idx="minor">
+                          <a:schemeClr val="dk1"/>
+                        </a:fontRef>
+                      </wps:style>
+                      <wps:txbx>
+                        <w:txbxContent>
+                          <w:p>
+                            <w:pPr>
+                              <w:pStyle w:val="Sinespaciado"/>
+                              <w:rPr>
+                                <w:lang w:val="es-MX"/>
+                              </w:rPr>
+                            </w:pPr>
+                            <w:r>
+                              <w:rPr>
+                                <w:rFonts w:asciiTheme="majorHAnsi" w:eastAsia="Batang" w:hAnsiTheme="majorHAnsi" w:cs="Arabic Typesetting"/>
+                                <w:szCs w:val="26"/>
+                                <w:lang w:val="es-CO"/>
+                              </w:rPr>
+                              <w:t>{</w:t>
+                            </w:r>
+                            <w:proofErr w:type="spellStart"/>
+                            <w:r>
+                              <w:rPr>
+                                <w:rFonts w:asciiTheme="majorHAnsi" w:eastAsia="Batang" w:hAnsiTheme="majorHAnsi" w:cs="Arabic Typesetting"/>
+                                <w:szCs w:val="26"/>
+                                <w:lang w:val="es-CO"/>
+                              </w:rPr>
+                              <w:t>autorizo_si</w:t>
+                            </w:r>
+                            <w:proofErr w:type="spellEnd"/>
+                            <w:r>
+                              <w:rPr>
+                                <w:rFonts w:asciiTheme="majorHAnsi" w:eastAsia="Batang" w:hAnsiTheme="majorHAnsi" w:cs="Arabic Typesetting"/>
+                                <w:szCs w:val="26"/>
+                                <w:lang w:val="es-CO"/>
+                              </w:rPr>
+                              <w:t>}</w:t>
+                            </w:r>
+                          </w:p>
+                        </w:txbxContent>
+                      </wps:txbx>
+                      <wps:bodyPr rot="0" spcFirstLastPara="0" vertOverflow="overflow" horzOverflow="overflow" vert="horz" wrap="square" lIns="91440" tIns="45720" rIns="91440" bIns="45720" numCol="1" spcCol="0" rtlCol="0" fromWordArt="0" anchor="ctr" anchorCtr="0" forceAA="0" compatLnSpc="1">
+                        <a:prstTxWarp prst="textNoShape">
+                          <a:avLst/>
+                        </a:prstTxWarp>
+                        <a:noAutofit/>
+                      </wps:bodyPr>
+                    </wps:wsp>
+                  </a:graphicData>
+                </a:graphic>
+                <wp14:sizeRelH relativeFrom="margin">
+                  <wp14:pctWidth>0</wp14:pctWidth>
+                </wp14:sizeRelH>
+                <wp14:sizeRelV relativeFrom="margin">
+                  <wp14:pctHeight>0</wp14:pctHeight>
+                </wp14:sizeRelV>
+              </wp:anchor>
+            </w:drawing>
+          </mc:Choice>
+          <mc:Fallback>
+            <w:pict>
+              <v:rect w14:anchorId="45FEC26B" id="Rectángulo 7" o:spid="_x0000_s1030" style="position:absolute;margin-left:192.45pt;margin-top:4.9pt;width:24.05pt;height:17.25pt;z-index:251698688;visibility:visible;mso-wrap-style:square;mso-width-percent:0;mso-height-percent:0;mso-wrap-distance-left:9pt;mso-wrap-distance-top:0;mso-wrap-distance-right:9pt;mso-wrap-distance-bottom:0;mso-position-horizontal:absolute;mso-position-horizontal-relative:text;mso-position-vertical:absolute;mso-position-vertical-relative:text;mso-width-percent:0;mso-height-percent:0;mso-width-relative:margin;mso-height-relative:margin;v-text-anchor:middle" o:gfxdata="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" fillcolor="white [3201]" strokecolor="black [3200]" strokeweight=".25pt">
+                <v:textbox>
+                  <w:txbxContent>
+                    <w:p>
+                      <w:pPr>
+                        <w:pStyle w:val="Sinespaciado"/>
                         <w:rPr>
                           <w:lang w:val="es-MX"/>
                         </w:rPr>
                       </w:pPr>
+                      <w:r>
+                        <w:rPr>
+                          <w:rFonts w:asciiTheme="majorHAnsi" w:eastAsia="Batang" w:hAnsiTheme="majorHAnsi" w:cs="Arabic Typesetting"/>
+                          <w:szCs w:val="26"/>
+                          <w:lang w:val="es-CO"/>
+                        </w:rPr>
+                        <w:t>{</w:t>
+                      </w:r>
+                      <w:proofErr w:type="spellStart"/>
+                      <w:r>
+                        <w:rPr>
+                          <w:rFonts w:asciiTheme="majorHAnsi" w:eastAsia="Batang" w:hAnsiTheme="majorHAnsi" w:cs="Arabic Typesetting"/>
+                          <w:szCs w:val="26"/>
+                          <w:lang w:val="es-CO"/>
+                        </w:rPr>
+                        <w:t>autorizo_si</w:t>
+                      </w:r>
+                      <w:proofErr w:type="spellEnd"/>
+                      <w:r>
+                        <w:rPr>
+                          <w:rFonts w:asciiTheme="majorHAnsi" w:eastAsia="Batang" w:hAnsiTheme="majorHAnsi" w:cs="Arabic Typesetting"/>
+                          <w:szCs w:val="26"/>
+                          <w:lang w:val="es-CO"/>
+                        </w:rPr>
+                        <w:t>}</w:t>
+                      </w:r>
                     </w:p>
                   </w:txbxContent>
                 </v:textbox>
+                <w10:wrap type="through"/>
               </v:rect>
             </w:pict>
           </mc:Fallback>
@@ -9593,6 +13316,138 @@
         <w:rPr>
           <w:rFonts w:ascii="Baskerville Old Face" w:eastAsia="Batang" w:hAnsi="Baskerville Old Face" w:cs="Arabic Typesetting"/>
           <w:b/>
+          <w:noProof/>
+          <w:sz w:val="40"/>
+          <w:szCs w:val="26"/>
+          <w:lang w:val="es-CO"/>
+        </w:rPr>
+        <mc:AlternateContent>
+          <mc:Choice Requires="wps">
+            <w:drawing>
+              <wp:anchor distT="0" distB="0" distL="114300" distR="114300" simplePos="0" relativeHeight="251702784" behindDoc="0" locked="0" layoutInCell="1" allowOverlap="1" wp14:anchorId="67888A26" wp14:editId="6607B185">
+                <wp:simplePos x="0" y="0"/>
+                <wp:positionH relativeFrom="column">
+                  <wp:posOffset>235991</wp:posOffset>
+                </wp:positionH>
+                <wp:positionV relativeFrom="paragraph">
+                  <wp:posOffset>758368</wp:posOffset>
+                </wp:positionV>
+                <wp:extent cx="2275027" cy="409550"/>
+                <wp:effectExtent l="0" t="0" r="0" b="0"/>
+                <wp:wrapNone/>
+                <wp:docPr id="4" name="Cuadro de texto 4"/>
+                <wp:cNvGraphicFramePr/>
+                <a:graphic xmlns:a="http://schemas.openxmlformats.org/drawingml/2006/main">
+                  <a:graphicData uri="http://schemas.microsoft.com/office/word/2010/wordprocessingShape">
+                    <wps:wsp>
+                      <wps:cNvSpPr txBox="1"/>
+                      <wps:spPr>
+                        <a:xfrm>
+                          <a:off x="0" y="0"/>
+                          <a:ext cx="2275027" cy="409550"/>
+                        </a:xfrm>
+                        <a:prstGeom prst="rect">
+                          <a:avLst/>
+                        </a:prstGeom>
+                        <a:solidFill>
+                          <a:schemeClr val="lt1"/>
+                        </a:solidFill>
+                        <a:ln w="6350">
+                          <a:noFill/>
+                        </a:ln>
+                      </wps:spPr>
+                      <wps:txbx>
+                        <w:txbxContent>
+                          <w:p>
+                            <w:pPr>
+                              <w:rPr>
+                                <w:lang w:val="es-AR"/>
+                              </w:rPr>
+                            </w:pPr>
+                            <w:r>
+                              <w:rPr>
+                                <w:lang w:val="es-AR"/>
+                              </w:rPr>
+                              <w:t>{</w:t>
+                            </w:r>
+                            <w:proofErr w:type="spellStart"/>
+                            <w:r>
+                              <w:rPr>
+                                <w:lang w:val="es-AR"/>
+                              </w:rPr>
+                              <w:t>firma_digital</w:t>
+                            </w:r>
+                            <w:proofErr w:type="spellEnd"/>
+                            <w:r>
+                              <w:rPr>
+                                <w:lang w:val="es-AR"/>
+                              </w:rPr>
+                              <w:t>}</w:t>
+                            </w:r>
+                          </w:p>
+                        </w:txbxContent>
+                      </wps:txbx>
+                      <wps:bodyPr rot="0" spcFirstLastPara="0" vertOverflow="overflow" horzOverflow="overflow" vert="horz" wrap="square" lIns="91440" tIns="45720" rIns="91440" bIns="45720" numCol="1" spcCol="0" rtlCol="0" fromWordArt="0" anchor="t" anchorCtr="0" forceAA="0" compatLnSpc="1">
+                        <a:prstTxWarp prst="textNoShape">
+                          <a:avLst/>
+                        </a:prstTxWarp>
+                        <a:noAutofit/>
+                      </wps:bodyPr>
+                    </wps:wsp>
+                  </a:graphicData>
+                </a:graphic>
+                <wp14:sizeRelH relativeFrom="margin">
+                  <wp14:pctWidth>0</wp14:pctWidth>
+                </wp14:sizeRelH>
+                <wp14:sizeRelV relativeFrom="margin">
+                  <wp14:pctHeight>0</wp14:pctHeight>
+                </wp14:sizeRelV>
+              </wp:anchor>
+            </w:drawing>
+          </mc:Choice>
+          <mc:Fallback>
+            <w:pict>
+              <v:shape w14:anchorId="67888A26" id="Cuadro de texto 4" o:spid="_x0000_s1031" type="#_x0000_t202" style="position:absolute;margin-left:18.6pt;margin-top:59.7pt;width:179.15pt;height:32.25pt;z-index:251702784;visibility:visible;mso-wrap-style:square;mso-width-percent:0;mso-height-percent:0;mso-wrap-distance-left:9pt;mso-wrap-distance-top:0;mso-wrap-distance-right:9pt;mso-wrap-distance-bottom:0;mso-position-horizontal:absolute;mso-position-horizontal-relative:text;mso-position-vertical:absolute;mso-position-vertical-relative:text;mso-width-percent:0;mso-height-percent:0;mso-width-relative:margin;mso-height-relative:margin;v-text-anchor:top" o:gfxdata="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" fillcolor="white [3201]" stroked="f" strokeweight=".5pt">
+                <v:textbox>
+                  <w:txbxContent>
+                    <w:p>
+                      <w:pPr>
+                        <w:rPr>
+                          <w:lang w:val="es-AR"/>
+                        </w:rPr>
+                      </w:pPr>
+                      <w:r>
+                        <w:rPr>
+                          <w:lang w:val="es-AR"/>
+                        </w:rPr>
+                        <w:t>{</w:t>
+                      </w:r>
+                      <w:proofErr w:type="spellStart"/>
+                      <w:r>
+                        <w:rPr>
+                          <w:lang w:val="es-AR"/>
+                        </w:rPr>
+                        <w:t>firma_digital</w:t>
+                      </w:r>
+                      <w:proofErr w:type="spellEnd"/>
+                      <w:r>
+                        <w:rPr>
+                          <w:lang w:val="es-AR"/>
+                        </w:rPr>
+                        <w:t>}</w:t>
+                      </w:r>
+                    </w:p>
+                  </w:txbxContent>
+                </v:textbox>
+              </v:shape>
+            </w:pict>
+          </mc:Fallback>
+        </mc:AlternateContent>
+      </w:r>
+      <w:r>
+        <w:rPr>
+          <w:rFonts w:ascii="Baskerville Old Face" w:eastAsia="Batang" w:hAnsi="Baskerville Old Face" w:cs="Arabic Typesetting"/>
+          <w:b/>
           <w:sz w:val="40"/>
           <w:szCs w:val="26"/>
           <w:lang w:val="es-CO"/>
@@ -9629,12 +13484,8 @@
       </w:r>
     </w:p>
     <w:sectPr>
-      <w:headerReference w:type="even" r:id="rId8"/>
-      <w:headerReference w:type="default" r:id="rId9"/>
-      <w:footerReference w:type="even" r:id="rId10"/>
-      <w:footerReference w:type="default" r:id="rId11"/>
-      <w:headerReference w:type="first" r:id="rId12"/>
-      <w:footerReference w:type="first" r:id="rId13"/>
+      <w:headerReference w:type="default" r:id="rId8"/>
+      <w:footerReference w:type="default" r:id="rId9"/>
       <w:pgSz w:w="12240" w:h="15840"/>
       <w:pgMar w:top="1702" w:right="1701" w:bottom="993" w:left="1701" w:header="426" w:footer="708" w:gutter="0"/>
       <w:cols w:space="708"/>
@@ -9664,16 +13515,6 @@
 </file>
 
 <file path=word/footer1.xml><?xml version="1.0" encoding="utf-8"?>
-<w:ftr xmlns:wpc="http://schemas.microsoft.com/office/word/2010/wordprocessingCanvas" xmlns:cx="http://schemas.microsoft.com/office/drawing/2014/chartex" xmlns:cx1="http://schemas.microsoft.com/office/drawing/2015/9/8/chartex" xmlns:cx2="http://schemas.microsoft.com/office/drawing/2015/10/21/chartex" xmlns:cx3="http://schemas.microsoft.com/office/drawing/2016/5/9/chartex" xmlns:cx4="http://schemas.microsoft.com/office/drawing/2016/5/10/chartex" xmlns:cx5="http://schemas.microsoft.com/office/drawing/2016/5/11/chartex" xmlns:cx6="http://schemas.microsoft.com/office/drawing/2016/5/12/chartex" xmlns:cx7="http://schemas.microsoft.com/office/drawing/2016/5/13/chartex" xmlns:cx8="http://schemas.microsoft.com/office/drawing/2016/5/14/chartex" xmlns:mc="http://schemas.openxmlformats.org/markup-compatibility/2006" xmlns:aink="http://schemas.microsoft.com/office/drawing/2016/ink" xmlns:am3d="http://schemas.microsoft.com/office/drawing/2017/model3d" xmlns:o="urn:schemas-microsoft-com:office:office" xmlns:oel="http://schemas.microsoft.com/office/2019/extlst" xmlns:r="http://schemas.openxmlformats.org/officeDocument/2006/relationships" xmlns:m="http://schemas.openxmlformats.org/officeDocument/2006/math" xmlns:v="urn:schemas-microsoft-com:vml" xmlns:wp14="http://schemas.microsoft.com/office/word/2010/wordprocessingDrawing" xmlns:wp="http://schemas.openxmlformats.org/drawingml/2006/wordprocessingDrawing" xmlns:w10="urn:schemas-microsoft-com:office:word" xmlns:w="http://schemas.openxmlformats.org/wordprocessingml/2006/main" xmlns:w14="http://schemas.microsoft.com/office/word/2010/wordml" xmlns:w15="http://schemas.microsoft.com/office/word/2012/wordml" xmlns:w16cex="http://schemas.microsoft.com/office/word/2018/wordml/cex" xmlns:w16cid="http://schemas.microsoft.com/office/word/2016/wordml/cid" xmlns:w16="http://schemas.microsoft.com/office/word/2018/wordml" xmlns:w16sdtdh="http://schemas.microsoft.com/office/word/2020/wordml/sdtdatahash" xmlns:w16se="http://schemas.microsoft.com/office/word/2015/wordml/symex" xmlns:wpg="http://schemas.microsoft.com/office/word/2010/wordprocessingGroup" xmlns:wpi="http://schemas.microsoft.com/office/word/2010/wordprocessingInk" xmlns:wne="http://schemas.microsoft.com/office/word/2006/wordml" xmlns:wps="http://schemas.microsoft.com/office/word/2010/wordprocessingShape" mc:Ignorable="w14 w15 w16se w16cid w16 w16cex w16sdtdh wp14">
-  <w:p>
-    <w:pPr>
-      <w:pStyle w:val="Piedepgina"/>
-    </w:pPr>
-  </w:p>
-</w:ftr>
-</file>
-
-<file path=word/footer2.xml><?xml version="1.0" encoding="utf-8"?>
 <w:ftr xmlns:wpc="http://schemas.microsoft.com/office/word/2010/wordprocessingCanvas" xmlns:cx="http://schemas.microsoft.com/office/drawing/2014/chartex" xmlns:cx1="http://schemas.microsoft.com/office/drawing/2015/9/8/chartex" xmlns:cx2="http://schemas.microsoft.com/office/drawing/2015/10/21/chartex" xmlns:cx3="http://schemas.microsoft.com/office/drawing/2016/5/9/chartex" xmlns:cx4="http://schemas.microsoft.com/office/drawing/2016/5/10/chartex" xmlns:cx5="http://schemas.microsoft.com/office/drawing/2016/5/11/chartex" xmlns:cx6="http://schemas.microsoft.com/office/drawing/2016/5/12/chartex" xmlns:cx7="http://schemas.microsoft.com/office/drawing/2016/5/13/chartex" xmlns:cx8="http://schemas.microsoft.com/office/drawing/2016/5/14/chartex" xmlns:mc="http://schemas.openxmlformats.org/markup-compatibility/2006" xmlns:aink="http://schemas.microsoft.com/office/drawing/2016/ink" xmlns:am3d="http://schemas.microsoft.com/office/drawing/2017/model3d" xmlns:o="urn:schemas-microsoft-com:office:office" xmlns:oel="http://schemas.microsoft.com/office/2019/extlst" xmlns:r="http://schemas.openxmlformats.org/officeDocument/2006/relationships" xmlns:m="http://schemas.openxmlformats.org/officeDocument/2006/math" xmlns:v="urn:schemas-microsoft-com:vml" xmlns:wp14="http://schemas.microsoft.com/office/word/2010/wordprocessingDrawing" xmlns:wp="http://schemas.openxmlformats.org/drawingml/2006/wordprocessingDrawing" xmlns:w10="urn:schemas-microsoft-com:office:word" xmlns:w="http://schemas.openxmlformats.org/wordprocessingml/2006/main" xmlns:w14="http://schemas.microsoft.com/office/word/2010/wordml" xmlns:w15="http://schemas.microsoft.com/office/word/2012/wordml" xmlns:w16cex="http://schemas.microsoft.com/office/word/2018/wordml/cex" xmlns:w16cid="http://schemas.microsoft.com/office/word/2016/wordml/cid" xmlns:w16="http://schemas.microsoft.com/office/word/2018/wordml" xmlns:w16sdtdh="http://schemas.microsoft.com/office/word/2020/wordml/sdtdatahash" xmlns:w16se="http://schemas.microsoft.com/office/word/2015/wordml/symex" xmlns:wpg="http://schemas.microsoft.com/office/word/2010/wordprocessingGroup" xmlns:wpi="http://schemas.microsoft.com/office/word/2010/wordprocessingInk" xmlns:wne="http://schemas.microsoft.com/office/word/2006/wordml" xmlns:wps="http://schemas.microsoft.com/office/word/2010/wordprocessingShape" mc:Ignorable="w14 w15 w16se w16cid w16 w16cex w16sdtdh wp14">
   <w:p>
     <w:pPr>
@@ -9748,16 +13589,6 @@
 </w:ftr>
 </file>
 
-<file path=word/footer3.xml><?xml version="1.0" encoding="utf-8"?>
-<w:ftr xmlns:wpc="http://schemas.microsoft.com/office/word/2010/wordprocessingCanvas" xmlns:cx="http://schemas.microsoft.com/office/drawing/2014/chartex" xmlns:cx1="http://schemas.microsoft.com/office/drawing/2015/9/8/chartex" xmlns:cx2="http://schemas.microsoft.com/office/drawing/2015/10/21/chartex" xmlns:cx3="http://schemas.microsoft.com/office/drawing/2016/5/9/chartex" xmlns:cx4="http://schemas.microsoft.com/office/drawing/2016/5/10/chartex" xmlns:cx5="http://schemas.microsoft.com/office/drawing/2016/5/11/chartex" xmlns:cx6="http://schemas.microsoft.com/office/drawing/2016/5/12/chartex" xmlns:cx7="http://schemas.microsoft.com/office/drawing/2016/5/13/chartex" xmlns:cx8="http://schemas.microsoft.com/office/drawing/2016/5/14/chartex" xmlns:mc="http://schemas.openxmlformats.org/markup-compatibility/2006" xmlns:aink="http://schemas.microsoft.com/office/drawing/2016/ink" xmlns:am3d="http://schemas.microsoft.com/office/drawing/2017/model3d" xmlns:o="urn:schemas-microsoft-com:office:office" xmlns:oel="http://schemas.microsoft.com/office/2019/extlst" xmlns:r="http://schemas.openxmlformats.org/officeDocument/2006/relationships" xmlns:m="http://schemas.openxmlformats.org/officeDocument/2006/math" xmlns:v="urn:schemas-microsoft-com:vml" xmlns:wp14="http://schemas.microsoft.com/office/word/2010/wordprocessingDrawing" xmlns:wp="http://schemas.openxmlformats.org/drawingml/2006/wordprocessingDrawing" xmlns:w10="urn:schemas-microsoft-com:office:word" xmlns:w="http://schemas.openxmlformats.org/wordprocessingml/2006/main" xmlns:w14="http://schemas.microsoft.com/office/word/2010/wordml" xmlns:w15="http://schemas.microsoft.com/office/word/2012/wordml" xmlns:w16cex="http://schemas.microsoft.com/office/word/2018/wordml/cex" xmlns:w16cid="http://schemas.microsoft.com/office/word/2016/wordml/cid" xmlns:w16="http://schemas.microsoft.com/office/word/2018/wordml" xmlns:w16sdtdh="http://schemas.microsoft.com/office/word/2020/wordml/sdtdatahash" xmlns:w16se="http://schemas.microsoft.com/office/word/2015/wordml/symex" xmlns:wpg="http://schemas.microsoft.com/office/word/2010/wordprocessingGroup" xmlns:wpi="http://schemas.microsoft.com/office/word/2010/wordprocessingInk" xmlns:wne="http://schemas.microsoft.com/office/word/2006/wordml" xmlns:wps="http://schemas.microsoft.com/office/word/2010/wordprocessingShape" mc:Ignorable="w14 w15 w16se w16cid w16 w16cex w16sdtdh wp14">
-  <w:p>
-    <w:pPr>
-      <w:pStyle w:val="Piedepgina"/>
-    </w:pPr>
-  </w:p>
-</w:ftr>
-</file>
-
 <file path=word/footnotes.xml><?xml version="1.0" encoding="utf-8"?>
 <w:footnotes xmlns:wpc="http://schemas.microsoft.com/office/word/2010/wordprocessingCanvas" xmlns:cx="http://schemas.microsoft.com/office/drawing/2014/chartex" xmlns:cx1="http://schemas.microsoft.com/office/drawing/2015/9/8/chartex" xmlns:cx2="http://schemas.microsoft.com/office/drawing/2015/10/21/chartex" xmlns:cx3="http://schemas.microsoft.com/office/drawing/2016/5/9/chartex" xmlns:cx4="http://schemas.microsoft.com/office/drawing/2016/5/10/chartex" xmlns:cx5="http://schemas.microsoft.com/office/drawing/2016/5/11/chartex" xmlns:cx6="http://schemas.microsoft.com/office/drawing/2016/5/12/chartex" xmlns:cx7="http://schemas.microsoft.com/office/drawing/2016/5/13/chartex" xmlns:cx8="http://schemas.microsoft.com/office/drawing/2016/5/14/chartex" xmlns:mc="http://schemas.openxmlformats.org/markup-compatibility/2006" xmlns:aink="http://schemas.microsoft.com/office/drawing/2016/ink" xmlns:am3d="http://schemas.microsoft.com/office/drawing/2017/model3d" xmlns:o="urn:schemas-microsoft-com:office:office" xmlns:oel="http://schemas.microsoft.com/office/2019/extlst" xmlns:r="http://schemas.openxmlformats.org/officeDocument/2006/relationships" xmlns:m="http://schemas.openxmlformats.org/officeDocument/2006/math" xmlns:v="urn:schemas-microsoft-com:vml" xmlns:wp14="http://schemas.microsoft.com/office/word/2010/wordprocessingDrawing" xmlns:wp="http://schemas.openxmlformats.org/drawingml/2006/wordprocessingDrawing" xmlns:w10="urn:schemas-microsoft-com:office:word" xmlns:w="http://schemas.openxmlformats.org/wordprocessingml/2006/main" xmlns:w14="http://schemas.microsoft.com/office/word/2010/wordml" xmlns:w15="http://schemas.microsoft.com/office/word/2012/wordml" xmlns:w16cex="http://schemas.microsoft.com/office/word/2018/wordml/cex" xmlns:w16cid="http://schemas.microsoft.com/office/word/2016/wordml/cid" xmlns:w16="http://schemas.microsoft.com/office/word/2018/wordml" xmlns:w16sdtdh="http://schemas.microsoft.com/office/word/2020/wordml/sdtdatahash" xmlns:w16se="http://schemas.microsoft.com/office/word/2015/wordml/symex" xmlns:wpg="http://schemas.microsoft.com/office/word/2010/wordprocessingGroup" xmlns:wpi="http://schemas.microsoft.com/office/word/2010/wordprocessingInk" xmlns:wne="http://schemas.microsoft.com/office/word/2006/wordml" xmlns:wps="http://schemas.microsoft.com/office/word/2010/wordprocessingShape" mc:Ignorable="w14 w15 w16se w16cid w16 w16cex w16sdtdh wp14">
   <w:footnote w:type="separator" w:id="-1">
@@ -9781,16 +13612,6 @@
 <w:hdr xmlns:wpc="http://schemas.microsoft.com/office/word/2010/wordprocessingCanvas" xmlns:cx="http://schemas.microsoft.com/office/drawing/2014/chartex" xmlns:cx1="http://schemas.microsoft.com/office/drawing/2015/9/8/chartex" xmlns:cx2="http://schemas.microsoft.com/office/drawing/2015/10/21/chartex" xmlns:cx3="http://schemas.microsoft.com/office/drawing/2016/5/9/chartex" xmlns:cx4="http://schemas.microsoft.com/office/drawing/2016/5/10/chartex" xmlns:cx5="http://schemas.microsoft.com/office/drawing/2016/5/11/chartex" xmlns:cx6="http://schemas.microsoft.com/office/drawing/2016/5/12/chartex" xmlns:cx7="http://schemas.microsoft.com/office/drawing/2016/5/13/chartex" xmlns:cx8="http://schemas.microsoft.com/office/drawing/2016/5/14/chartex" xmlns:mc="http://schemas.openxmlformats.org/markup-compatibility/2006" xmlns:aink="http://schemas.microsoft.com/office/drawing/2016/ink" xmlns:am3d="http://schemas.microsoft.com/office/drawing/2017/model3d" xmlns:o="urn:schemas-microsoft-com:office:office" xmlns:oel="http://schemas.microsoft.com/office/2019/extlst" xmlns:r="http://schemas.openxmlformats.org/officeDocument/2006/relationships" xmlns:m="http://schemas.openxmlformats.org/officeDocument/2006/math" xmlns:v="urn:schemas-microsoft-com:vml" xmlns:wp14="http://schemas.microsoft.com/office/word/2010/wordprocessingDrawing" xmlns:wp="http://schemas.openxmlformats.org/drawingml/2006/wordprocessingDrawing" xmlns:w10="urn:schemas-microsoft-com:office:word" xmlns:w="http://schemas.openxmlformats.org/wordprocessingml/2006/main" xmlns:w14="http://schemas.microsoft.com/office/word/2010/wordml" xmlns:w15="http://schemas.microsoft.com/office/word/2012/wordml" xmlns:w16cex="http://schemas.microsoft.com/office/word/2018/wordml/cex" xmlns:w16cid="http://schemas.microsoft.com/office/word/2016/wordml/cid" xmlns:w16="http://schemas.microsoft.com/office/word/2018/wordml" xmlns:w16sdtdh="http://schemas.microsoft.com/office/word/2020/wordml/sdtdatahash" xmlns:w16se="http://schemas.microsoft.com/office/word/2015/wordml/symex" xmlns:wpg="http://schemas.microsoft.com/office/word/2010/wordprocessingGroup" xmlns:wpi="http://schemas.microsoft.com/office/word/2010/wordprocessingInk" xmlns:wne="http://schemas.microsoft.com/office/word/2006/wordml" xmlns:wps="http://schemas.microsoft.com/office/word/2010/wordprocessingShape" mc:Ignorable="w14 w15 w16se w16cid w16 w16cex w16sdtdh wp14">
   <w:p>
     <w:pPr>
-      <w:pStyle w:val="Encabezado"/>
-    </w:pPr>
-  </w:p>
-</w:hdr>
-</file>
-
-<file path=word/header2.xml><?xml version="1.0" encoding="utf-8"?>
-<w:hdr xmlns:wpc="http://schemas.microsoft.com/office/word/2010/wordprocessingCanvas" xmlns:cx="http://schemas.microsoft.com/office/drawing/2014/chartex" xmlns:cx1="http://schemas.microsoft.com/office/drawing/2015/9/8/chartex" xmlns:cx2="http://schemas.microsoft.com/office/drawing/2015/10/21/chartex" xmlns:cx3="http://schemas.microsoft.com/office/drawing/2016/5/9/chartex" xmlns:cx4="http://schemas.microsoft.com/office/drawing/2016/5/10/chartex" xmlns:cx5="http://schemas.microsoft.com/office/drawing/2016/5/11/chartex" xmlns:cx6="http://schemas.microsoft.com/office/drawing/2016/5/12/chartex" xmlns:cx7="http://schemas.microsoft.com/office/drawing/2016/5/13/chartex" xmlns:cx8="http://schemas.microsoft.com/office/drawing/2016/5/14/chartex" xmlns:mc="http://schemas.openxmlformats.org/markup-compatibility/2006" xmlns:aink="http://schemas.microsoft.com/office/drawing/2016/ink" xmlns:am3d="http://schemas.microsoft.com/office/drawing/2017/model3d" xmlns:o="urn:schemas-microsoft-com:office:office" xmlns:oel="http://schemas.microsoft.com/office/2019/extlst" xmlns:r="http://schemas.openxmlformats.org/officeDocument/2006/relationships" xmlns:m="http://schemas.openxmlformats.org/officeDocument/2006/math" xmlns:v="urn:schemas-microsoft-com:vml" xmlns:wp14="http://schemas.microsoft.com/office/word/2010/wordprocessingDrawing" xmlns:wp="http://schemas.openxmlformats.org/drawingml/2006/wordprocessingDrawing" xmlns:w10="urn:schemas-microsoft-com:office:word" xmlns:w="http://schemas.openxmlformats.org/wordprocessingml/2006/main" xmlns:w14="http://schemas.microsoft.com/office/word/2010/wordml" xmlns:w15="http://schemas.microsoft.com/office/word/2012/wordml" xmlns:w16cex="http://schemas.microsoft.com/office/word/2018/wordml/cex" xmlns:w16cid="http://schemas.microsoft.com/office/word/2016/wordml/cid" xmlns:w16="http://schemas.microsoft.com/office/word/2018/wordml" xmlns:w16sdtdh="http://schemas.microsoft.com/office/word/2020/wordml/sdtdatahash" xmlns:w16se="http://schemas.microsoft.com/office/word/2015/wordml/symex" xmlns:wpg="http://schemas.microsoft.com/office/word/2010/wordprocessingGroup" xmlns:wpi="http://schemas.microsoft.com/office/word/2010/wordprocessingInk" xmlns:wne="http://schemas.microsoft.com/office/word/2006/wordml" xmlns:wps="http://schemas.microsoft.com/office/word/2010/wordprocessingShape" mc:Ignorable="w14 w15 w16se w16cid w16 w16cex w16sdtdh wp14">
-  <w:p>
-    <w:pPr>
       <w:ind w:right="-516" w:firstLine="4536"/>
       <w:rPr>
         <w:rFonts w:ascii="Batang" w:eastAsia="Batang" w:hAnsi="Batang" w:cs="Arial"/>
@@ -9805,25 +13626,25 @@
         <w:rFonts w:ascii="Baskerville Old Face" w:eastAsia="Batang" w:hAnsi="Baskerville Old Face" w:cs="Arabic Typesetting"/>
         <w:b/>
         <w:noProof/>
-        <w:sz w:val="26"/>
+        <w:sz w:val="40"/>
         <w:szCs w:val="26"/>
-        <w:lang w:val="es-CO"/>
+        <w:lang w:val="es-CO" w:eastAsia="es-CO"/>
       </w:rPr>
       <mc:AlternateContent>
         <mc:Choice Requires="wps">
           <w:drawing>
-            <wp:anchor distT="45720" distB="45720" distL="114300" distR="114300" simplePos="0" relativeHeight="251673600" behindDoc="0" locked="0" layoutInCell="1" allowOverlap="1" wp14:anchorId="243472CC" wp14:editId="05FE77BF">
+            <wp:anchor distT="45720" distB="45720" distL="114300" distR="114300" simplePos="0" relativeHeight="251673600" behindDoc="0" locked="0" layoutInCell="1" allowOverlap="1" wp14:anchorId="38526479" wp14:editId="2DE418B8">
               <wp:simplePos x="0" y="0"/>
-              <wp:positionH relativeFrom="margin">
-                <wp:align>left</wp:align>
+              <wp:positionH relativeFrom="column">
+                <wp:posOffset>-137160</wp:posOffset>
               </wp:positionH>
               <wp:positionV relativeFrom="paragraph">
-                <wp:posOffset>234315</wp:posOffset>
+                <wp:posOffset>339090</wp:posOffset>
               </wp:positionV>
-              <wp:extent cx="3248025" cy="266700"/>
-              <wp:effectExtent l="0" t="0" r="28575" b="19050"/>
+              <wp:extent cx="4991100" cy="561975"/>
+              <wp:effectExtent l="0" t="0" r="0" b="0"/>
               <wp:wrapNone/>
-              <wp:docPr id="2" name="Cuadro de texto 2"/>
+              <wp:docPr id="3" name="Cuadro de texto 2"/>
               <wp:cNvGraphicFramePr>
                 <a:graphicFrameLocks xmlns:a="http://schemas.openxmlformats.org/drawingml/2006/main"/>
               </wp:cNvGraphicFramePr>
@@ -9836,18 +13657,14 @@
                     <wps:spPr bwMode="auto">
                       <a:xfrm>
                         <a:off x="0" y="0"/>
-                        <a:ext cx="3248025" cy="266700"/>
+                        <a:ext cx="4991100" cy="561975"/>
                       </a:xfrm>
                       <a:prstGeom prst="rect">
                         <a:avLst/>
                       </a:prstGeom>
-                      <a:solidFill>
-                        <a:srgbClr val="FFFFFF"/>
-                      </a:solidFill>
+                      <a:noFill/>
                       <a:ln w="9525">
-                        <a:solidFill>
-                          <a:srgbClr val="000000"/>
-                        </a:solidFill>
+                        <a:noFill/>
                         <a:miter lim="800000"/>
                         <a:headEnd/>
                         <a:tailEnd/>
@@ -9856,15 +13673,33 @@
                     <wps:txbx>
                       <w:txbxContent>
                         <w:p>
+                          <w:pPr>
+                            <w:rPr>
+                              <w:rFonts w:ascii="Lucida Calligraphy" w:hAnsi="Lucida Calligraphy" w:cs="Segoe UI"/>
+                              <w:lang w:val="es-CO"/>
+                            </w:rPr>
+                          </w:pPr>
                           <w:r>
+                            <w:rPr>
+                              <w:rFonts w:ascii="Lucida Calligraphy" w:hAnsi="Lucida Calligraphy" w:cs="Segoe UI"/>
+                              <w:lang w:val="es-CO"/>
+                            </w:rPr>
                             <w:t>{</w:t>
                           </w:r>
                           <w:proofErr w:type="spellStart"/>
                           <w:r>
-                            <w:t>nombre_completo</w:t>
+                            <w:rPr>
+                              <w:rFonts w:ascii="Lucida Calligraphy" w:hAnsi="Lucida Calligraphy" w:cs="Segoe UI"/>
+                              <w:lang w:val="es-CO"/>
+                            </w:rPr>
+                            <w:t>frase_indentificadora</w:t>
                           </w:r>
                           <w:proofErr w:type="spellEnd"/>
                           <w:r>
+                            <w:rPr>
+                              <w:rFonts w:ascii="Lucida Calligraphy" w:hAnsi="Lucida Calligraphy" w:cs="Segoe UI"/>
+                              <w:lang w:val="es-CO"/>
+                            </w:rPr>
                             <w:t>}</w:t>
                           </w:r>
                         </w:p>
@@ -9887,29 +13722,46 @@
         </mc:Choice>
         <mc:Fallback>
           <w:pict>
-            <v:shapetype w14:anchorId="243472CC" id="_x0000_t202" coordsize="21600,21600" o:spt="202" path="m,l,21600r21600,l21600,xe">
+            <v:shapetype w14:anchorId="38526479" id="_x0000_t202" coordsize="21600,21600" o:spt="202" path="m,l,21600r21600,l21600,xe">
               <v:stroke joinstyle="miter"/>
               <v:path gradientshapeok="t" o:connecttype="rect"/>
             </v:shapetype>
-            <v:shape id="_x0000_s1030" type="#_x0000_t202" style="position:absolute;left:0;text-align:left;margin-left:0;margin-top:18.45pt;width:255.75pt;height:21pt;z-index:251673600;visibility:visible;mso-wrap-style:square;mso-width-percent:0;mso-height-percent:0;mso-wrap-distance-left:9pt;mso-wrap-distance-top:3.6pt;mso-wrap-distance-right:9pt;mso-wrap-distance-bottom:3.6pt;mso-position-horizontal:left;mso-position-horizontal-relative:margin;mso-position-vertical:absolute;mso-position-vertical-relative:text;mso-width-percent:0;mso-height-percent:0;mso-width-relative:margin;mso-height-relative:margin;v-text-anchor:top" o:gfxdata="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">
+            <v:shape id="_x0000_s1032" type="#_x0000_t202" style="position:absolute;left:0;text-align:left;margin-left:-10.8pt;margin-top:26.7pt;width:393pt;height:44.25pt;z-index:251673600;visibility:visible;mso-wrap-style:square;mso-width-percent:0;mso-height-percent:0;mso-wrap-distance-left:9pt;mso-wrap-distance-top:3.6pt;mso-wrap-distance-right:9pt;mso-wrap-distance-bottom:3.6pt;mso-position-horizontal:absolute;mso-position-horizontal-relative:text;mso-position-vertical:absolute;mso-position-vertical-relative:text;mso-width-percent:0;mso-height-percent:0;mso-width-relative:margin;mso-height-relative:margin;v-text-anchor:top" o:gfxdata="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" filled="f" stroked="f">
               <v:textbox>
                 <w:txbxContent>
                   <w:p>
+                    <w:pPr>
+                      <w:rPr>
+                        <w:rFonts w:ascii="Lucida Calligraphy" w:hAnsi="Lucida Calligraphy" w:cs="Segoe UI"/>
+                        <w:lang w:val="es-CO"/>
+                      </w:rPr>
+                    </w:pPr>
                     <w:r>
+                      <w:rPr>
+                        <w:rFonts w:ascii="Lucida Calligraphy" w:hAnsi="Lucida Calligraphy" w:cs="Segoe UI"/>
+                        <w:lang w:val="es-CO"/>
+                      </w:rPr>
                       <w:t>{</w:t>
                     </w:r>
                     <w:proofErr w:type="spellStart"/>
                     <w:r>
-                      <w:t>nombre_completo</w:t>
+                      <w:rPr>
+                        <w:rFonts w:ascii="Lucida Calligraphy" w:hAnsi="Lucida Calligraphy" w:cs="Segoe UI"/>
+                        <w:lang w:val="es-CO"/>
+                      </w:rPr>
+                      <w:t>frase_indentificadora</w:t>
                     </w:r>
                     <w:proofErr w:type="spellEnd"/>
                     <w:r>
+                      <w:rPr>
+                        <w:rFonts w:ascii="Lucida Calligraphy" w:hAnsi="Lucida Calligraphy" w:cs="Segoe UI"/>
+                        <w:lang w:val="es-CO"/>
+                      </w:rPr>
                       <w:t>}</w:t>
                     </w:r>
                   </w:p>
                 </w:txbxContent>
               </v:textbox>
-              <w10:wrap anchorx="margin"/>
             </v:shape>
           </w:pict>
         </mc:Fallback>
@@ -9927,7 +13779,7 @@
       <mc:AlternateContent>
         <mc:Choice Requires="wps">
           <w:drawing>
-            <wp:anchor distT="45720" distB="45720" distL="114300" distR="114300" simplePos="0" relativeHeight="251653632" behindDoc="0" locked="0" layoutInCell="1" allowOverlap="1" wp14:anchorId="52114CD8" wp14:editId="287553AF">
+            <wp:anchor distT="45720" distB="45720" distL="114300" distR="114300" simplePos="0" relativeHeight="251653632" behindDoc="0" locked="0" layoutInCell="1" allowOverlap="1" wp14:anchorId="52114CD8" wp14:editId="02F44D9F">
               <wp:simplePos x="0" y="0"/>
               <wp:positionH relativeFrom="column">
                 <wp:posOffset>-251460</wp:posOffset>
@@ -9935,7 +13787,7 @@
               <wp:positionV relativeFrom="paragraph">
                 <wp:posOffset>-118110</wp:posOffset>
               </wp:positionV>
-              <wp:extent cx="2438400" cy="679450"/>
+              <wp:extent cx="3581400" cy="679450"/>
               <wp:effectExtent l="0" t="0" r="0" b="6350"/>
               <wp:wrapNone/>
               <wp:docPr id="217" name="Cuadro de texto 2"/>
@@ -9951,7 +13803,7 @@
                     <wps:spPr bwMode="auto">
                       <a:xfrm>
                         <a:off x="0" y="0"/>
-                        <a:ext cx="2438400" cy="679450"/>
+                        <a:ext cx="3581400" cy="679450"/>
                       </a:xfrm>
                       <a:prstGeom prst="rect">
                         <a:avLst/>
@@ -9971,7 +13823,7 @@
                             <w:jc w:val="center"/>
                             <w:rPr>
                               <w:rFonts w:ascii="Lucida Calligraphy" w:hAnsi="Lucida Calligraphy" w:cs="Segoe UI"/>
-                              <w:sz w:val="36"/>
+                              <w:sz w:val="28"/>
                               <w:szCs w:val="28"/>
                               <w:lang w:val="es-CO"/>
                             </w:rPr>
@@ -9979,12 +13831,43 @@
                           <w:r>
                             <w:rPr>
                               <w:rFonts w:ascii="Lucida Calligraphy" w:hAnsi="Lucida Calligraphy" w:cs="Segoe UI"/>
-                              <w:sz w:val="36"/>
+                              <w:sz w:val="28"/>
                               <w:szCs w:val="28"/>
                               <w:lang w:val="es-CO"/>
                             </w:rPr>
-                            <w:t>Nombre completo</w:t>
+                            <w:t>{</w:t>
                           </w:r>
+                          <w:proofErr w:type="spellStart"/>
+                          <w:r>
+                            <w:rPr>
+                              <w:rFonts w:ascii="Lucida Calligraphy" w:hAnsi="Lucida Calligraphy" w:cs="Segoe UI"/>
+                              <w:sz w:val="28"/>
+                              <w:szCs w:val="28"/>
+                              <w:lang w:val="es-CO"/>
+                            </w:rPr>
+                            <w:t>nombre_completo</w:t>
+                          </w:r>
+                          <w:proofErr w:type="spellEnd"/>
+                          <w:r>
+                            <w:rPr>
+                              <w:rFonts w:ascii="Lucida Calligraphy" w:hAnsi="Lucida Calligraphy" w:cs="Segoe UI"/>
+                              <w:sz w:val="28"/>
+                              <w:szCs w:val="28"/>
+                              <w:lang w:val="es-CO"/>
+                            </w:rPr>
+                            <w:t>}</w:t>
+                          </w:r>
+                        </w:p>
+                        <w:p>
+                          <w:pPr>
+                            <w:jc w:val="center"/>
+                            <w:rPr>
+                              <w:rFonts w:ascii="Lucida Calligraphy" w:hAnsi="Lucida Calligraphy" w:cs="Segoe UI"/>
+                              <w:sz w:val="28"/>
+                              <w:szCs w:val="28"/>
+                              <w:lang w:val="es-CO"/>
+                            </w:rPr>
+                          </w:pPr>
                         </w:p>
                       </w:txbxContent>
                     </wps:txbx>
@@ -10005,7 +13888,7 @@
         </mc:Choice>
         <mc:Fallback>
           <w:pict>
-            <v:shape w14:anchorId="52114CD8" id="_x0000_s1031" type="#_x0000_t202" style="position:absolute;left:0;text-align:left;margin-left:-19.8pt;margin-top:-9.3pt;width:192pt;height:53.5pt;z-index:251653632;visibility:visible;mso-wrap-style:square;mso-width-percent:0;mso-height-percent:0;mso-wrap-distance-left:9pt;mso-wrap-distance-top:3.6pt;mso-wrap-distance-right:9pt;mso-wrap-distance-bottom:3.6pt;mso-position-horizontal:absolute;mso-position-horizontal-relative:text;mso-position-vertical:absolute;mso-position-vertical-relative:text;mso-width-percent:0;mso-height-percent:0;mso-width-relative:margin;mso-height-relative:margin;v-text-anchor:top" o:gfxdata="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" filled="f" stroked="f">
+            <v:shape w14:anchorId="52114CD8" id="_x0000_s1033" type="#_x0000_t202" style="position:absolute;left:0;text-align:left;margin-left:-19.8pt;margin-top:-9.3pt;width:282pt;height:53.5pt;z-index:251653632;visibility:visible;mso-wrap-style:square;mso-width-percent:0;mso-height-percent:0;mso-wrap-distance-left:9pt;mso-wrap-distance-top:3.6pt;mso-wrap-distance-right:9pt;mso-wrap-distance-bottom:3.6pt;mso-position-horizontal:absolute;mso-position-horizontal-relative:text;mso-position-vertical:absolute;mso-position-vertical-relative:text;mso-width-percent:0;mso-height-percent:0;mso-width-relative:margin;mso-height-relative:margin;v-text-anchor:top" o:gfxdata="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" filled="f" stroked="f">
               <v:textbox>
                 <w:txbxContent>
                   <w:p>
@@ -10013,7 +13896,7 @@
                       <w:jc w:val="center"/>
                       <w:rPr>
                         <w:rFonts w:ascii="Lucida Calligraphy" w:hAnsi="Lucida Calligraphy" w:cs="Segoe UI"/>
-                        <w:sz w:val="36"/>
+                        <w:sz w:val="28"/>
                         <w:szCs w:val="28"/>
                         <w:lang w:val="es-CO"/>
                       </w:rPr>
@@ -10021,12 +13904,43 @@
                     <w:r>
                       <w:rPr>
                         <w:rFonts w:ascii="Lucida Calligraphy" w:hAnsi="Lucida Calligraphy" w:cs="Segoe UI"/>
-                        <w:sz w:val="36"/>
+                        <w:sz w:val="28"/>
                         <w:szCs w:val="28"/>
                         <w:lang w:val="es-CO"/>
                       </w:rPr>
-                      <w:t>Nombre completo</w:t>
+                      <w:t>{</w:t>
                     </w:r>
+                    <w:proofErr w:type="spellStart"/>
+                    <w:r>
+                      <w:rPr>
+                        <w:rFonts w:ascii="Lucida Calligraphy" w:hAnsi="Lucida Calligraphy" w:cs="Segoe UI"/>
+                        <w:sz w:val="28"/>
+                        <w:szCs w:val="28"/>
+                        <w:lang w:val="es-CO"/>
+                      </w:rPr>
+                      <w:t>nombre_completo</w:t>
+                    </w:r>
+                    <w:proofErr w:type="spellEnd"/>
+                    <w:r>
+                      <w:rPr>
+                        <w:rFonts w:ascii="Lucida Calligraphy" w:hAnsi="Lucida Calligraphy" w:cs="Segoe UI"/>
+                        <w:sz w:val="28"/>
+                        <w:szCs w:val="28"/>
+                        <w:lang w:val="es-CO"/>
+                      </w:rPr>
+                      <w:t>}</w:t>
+                    </w:r>
+                  </w:p>
+                  <w:p>
+                    <w:pPr>
+                      <w:jc w:val="center"/>
+                      <w:rPr>
+                        <w:rFonts w:ascii="Lucida Calligraphy" w:hAnsi="Lucida Calligraphy" w:cs="Segoe UI"/>
+                        <w:sz w:val="28"/>
+                        <w:szCs w:val="28"/>
+                        <w:lang w:val="es-CO"/>
+                      </w:rPr>
+                    </w:pPr>
                   </w:p>
                 </w:txbxContent>
               </v:textbox>
@@ -10228,7 +14142,7 @@
                       <a:effectLst/>
                       <a:extLst>
                         <a:ext uri="{C572A759-6A51-4108-AA02-DFA0A04FC94B}">
-                          <ma14:wrappingTextBoxFlag xmlns:ma14="http://schemas.microsoft.com/office/mac/drawingml/2011/main" xmlns:w="http://schemas.openxmlformats.org/wordprocessingml/2006/main" xmlns:w10="urn:schemas-microsoft-com:office:word" xmlns:v="urn:schemas-microsoft-com:vml" xmlns:o="urn:schemas-microsoft-com:office:office" xmlns:mv="urn:schemas-microsoft-com:mac:vml" xmlns:mo="http://schemas.microsoft.com/office/mac/office/2008/main" xmlns="" xmlns:arto="http://schemas.microsoft.com/office/word/2006/arto"/>
+                          <ma14:wrappingTextBoxFlag xmlns:arto="http://schemas.microsoft.com/office/word/2006/arto" xmlns="" xmlns:mo="http://schemas.microsoft.com/office/mac/office/2008/main" xmlns:mv="urn:schemas-microsoft-com:mac:vml" xmlns:o="urn:schemas-microsoft-com:office:office" xmlns:v="urn:schemas-microsoft-com:vml" xmlns:w10="urn:schemas-microsoft-com:office:word" xmlns:w="http://schemas.openxmlformats.org/wordprocessingml/2006/main" xmlns:ma14="http://schemas.microsoft.com/office/mac/drawingml/2011/main"/>
                         </a:ext>
                       </a:extLst>
                     </wps:spPr>
@@ -10295,7 +14209,7 @@
         </mc:Choice>
         <mc:Fallback>
           <w:pict>
-            <v:shape w14:anchorId="17FFBDF6" id="_x0000_s1032" type="#_x0000_t202" style="position:absolute;left:0;text-align:left;margin-left:-33.05pt;margin-top:17.2pt;width:209.5pt;height:37.5pt;z-index:251662336;visibility:visible;mso-wrap-style:square;mso-width-percent:0;mso-height-percent:0;mso-wrap-distance-left:9pt;mso-wrap-distance-top:0;mso-wrap-distance-right:9pt;mso-wrap-distance-bottom:0;mso-position-horizontal:absolute;mso-position-horizontal-relative:text;mso-position-vertical:absolute;mso-position-vertical-relative:text;mso-width-percent:0;mso-height-percent:0;mso-width-relative:margin;mso-height-relative:margin;v-text-anchor:top" o:gfxdata="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" filled="f" stroked="f">
+            <v:shape w14:anchorId="17FFBDF6" id="_x0000_s1034" type="#_x0000_t202" style="position:absolute;left:0;text-align:left;margin-left:-33.05pt;margin-top:17.2pt;width:209.5pt;height:37.5pt;z-index:251662336;visibility:visible;mso-wrap-style:square;mso-width-percent:0;mso-height-percent:0;mso-wrap-distance-left:9pt;mso-wrap-distance-top:0;mso-wrap-distance-right:9pt;mso-wrap-distance-bottom:0;mso-position-horizontal:absolute;mso-position-horizontal-relative:text;mso-position-vertical:absolute;mso-position-vertical-relative:text;mso-width-percent:0;mso-height-percent:0;mso-width-relative:margin;mso-height-relative:margin;v-text-anchor:top" o:gfxdata="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" filled="f" stroked="f">
               <v:textbox>
                 <w:txbxContent>
                   <w:p>
@@ -10408,16 +14322,6 @@
         </mc:Fallback>
       </mc:AlternateContent>
     </w:r>
-  </w:p>
-</w:hdr>
-</file>
-
-<file path=word/header3.xml><?xml version="1.0" encoding="utf-8"?>
-<w:hdr xmlns:wpc="http://schemas.microsoft.com/office/word/2010/wordprocessingCanvas" xmlns:cx="http://schemas.microsoft.com/office/drawing/2014/chartex" xmlns:cx1="http://schemas.microsoft.com/office/drawing/2015/9/8/chartex" xmlns:cx2="http://schemas.microsoft.com/office/drawing/2015/10/21/chartex" xmlns:cx3="http://schemas.microsoft.com/office/drawing/2016/5/9/chartex" xmlns:cx4="http://schemas.microsoft.com/office/drawing/2016/5/10/chartex" xmlns:cx5="http://schemas.microsoft.com/office/drawing/2016/5/11/chartex" xmlns:cx6="http://schemas.microsoft.com/office/drawing/2016/5/12/chartex" xmlns:cx7="http://schemas.microsoft.com/office/drawing/2016/5/13/chartex" xmlns:cx8="http://schemas.microsoft.com/office/drawing/2016/5/14/chartex" xmlns:mc="http://schemas.openxmlformats.org/markup-compatibility/2006" xmlns:aink="http://schemas.microsoft.com/office/drawing/2016/ink" xmlns:am3d="http://schemas.microsoft.com/office/drawing/2017/model3d" xmlns:o="urn:schemas-microsoft-com:office:office" xmlns:oel="http://schemas.microsoft.com/office/2019/extlst" xmlns:r="http://schemas.openxmlformats.org/officeDocument/2006/relationships" xmlns:m="http://schemas.openxmlformats.org/officeDocument/2006/math" xmlns:v="urn:schemas-microsoft-com:vml" xmlns:wp14="http://schemas.microsoft.com/office/word/2010/wordprocessingDrawing" xmlns:wp="http://schemas.openxmlformats.org/drawingml/2006/wordprocessingDrawing" xmlns:w10="urn:schemas-microsoft-com:office:word" xmlns:w="http://schemas.openxmlformats.org/wordprocessingml/2006/main" xmlns:w14="http://schemas.microsoft.com/office/word/2010/wordml" xmlns:w15="http://schemas.microsoft.com/office/word/2012/wordml" xmlns:w16cex="http://schemas.microsoft.com/office/word/2018/wordml/cex" xmlns:w16cid="http://schemas.microsoft.com/office/word/2016/wordml/cid" xmlns:w16="http://schemas.microsoft.com/office/word/2018/wordml" xmlns:w16sdtdh="http://schemas.microsoft.com/office/word/2020/wordml/sdtdatahash" xmlns:w16se="http://schemas.microsoft.com/office/word/2015/wordml/symex" xmlns:wpg="http://schemas.microsoft.com/office/word/2010/wordprocessingGroup" xmlns:wpi="http://schemas.microsoft.com/office/word/2010/wordprocessingInk" xmlns:wne="http://schemas.microsoft.com/office/word/2006/wordml" xmlns:wps="http://schemas.microsoft.com/office/word/2010/wordprocessingShape" mc:Ignorable="w14 w15 w16se w16cid w16 w16cex w16sdtdh wp14">
-  <w:p>
-    <w:pPr>
-      <w:pStyle w:val="Encabezado"/>
-    </w:pPr>
   </w:p>
 </w:hdr>
 </file>
@@ -11480,6 +15384,21 @@
       </w:tcPr>
     </w:tblStylePr>
   </w:style>
+  <w:style w:type="paragraph" w:styleId="Sinespaciado">
+    <w:name w:val="No Spacing"/>
+    <w:uiPriority w:val="1"/>
+    <w:qFormat/>
+    <w:rsid w:val="00613CE1"/>
+    <w:pPr>
+      <w:spacing w:after="0" w:line="240" w:lineRule="auto"/>
+    </w:pPr>
+    <w:rPr>
+      <w:rFonts w:ascii="Times New Roman" w:eastAsia="Times New Roman" w:hAnsi="Times New Roman" w:cs="Times New Roman"/>
+      <w:sz w:val="24"/>
+      <w:szCs w:val="24"/>
+      <w:lang w:val="es-ES" w:eastAsia="es-ES"/>
+    </w:rPr>
+  </w:style>
 </w:styles>
 </file>
 

--- a/public/templates/hoja_de_vida_template.docx
+++ b/public/templates/hoja_de_vida_template.docx
@@ -2167,23 +2167,7 @@
                 <w:sz w:val="26"/>
                 <w:szCs w:val="26"/>
               </w:rPr>
-              <w:t>fecha_</w:t>
-            </w:r>
-            <w:r>
-              <w:rPr>
-                <w:rFonts w:ascii="Trebuchet MS" w:hAnsi="Trebuchet MS"/>
-                <w:sz w:val="26"/>
-                <w:szCs w:val="26"/>
-              </w:rPr>
-              <w:t>año</w:t>
-            </w:r>
-            <w:r>
-              <w:rPr>
-                <w:rFonts w:ascii="Trebuchet MS" w:hAnsi="Trebuchet MS"/>
-                <w:sz w:val="26"/>
-                <w:szCs w:val="26"/>
-              </w:rPr>
-              <w:t>_grado</w:t>
+              <w:t>fecha_año_grado</w:t>
             </w:r>
             <w:proofErr w:type="spellEnd"/>
             <w:r>
@@ -2811,27 +2795,7 @@
                 <w:szCs w:val="28"/>
                 <w:lang w:val="es-CO"/>
               </w:rPr>
-              <w:t>{graduado</w:t>
-            </w:r>
-            <w:r>
-              <w:rPr>
-                <w:rFonts w:asciiTheme="majorHAnsi" w:eastAsia="Batang" w:hAnsiTheme="majorHAnsi" w:cs="Arabic Typesetting"/>
-                <w:b/>
-                <w:sz w:val="28"/>
-                <w:szCs w:val="28"/>
-                <w:lang w:val="es-CO"/>
-              </w:rPr>
-              <w:t>No</w:t>
-            </w:r>
-            <w:r>
-              <w:rPr>
-                <w:rFonts w:asciiTheme="majorHAnsi" w:eastAsia="Batang" w:hAnsiTheme="majorHAnsi" w:cs="Arabic Typesetting"/>
-                <w:b/>
-                <w:sz w:val="28"/>
-                <w:szCs w:val="28"/>
-                <w:lang w:val="es-CO"/>
-              </w:rPr>
-              <w:t>_1}</w:t>
+              <w:t>{graduadoNo_1}</w:t>
             </w:r>
           </w:p>
         </w:tc>
@@ -3029,27 +2993,7 @@
                 <w:szCs w:val="28"/>
                 <w:lang w:val="es-CO"/>
               </w:rPr>
-              <w:t>{nombreTitulo_</w:t>
-            </w:r>
-            <w:r>
-              <w:rPr>
-                <w:rFonts w:ascii="Baskerville Old Face" w:eastAsia="Batang" w:hAnsi="Baskerville Old Face" w:cs="Arabic Typesetting"/>
-                <w:b/>
-                <w:sz w:val="28"/>
-                <w:szCs w:val="28"/>
-                <w:lang w:val="es-CO"/>
-              </w:rPr>
-              <w:t>2</w:t>
-            </w:r>
-            <w:r>
-              <w:rPr>
-                <w:rFonts w:ascii="Baskerville Old Face" w:eastAsia="Batang" w:hAnsi="Baskerville Old Face" w:cs="Arabic Typesetting"/>
-                <w:b/>
-                <w:sz w:val="28"/>
-                <w:szCs w:val="28"/>
-                <w:lang w:val="es-CO"/>
-              </w:rPr>
-              <w:t>}</w:t>
+              <w:t>{nombreTitulo_2}</w:t>
             </w:r>
           </w:p>
         </w:tc>
@@ -3219,27 +3163,7 @@
                 <w:szCs w:val="28"/>
                 <w:lang w:val="es-CO"/>
               </w:rPr>
-              <w:t>{nombreTitulo_</w:t>
-            </w:r>
-            <w:r>
-              <w:rPr>
-                <w:rFonts w:ascii="Baskerville Old Face" w:eastAsia="Batang" w:hAnsi="Baskerville Old Face" w:cs="Arabic Typesetting"/>
-                <w:b/>
-                <w:sz w:val="28"/>
-                <w:szCs w:val="28"/>
-                <w:lang w:val="es-CO"/>
-              </w:rPr>
-              <w:t>3</w:t>
-            </w:r>
-            <w:r>
-              <w:rPr>
-                <w:rFonts w:ascii="Baskerville Old Face" w:eastAsia="Batang" w:hAnsi="Baskerville Old Face" w:cs="Arabic Typesetting"/>
-                <w:b/>
-                <w:sz w:val="28"/>
-                <w:szCs w:val="28"/>
-                <w:lang w:val="es-CO"/>
-              </w:rPr>
-              <w:t>}</w:t>
+              <w:t>{nombreTitulo_3}</w:t>
             </w:r>
           </w:p>
         </w:tc>
@@ -4625,8 +4549,9 @@
                 <w:szCs w:val="26"/>
                 <w:lang w:val="es-CO"/>
               </w:rPr>
-              <w:t>mes</w:t>
-            </w:r>
+              <w:t>mes_fin</w:t>
+            </w:r>
+            <w:proofErr w:type="spellEnd"/>
             <w:r>
               <w:rPr>
                 <w:rFonts w:asciiTheme="majorHAnsi" w:hAnsiTheme="majorHAnsi" w:cs="Arial"/>
@@ -4634,9 +4559,8 @@
                 <w:szCs w:val="26"/>
                 <w:lang w:val="es-CO"/>
               </w:rPr>
-              <w:t>_fin</w:t>
-            </w:r>
-            <w:proofErr w:type="spellEnd"/>
+              <w:t>}</w:t>
+            </w:r>
             <w:r>
               <w:rPr>
                 <w:rFonts w:asciiTheme="majorHAnsi" w:hAnsiTheme="majorHAnsi" w:cs="Arial"/>
@@ -4644,7 +4568,7 @@
                 <w:szCs w:val="26"/>
                 <w:lang w:val="es-CO"/>
               </w:rPr>
-              <w:t>}</w:t>
+              <w:t xml:space="preserve">    </w:t>
             </w:r>
             <w:r>
               <w:rPr>
@@ -4653,7 +4577,7 @@
                 <w:szCs w:val="26"/>
                 <w:lang w:val="es-CO"/>
               </w:rPr>
-              <w:t xml:space="preserve">    </w:t>
+              <w:t xml:space="preserve">  </w:t>
             </w:r>
             <w:r>
               <w:rPr>
@@ -4662,7 +4586,7 @@
                 <w:szCs w:val="26"/>
                 <w:lang w:val="es-CO"/>
               </w:rPr>
-              <w:t xml:space="preserve">  </w:t>
+              <w:t xml:space="preserve"> </w:t>
             </w:r>
             <w:r>
               <w:rPr>
@@ -4680,7 +4604,7 @@
                 <w:szCs w:val="26"/>
                 <w:lang w:val="es-CO"/>
               </w:rPr>
-              <w:t xml:space="preserve"> </w:t>
+              <w:t>AÑO:</w:t>
             </w:r>
             <w:r>
               <w:rPr>
@@ -4689,8 +4613,9 @@
                 <w:szCs w:val="26"/>
                 <w:lang w:val="es-CO"/>
               </w:rPr>
-              <w:t>AÑO:</w:t>
-            </w:r>
+              <w:t>{</w:t>
+            </w:r>
+            <w:proofErr w:type="spellStart"/>
             <w:r>
               <w:rPr>
                 <w:rFonts w:asciiTheme="majorHAnsi" w:hAnsiTheme="majorHAnsi" w:cs="Arial"/>
@@ -4698,26 +4623,7 @@
                 <w:szCs w:val="26"/>
                 <w:lang w:val="es-CO"/>
               </w:rPr>
-              <w:t>{</w:t>
-            </w:r>
-            <w:proofErr w:type="spellStart"/>
-            <w:r>
-              <w:rPr>
-                <w:rFonts w:asciiTheme="majorHAnsi" w:hAnsiTheme="majorHAnsi" w:cs="Arial"/>
-                <w:sz w:val="20"/>
-                <w:szCs w:val="26"/>
-                <w:lang w:val="es-CO"/>
-              </w:rPr>
-              <w:t>año</w:t>
-            </w:r>
-            <w:r>
-              <w:rPr>
-                <w:rFonts w:asciiTheme="majorHAnsi" w:hAnsiTheme="majorHAnsi" w:cs="Arial"/>
-                <w:sz w:val="20"/>
-                <w:szCs w:val="26"/>
-                <w:lang w:val="es-CO"/>
-              </w:rPr>
-              <w:t>_fin</w:t>
+              <w:t>año_fin</w:t>
             </w:r>
             <w:proofErr w:type="spellEnd"/>
             <w:r>
@@ -5001,16 +4907,7 @@
                 <w:szCs w:val="26"/>
                 <w:lang w:val="es-CO"/>
               </w:rPr>
-              <w:t>empresa_</w:t>
-            </w:r>
-            <w:r>
-              <w:rPr>
-                <w:rFonts w:ascii="Trebuchet MS" w:hAnsi="Trebuchet MS" w:cs="Arial"/>
-                <w:sz w:val="26"/>
-                <w:szCs w:val="26"/>
-                <w:lang w:val="es-CO"/>
-              </w:rPr>
-              <w:t>dos</w:t>
+              <w:t>empresa_dos</w:t>
             </w:r>
             <w:proofErr w:type="spellEnd"/>
             <w:r>
@@ -5201,16 +5098,7 @@
                 <w:szCs w:val="26"/>
                 <w:lang w:val="es-CO"/>
               </w:rPr>
-              <w:t>{departamento_empresa</w:t>
-            </w:r>
-            <w:r>
-              <w:rPr>
-                <w:rFonts w:ascii="Trebuchet MS" w:hAnsi="Trebuchet MS" w:cs="Arial"/>
-                <w:sz w:val="26"/>
-                <w:szCs w:val="26"/>
-                <w:lang w:val="es-CO"/>
-              </w:rPr>
-              <w:t>2}</w:t>
+              <w:t>{departamento_empresa2}</w:t>
             </w:r>
           </w:p>
         </w:tc>
@@ -5262,25 +5150,7 @@
                 <w:szCs w:val="26"/>
                 <w:lang w:val="es-CO"/>
               </w:rPr>
-              <w:t>{municipio_empresa</w:t>
-            </w:r>
-            <w:r>
-              <w:rPr>
-                <w:rFonts w:asciiTheme="majorHAnsi" w:hAnsiTheme="majorHAnsi" w:cs="Arial"/>
-                <w:sz w:val="26"/>
-                <w:szCs w:val="26"/>
-                <w:lang w:val="es-CO"/>
-              </w:rPr>
-              <w:t>2</w:t>
-            </w:r>
-            <w:r>
-              <w:rPr>
-                <w:rFonts w:asciiTheme="majorHAnsi" w:hAnsiTheme="majorHAnsi" w:cs="Arial"/>
-                <w:sz w:val="26"/>
-                <w:szCs w:val="26"/>
-                <w:lang w:val="es-CO"/>
-              </w:rPr>
-              <w:t>}</w:t>
+              <w:t>{municipio_empresa2}</w:t>
             </w:r>
           </w:p>
         </w:tc>
@@ -5333,25 +5203,7 @@
                 <w:szCs w:val="26"/>
                 <w:lang w:val="es-CO"/>
               </w:rPr>
-              <w:t>{email_empresa</w:t>
-            </w:r>
-            <w:r>
-              <w:rPr>
-                <w:rFonts w:asciiTheme="majorHAnsi" w:hAnsiTheme="majorHAnsi" w:cs="Arial"/>
-                <w:sz w:val="26"/>
-                <w:szCs w:val="26"/>
-                <w:lang w:val="es-CO"/>
-              </w:rPr>
-              <w:t>2</w:t>
-            </w:r>
-            <w:r>
-              <w:rPr>
-                <w:rFonts w:asciiTheme="majorHAnsi" w:hAnsiTheme="majorHAnsi" w:cs="Arial"/>
-                <w:sz w:val="26"/>
-                <w:szCs w:val="26"/>
-                <w:lang w:val="es-CO"/>
-              </w:rPr>
-              <w:t>}</w:t>
+              <w:t>{email_empresa2}</w:t>
             </w:r>
           </w:p>
         </w:tc>
@@ -5419,16 +5271,7 @@
                 <w:szCs w:val="26"/>
                 <w:lang w:val="es-CO"/>
               </w:rPr>
-              <w:t>{teléfono_emrpesa</w:t>
-            </w:r>
-            <w:r>
-              <w:rPr>
-                <w:rFonts w:ascii="Trebuchet MS" w:hAnsi="Trebuchet MS" w:cs="Arial"/>
-                <w:sz w:val="26"/>
-                <w:szCs w:val="26"/>
-                <w:lang w:val="es-CO"/>
-              </w:rPr>
-              <w:t>2}</w:t>
+              <w:t>{teléfono_emrpesa2}</w:t>
             </w:r>
           </w:p>
         </w:tc>
@@ -5490,7 +5333,7 @@
                 <w:szCs w:val="26"/>
                 <w:lang w:val="es-CO"/>
               </w:rPr>
-              <w:t>{dia_inicio</w:t>
+              <w:t>{dia_inicio2}</w:t>
             </w:r>
             <w:r>
               <w:rPr>
@@ -5499,7 +5342,7 @@
                 <w:szCs w:val="26"/>
                 <w:lang w:val="es-CO"/>
               </w:rPr>
-              <w:t>2</w:t>
+              <w:t xml:space="preserve">      MES:</w:t>
             </w:r>
             <w:r>
               <w:rPr>
@@ -5508,7 +5351,7 @@
                 <w:szCs w:val="26"/>
                 <w:lang w:val="es-CO"/>
               </w:rPr>
-              <w:t>}</w:t>
+              <w:t>{mes_inicio2}</w:t>
             </w:r>
             <w:r>
               <w:rPr>
@@ -5517,42 +5360,6 @@
                 <w:szCs w:val="26"/>
                 <w:lang w:val="es-CO"/>
               </w:rPr>
-              <w:t xml:space="preserve">      MES:</w:t>
-            </w:r>
-            <w:r>
-              <w:rPr>
-                <w:rFonts w:asciiTheme="majorHAnsi" w:hAnsiTheme="majorHAnsi" w:cs="Arial"/>
-                <w:sz w:val="20"/>
-                <w:szCs w:val="26"/>
-                <w:lang w:val="es-CO"/>
-              </w:rPr>
-              <w:t>{mes_inicio</w:t>
-            </w:r>
-            <w:r>
-              <w:rPr>
-                <w:rFonts w:asciiTheme="majorHAnsi" w:hAnsiTheme="majorHAnsi" w:cs="Arial"/>
-                <w:sz w:val="20"/>
-                <w:szCs w:val="26"/>
-                <w:lang w:val="es-CO"/>
-              </w:rPr>
-              <w:t>2</w:t>
-            </w:r>
-            <w:r>
-              <w:rPr>
-                <w:rFonts w:asciiTheme="majorHAnsi" w:hAnsiTheme="majorHAnsi" w:cs="Arial"/>
-                <w:sz w:val="20"/>
-                <w:szCs w:val="26"/>
-                <w:lang w:val="es-CO"/>
-              </w:rPr>
-              <w:t>}</w:t>
-            </w:r>
-            <w:r>
-              <w:rPr>
-                <w:rFonts w:asciiTheme="majorHAnsi" w:hAnsiTheme="majorHAnsi" w:cs="Arial"/>
-                <w:sz w:val="20"/>
-                <w:szCs w:val="26"/>
-                <w:lang w:val="es-CO"/>
-              </w:rPr>
               <w:t xml:space="preserve">       AÑO</w:t>
             </w:r>
             <w:r>
@@ -5571,25 +5378,7 @@
                 <w:szCs w:val="26"/>
                 <w:lang w:val="es-CO"/>
               </w:rPr>
-              <w:t>{año_inicio</w:t>
-            </w:r>
-            <w:r>
-              <w:rPr>
-                <w:rFonts w:asciiTheme="majorHAnsi" w:hAnsiTheme="majorHAnsi" w:cs="Arial"/>
-                <w:sz w:val="22"/>
-                <w:szCs w:val="26"/>
-                <w:lang w:val="es-CO"/>
-              </w:rPr>
-              <w:t>2</w:t>
-            </w:r>
-            <w:r>
-              <w:rPr>
-                <w:rFonts w:asciiTheme="majorHAnsi" w:hAnsiTheme="majorHAnsi" w:cs="Arial"/>
-                <w:sz w:val="22"/>
-                <w:szCs w:val="26"/>
-                <w:lang w:val="es-CO"/>
-              </w:rPr>
-              <w:t>}</w:t>
+              <w:t>{año_inicio2}</w:t>
             </w:r>
           </w:p>
         </w:tc>
@@ -5651,7 +5440,7 @@
                 <w:szCs w:val="26"/>
                 <w:lang w:val="es-CO"/>
               </w:rPr>
-              <w:t>{dia_fin</w:t>
+              <w:t>{dia_fin2}</w:t>
             </w:r>
             <w:r>
               <w:rPr>
@@ -5660,7 +5449,7 @@
                 <w:szCs w:val="26"/>
                 <w:lang w:val="es-CO"/>
               </w:rPr>
-              <w:t>2</w:t>
+              <w:t xml:space="preserve">     </w:t>
             </w:r>
             <w:r>
               <w:rPr>
@@ -5669,7 +5458,7 @@
                 <w:szCs w:val="26"/>
                 <w:lang w:val="es-CO"/>
               </w:rPr>
-              <w:t>}</w:t>
+              <w:t xml:space="preserve"> </w:t>
             </w:r>
             <w:r>
               <w:rPr>
@@ -5678,7 +5467,7 @@
                 <w:szCs w:val="26"/>
                 <w:lang w:val="es-CO"/>
               </w:rPr>
-              <w:t xml:space="preserve">     </w:t>
+              <w:t xml:space="preserve"> MES:</w:t>
             </w:r>
             <w:r>
               <w:rPr>
@@ -5687,6 +5476,24 @@
                 <w:szCs w:val="26"/>
                 <w:lang w:val="es-CO"/>
               </w:rPr>
+              <w:t>{mes_fin2}</w:t>
+            </w:r>
+            <w:r>
+              <w:rPr>
+                <w:rFonts w:asciiTheme="majorHAnsi" w:hAnsiTheme="majorHAnsi" w:cs="Arial"/>
+                <w:sz w:val="20"/>
+                <w:szCs w:val="26"/>
+                <w:lang w:val="es-CO"/>
+              </w:rPr>
+              <w:t xml:space="preserve">       </w:t>
+            </w:r>
+            <w:r>
+              <w:rPr>
+                <w:rFonts w:asciiTheme="majorHAnsi" w:hAnsiTheme="majorHAnsi" w:cs="Arial"/>
+                <w:sz w:val="20"/>
+                <w:szCs w:val="26"/>
+                <w:lang w:val="es-CO"/>
+              </w:rPr>
               <w:t xml:space="preserve"> </w:t>
             </w:r>
             <w:r>
@@ -5696,7 +5503,7 @@
                 <w:szCs w:val="26"/>
                 <w:lang w:val="es-CO"/>
               </w:rPr>
-              <w:t xml:space="preserve"> MES:</w:t>
+              <w:t>AÑO:</w:t>
             </w:r>
             <w:r>
               <w:rPr>
@@ -5705,79 +5512,7 @@
                 <w:szCs w:val="26"/>
                 <w:lang w:val="es-CO"/>
               </w:rPr>
-              <w:t>{mes_fin</w:t>
-            </w:r>
-            <w:r>
-              <w:rPr>
-                <w:rFonts w:asciiTheme="majorHAnsi" w:hAnsiTheme="majorHAnsi" w:cs="Arial"/>
-                <w:sz w:val="20"/>
-                <w:szCs w:val="26"/>
-                <w:lang w:val="es-CO"/>
-              </w:rPr>
-              <w:t>2</w:t>
-            </w:r>
-            <w:r>
-              <w:rPr>
-                <w:rFonts w:asciiTheme="majorHAnsi" w:hAnsiTheme="majorHAnsi" w:cs="Arial"/>
-                <w:sz w:val="20"/>
-                <w:szCs w:val="26"/>
-                <w:lang w:val="es-CO"/>
-              </w:rPr>
-              <w:t>}</w:t>
-            </w:r>
-            <w:r>
-              <w:rPr>
-                <w:rFonts w:asciiTheme="majorHAnsi" w:hAnsiTheme="majorHAnsi" w:cs="Arial"/>
-                <w:sz w:val="20"/>
-                <w:szCs w:val="26"/>
-                <w:lang w:val="es-CO"/>
-              </w:rPr>
-              <w:t xml:space="preserve">       </w:t>
-            </w:r>
-            <w:r>
-              <w:rPr>
-                <w:rFonts w:asciiTheme="majorHAnsi" w:hAnsiTheme="majorHAnsi" w:cs="Arial"/>
-                <w:sz w:val="20"/>
-                <w:szCs w:val="26"/>
-                <w:lang w:val="es-CO"/>
-              </w:rPr>
-              <w:t xml:space="preserve"> </w:t>
-            </w:r>
-            <w:r>
-              <w:rPr>
-                <w:rFonts w:asciiTheme="majorHAnsi" w:hAnsiTheme="majorHAnsi" w:cs="Arial"/>
-                <w:sz w:val="20"/>
-                <w:szCs w:val="26"/>
-                <w:lang w:val="es-CO"/>
-              </w:rPr>
-              <w:t>AÑO:</w:t>
-            </w:r>
-            <w:r>
-              <w:rPr>
-                <w:rFonts w:asciiTheme="majorHAnsi" w:hAnsiTheme="majorHAnsi" w:cs="Arial"/>
-                <w:sz w:val="20"/>
-                <w:szCs w:val="26"/>
-                <w:lang w:val="es-CO"/>
-              </w:rPr>
-              <w:t>{año_fin</w:t>
-            </w:r>
-            <w:r>
-              <w:rPr>
-                <w:rFonts w:asciiTheme="majorHAnsi" w:hAnsiTheme="majorHAnsi" w:cs="Arial"/>
-                <w:sz w:val="20"/>
-                <w:szCs w:val="26"/>
-                <w:lang w:val="es-CO"/>
-              </w:rPr>
-              <w:t>2</w:t>
-            </w:r>
-            <w:r>
-              <w:rPr>
-                <w:rFonts w:asciiTheme="majorHAnsi" w:hAnsiTheme="majorHAnsi" w:cs="Arial"/>
-                <w:sz w:val="20"/>
-                <w:szCs w:val="26"/>
-                <w:lang w:val="es-CO"/>
-              </w:rPr>
-              <w:t>}</w:t>
+              <w:t>{año_fin2}</w:t>
             </w:r>
           </w:p>
         </w:tc>
@@ -5845,25 +5580,7 @@
                 <w:szCs w:val="26"/>
                 <w:lang w:val="es-CO"/>
               </w:rPr>
-              <w:t>{cargo_empresa</w:t>
-            </w:r>
-            <w:r>
-              <w:rPr>
-                <w:rFonts w:ascii="Trebuchet MS" w:hAnsi="Trebuchet MS" w:cs="Arial"/>
-                <w:sz w:val="26"/>
-                <w:szCs w:val="26"/>
-                <w:lang w:val="es-CO"/>
-              </w:rPr>
-              <w:t>2</w:t>
-            </w:r>
-            <w:r>
-              <w:rPr>
-                <w:rFonts w:ascii="Trebuchet MS" w:hAnsi="Trebuchet MS" w:cs="Arial"/>
-                <w:sz w:val="26"/>
-                <w:szCs w:val="26"/>
-                <w:lang w:val="es-CO"/>
-              </w:rPr>
-              <w:t>}</w:t>
+              <w:t>{cargo_empresa2}</w:t>
             </w:r>
           </w:p>
         </w:tc>
@@ -5916,25 +5633,7 @@
                 <w:szCs w:val="26"/>
                 <w:lang w:val="es-CO"/>
               </w:rPr>
-              <w:t>{dirección_empresa</w:t>
-            </w:r>
-            <w:r>
-              <w:rPr>
-                <w:rFonts w:asciiTheme="majorHAnsi" w:hAnsiTheme="majorHAnsi" w:cs="Arial"/>
-                <w:sz w:val="26"/>
-                <w:szCs w:val="26"/>
-                <w:lang w:val="es-CO"/>
-              </w:rPr>
-              <w:t>2</w:t>
-            </w:r>
-            <w:r>
-              <w:rPr>
-                <w:rFonts w:asciiTheme="majorHAnsi" w:hAnsiTheme="majorHAnsi" w:cs="Arial"/>
-                <w:sz w:val="26"/>
-                <w:szCs w:val="26"/>
-                <w:lang w:val="es-CO"/>
-              </w:rPr>
-              <w:t>}</w:t>
+              <w:t>{dirección_empresa2}</w:t>
             </w:r>
           </w:p>
         </w:tc>
@@ -6047,16 +5746,7 @@
                 <w:szCs w:val="26"/>
                 <w:lang w:val="es-CO"/>
               </w:rPr>
-              <w:t>empresa_</w:t>
-            </w:r>
-            <w:r>
-              <w:rPr>
-                <w:rFonts w:ascii="Trebuchet MS" w:hAnsi="Trebuchet MS" w:cs="Arial"/>
-                <w:sz w:val="26"/>
-                <w:szCs w:val="26"/>
-                <w:lang w:val="es-CO"/>
-              </w:rPr>
-              <w:t>tres</w:t>
+              <w:t>empresa_tres</w:t>
             </w:r>
             <w:proofErr w:type="spellEnd"/>
             <w:r>
@@ -6236,25 +5926,7 @@
                 <w:szCs w:val="26"/>
                 <w:lang w:val="es-CO"/>
               </w:rPr>
-              <w:t>{departamento_empresa</w:t>
-            </w:r>
-            <w:r>
-              <w:rPr>
-                <w:rFonts w:ascii="Trebuchet MS" w:hAnsi="Trebuchet MS" w:cs="Arial"/>
-                <w:sz w:val="26"/>
-                <w:szCs w:val="26"/>
-                <w:lang w:val="es-CO"/>
-              </w:rPr>
-              <w:t>3</w:t>
-            </w:r>
-            <w:r>
-              <w:rPr>
-                <w:rFonts w:ascii="Trebuchet MS" w:hAnsi="Trebuchet MS" w:cs="Arial"/>
-                <w:sz w:val="26"/>
-                <w:szCs w:val="26"/>
-                <w:lang w:val="es-CO"/>
-              </w:rPr>
-              <w:t>}</w:t>
+              <w:t>{departamento_empresa3}</w:t>
             </w:r>
           </w:p>
         </w:tc>
@@ -6306,25 +5978,7 @@
                 <w:szCs w:val="26"/>
                 <w:lang w:val="es-CO"/>
               </w:rPr>
-              <w:t>{municipio_empresa</w:t>
-            </w:r>
-            <w:r>
-              <w:rPr>
-                <w:rFonts w:asciiTheme="majorHAnsi" w:hAnsiTheme="majorHAnsi" w:cs="Arial"/>
-                <w:sz w:val="26"/>
-                <w:szCs w:val="26"/>
-                <w:lang w:val="es-CO"/>
-              </w:rPr>
-              <w:t>3</w:t>
-            </w:r>
-            <w:r>
-              <w:rPr>
-                <w:rFonts w:asciiTheme="majorHAnsi" w:hAnsiTheme="majorHAnsi" w:cs="Arial"/>
-                <w:sz w:val="26"/>
-                <w:szCs w:val="26"/>
-                <w:lang w:val="es-CO"/>
-              </w:rPr>
-              <w:t>}</w:t>
+              <w:t>{municipio_empresa3}</w:t>
             </w:r>
           </w:p>
         </w:tc>
@@ -6377,25 +6031,7 @@
                 <w:szCs w:val="26"/>
                 <w:lang w:val="es-CO"/>
               </w:rPr>
-              <w:t>{email_empresa</w:t>
-            </w:r>
-            <w:r>
-              <w:rPr>
-                <w:rFonts w:asciiTheme="majorHAnsi" w:hAnsiTheme="majorHAnsi" w:cs="Arial"/>
-                <w:sz w:val="26"/>
-                <w:szCs w:val="26"/>
-                <w:lang w:val="es-CO"/>
-              </w:rPr>
-              <w:t>3</w:t>
-            </w:r>
-            <w:r>
-              <w:rPr>
-                <w:rFonts w:asciiTheme="majorHAnsi" w:hAnsiTheme="majorHAnsi" w:cs="Arial"/>
-                <w:sz w:val="26"/>
-                <w:szCs w:val="26"/>
-                <w:lang w:val="es-CO"/>
-              </w:rPr>
-              <w:t>}</w:t>
+              <w:t>{email_empresa3}</w:t>
             </w:r>
           </w:p>
         </w:tc>
@@ -6462,25 +6098,7 @@
                 <w:szCs w:val="26"/>
                 <w:lang w:val="es-CO"/>
               </w:rPr>
-              <w:t>{teléfono_emrpesa</w:t>
-            </w:r>
-            <w:r>
-              <w:rPr>
-                <w:rFonts w:ascii="Trebuchet MS" w:hAnsi="Trebuchet MS" w:cs="Arial"/>
-                <w:sz w:val="26"/>
-                <w:szCs w:val="26"/>
-                <w:lang w:val="es-CO"/>
-              </w:rPr>
-              <w:t>3</w:t>
-            </w:r>
-            <w:r>
-              <w:rPr>
-                <w:rFonts w:ascii="Trebuchet MS" w:hAnsi="Trebuchet MS" w:cs="Arial"/>
-                <w:sz w:val="26"/>
-                <w:szCs w:val="26"/>
-                <w:lang w:val="es-CO"/>
-              </w:rPr>
-              <w:t>}</w:t>
+              <w:t>{teléfono_emrpesa3}</w:t>
             </w:r>
           </w:p>
         </w:tc>
@@ -6542,7 +6160,7 @@
                 <w:szCs w:val="26"/>
                 <w:lang w:val="es-CO"/>
               </w:rPr>
-              <w:t>{dia_inicio</w:t>
+              <w:t>{dia_inicio3}</w:t>
             </w:r>
             <w:r>
               <w:rPr>
@@ -6551,7 +6169,7 @@
                 <w:szCs w:val="26"/>
                 <w:lang w:val="es-CO"/>
               </w:rPr>
-              <w:t>3</w:t>
+              <w:t xml:space="preserve">      MES:</w:t>
             </w:r>
             <w:r>
               <w:rPr>
@@ -6560,7 +6178,7 @@
                 <w:szCs w:val="26"/>
                 <w:lang w:val="es-CO"/>
               </w:rPr>
-              <w:t>}</w:t>
+              <w:t>{mes_inicio3}</w:t>
             </w:r>
             <w:r>
               <w:rPr>
@@ -6569,42 +6187,6 @@
                 <w:szCs w:val="26"/>
                 <w:lang w:val="es-CO"/>
               </w:rPr>
-              <w:t xml:space="preserve">      MES:</w:t>
-            </w:r>
-            <w:r>
-              <w:rPr>
-                <w:rFonts w:asciiTheme="majorHAnsi" w:hAnsiTheme="majorHAnsi" w:cs="Arial"/>
-                <w:sz w:val="20"/>
-                <w:szCs w:val="26"/>
-                <w:lang w:val="es-CO"/>
-              </w:rPr>
-              <w:t>{mes_inicio</w:t>
-            </w:r>
-            <w:r>
-              <w:rPr>
-                <w:rFonts w:asciiTheme="majorHAnsi" w:hAnsiTheme="majorHAnsi" w:cs="Arial"/>
-                <w:sz w:val="20"/>
-                <w:szCs w:val="26"/>
-                <w:lang w:val="es-CO"/>
-              </w:rPr>
-              <w:t>3</w:t>
-            </w:r>
-            <w:r>
-              <w:rPr>
-                <w:rFonts w:asciiTheme="majorHAnsi" w:hAnsiTheme="majorHAnsi" w:cs="Arial"/>
-                <w:sz w:val="20"/>
-                <w:szCs w:val="26"/>
-                <w:lang w:val="es-CO"/>
-              </w:rPr>
-              <w:t>}</w:t>
-            </w:r>
-            <w:r>
-              <w:rPr>
-                <w:rFonts w:asciiTheme="majorHAnsi" w:hAnsiTheme="majorHAnsi" w:cs="Arial"/>
-                <w:sz w:val="20"/>
-                <w:szCs w:val="26"/>
-                <w:lang w:val="es-CO"/>
-              </w:rPr>
               <w:t xml:space="preserve">       AÑO</w:t>
             </w:r>
             <w:r>
@@ -6623,25 +6205,7 @@
                 <w:szCs w:val="26"/>
                 <w:lang w:val="es-CO"/>
               </w:rPr>
-              <w:t>{año_inicio</w:t>
-            </w:r>
-            <w:r>
-              <w:rPr>
-                <w:rFonts w:asciiTheme="majorHAnsi" w:hAnsiTheme="majorHAnsi" w:cs="Arial"/>
-                <w:sz w:val="22"/>
-                <w:szCs w:val="26"/>
-                <w:lang w:val="es-CO"/>
-              </w:rPr>
-              <w:t>3</w:t>
-            </w:r>
-            <w:r>
-              <w:rPr>
-                <w:rFonts w:asciiTheme="majorHAnsi" w:hAnsiTheme="majorHAnsi" w:cs="Arial"/>
-                <w:sz w:val="22"/>
-                <w:szCs w:val="26"/>
-                <w:lang w:val="es-CO"/>
-              </w:rPr>
-              <w:t>}</w:t>
+              <w:t>{año_inicio3}</w:t>
             </w:r>
           </w:p>
         </w:tc>
@@ -6703,7 +6267,7 @@
                 <w:szCs w:val="26"/>
                 <w:lang w:val="es-CO"/>
               </w:rPr>
-              <w:t>{dia_fin</w:t>
+              <w:t>{dia_fin3}</w:t>
             </w:r>
             <w:r>
               <w:rPr>
@@ -6712,7 +6276,7 @@
                 <w:szCs w:val="26"/>
                 <w:lang w:val="es-CO"/>
               </w:rPr>
-              <w:t>3</w:t>
+              <w:t xml:space="preserve">     </w:t>
             </w:r>
             <w:r>
               <w:rPr>
@@ -6721,7 +6285,7 @@
                 <w:szCs w:val="26"/>
                 <w:lang w:val="es-CO"/>
               </w:rPr>
-              <w:t>}</w:t>
+              <w:t xml:space="preserve"> </w:t>
             </w:r>
             <w:r>
               <w:rPr>
@@ -6730,7 +6294,7 @@
                 <w:szCs w:val="26"/>
                 <w:lang w:val="es-CO"/>
               </w:rPr>
-              <w:t xml:space="preserve">     </w:t>
+              <w:t xml:space="preserve"> MES:</w:t>
             </w:r>
             <w:r>
               <w:rPr>
@@ -6739,6 +6303,24 @@
                 <w:szCs w:val="26"/>
                 <w:lang w:val="es-CO"/>
               </w:rPr>
+              <w:t>{mes_fin3}</w:t>
+            </w:r>
+            <w:r>
+              <w:rPr>
+                <w:rFonts w:asciiTheme="majorHAnsi" w:hAnsiTheme="majorHAnsi" w:cs="Arial"/>
+                <w:sz w:val="20"/>
+                <w:szCs w:val="26"/>
+                <w:lang w:val="es-CO"/>
+              </w:rPr>
+              <w:t xml:space="preserve">       </w:t>
+            </w:r>
+            <w:r>
+              <w:rPr>
+                <w:rFonts w:asciiTheme="majorHAnsi" w:hAnsiTheme="majorHAnsi" w:cs="Arial"/>
+                <w:sz w:val="20"/>
+                <w:szCs w:val="26"/>
+                <w:lang w:val="es-CO"/>
+              </w:rPr>
               <w:t xml:space="preserve"> </w:t>
             </w:r>
             <w:r>
@@ -6748,7 +6330,7 @@
                 <w:szCs w:val="26"/>
                 <w:lang w:val="es-CO"/>
               </w:rPr>
-              <w:t xml:space="preserve"> MES:</w:t>
+              <w:t>AÑO:</w:t>
             </w:r>
             <w:r>
               <w:rPr>
@@ -6757,79 +6339,7 @@
                 <w:szCs w:val="26"/>
                 <w:lang w:val="es-CO"/>
               </w:rPr>
-              <w:t>{mes_fin</w:t>
-            </w:r>
-            <w:r>
-              <w:rPr>
-                <w:rFonts w:asciiTheme="majorHAnsi" w:hAnsiTheme="majorHAnsi" w:cs="Arial"/>
-                <w:sz w:val="20"/>
-                <w:szCs w:val="26"/>
-                <w:lang w:val="es-CO"/>
-              </w:rPr>
-              <w:t>3</w:t>
-            </w:r>
-            <w:r>
-              <w:rPr>
-                <w:rFonts w:asciiTheme="majorHAnsi" w:hAnsiTheme="majorHAnsi" w:cs="Arial"/>
-                <w:sz w:val="20"/>
-                <w:szCs w:val="26"/>
-                <w:lang w:val="es-CO"/>
-              </w:rPr>
-              <w:t>}</w:t>
-            </w:r>
-            <w:r>
-              <w:rPr>
-                <w:rFonts w:asciiTheme="majorHAnsi" w:hAnsiTheme="majorHAnsi" w:cs="Arial"/>
-                <w:sz w:val="20"/>
-                <w:szCs w:val="26"/>
-                <w:lang w:val="es-CO"/>
-              </w:rPr>
-              <w:t xml:space="preserve">       </w:t>
-            </w:r>
-            <w:r>
-              <w:rPr>
-                <w:rFonts w:asciiTheme="majorHAnsi" w:hAnsiTheme="majorHAnsi" w:cs="Arial"/>
-                <w:sz w:val="20"/>
-                <w:szCs w:val="26"/>
-                <w:lang w:val="es-CO"/>
-              </w:rPr>
-              <w:t xml:space="preserve"> </w:t>
-            </w:r>
-            <w:r>
-              <w:rPr>
-                <w:rFonts w:asciiTheme="majorHAnsi" w:hAnsiTheme="majorHAnsi" w:cs="Arial"/>
-                <w:sz w:val="20"/>
-                <w:szCs w:val="26"/>
-                <w:lang w:val="es-CO"/>
-              </w:rPr>
-              <w:t>AÑO:</w:t>
-            </w:r>
-            <w:r>
-              <w:rPr>
-                <w:rFonts w:asciiTheme="majorHAnsi" w:hAnsiTheme="majorHAnsi" w:cs="Arial"/>
-                <w:sz w:val="20"/>
-                <w:szCs w:val="26"/>
-                <w:lang w:val="es-CO"/>
-              </w:rPr>
-              <w:t>{año_fin</w:t>
-            </w:r>
-            <w:r>
-              <w:rPr>
-                <w:rFonts w:asciiTheme="majorHAnsi" w:hAnsiTheme="majorHAnsi" w:cs="Arial"/>
-                <w:sz w:val="20"/>
-                <w:szCs w:val="26"/>
-                <w:lang w:val="es-CO"/>
-              </w:rPr>
-              <w:t>3</w:t>
-            </w:r>
-            <w:r>
-              <w:rPr>
-                <w:rFonts w:asciiTheme="majorHAnsi" w:hAnsiTheme="majorHAnsi" w:cs="Arial"/>
-                <w:sz w:val="20"/>
-                <w:szCs w:val="26"/>
-                <w:lang w:val="es-CO"/>
-              </w:rPr>
-              <w:t>}</w:t>
+              <w:t>{año_fin3}</w:t>
             </w:r>
           </w:p>
         </w:tc>
@@ -6897,25 +6407,7 @@
                 <w:szCs w:val="26"/>
                 <w:lang w:val="es-CO"/>
               </w:rPr>
-              <w:t>{cargo_empresa</w:t>
-            </w:r>
-            <w:r>
-              <w:rPr>
-                <w:rFonts w:ascii="Trebuchet MS" w:hAnsi="Trebuchet MS" w:cs="Arial"/>
-                <w:sz w:val="26"/>
-                <w:szCs w:val="26"/>
-                <w:lang w:val="es-CO"/>
-              </w:rPr>
-              <w:t>3</w:t>
-            </w:r>
-            <w:r>
-              <w:rPr>
-                <w:rFonts w:ascii="Trebuchet MS" w:hAnsi="Trebuchet MS" w:cs="Arial"/>
-                <w:sz w:val="26"/>
-                <w:szCs w:val="26"/>
-                <w:lang w:val="es-CO"/>
-              </w:rPr>
-              <w:t>}</w:t>
+              <w:t>{cargo_empresa3}</w:t>
             </w:r>
           </w:p>
         </w:tc>
@@ -6968,25 +6460,7 @@
                 <w:szCs w:val="26"/>
                 <w:lang w:val="es-CO"/>
               </w:rPr>
-              <w:t>{dirección_empresa</w:t>
-            </w:r>
-            <w:r>
-              <w:rPr>
-                <w:rFonts w:asciiTheme="majorHAnsi" w:hAnsiTheme="majorHAnsi" w:cs="Arial"/>
-                <w:sz w:val="26"/>
-                <w:szCs w:val="26"/>
-                <w:lang w:val="es-CO"/>
-              </w:rPr>
-              <w:t>3</w:t>
-            </w:r>
-            <w:r>
-              <w:rPr>
-                <w:rFonts w:asciiTheme="majorHAnsi" w:hAnsiTheme="majorHAnsi" w:cs="Arial"/>
-                <w:sz w:val="26"/>
-                <w:szCs w:val="26"/>
-                <w:lang w:val="es-CO"/>
-              </w:rPr>
-              <w:t>}</w:t>
+              <w:t>{dirección_empresa3}</w:t>
             </w:r>
           </w:p>
         </w:tc>
@@ -7967,31 +7441,39 @@
                 <w:szCs w:val="26"/>
                 <w:lang w:val="en-US"/>
               </w:rPr>
-              <w:t>{academia_</w:t>
-            </w:r>
-            <w:r>
+              <w:t>{academia_2}</w:t>
+            </w:r>
+          </w:p>
+        </w:tc>
+        <w:tc>
+          <w:tcPr>
+            <w:tcW w:w="2978" w:type="dxa"/>
+            <w:vAlign w:val="center"/>
+          </w:tcPr>
+          <w:p>
+            <w:pPr>
+              <w:jc w:val="center"/>
               <w:rPr>
                 <w:rFonts w:ascii="Trebuchet MS" w:hAnsi="Trebuchet MS"/>
                 <w:sz w:val="26"/>
                 <w:szCs w:val="26"/>
-                <w:lang w:val="en-US"/>
-              </w:rPr>
-              <w:t>2</w:t>
-            </w:r>
+                <w:lang w:val="es-MX"/>
+              </w:rPr>
+            </w:pPr>
             <w:r>
               <w:rPr>
                 <w:rFonts w:ascii="Trebuchet MS" w:hAnsi="Trebuchet MS"/>
                 <w:sz w:val="26"/>
                 <w:szCs w:val="26"/>
-                <w:lang w:val="en-US"/>
-              </w:rPr>
-              <w:t>}</w:t>
-            </w:r>
-          </w:p>
-        </w:tc>
-        <w:tc>
-          <w:tcPr>
-            <w:tcW w:w="2978" w:type="dxa"/>
+                <w:lang w:val="es-MX"/>
+              </w:rPr>
+              <w:t>{titulo_obtenido2}</w:t>
+            </w:r>
+          </w:p>
+        </w:tc>
+        <w:tc>
+          <w:tcPr>
+            <w:tcW w:w="2872" w:type="dxa"/>
             <w:vAlign w:val="center"/>
           </w:tcPr>
           <w:p>
@@ -8011,17 +7493,25 @@
                 <w:szCs w:val="26"/>
                 <w:lang w:val="es-MX"/>
               </w:rPr>
-              <w:t>{titulo_obtenido</w:t>
-            </w:r>
-            <w:r>
+              <w:t>{intensidad_horaria2}</w:t>
+            </w:r>
+          </w:p>
+        </w:tc>
+        <w:tc>
+          <w:tcPr>
+            <w:tcW w:w="1646" w:type="dxa"/>
+            <w:vAlign w:val="center"/>
+          </w:tcPr>
+          <w:p>
+            <w:pPr>
+              <w:jc w:val="center"/>
               <w:rPr>
                 <w:rFonts w:ascii="Trebuchet MS" w:hAnsi="Trebuchet MS"/>
                 <w:sz w:val="26"/>
                 <w:szCs w:val="26"/>
                 <w:lang w:val="es-MX"/>
               </w:rPr>
-              <w:t>2</w:t>
-            </w:r>
+            </w:pPr>
             <w:r>
               <w:rPr>
                 <w:rFonts w:ascii="Trebuchet MS" w:hAnsi="Trebuchet MS"/>
@@ -8029,95 +7519,7 @@
                 <w:szCs w:val="26"/>
                 <w:lang w:val="es-MX"/>
               </w:rPr>
-              <w:t>}</w:t>
-            </w:r>
-          </w:p>
-        </w:tc>
-        <w:tc>
-          <w:tcPr>
-            <w:tcW w:w="2872" w:type="dxa"/>
-            <w:vAlign w:val="center"/>
-          </w:tcPr>
-          <w:p>
-            <w:pPr>
-              <w:jc w:val="center"/>
-              <w:rPr>
-                <w:rFonts w:ascii="Trebuchet MS" w:hAnsi="Trebuchet MS"/>
-                <w:sz w:val="26"/>
-                <w:szCs w:val="26"/>
-                <w:lang w:val="es-MX"/>
-              </w:rPr>
-            </w:pPr>
-            <w:r>
-              <w:rPr>
-                <w:rFonts w:ascii="Trebuchet MS" w:hAnsi="Trebuchet MS"/>
-                <w:sz w:val="26"/>
-                <w:szCs w:val="26"/>
-                <w:lang w:val="es-MX"/>
-              </w:rPr>
-              <w:t>{intensidad_horaria</w:t>
-            </w:r>
-            <w:r>
-              <w:rPr>
-                <w:rFonts w:ascii="Trebuchet MS" w:hAnsi="Trebuchet MS"/>
-                <w:sz w:val="26"/>
-                <w:szCs w:val="26"/>
-                <w:lang w:val="es-MX"/>
-              </w:rPr>
-              <w:t>2</w:t>
-            </w:r>
-            <w:r>
-              <w:rPr>
-                <w:rFonts w:ascii="Trebuchet MS" w:hAnsi="Trebuchet MS"/>
-                <w:sz w:val="26"/>
-                <w:szCs w:val="26"/>
-                <w:lang w:val="es-MX"/>
-              </w:rPr>
-              <w:t>}</w:t>
-            </w:r>
-          </w:p>
-        </w:tc>
-        <w:tc>
-          <w:tcPr>
-            <w:tcW w:w="1646" w:type="dxa"/>
-            <w:vAlign w:val="center"/>
-          </w:tcPr>
-          <w:p>
-            <w:pPr>
-              <w:jc w:val="center"/>
-              <w:rPr>
-                <w:rFonts w:ascii="Trebuchet MS" w:hAnsi="Trebuchet MS"/>
-                <w:sz w:val="26"/>
-                <w:szCs w:val="26"/>
-                <w:lang w:val="es-MX"/>
-              </w:rPr>
-            </w:pPr>
-            <w:r>
-              <w:rPr>
-                <w:rFonts w:ascii="Trebuchet MS" w:hAnsi="Trebuchet MS"/>
-                <w:sz w:val="26"/>
-                <w:szCs w:val="26"/>
-                <w:lang w:val="es-MX"/>
-              </w:rPr>
-              <w:t>{añoTaller</w:t>
-            </w:r>
-            <w:r>
-              <w:rPr>
-                <w:rFonts w:ascii="Trebuchet MS" w:hAnsi="Trebuchet MS"/>
-                <w:sz w:val="26"/>
-                <w:szCs w:val="26"/>
-                <w:lang w:val="es-MX"/>
-              </w:rPr>
-              <w:t>2</w:t>
-            </w:r>
-            <w:r>
-              <w:rPr>
-                <w:rFonts w:ascii="Trebuchet MS" w:hAnsi="Trebuchet MS"/>
-                <w:sz w:val="26"/>
-                <w:szCs w:val="26"/>
-                <w:lang w:val="es-MX"/>
-              </w:rPr>
-              <w:t>}</w:t>
+              <w:t>{añoTaller2}</w:t>
             </w:r>
           </w:p>
         </w:tc>
@@ -8148,31 +7550,39 @@
                 <w:szCs w:val="26"/>
                 <w:lang w:val="en-US"/>
               </w:rPr>
-              <w:t>{academia_</w:t>
-            </w:r>
-            <w:r>
+              <w:t>{academia_3}</w:t>
+            </w:r>
+          </w:p>
+        </w:tc>
+        <w:tc>
+          <w:tcPr>
+            <w:tcW w:w="2978" w:type="dxa"/>
+            <w:vAlign w:val="center"/>
+          </w:tcPr>
+          <w:p>
+            <w:pPr>
+              <w:jc w:val="center"/>
               <w:rPr>
                 <w:rFonts w:ascii="Trebuchet MS" w:hAnsi="Trebuchet MS"/>
                 <w:sz w:val="26"/>
                 <w:szCs w:val="26"/>
-                <w:lang w:val="en-US"/>
-              </w:rPr>
-              <w:t>3</w:t>
-            </w:r>
+                <w:lang w:val="es-MX"/>
+              </w:rPr>
+            </w:pPr>
             <w:r>
               <w:rPr>
                 <w:rFonts w:ascii="Trebuchet MS" w:hAnsi="Trebuchet MS"/>
                 <w:sz w:val="26"/>
                 <w:szCs w:val="26"/>
-                <w:lang w:val="en-US"/>
-              </w:rPr>
-              <w:t>}</w:t>
-            </w:r>
-          </w:p>
-        </w:tc>
-        <w:tc>
-          <w:tcPr>
-            <w:tcW w:w="2978" w:type="dxa"/>
+                <w:lang w:val="es-MX"/>
+              </w:rPr>
+              <w:t>{titulo_obtenido3}</w:t>
+            </w:r>
+          </w:p>
+        </w:tc>
+        <w:tc>
+          <w:tcPr>
+            <w:tcW w:w="2872" w:type="dxa"/>
             <w:vAlign w:val="center"/>
           </w:tcPr>
           <w:p>
@@ -8192,17 +7602,25 @@
                 <w:szCs w:val="26"/>
                 <w:lang w:val="es-MX"/>
               </w:rPr>
-              <w:t>{titulo_obtenido</w:t>
-            </w:r>
-            <w:r>
+              <w:t>{intensidad_horaria3}</w:t>
+            </w:r>
+          </w:p>
+        </w:tc>
+        <w:tc>
+          <w:tcPr>
+            <w:tcW w:w="1646" w:type="dxa"/>
+            <w:vAlign w:val="center"/>
+          </w:tcPr>
+          <w:p>
+            <w:pPr>
+              <w:jc w:val="center"/>
               <w:rPr>
                 <w:rFonts w:ascii="Trebuchet MS" w:hAnsi="Trebuchet MS"/>
                 <w:sz w:val="26"/>
                 <w:szCs w:val="26"/>
                 <w:lang w:val="es-MX"/>
               </w:rPr>
-              <w:t>3</w:t>
-            </w:r>
+            </w:pPr>
             <w:r>
               <w:rPr>
                 <w:rFonts w:ascii="Trebuchet MS" w:hAnsi="Trebuchet MS"/>
@@ -8210,95 +7628,7 @@
                 <w:szCs w:val="26"/>
                 <w:lang w:val="es-MX"/>
               </w:rPr>
-              <w:t>}</w:t>
-            </w:r>
-          </w:p>
-        </w:tc>
-        <w:tc>
-          <w:tcPr>
-            <w:tcW w:w="2872" w:type="dxa"/>
-            <w:vAlign w:val="center"/>
-          </w:tcPr>
-          <w:p>
-            <w:pPr>
-              <w:jc w:val="center"/>
-              <w:rPr>
-                <w:rFonts w:ascii="Trebuchet MS" w:hAnsi="Trebuchet MS"/>
-                <w:sz w:val="26"/>
-                <w:szCs w:val="26"/>
-                <w:lang w:val="es-MX"/>
-              </w:rPr>
-            </w:pPr>
-            <w:r>
-              <w:rPr>
-                <w:rFonts w:ascii="Trebuchet MS" w:hAnsi="Trebuchet MS"/>
-                <w:sz w:val="26"/>
-                <w:szCs w:val="26"/>
-                <w:lang w:val="es-MX"/>
-              </w:rPr>
-              <w:t>{intensidad_horaria</w:t>
-            </w:r>
-            <w:r>
-              <w:rPr>
-                <w:rFonts w:ascii="Trebuchet MS" w:hAnsi="Trebuchet MS"/>
-                <w:sz w:val="26"/>
-                <w:szCs w:val="26"/>
-                <w:lang w:val="es-MX"/>
-              </w:rPr>
-              <w:t>3</w:t>
-            </w:r>
-            <w:r>
-              <w:rPr>
-                <w:rFonts w:ascii="Trebuchet MS" w:hAnsi="Trebuchet MS"/>
-                <w:sz w:val="26"/>
-                <w:szCs w:val="26"/>
-                <w:lang w:val="es-MX"/>
-              </w:rPr>
-              <w:t>}</w:t>
-            </w:r>
-          </w:p>
-        </w:tc>
-        <w:tc>
-          <w:tcPr>
-            <w:tcW w:w="1646" w:type="dxa"/>
-            <w:vAlign w:val="center"/>
-          </w:tcPr>
-          <w:p>
-            <w:pPr>
-              <w:jc w:val="center"/>
-              <w:rPr>
-                <w:rFonts w:ascii="Trebuchet MS" w:hAnsi="Trebuchet MS"/>
-                <w:sz w:val="26"/>
-                <w:szCs w:val="26"/>
-                <w:lang w:val="es-MX"/>
-              </w:rPr>
-            </w:pPr>
-            <w:r>
-              <w:rPr>
-                <w:rFonts w:ascii="Trebuchet MS" w:hAnsi="Trebuchet MS"/>
-                <w:sz w:val="26"/>
-                <w:szCs w:val="26"/>
-                <w:lang w:val="es-MX"/>
-              </w:rPr>
-              <w:t>{añoTaller</w:t>
-            </w:r>
-            <w:r>
-              <w:rPr>
-                <w:rFonts w:ascii="Trebuchet MS" w:hAnsi="Trebuchet MS"/>
-                <w:sz w:val="26"/>
-                <w:szCs w:val="26"/>
-                <w:lang w:val="es-MX"/>
-              </w:rPr>
-              <w:t>3</w:t>
-            </w:r>
-            <w:r>
-              <w:rPr>
-                <w:rFonts w:ascii="Trebuchet MS" w:hAnsi="Trebuchet MS"/>
-                <w:sz w:val="26"/>
-                <w:szCs w:val="26"/>
-                <w:lang w:val="es-MX"/>
-              </w:rPr>
-              <w:t>}</w:t>
+              <w:t>{añoTaller3}</w:t>
             </w:r>
           </w:p>
         </w:tc>
@@ -8329,31 +7659,39 @@
                 <w:szCs w:val="26"/>
                 <w:lang w:val="en-US"/>
               </w:rPr>
-              <w:t>{academia_</w:t>
-            </w:r>
-            <w:r>
+              <w:t>{academia_4}</w:t>
+            </w:r>
+          </w:p>
+        </w:tc>
+        <w:tc>
+          <w:tcPr>
+            <w:tcW w:w="2978" w:type="dxa"/>
+            <w:vAlign w:val="center"/>
+          </w:tcPr>
+          <w:p>
+            <w:pPr>
+              <w:jc w:val="center"/>
               <w:rPr>
                 <w:rFonts w:ascii="Trebuchet MS" w:hAnsi="Trebuchet MS"/>
                 <w:sz w:val="26"/>
                 <w:szCs w:val="26"/>
-                <w:lang w:val="en-US"/>
-              </w:rPr>
-              <w:t>4</w:t>
-            </w:r>
+                <w:lang w:val="es-MX"/>
+              </w:rPr>
+            </w:pPr>
             <w:r>
               <w:rPr>
                 <w:rFonts w:ascii="Trebuchet MS" w:hAnsi="Trebuchet MS"/>
                 <w:sz w:val="26"/>
                 <w:szCs w:val="26"/>
-                <w:lang w:val="en-US"/>
-              </w:rPr>
-              <w:t>}</w:t>
-            </w:r>
-          </w:p>
-        </w:tc>
-        <w:tc>
-          <w:tcPr>
-            <w:tcW w:w="2978" w:type="dxa"/>
+                <w:lang w:val="es-MX"/>
+              </w:rPr>
+              <w:t>{titulo_obtenido4}</w:t>
+            </w:r>
+          </w:p>
+        </w:tc>
+        <w:tc>
+          <w:tcPr>
+            <w:tcW w:w="2872" w:type="dxa"/>
             <w:vAlign w:val="center"/>
           </w:tcPr>
           <w:p>
@@ -8373,17 +7711,25 @@
                 <w:szCs w:val="26"/>
                 <w:lang w:val="es-MX"/>
               </w:rPr>
-              <w:t>{titulo_obtenido</w:t>
-            </w:r>
-            <w:r>
+              <w:t>{intensidad_horaria4}</w:t>
+            </w:r>
+          </w:p>
+        </w:tc>
+        <w:tc>
+          <w:tcPr>
+            <w:tcW w:w="1646" w:type="dxa"/>
+            <w:vAlign w:val="center"/>
+          </w:tcPr>
+          <w:p>
+            <w:pPr>
+              <w:jc w:val="center"/>
               <w:rPr>
                 <w:rFonts w:ascii="Trebuchet MS" w:hAnsi="Trebuchet MS"/>
                 <w:sz w:val="26"/>
                 <w:szCs w:val="26"/>
                 <w:lang w:val="es-MX"/>
               </w:rPr>
-              <w:t>4</w:t>
-            </w:r>
+            </w:pPr>
             <w:r>
               <w:rPr>
                 <w:rFonts w:ascii="Trebuchet MS" w:hAnsi="Trebuchet MS"/>
@@ -8391,95 +7737,7 @@
                 <w:szCs w:val="26"/>
                 <w:lang w:val="es-MX"/>
               </w:rPr>
-              <w:t>}</w:t>
-            </w:r>
-          </w:p>
-        </w:tc>
-        <w:tc>
-          <w:tcPr>
-            <w:tcW w:w="2872" w:type="dxa"/>
-            <w:vAlign w:val="center"/>
-          </w:tcPr>
-          <w:p>
-            <w:pPr>
-              <w:jc w:val="center"/>
-              <w:rPr>
-                <w:rFonts w:ascii="Trebuchet MS" w:hAnsi="Trebuchet MS"/>
-                <w:sz w:val="26"/>
-                <w:szCs w:val="26"/>
-                <w:lang w:val="es-MX"/>
-              </w:rPr>
-            </w:pPr>
-            <w:r>
-              <w:rPr>
-                <w:rFonts w:ascii="Trebuchet MS" w:hAnsi="Trebuchet MS"/>
-                <w:sz w:val="26"/>
-                <w:szCs w:val="26"/>
-                <w:lang w:val="es-MX"/>
-              </w:rPr>
-              <w:t>{intensidad_horaria</w:t>
-            </w:r>
-            <w:r>
-              <w:rPr>
-                <w:rFonts w:ascii="Trebuchet MS" w:hAnsi="Trebuchet MS"/>
-                <w:sz w:val="26"/>
-                <w:szCs w:val="26"/>
-                <w:lang w:val="es-MX"/>
-              </w:rPr>
-              <w:t>4</w:t>
-            </w:r>
-            <w:r>
-              <w:rPr>
-                <w:rFonts w:ascii="Trebuchet MS" w:hAnsi="Trebuchet MS"/>
-                <w:sz w:val="26"/>
-                <w:szCs w:val="26"/>
-                <w:lang w:val="es-MX"/>
-              </w:rPr>
-              <w:t>}</w:t>
-            </w:r>
-          </w:p>
-        </w:tc>
-        <w:tc>
-          <w:tcPr>
-            <w:tcW w:w="1646" w:type="dxa"/>
-            <w:vAlign w:val="center"/>
-          </w:tcPr>
-          <w:p>
-            <w:pPr>
-              <w:jc w:val="center"/>
-              <w:rPr>
-                <w:rFonts w:ascii="Trebuchet MS" w:hAnsi="Trebuchet MS"/>
-                <w:sz w:val="26"/>
-                <w:szCs w:val="26"/>
-                <w:lang w:val="es-MX"/>
-              </w:rPr>
-            </w:pPr>
-            <w:r>
-              <w:rPr>
-                <w:rFonts w:ascii="Trebuchet MS" w:hAnsi="Trebuchet MS"/>
-                <w:sz w:val="26"/>
-                <w:szCs w:val="26"/>
-                <w:lang w:val="es-MX"/>
-              </w:rPr>
-              <w:t>{añoTaller</w:t>
-            </w:r>
-            <w:r>
-              <w:rPr>
-                <w:rFonts w:ascii="Trebuchet MS" w:hAnsi="Trebuchet MS"/>
-                <w:sz w:val="26"/>
-                <w:szCs w:val="26"/>
-                <w:lang w:val="es-MX"/>
-              </w:rPr>
-              <w:t>4</w:t>
-            </w:r>
-            <w:r>
-              <w:rPr>
-                <w:rFonts w:ascii="Trebuchet MS" w:hAnsi="Trebuchet MS"/>
-                <w:sz w:val="26"/>
-                <w:szCs w:val="26"/>
-                <w:lang w:val="es-MX"/>
-              </w:rPr>
-              <w:t>}</w:t>
+              <w:t>{añoTaller4}</w:t>
             </w:r>
           </w:p>
         </w:tc>
@@ -8708,31 +7966,39 @@
                 <w:szCs w:val="26"/>
                 <w:lang w:val="en-US"/>
               </w:rPr>
-              <w:t>{academia_</w:t>
-            </w:r>
-            <w:r>
+              <w:t>{academia_5}</w:t>
+            </w:r>
+          </w:p>
+        </w:tc>
+        <w:tc>
+          <w:tcPr>
+            <w:tcW w:w="3260" w:type="dxa"/>
+            <w:vAlign w:val="center"/>
+          </w:tcPr>
+          <w:p>
+            <w:pPr>
+              <w:jc w:val="center"/>
               <w:rPr>
                 <w:rFonts w:ascii="Trebuchet MS" w:hAnsi="Trebuchet MS"/>
                 <w:sz w:val="26"/>
                 <w:szCs w:val="26"/>
-                <w:lang w:val="en-US"/>
-              </w:rPr>
-              <w:t>5</w:t>
-            </w:r>
+                <w:lang w:val="es-MX"/>
+              </w:rPr>
+            </w:pPr>
             <w:r>
               <w:rPr>
                 <w:rFonts w:ascii="Trebuchet MS" w:hAnsi="Trebuchet MS"/>
                 <w:sz w:val="26"/>
                 <w:szCs w:val="26"/>
-                <w:lang w:val="en-US"/>
-              </w:rPr>
-              <w:t>}</w:t>
-            </w:r>
-          </w:p>
-        </w:tc>
-        <w:tc>
-          <w:tcPr>
-            <w:tcW w:w="3260" w:type="dxa"/>
+                <w:lang w:val="es-MX"/>
+              </w:rPr>
+              <w:t>{titulo_obtenido5}</w:t>
+            </w:r>
+          </w:p>
+        </w:tc>
+        <w:tc>
+          <w:tcPr>
+            <w:tcW w:w="2940" w:type="dxa"/>
             <w:vAlign w:val="center"/>
           </w:tcPr>
           <w:p>
@@ -8752,17 +8018,25 @@
                 <w:szCs w:val="26"/>
                 <w:lang w:val="es-MX"/>
               </w:rPr>
-              <w:t>{titulo_obtenido</w:t>
-            </w:r>
-            <w:r>
+              <w:t>{intensidad_horaria5}</w:t>
+            </w:r>
+          </w:p>
+        </w:tc>
+        <w:tc>
+          <w:tcPr>
+            <w:tcW w:w="887" w:type="dxa"/>
+            <w:vAlign w:val="center"/>
+          </w:tcPr>
+          <w:p>
+            <w:pPr>
+              <w:jc w:val="center"/>
               <w:rPr>
                 <w:rFonts w:ascii="Trebuchet MS" w:hAnsi="Trebuchet MS"/>
                 <w:sz w:val="26"/>
                 <w:szCs w:val="26"/>
                 <w:lang w:val="es-MX"/>
               </w:rPr>
-              <w:t>5</w:t>
-            </w:r>
+            </w:pPr>
             <w:r>
               <w:rPr>
                 <w:rFonts w:ascii="Trebuchet MS" w:hAnsi="Trebuchet MS"/>
@@ -8770,95 +8044,7 @@
                 <w:szCs w:val="26"/>
                 <w:lang w:val="es-MX"/>
               </w:rPr>
-              <w:t>}</w:t>
-            </w:r>
-          </w:p>
-        </w:tc>
-        <w:tc>
-          <w:tcPr>
-            <w:tcW w:w="2940" w:type="dxa"/>
-            <w:vAlign w:val="center"/>
-          </w:tcPr>
-          <w:p>
-            <w:pPr>
-              <w:jc w:val="center"/>
-              <w:rPr>
-                <w:rFonts w:ascii="Trebuchet MS" w:hAnsi="Trebuchet MS"/>
-                <w:sz w:val="26"/>
-                <w:szCs w:val="26"/>
-                <w:lang w:val="es-MX"/>
-              </w:rPr>
-            </w:pPr>
-            <w:r>
-              <w:rPr>
-                <w:rFonts w:ascii="Trebuchet MS" w:hAnsi="Trebuchet MS"/>
-                <w:sz w:val="26"/>
-                <w:szCs w:val="26"/>
-                <w:lang w:val="es-MX"/>
-              </w:rPr>
-              <w:t>{intensidad_horaria</w:t>
-            </w:r>
-            <w:r>
-              <w:rPr>
-                <w:rFonts w:ascii="Trebuchet MS" w:hAnsi="Trebuchet MS"/>
-                <w:sz w:val="26"/>
-                <w:szCs w:val="26"/>
-                <w:lang w:val="es-MX"/>
-              </w:rPr>
-              <w:t>5</w:t>
-            </w:r>
-            <w:r>
-              <w:rPr>
-                <w:rFonts w:ascii="Trebuchet MS" w:hAnsi="Trebuchet MS"/>
-                <w:sz w:val="26"/>
-                <w:szCs w:val="26"/>
-                <w:lang w:val="es-MX"/>
-              </w:rPr>
-              <w:t>}</w:t>
-            </w:r>
-          </w:p>
-        </w:tc>
-        <w:tc>
-          <w:tcPr>
-            <w:tcW w:w="887" w:type="dxa"/>
-            <w:vAlign w:val="center"/>
-          </w:tcPr>
-          <w:p>
-            <w:pPr>
-              <w:jc w:val="center"/>
-              <w:rPr>
-                <w:rFonts w:ascii="Trebuchet MS" w:hAnsi="Trebuchet MS"/>
-                <w:sz w:val="26"/>
-                <w:szCs w:val="26"/>
-                <w:lang w:val="es-MX"/>
-              </w:rPr>
-            </w:pPr>
-            <w:r>
-              <w:rPr>
-                <w:rFonts w:ascii="Trebuchet MS" w:hAnsi="Trebuchet MS"/>
-                <w:sz w:val="26"/>
-                <w:szCs w:val="26"/>
-                <w:lang w:val="es-MX"/>
-              </w:rPr>
-              <w:t>{añoTaller</w:t>
-            </w:r>
-            <w:r>
-              <w:rPr>
-                <w:rFonts w:ascii="Trebuchet MS" w:hAnsi="Trebuchet MS"/>
-                <w:sz w:val="26"/>
-                <w:szCs w:val="26"/>
-                <w:lang w:val="es-MX"/>
-              </w:rPr>
-              <w:t>5</w:t>
-            </w:r>
-            <w:r>
-              <w:rPr>
-                <w:rFonts w:ascii="Trebuchet MS" w:hAnsi="Trebuchet MS"/>
-                <w:sz w:val="26"/>
-                <w:szCs w:val="26"/>
-                <w:lang w:val="es-MX"/>
-              </w:rPr>
-              <w:t>}</w:t>
+              <w:t>{añoTaller5}</w:t>
             </w:r>
           </w:p>
         </w:tc>
@@ -8889,31 +8075,39 @@
                 <w:szCs w:val="26"/>
                 <w:lang w:val="en-US"/>
               </w:rPr>
-              <w:t>{academia_</w:t>
-            </w:r>
-            <w:r>
+              <w:t>{academia_6}</w:t>
+            </w:r>
+          </w:p>
+        </w:tc>
+        <w:tc>
+          <w:tcPr>
+            <w:tcW w:w="3260" w:type="dxa"/>
+            <w:vAlign w:val="center"/>
+          </w:tcPr>
+          <w:p>
+            <w:pPr>
+              <w:jc w:val="center"/>
               <w:rPr>
                 <w:rFonts w:ascii="Trebuchet MS" w:hAnsi="Trebuchet MS"/>
                 <w:sz w:val="26"/>
                 <w:szCs w:val="26"/>
-                <w:lang w:val="en-US"/>
-              </w:rPr>
-              <w:t>6</w:t>
-            </w:r>
+                <w:lang w:val="es-MX"/>
+              </w:rPr>
+            </w:pPr>
             <w:r>
               <w:rPr>
                 <w:rFonts w:ascii="Trebuchet MS" w:hAnsi="Trebuchet MS"/>
                 <w:sz w:val="26"/>
                 <w:szCs w:val="26"/>
-                <w:lang w:val="en-US"/>
-              </w:rPr>
-              <w:t>}</w:t>
-            </w:r>
-          </w:p>
-        </w:tc>
-        <w:tc>
-          <w:tcPr>
-            <w:tcW w:w="3260" w:type="dxa"/>
+                <w:lang w:val="es-MX"/>
+              </w:rPr>
+              <w:t>{titulo_obtenido6}</w:t>
+            </w:r>
+          </w:p>
+        </w:tc>
+        <w:tc>
+          <w:tcPr>
+            <w:tcW w:w="2940" w:type="dxa"/>
             <w:vAlign w:val="center"/>
           </w:tcPr>
           <w:p>
@@ -8933,17 +8127,25 @@
                 <w:szCs w:val="26"/>
                 <w:lang w:val="es-MX"/>
               </w:rPr>
-              <w:t>{titulo_obtenido</w:t>
-            </w:r>
-            <w:r>
+              <w:t>{intensidad_horaria6}</w:t>
+            </w:r>
+          </w:p>
+        </w:tc>
+        <w:tc>
+          <w:tcPr>
+            <w:tcW w:w="887" w:type="dxa"/>
+            <w:vAlign w:val="center"/>
+          </w:tcPr>
+          <w:p>
+            <w:pPr>
+              <w:jc w:val="center"/>
               <w:rPr>
                 <w:rFonts w:ascii="Trebuchet MS" w:hAnsi="Trebuchet MS"/>
                 <w:sz w:val="26"/>
                 <w:szCs w:val="26"/>
                 <w:lang w:val="es-MX"/>
               </w:rPr>
-              <w:t>6</w:t>
-            </w:r>
+            </w:pPr>
             <w:r>
               <w:rPr>
                 <w:rFonts w:ascii="Trebuchet MS" w:hAnsi="Trebuchet MS"/>
@@ -8951,95 +8153,7 @@
                 <w:szCs w:val="26"/>
                 <w:lang w:val="es-MX"/>
               </w:rPr>
-              <w:t>}</w:t>
-            </w:r>
-          </w:p>
-        </w:tc>
-        <w:tc>
-          <w:tcPr>
-            <w:tcW w:w="2940" w:type="dxa"/>
-            <w:vAlign w:val="center"/>
-          </w:tcPr>
-          <w:p>
-            <w:pPr>
-              <w:jc w:val="center"/>
-              <w:rPr>
-                <w:rFonts w:ascii="Trebuchet MS" w:hAnsi="Trebuchet MS"/>
-                <w:sz w:val="26"/>
-                <w:szCs w:val="26"/>
-                <w:lang w:val="es-MX"/>
-              </w:rPr>
-            </w:pPr>
-            <w:r>
-              <w:rPr>
-                <w:rFonts w:ascii="Trebuchet MS" w:hAnsi="Trebuchet MS"/>
-                <w:sz w:val="26"/>
-                <w:szCs w:val="26"/>
-                <w:lang w:val="es-MX"/>
-              </w:rPr>
-              <w:t>{intensidad_horaria</w:t>
-            </w:r>
-            <w:r>
-              <w:rPr>
-                <w:rFonts w:ascii="Trebuchet MS" w:hAnsi="Trebuchet MS"/>
-                <w:sz w:val="26"/>
-                <w:szCs w:val="26"/>
-                <w:lang w:val="es-MX"/>
-              </w:rPr>
-              <w:t>6</w:t>
-            </w:r>
-            <w:r>
-              <w:rPr>
-                <w:rFonts w:ascii="Trebuchet MS" w:hAnsi="Trebuchet MS"/>
-                <w:sz w:val="26"/>
-                <w:szCs w:val="26"/>
-                <w:lang w:val="es-MX"/>
-              </w:rPr>
-              <w:t>}</w:t>
-            </w:r>
-          </w:p>
-        </w:tc>
-        <w:tc>
-          <w:tcPr>
-            <w:tcW w:w="887" w:type="dxa"/>
-            <w:vAlign w:val="center"/>
-          </w:tcPr>
-          <w:p>
-            <w:pPr>
-              <w:jc w:val="center"/>
-              <w:rPr>
-                <w:rFonts w:ascii="Trebuchet MS" w:hAnsi="Trebuchet MS"/>
-                <w:sz w:val="26"/>
-                <w:szCs w:val="26"/>
-                <w:lang w:val="es-MX"/>
-              </w:rPr>
-            </w:pPr>
-            <w:r>
-              <w:rPr>
-                <w:rFonts w:ascii="Trebuchet MS" w:hAnsi="Trebuchet MS"/>
-                <w:sz w:val="26"/>
-                <w:szCs w:val="26"/>
-                <w:lang w:val="es-MX"/>
-              </w:rPr>
-              <w:t>{añoTaller</w:t>
-            </w:r>
-            <w:r>
-              <w:rPr>
-                <w:rFonts w:ascii="Trebuchet MS" w:hAnsi="Trebuchet MS"/>
-                <w:sz w:val="26"/>
-                <w:szCs w:val="26"/>
-                <w:lang w:val="es-MX"/>
-              </w:rPr>
-              <w:t>6</w:t>
-            </w:r>
-            <w:r>
-              <w:rPr>
-                <w:rFonts w:ascii="Trebuchet MS" w:hAnsi="Trebuchet MS"/>
-                <w:sz w:val="26"/>
-                <w:szCs w:val="26"/>
-                <w:lang w:val="es-MX"/>
-              </w:rPr>
-              <w:t>}</w:t>
+              <w:t>{añoTaller6}</w:t>
             </w:r>
           </w:p>
         </w:tc>
@@ -9070,31 +8184,39 @@
                 <w:szCs w:val="26"/>
                 <w:lang w:val="en-US"/>
               </w:rPr>
-              <w:t>{academia_</w:t>
-            </w:r>
-            <w:r>
+              <w:t>{academia_7}</w:t>
+            </w:r>
+          </w:p>
+        </w:tc>
+        <w:tc>
+          <w:tcPr>
+            <w:tcW w:w="3260" w:type="dxa"/>
+            <w:vAlign w:val="center"/>
+          </w:tcPr>
+          <w:p>
+            <w:pPr>
+              <w:jc w:val="center"/>
               <w:rPr>
                 <w:rFonts w:ascii="Trebuchet MS" w:hAnsi="Trebuchet MS"/>
                 <w:sz w:val="26"/>
                 <w:szCs w:val="26"/>
-                <w:lang w:val="en-US"/>
-              </w:rPr>
-              <w:t>7</w:t>
-            </w:r>
+                <w:lang w:val="es-MX"/>
+              </w:rPr>
+            </w:pPr>
             <w:r>
               <w:rPr>
                 <w:rFonts w:ascii="Trebuchet MS" w:hAnsi="Trebuchet MS"/>
                 <w:sz w:val="26"/>
                 <w:szCs w:val="26"/>
-                <w:lang w:val="en-US"/>
-              </w:rPr>
-              <w:t>}</w:t>
-            </w:r>
-          </w:p>
-        </w:tc>
-        <w:tc>
-          <w:tcPr>
-            <w:tcW w:w="3260" w:type="dxa"/>
+                <w:lang w:val="es-MX"/>
+              </w:rPr>
+              <w:t>{titulo_obtenido7}</w:t>
+            </w:r>
+          </w:p>
+        </w:tc>
+        <w:tc>
+          <w:tcPr>
+            <w:tcW w:w="2940" w:type="dxa"/>
             <w:vAlign w:val="center"/>
           </w:tcPr>
           <w:p>
@@ -9114,17 +8236,25 @@
                 <w:szCs w:val="26"/>
                 <w:lang w:val="es-MX"/>
               </w:rPr>
-              <w:t>{titulo_obtenido</w:t>
-            </w:r>
-            <w:r>
+              <w:t>{intensidad_horaria7}</w:t>
+            </w:r>
+          </w:p>
+        </w:tc>
+        <w:tc>
+          <w:tcPr>
+            <w:tcW w:w="887" w:type="dxa"/>
+            <w:vAlign w:val="center"/>
+          </w:tcPr>
+          <w:p>
+            <w:pPr>
+              <w:jc w:val="center"/>
               <w:rPr>
                 <w:rFonts w:ascii="Trebuchet MS" w:hAnsi="Trebuchet MS"/>
                 <w:sz w:val="26"/>
                 <w:szCs w:val="26"/>
                 <w:lang w:val="es-MX"/>
               </w:rPr>
-              <w:t>7</w:t>
-            </w:r>
+            </w:pPr>
             <w:r>
               <w:rPr>
                 <w:rFonts w:ascii="Trebuchet MS" w:hAnsi="Trebuchet MS"/>
@@ -9132,95 +8262,7 @@
                 <w:szCs w:val="26"/>
                 <w:lang w:val="es-MX"/>
               </w:rPr>
-              <w:t>}</w:t>
-            </w:r>
-          </w:p>
-        </w:tc>
-        <w:tc>
-          <w:tcPr>
-            <w:tcW w:w="2940" w:type="dxa"/>
-            <w:vAlign w:val="center"/>
-          </w:tcPr>
-          <w:p>
-            <w:pPr>
-              <w:jc w:val="center"/>
-              <w:rPr>
-                <w:rFonts w:ascii="Trebuchet MS" w:hAnsi="Trebuchet MS"/>
-                <w:sz w:val="26"/>
-                <w:szCs w:val="26"/>
-                <w:lang w:val="es-MX"/>
-              </w:rPr>
-            </w:pPr>
-            <w:r>
-              <w:rPr>
-                <w:rFonts w:ascii="Trebuchet MS" w:hAnsi="Trebuchet MS"/>
-                <w:sz w:val="26"/>
-                <w:szCs w:val="26"/>
-                <w:lang w:val="es-MX"/>
-              </w:rPr>
-              <w:t>{intensidad_horaria</w:t>
-            </w:r>
-            <w:r>
-              <w:rPr>
-                <w:rFonts w:ascii="Trebuchet MS" w:hAnsi="Trebuchet MS"/>
-                <w:sz w:val="26"/>
-                <w:szCs w:val="26"/>
-                <w:lang w:val="es-MX"/>
-              </w:rPr>
-              <w:t>7</w:t>
-            </w:r>
-            <w:r>
-              <w:rPr>
-                <w:rFonts w:ascii="Trebuchet MS" w:hAnsi="Trebuchet MS"/>
-                <w:sz w:val="26"/>
-                <w:szCs w:val="26"/>
-                <w:lang w:val="es-MX"/>
-              </w:rPr>
-              <w:t>}</w:t>
-            </w:r>
-          </w:p>
-        </w:tc>
-        <w:tc>
-          <w:tcPr>
-            <w:tcW w:w="887" w:type="dxa"/>
-            <w:vAlign w:val="center"/>
-          </w:tcPr>
-          <w:p>
-            <w:pPr>
-              <w:jc w:val="center"/>
-              <w:rPr>
-                <w:rFonts w:ascii="Trebuchet MS" w:hAnsi="Trebuchet MS"/>
-                <w:sz w:val="26"/>
-                <w:szCs w:val="26"/>
-                <w:lang w:val="es-MX"/>
-              </w:rPr>
-            </w:pPr>
-            <w:r>
-              <w:rPr>
-                <w:rFonts w:ascii="Trebuchet MS" w:hAnsi="Trebuchet MS"/>
-                <w:sz w:val="26"/>
-                <w:szCs w:val="26"/>
-                <w:lang w:val="es-MX"/>
-              </w:rPr>
-              <w:t>{añoTaller</w:t>
-            </w:r>
-            <w:r>
-              <w:rPr>
-                <w:rFonts w:ascii="Trebuchet MS" w:hAnsi="Trebuchet MS"/>
-                <w:sz w:val="26"/>
-                <w:szCs w:val="26"/>
-                <w:lang w:val="es-MX"/>
-              </w:rPr>
-              <w:t>7</w:t>
-            </w:r>
-            <w:r>
-              <w:rPr>
-                <w:rFonts w:ascii="Trebuchet MS" w:hAnsi="Trebuchet MS"/>
-                <w:sz w:val="26"/>
-                <w:szCs w:val="26"/>
-                <w:lang w:val="es-MX"/>
-              </w:rPr>
-              <w:t>}</w:t>
+              <w:t>{añoTaller7}</w:t>
             </w:r>
           </w:p>
         </w:tc>
@@ -9251,31 +8293,39 @@
                 <w:szCs w:val="26"/>
                 <w:lang w:val="en-US"/>
               </w:rPr>
-              <w:t>{academia_</w:t>
-            </w:r>
-            <w:r>
+              <w:t>{academia_8}</w:t>
+            </w:r>
+          </w:p>
+        </w:tc>
+        <w:tc>
+          <w:tcPr>
+            <w:tcW w:w="3260" w:type="dxa"/>
+            <w:vAlign w:val="center"/>
+          </w:tcPr>
+          <w:p>
+            <w:pPr>
+              <w:jc w:val="center"/>
               <w:rPr>
                 <w:rFonts w:ascii="Trebuchet MS" w:hAnsi="Trebuchet MS"/>
                 <w:sz w:val="26"/>
                 <w:szCs w:val="26"/>
-                <w:lang w:val="en-US"/>
-              </w:rPr>
-              <w:t>8</w:t>
-            </w:r>
+                <w:lang w:val="es-MX"/>
+              </w:rPr>
+            </w:pPr>
             <w:r>
               <w:rPr>
                 <w:rFonts w:ascii="Trebuchet MS" w:hAnsi="Trebuchet MS"/>
                 <w:sz w:val="26"/>
                 <w:szCs w:val="26"/>
-                <w:lang w:val="en-US"/>
-              </w:rPr>
-              <w:t>}</w:t>
-            </w:r>
-          </w:p>
-        </w:tc>
-        <w:tc>
-          <w:tcPr>
-            <w:tcW w:w="3260" w:type="dxa"/>
+                <w:lang w:val="es-MX"/>
+              </w:rPr>
+              <w:t>{titulo_obtenido8}</w:t>
+            </w:r>
+          </w:p>
+        </w:tc>
+        <w:tc>
+          <w:tcPr>
+            <w:tcW w:w="2940" w:type="dxa"/>
             <w:vAlign w:val="center"/>
           </w:tcPr>
           <w:p>
@@ -9295,17 +8345,25 @@
                 <w:szCs w:val="26"/>
                 <w:lang w:val="es-MX"/>
               </w:rPr>
-              <w:t>{titulo_obtenido</w:t>
-            </w:r>
-            <w:r>
+              <w:t>{intensidad_horaria8}</w:t>
+            </w:r>
+          </w:p>
+        </w:tc>
+        <w:tc>
+          <w:tcPr>
+            <w:tcW w:w="887" w:type="dxa"/>
+            <w:vAlign w:val="center"/>
+          </w:tcPr>
+          <w:p>
+            <w:pPr>
+              <w:jc w:val="center"/>
               <w:rPr>
                 <w:rFonts w:ascii="Trebuchet MS" w:hAnsi="Trebuchet MS"/>
                 <w:sz w:val="26"/>
                 <w:szCs w:val="26"/>
                 <w:lang w:val="es-MX"/>
               </w:rPr>
-              <w:t>8</w:t>
-            </w:r>
+            </w:pPr>
             <w:r>
               <w:rPr>
                 <w:rFonts w:ascii="Trebuchet MS" w:hAnsi="Trebuchet MS"/>
@@ -9313,95 +8371,7 @@
                 <w:szCs w:val="26"/>
                 <w:lang w:val="es-MX"/>
               </w:rPr>
-              <w:t>}</w:t>
-            </w:r>
-          </w:p>
-        </w:tc>
-        <w:tc>
-          <w:tcPr>
-            <w:tcW w:w="2940" w:type="dxa"/>
-            <w:vAlign w:val="center"/>
-          </w:tcPr>
-          <w:p>
-            <w:pPr>
-              <w:jc w:val="center"/>
-              <w:rPr>
-                <w:rFonts w:ascii="Trebuchet MS" w:hAnsi="Trebuchet MS"/>
-                <w:sz w:val="26"/>
-                <w:szCs w:val="26"/>
-                <w:lang w:val="es-MX"/>
-              </w:rPr>
-            </w:pPr>
-            <w:r>
-              <w:rPr>
-                <w:rFonts w:ascii="Trebuchet MS" w:hAnsi="Trebuchet MS"/>
-                <w:sz w:val="26"/>
-                <w:szCs w:val="26"/>
-                <w:lang w:val="es-MX"/>
-              </w:rPr>
-              <w:t>{intensidad_horaria</w:t>
-            </w:r>
-            <w:r>
-              <w:rPr>
-                <w:rFonts w:ascii="Trebuchet MS" w:hAnsi="Trebuchet MS"/>
-                <w:sz w:val="26"/>
-                <w:szCs w:val="26"/>
-                <w:lang w:val="es-MX"/>
-              </w:rPr>
-              <w:t>8</w:t>
-            </w:r>
-            <w:r>
-              <w:rPr>
-                <w:rFonts w:ascii="Trebuchet MS" w:hAnsi="Trebuchet MS"/>
-                <w:sz w:val="26"/>
-                <w:szCs w:val="26"/>
-                <w:lang w:val="es-MX"/>
-              </w:rPr>
-              <w:t>}</w:t>
-            </w:r>
-          </w:p>
-        </w:tc>
-        <w:tc>
-          <w:tcPr>
-            <w:tcW w:w="887" w:type="dxa"/>
-            <w:vAlign w:val="center"/>
-          </w:tcPr>
-          <w:p>
-            <w:pPr>
-              <w:jc w:val="center"/>
-              <w:rPr>
-                <w:rFonts w:ascii="Trebuchet MS" w:hAnsi="Trebuchet MS"/>
-                <w:sz w:val="26"/>
-                <w:szCs w:val="26"/>
-                <w:lang w:val="es-MX"/>
-              </w:rPr>
-            </w:pPr>
-            <w:r>
-              <w:rPr>
-                <w:rFonts w:ascii="Trebuchet MS" w:hAnsi="Trebuchet MS"/>
-                <w:sz w:val="26"/>
-                <w:szCs w:val="26"/>
-                <w:lang w:val="es-MX"/>
-              </w:rPr>
-              <w:t>{añoTaller</w:t>
-            </w:r>
-            <w:r>
-              <w:rPr>
-                <w:rFonts w:ascii="Trebuchet MS" w:hAnsi="Trebuchet MS"/>
-                <w:sz w:val="26"/>
-                <w:szCs w:val="26"/>
-                <w:lang w:val="es-MX"/>
-              </w:rPr>
-              <w:t>8</w:t>
-            </w:r>
-            <w:r>
-              <w:rPr>
-                <w:rFonts w:ascii="Trebuchet MS" w:hAnsi="Trebuchet MS"/>
-                <w:sz w:val="26"/>
-                <w:szCs w:val="26"/>
-                <w:lang w:val="es-MX"/>
-              </w:rPr>
-              <w:t>}</w:t>
+              <w:t>{añoTaller8}</w:t>
             </w:r>
           </w:p>
         </w:tc>
@@ -9775,23 +8745,7 @@
                 <w:szCs w:val="26"/>
                 <w:lang w:val="es-CO"/>
               </w:rPr>
-              <w:t>{idioma_</w:t>
-            </w:r>
-            <w:r>
-              <w:rPr>
-                <w:rFonts w:asciiTheme="majorHAnsi" w:eastAsia="Batang" w:hAnsiTheme="majorHAnsi" w:cs="Arabic Typesetting"/>
-                <w:szCs w:val="26"/>
-                <w:lang w:val="es-CO"/>
-              </w:rPr>
-              <w:t>2</w:t>
-            </w:r>
-            <w:r>
-              <w:rPr>
-                <w:rFonts w:asciiTheme="majorHAnsi" w:eastAsia="Batang" w:hAnsiTheme="majorHAnsi" w:cs="Arabic Typesetting"/>
-                <w:szCs w:val="26"/>
-                <w:lang w:val="es-CO"/>
-              </w:rPr>
-              <w:t>}</w:t>
+              <w:t>{idioma_2}</w:t>
             </w:r>
           </w:p>
         </w:tc>
@@ -9817,23 +8771,7 @@
                 <w:szCs w:val="26"/>
                 <w:lang w:val="es-CO"/>
               </w:rPr>
-              <w:t>{habla_</w:t>
-            </w:r>
-            <w:r>
-              <w:rPr>
-                <w:rFonts w:asciiTheme="majorHAnsi" w:eastAsia="Batang" w:hAnsiTheme="majorHAnsi" w:cs="Arabic Typesetting"/>
-                <w:szCs w:val="26"/>
-                <w:lang w:val="es-CO"/>
-              </w:rPr>
-              <w:t>2</w:t>
-            </w:r>
-            <w:r>
-              <w:rPr>
-                <w:rFonts w:asciiTheme="majorHAnsi" w:eastAsia="Batang" w:hAnsiTheme="majorHAnsi" w:cs="Arabic Typesetting"/>
-                <w:szCs w:val="26"/>
-                <w:lang w:val="es-CO"/>
-              </w:rPr>
-              <w:t>}</w:t>
+              <w:t>{habla_2}</w:t>
             </w:r>
           </w:p>
         </w:tc>
@@ -9859,23 +8797,7 @@
                 <w:szCs w:val="26"/>
                 <w:lang w:val="es-CO"/>
               </w:rPr>
-              <w:t>{lee_</w:t>
-            </w:r>
-            <w:r>
-              <w:rPr>
-                <w:rFonts w:asciiTheme="majorHAnsi" w:eastAsia="Batang" w:hAnsiTheme="majorHAnsi" w:cs="Arabic Typesetting"/>
-                <w:szCs w:val="26"/>
-                <w:lang w:val="es-CO"/>
-              </w:rPr>
-              <w:t>2</w:t>
-            </w:r>
-            <w:r>
-              <w:rPr>
-                <w:rFonts w:asciiTheme="majorHAnsi" w:eastAsia="Batang" w:hAnsiTheme="majorHAnsi" w:cs="Arabic Typesetting"/>
-                <w:szCs w:val="26"/>
-                <w:lang w:val="es-CO"/>
-              </w:rPr>
-              <w:t>}</w:t>
+              <w:t>{lee_2}</w:t>
             </w:r>
           </w:p>
         </w:tc>
@@ -9900,23 +8822,7 @@
                 <w:szCs w:val="26"/>
                 <w:lang w:val="es-CO"/>
               </w:rPr>
-              <w:t>{escribe_</w:t>
-            </w:r>
-            <w:r>
-              <w:rPr>
-                <w:rFonts w:asciiTheme="majorHAnsi" w:eastAsia="Batang" w:hAnsiTheme="majorHAnsi" w:cs="Arabic Typesetting"/>
-                <w:szCs w:val="26"/>
-                <w:lang w:val="es-CO"/>
-              </w:rPr>
-              <w:t>2</w:t>
-            </w:r>
-            <w:r>
-              <w:rPr>
-                <w:rFonts w:asciiTheme="majorHAnsi" w:eastAsia="Batang" w:hAnsiTheme="majorHAnsi" w:cs="Arabic Typesetting"/>
-                <w:szCs w:val="26"/>
-                <w:lang w:val="es-CO"/>
-              </w:rPr>
-              <w:t>}</w:t>
+              <w:t>{escribe_2}</w:t>
             </w:r>
           </w:p>
         </w:tc>
@@ -9943,23 +8849,7 @@
                 <w:szCs w:val="26"/>
                 <w:lang w:val="es-CO"/>
               </w:rPr>
-              <w:t>{idioma_</w:t>
-            </w:r>
-            <w:r>
-              <w:rPr>
-                <w:rFonts w:asciiTheme="majorHAnsi" w:eastAsia="Batang" w:hAnsiTheme="majorHAnsi" w:cs="Arabic Typesetting"/>
-                <w:szCs w:val="26"/>
-                <w:lang w:val="es-CO"/>
-              </w:rPr>
-              <w:t>3</w:t>
-            </w:r>
-            <w:r>
-              <w:rPr>
-                <w:rFonts w:asciiTheme="majorHAnsi" w:eastAsia="Batang" w:hAnsiTheme="majorHAnsi" w:cs="Arabic Typesetting"/>
-                <w:szCs w:val="26"/>
-                <w:lang w:val="es-CO"/>
-              </w:rPr>
-              <w:t>}</w:t>
+              <w:t>{idioma_3}</w:t>
             </w:r>
           </w:p>
         </w:tc>
@@ -9985,23 +8875,7 @@
                 <w:szCs w:val="26"/>
                 <w:lang w:val="es-CO"/>
               </w:rPr>
-              <w:t>{habla_</w:t>
-            </w:r>
-            <w:r>
-              <w:rPr>
-                <w:rFonts w:asciiTheme="majorHAnsi" w:eastAsia="Batang" w:hAnsiTheme="majorHAnsi" w:cs="Arabic Typesetting"/>
-                <w:szCs w:val="26"/>
-                <w:lang w:val="es-CO"/>
-              </w:rPr>
-              <w:t>3</w:t>
-            </w:r>
-            <w:r>
-              <w:rPr>
-                <w:rFonts w:asciiTheme="majorHAnsi" w:eastAsia="Batang" w:hAnsiTheme="majorHAnsi" w:cs="Arabic Typesetting"/>
-                <w:szCs w:val="26"/>
-                <w:lang w:val="es-CO"/>
-              </w:rPr>
-              <w:t>}</w:t>
+              <w:t>{habla_3}</w:t>
             </w:r>
           </w:p>
         </w:tc>
@@ -10027,23 +8901,7 @@
                 <w:szCs w:val="26"/>
                 <w:lang w:val="es-CO"/>
               </w:rPr>
-              <w:t>{lee_</w:t>
-            </w:r>
-            <w:r>
-              <w:rPr>
-                <w:rFonts w:asciiTheme="majorHAnsi" w:eastAsia="Batang" w:hAnsiTheme="majorHAnsi" w:cs="Arabic Typesetting"/>
-                <w:szCs w:val="26"/>
-                <w:lang w:val="es-CO"/>
-              </w:rPr>
-              <w:t>3</w:t>
-            </w:r>
-            <w:r>
-              <w:rPr>
-                <w:rFonts w:asciiTheme="majorHAnsi" w:eastAsia="Batang" w:hAnsiTheme="majorHAnsi" w:cs="Arabic Typesetting"/>
-                <w:szCs w:val="26"/>
-                <w:lang w:val="es-CO"/>
-              </w:rPr>
-              <w:t>}</w:t>
+              <w:t>{lee_3}</w:t>
             </w:r>
           </w:p>
         </w:tc>
@@ -10068,23 +8926,7 @@
                 <w:szCs w:val="26"/>
                 <w:lang w:val="es-CO"/>
               </w:rPr>
-              <w:t>{escribe_</w:t>
-            </w:r>
-            <w:r>
-              <w:rPr>
-                <w:rFonts w:asciiTheme="majorHAnsi" w:eastAsia="Batang" w:hAnsiTheme="majorHAnsi" w:cs="Arabic Typesetting"/>
-                <w:szCs w:val="26"/>
-                <w:lang w:val="es-CO"/>
-              </w:rPr>
-              <w:t>3</w:t>
-            </w:r>
-            <w:r>
-              <w:rPr>
-                <w:rFonts w:asciiTheme="majorHAnsi" w:eastAsia="Batang" w:hAnsiTheme="majorHAnsi" w:cs="Arabic Typesetting"/>
-                <w:szCs w:val="26"/>
-                <w:lang w:val="es-CO"/>
-              </w:rPr>
-              <w:t>}</w:t>
+              <w:t>{escribe_3}</w:t>
             </w:r>
           </w:p>
         </w:tc>
@@ -10407,25 +9249,7 @@
                 <w:sz w:val="28"/>
                 <w:szCs w:val="26"/>
               </w:rPr>
-              <w:t>{</w:t>
-            </w:r>
-            <w:r>
-              <w:rPr>
-                <w:rFonts w:ascii="Trebuchet MS" w:hAnsi="Trebuchet MS" w:cs="Arial"/>
-                <w:noProof/>
-                <w:sz w:val="28"/>
-                <w:szCs w:val="26"/>
-              </w:rPr>
-              <w:t>parentezco</w:t>
-            </w:r>
-            <w:r>
-              <w:rPr>
-                <w:rFonts w:ascii="Trebuchet MS" w:hAnsi="Trebuchet MS" w:cs="Arial"/>
-                <w:noProof/>
-                <w:sz w:val="28"/>
-                <w:szCs w:val="26"/>
-              </w:rPr>
-              <w:t>_1}</w:t>
+              <w:t>{parentezco_1}</w:t>
             </w:r>
           </w:p>
         </w:tc>
@@ -10511,25 +9335,7 @@
                 <w:sz w:val="28"/>
                 <w:szCs w:val="26"/>
               </w:rPr>
-              <w:t>{nombre_familia_</w:t>
-            </w:r>
-            <w:r>
-              <w:rPr>
-                <w:rFonts w:ascii="Trebuchet MS" w:hAnsi="Trebuchet MS" w:cs="Arial"/>
-                <w:noProof/>
-                <w:sz w:val="28"/>
-                <w:szCs w:val="26"/>
-              </w:rPr>
-              <w:t>2</w:t>
-            </w:r>
-            <w:r>
-              <w:rPr>
-                <w:rFonts w:ascii="Trebuchet MS" w:hAnsi="Trebuchet MS" w:cs="Arial"/>
-                <w:noProof/>
-                <w:sz w:val="28"/>
-                <w:szCs w:val="26"/>
-              </w:rPr>
-              <w:t>}</w:t>
+              <w:t>{nombre_familia_2}</w:t>
             </w:r>
           </w:p>
         </w:tc>
@@ -10558,25 +9364,7 @@
                 <w:sz w:val="28"/>
                 <w:szCs w:val="26"/>
               </w:rPr>
-              <w:t>{parentezco_</w:t>
-            </w:r>
-            <w:r>
-              <w:rPr>
-                <w:rFonts w:ascii="Trebuchet MS" w:hAnsi="Trebuchet MS" w:cs="Arial"/>
-                <w:noProof/>
-                <w:sz w:val="28"/>
-                <w:szCs w:val="26"/>
-              </w:rPr>
-              <w:t>2</w:t>
-            </w:r>
-            <w:r>
-              <w:rPr>
-                <w:rFonts w:ascii="Trebuchet MS" w:hAnsi="Trebuchet MS" w:cs="Arial"/>
-                <w:noProof/>
-                <w:sz w:val="28"/>
-                <w:szCs w:val="26"/>
-              </w:rPr>
-              <w:t>}</w:t>
+              <w:t>{parentezco_2}</w:t>
             </w:r>
           </w:p>
         </w:tc>
@@ -10604,25 +9392,7 @@
                 <w:sz w:val="28"/>
                 <w:szCs w:val="26"/>
               </w:rPr>
-              <w:t>{profesion_</w:t>
-            </w:r>
-            <w:r>
-              <w:rPr>
-                <w:rFonts w:ascii="Trebuchet MS" w:hAnsi="Trebuchet MS" w:cs="Arial"/>
-                <w:noProof/>
-                <w:sz w:val="28"/>
-                <w:szCs w:val="26"/>
-              </w:rPr>
-              <w:t>2</w:t>
-            </w:r>
-            <w:r>
-              <w:rPr>
-                <w:rFonts w:ascii="Trebuchet MS" w:hAnsi="Trebuchet MS" w:cs="Arial"/>
-                <w:noProof/>
-                <w:sz w:val="28"/>
-                <w:szCs w:val="26"/>
-              </w:rPr>
-              <w:t>}</w:t>
+              <w:t>{profesion_2}</w:t>
             </w:r>
           </w:p>
         </w:tc>
@@ -10650,25 +9420,7 @@
                 <w:sz w:val="28"/>
                 <w:szCs w:val="26"/>
               </w:rPr>
-              <w:t>{telefonofam_</w:t>
-            </w:r>
-            <w:r>
-              <w:rPr>
-                <w:rFonts w:ascii="Trebuchet MS" w:hAnsi="Trebuchet MS" w:cs="Arial"/>
-                <w:noProof/>
-                <w:sz w:val="28"/>
-                <w:szCs w:val="26"/>
-              </w:rPr>
-              <w:t>2</w:t>
-            </w:r>
-            <w:r>
-              <w:rPr>
-                <w:rFonts w:ascii="Trebuchet MS" w:hAnsi="Trebuchet MS" w:cs="Arial"/>
-                <w:noProof/>
-                <w:sz w:val="28"/>
-                <w:szCs w:val="26"/>
-              </w:rPr>
-              <w:t>}</w:t>
+              <w:t>{telefonofam_2}</w:t>
             </w:r>
           </w:p>
         </w:tc>
@@ -10698,25 +9450,7 @@
                 <w:sz w:val="28"/>
                 <w:szCs w:val="26"/>
               </w:rPr>
-              <w:t>{nombre_familia_</w:t>
-            </w:r>
-            <w:r>
-              <w:rPr>
-                <w:rFonts w:ascii="Trebuchet MS" w:hAnsi="Trebuchet MS" w:cs="Arial"/>
-                <w:noProof/>
-                <w:sz w:val="28"/>
-                <w:szCs w:val="26"/>
-              </w:rPr>
-              <w:t>3</w:t>
-            </w:r>
-            <w:r>
-              <w:rPr>
-                <w:rFonts w:ascii="Trebuchet MS" w:hAnsi="Trebuchet MS" w:cs="Arial"/>
-                <w:noProof/>
-                <w:sz w:val="28"/>
-                <w:szCs w:val="26"/>
-              </w:rPr>
-              <w:t>}</w:t>
+              <w:t>{nombre_familia_3}</w:t>
             </w:r>
           </w:p>
         </w:tc>
@@ -10744,25 +9478,7 @@
                 <w:sz w:val="28"/>
                 <w:szCs w:val="26"/>
               </w:rPr>
-              <w:t>{parentezco_</w:t>
-            </w:r>
-            <w:r>
-              <w:rPr>
-                <w:rFonts w:ascii="Trebuchet MS" w:hAnsi="Trebuchet MS" w:cs="Arial"/>
-                <w:noProof/>
-                <w:sz w:val="28"/>
-                <w:szCs w:val="26"/>
-              </w:rPr>
-              <w:t>3</w:t>
-            </w:r>
-            <w:r>
-              <w:rPr>
-                <w:rFonts w:ascii="Trebuchet MS" w:hAnsi="Trebuchet MS" w:cs="Arial"/>
-                <w:noProof/>
-                <w:sz w:val="28"/>
-                <w:szCs w:val="26"/>
-              </w:rPr>
-              <w:t>}</w:t>
+              <w:t>{parentezco_3}</w:t>
             </w:r>
           </w:p>
         </w:tc>
@@ -10790,25 +9506,7 @@
                 <w:sz w:val="28"/>
                 <w:szCs w:val="26"/>
               </w:rPr>
-              <w:t>{profesion_</w:t>
-            </w:r>
-            <w:r>
-              <w:rPr>
-                <w:rFonts w:ascii="Trebuchet MS" w:hAnsi="Trebuchet MS" w:cs="Arial"/>
-                <w:noProof/>
-                <w:sz w:val="28"/>
-                <w:szCs w:val="26"/>
-              </w:rPr>
-              <w:t>3</w:t>
-            </w:r>
-            <w:r>
-              <w:rPr>
-                <w:rFonts w:ascii="Trebuchet MS" w:hAnsi="Trebuchet MS" w:cs="Arial"/>
-                <w:noProof/>
-                <w:sz w:val="28"/>
-                <w:szCs w:val="26"/>
-              </w:rPr>
-              <w:t>}</w:t>
+              <w:t>{profesion_3}</w:t>
             </w:r>
           </w:p>
         </w:tc>
@@ -10836,25 +9534,7 @@
                 <w:sz w:val="28"/>
                 <w:szCs w:val="26"/>
               </w:rPr>
-              <w:t>{telefonofam_</w:t>
-            </w:r>
-            <w:r>
-              <w:rPr>
-                <w:rFonts w:ascii="Trebuchet MS" w:hAnsi="Trebuchet MS" w:cs="Arial"/>
-                <w:noProof/>
-                <w:sz w:val="28"/>
-                <w:szCs w:val="26"/>
-              </w:rPr>
-              <w:t>3</w:t>
-            </w:r>
-            <w:r>
-              <w:rPr>
-                <w:rFonts w:ascii="Trebuchet MS" w:hAnsi="Trebuchet MS" w:cs="Arial"/>
-                <w:noProof/>
-                <w:sz w:val="28"/>
-                <w:szCs w:val="26"/>
-              </w:rPr>
-              <w:t>}</w:t>
+              <w:t>{telefonofam_3}</w:t>
             </w:r>
           </w:p>
         </w:tc>
@@ -11016,25 +9696,7 @@
                 <w:sz w:val="28"/>
                 <w:szCs w:val="26"/>
               </w:rPr>
-              <w:t>{nombre_</w:t>
-            </w:r>
-            <w:r>
-              <w:rPr>
-                <w:rFonts w:ascii="Trebuchet MS" w:hAnsi="Trebuchet MS" w:cs="Arial"/>
-                <w:noProof/>
-                <w:sz w:val="28"/>
-                <w:szCs w:val="26"/>
-              </w:rPr>
-              <w:t>personales</w:t>
-            </w:r>
-            <w:r>
-              <w:rPr>
-                <w:rFonts w:ascii="Trebuchet MS" w:hAnsi="Trebuchet MS" w:cs="Arial"/>
-                <w:noProof/>
-                <w:sz w:val="28"/>
-                <w:szCs w:val="26"/>
-              </w:rPr>
-              <w:t>_1}</w:t>
+              <w:t>{nombre_personales_1}</w:t>
             </w:r>
           </w:p>
         </w:tc>
@@ -11062,25 +9724,7 @@
                 <w:sz w:val="28"/>
                 <w:szCs w:val="26"/>
               </w:rPr>
-              <w:t>{profesion</w:t>
-            </w:r>
-            <w:r>
-              <w:rPr>
-                <w:rFonts w:ascii="Trebuchet MS" w:hAnsi="Trebuchet MS" w:cs="Arial"/>
-                <w:noProof/>
-                <w:sz w:val="28"/>
-                <w:szCs w:val="26"/>
-              </w:rPr>
-              <w:t>_personal</w:t>
-            </w:r>
-            <w:r>
-              <w:rPr>
-                <w:rFonts w:ascii="Trebuchet MS" w:hAnsi="Trebuchet MS" w:cs="Arial"/>
-                <w:noProof/>
-                <w:sz w:val="28"/>
-                <w:szCs w:val="26"/>
-              </w:rPr>
-              <w:t>_1}</w:t>
+              <w:t>{profesion_personal_1}</w:t>
             </w:r>
           </w:p>
         </w:tc>
@@ -11108,25 +9752,7 @@
                 <w:sz w:val="28"/>
                 <w:szCs w:val="26"/>
               </w:rPr>
-              <w:t>{telefono</w:t>
-            </w:r>
-            <w:r>
-              <w:rPr>
-                <w:rFonts w:ascii="Trebuchet MS" w:hAnsi="Trebuchet MS" w:cs="Arial"/>
-                <w:noProof/>
-                <w:sz w:val="28"/>
-                <w:szCs w:val="26"/>
-              </w:rPr>
-              <w:t>pers</w:t>
-            </w:r>
-            <w:r>
-              <w:rPr>
-                <w:rFonts w:ascii="Trebuchet MS" w:hAnsi="Trebuchet MS" w:cs="Arial"/>
-                <w:noProof/>
-                <w:sz w:val="28"/>
-                <w:szCs w:val="26"/>
-              </w:rPr>
-              <w:t>_1}</w:t>
+              <w:t>{telefonopers_1}</w:t>
             </w:r>
           </w:p>
         </w:tc>
@@ -11156,25 +9782,7 @@
                 <w:sz w:val="28"/>
                 <w:szCs w:val="26"/>
               </w:rPr>
-              <w:t>{nombre_</w:t>
-            </w:r>
-            <w:r>
-              <w:rPr>
-                <w:rFonts w:ascii="Trebuchet MS" w:hAnsi="Trebuchet MS" w:cs="Arial"/>
-                <w:noProof/>
-                <w:sz w:val="28"/>
-                <w:szCs w:val="26"/>
-              </w:rPr>
-              <w:t>personales</w:t>
-            </w:r>
-            <w:r>
-              <w:rPr>
-                <w:rFonts w:ascii="Trebuchet MS" w:hAnsi="Trebuchet MS" w:cs="Arial"/>
-                <w:noProof/>
-                <w:sz w:val="28"/>
-                <w:szCs w:val="26"/>
-              </w:rPr>
-              <w:t>_2}</w:t>
+              <w:t>{nombre_personales_2}</w:t>
             </w:r>
           </w:p>
         </w:tc>
@@ -11202,25 +9810,7 @@
                 <w:sz w:val="28"/>
                 <w:szCs w:val="26"/>
               </w:rPr>
-              <w:t>{profesion_personal</w:t>
-            </w:r>
-            <w:r>
-              <w:rPr>
-                <w:rFonts w:ascii="Trebuchet MS" w:hAnsi="Trebuchet MS" w:cs="Arial"/>
-                <w:noProof/>
-                <w:sz w:val="28"/>
-                <w:szCs w:val="26"/>
-              </w:rPr>
-              <w:t xml:space="preserve"> </w:t>
-            </w:r>
-            <w:r>
-              <w:rPr>
-                <w:rFonts w:ascii="Trebuchet MS" w:hAnsi="Trebuchet MS" w:cs="Arial"/>
-                <w:noProof/>
-                <w:sz w:val="28"/>
-                <w:szCs w:val="26"/>
-              </w:rPr>
-              <w:t>_2}</w:t>
+              <w:t>{profesion_personal _2}</w:t>
             </w:r>
           </w:p>
         </w:tc>
@@ -11248,25 +9838,7 @@
                 <w:sz w:val="28"/>
                 <w:szCs w:val="26"/>
               </w:rPr>
-              <w:t>{telefonopers_</w:t>
-            </w:r>
-            <w:r>
-              <w:rPr>
-                <w:rFonts w:ascii="Trebuchet MS" w:hAnsi="Trebuchet MS" w:cs="Arial"/>
-                <w:noProof/>
-                <w:sz w:val="28"/>
-                <w:szCs w:val="26"/>
-              </w:rPr>
-              <w:t>2</w:t>
-            </w:r>
-            <w:r>
-              <w:rPr>
-                <w:rFonts w:ascii="Trebuchet MS" w:hAnsi="Trebuchet MS" w:cs="Arial"/>
-                <w:noProof/>
-                <w:sz w:val="28"/>
-                <w:szCs w:val="26"/>
-              </w:rPr>
-              <w:t>}</w:t>
+              <w:t>{telefonopers_2}</w:t>
             </w:r>
           </w:p>
         </w:tc>
@@ -11296,25 +9868,7 @@
                 <w:sz w:val="28"/>
                 <w:szCs w:val="26"/>
               </w:rPr>
-              <w:t>{nombre_</w:t>
-            </w:r>
-            <w:r>
-              <w:rPr>
-                <w:rFonts w:ascii="Trebuchet MS" w:hAnsi="Trebuchet MS" w:cs="Arial"/>
-                <w:noProof/>
-                <w:sz w:val="28"/>
-                <w:szCs w:val="26"/>
-              </w:rPr>
-              <w:t>personales</w:t>
-            </w:r>
-            <w:r>
-              <w:rPr>
-                <w:rFonts w:ascii="Trebuchet MS" w:hAnsi="Trebuchet MS" w:cs="Arial"/>
-                <w:noProof/>
-                <w:sz w:val="28"/>
-                <w:szCs w:val="26"/>
-              </w:rPr>
-              <w:t>_3}</w:t>
+              <w:t>{nombre_personales_3}</w:t>
             </w:r>
           </w:p>
         </w:tc>
@@ -11342,25 +9896,7 @@
                 <w:sz w:val="28"/>
                 <w:szCs w:val="26"/>
               </w:rPr>
-              <w:t>{profesion_personal</w:t>
-            </w:r>
-            <w:r>
-              <w:rPr>
-                <w:rFonts w:ascii="Trebuchet MS" w:hAnsi="Trebuchet MS" w:cs="Arial"/>
-                <w:noProof/>
-                <w:sz w:val="28"/>
-                <w:szCs w:val="26"/>
-              </w:rPr>
-              <w:t xml:space="preserve"> </w:t>
-            </w:r>
-            <w:r>
-              <w:rPr>
-                <w:rFonts w:ascii="Trebuchet MS" w:hAnsi="Trebuchet MS" w:cs="Arial"/>
-                <w:noProof/>
-                <w:sz w:val="28"/>
-                <w:szCs w:val="26"/>
-              </w:rPr>
-              <w:t>_3}</w:t>
+              <w:t>{profesion_personal _3}</w:t>
             </w:r>
           </w:p>
         </w:tc>
@@ -11388,25 +9924,7 @@
                 <w:sz w:val="28"/>
                 <w:szCs w:val="26"/>
               </w:rPr>
-              <w:t>{telefonopers_</w:t>
-            </w:r>
-            <w:r>
-              <w:rPr>
-                <w:rFonts w:ascii="Trebuchet MS" w:hAnsi="Trebuchet MS" w:cs="Arial"/>
-                <w:noProof/>
-                <w:sz w:val="28"/>
-                <w:szCs w:val="26"/>
-              </w:rPr>
-              <w:t>3</w:t>
-            </w:r>
-            <w:r>
-              <w:rPr>
-                <w:rFonts w:ascii="Trebuchet MS" w:hAnsi="Trebuchet MS" w:cs="Arial"/>
-                <w:noProof/>
-                <w:sz w:val="28"/>
-                <w:szCs w:val="26"/>
-              </w:rPr>
-              <w:t>}</w:t>
+              <w:t>{telefonopers_3}</w:t>
             </w:r>
           </w:p>
         </w:tc>
@@ -13370,6 +11888,12 @@
                               </w:rPr>
                               <w:t>{</w:t>
                             </w:r>
+                            <w:r>
+                              <w:rPr>
+                                <w:lang w:val="es-AR"/>
+                              </w:rPr>
+                              <w:t>%</w:t>
+                            </w:r>
                             <w:proofErr w:type="spellStart"/>
                             <w:r>
                               <w:rPr>
@@ -13421,6 +11945,12 @@
                           <w:lang w:val="es-AR"/>
                         </w:rPr>
                         <w:t>{</w:t>
+                      </w:r>
+                      <w:r>
+                        <w:rPr>
+                          <w:lang w:val="es-AR"/>
+                        </w:rPr>
+                        <w:t>%</w:t>
                       </w:r>
                       <w:proofErr w:type="spellStart"/>
                       <w:r>
@@ -14142,7 +12672,7 @@
                       <a:effectLst/>
                       <a:extLst>
                         <a:ext uri="{C572A759-6A51-4108-AA02-DFA0A04FC94B}">
-                          <ma14:wrappingTextBoxFlag xmlns:arto="http://schemas.microsoft.com/office/word/2006/arto" xmlns="" xmlns:mo="http://schemas.microsoft.com/office/mac/office/2008/main" xmlns:mv="urn:schemas-microsoft-com:mac:vml" xmlns:o="urn:schemas-microsoft-com:office:office" xmlns:v="urn:schemas-microsoft-com:vml" xmlns:w10="urn:schemas-microsoft-com:office:word" xmlns:w="http://schemas.openxmlformats.org/wordprocessingml/2006/main" xmlns:ma14="http://schemas.microsoft.com/office/mac/drawingml/2011/main"/>
+                          <ma14:wrappingTextBoxFlag xmlns:ma14="http://schemas.microsoft.com/office/mac/drawingml/2011/main" xmlns:w="http://schemas.openxmlformats.org/wordprocessingml/2006/main" xmlns:w10="urn:schemas-microsoft-com:office:word" xmlns:v="urn:schemas-microsoft-com:vml" xmlns:o="urn:schemas-microsoft-com:office:office" xmlns:mv="urn:schemas-microsoft-com:mac:vml" xmlns:mo="http://schemas.microsoft.com/office/mac/office/2008/main" xmlns="" xmlns:arto="http://schemas.microsoft.com/office/word/2006/arto"/>
                         </a:ext>
                       </a:extLst>
                     </wps:spPr>

--- a/public/templates/hoja_de_vida_template.docx
+++ b/public/templates/hoja_de_vida_template.docx
@@ -3701,9 +3701,9 @@
         <w:gridCol w:w="2594"/>
         <w:gridCol w:w="662"/>
         <w:gridCol w:w="484"/>
-        <w:gridCol w:w="518"/>
+        <w:gridCol w:w="2130"/>
         <w:gridCol w:w="1182"/>
-        <w:gridCol w:w="567"/>
+        <w:gridCol w:w="2166"/>
       </w:tblGrid>
       <w:tr>
         <w:trPr>
@@ -3842,7 +3842,33 @@
                 <w:szCs w:val="26"/>
                 <w:lang w:val="es-CO"/>
               </w:rPr>
-              <w:t>{x}</w:t>
+              <w:t>{</w:t>
+            </w:r>
+            <w:proofErr w:type="spellStart"/>
+            <w:r>
+              <w:rPr>
+                <w:rFonts w:asciiTheme="majorHAnsi" w:hAnsiTheme="majorHAnsi" w:cs="Arial"/>
+                <w:szCs w:val="26"/>
+                <w:lang w:val="es-CO"/>
+              </w:rPr>
+              <w:t>empresa_p</w:t>
+            </w:r>
+            <w:r>
+              <w:rPr>
+                <w:rFonts w:asciiTheme="majorHAnsi" w:hAnsiTheme="majorHAnsi" w:cs="Arial"/>
+                <w:szCs w:val="26"/>
+                <w:lang w:val="es-CO"/>
+              </w:rPr>
+              <w:t>ublica</w:t>
+            </w:r>
+            <w:proofErr w:type="spellEnd"/>
+            <w:r>
+              <w:rPr>
+                <w:rFonts w:asciiTheme="majorHAnsi" w:hAnsiTheme="majorHAnsi" w:cs="Arial"/>
+                <w:szCs w:val="26"/>
+                <w:lang w:val="es-CO"/>
+              </w:rPr>
+              <w:t>}</w:t>
             </w:r>
           </w:p>
         </w:tc>
@@ -3886,9 +3912,29 @@
             </w:pPr>
             <w:r>
               <w:rPr>
-                <w:lang w:val="es-CO"/>
-              </w:rPr>
-              <w:t>{x}</w:t>
+                <w:rFonts w:asciiTheme="majorHAnsi" w:hAnsiTheme="majorHAnsi" w:cs="Arial"/>
+                <w:szCs w:val="26"/>
+                <w:lang w:val="es-CO"/>
+              </w:rPr>
+              <w:t>{</w:t>
+            </w:r>
+            <w:proofErr w:type="spellStart"/>
+            <w:r>
+              <w:rPr>
+                <w:rFonts w:asciiTheme="majorHAnsi" w:hAnsiTheme="majorHAnsi" w:cs="Arial"/>
+                <w:szCs w:val="26"/>
+                <w:lang w:val="es-CO"/>
+              </w:rPr>
+              <w:t>empresa_privada</w:t>
+            </w:r>
+            <w:proofErr w:type="spellEnd"/>
+            <w:r>
+              <w:rPr>
+                <w:rFonts w:asciiTheme="majorHAnsi" w:hAnsiTheme="majorHAnsi" w:cs="Arial"/>
+                <w:szCs w:val="26"/>
+                <w:lang w:val="es-CO"/>
+              </w:rPr>
+              <w:t>}</w:t>
             </w:r>
           </w:p>
         </w:tc>
@@ -4255,6 +4301,7 @@
                 <w:lang w:val="es-CO"/>
               </w:rPr>
             </w:pPr>
+            <w:proofErr w:type="gramStart"/>
             <w:r>
               <w:rPr>
                 <w:rFonts w:asciiTheme="majorHAnsi" w:hAnsiTheme="majorHAnsi" w:cs="Arial"/>
@@ -4274,6 +4321,7 @@
               <w:t>{</w:t>
             </w:r>
             <w:proofErr w:type="spellStart"/>
+            <w:proofErr w:type="gramEnd"/>
             <w:r>
               <w:rPr>
                 <w:rFonts w:asciiTheme="majorHAnsi" w:hAnsiTheme="majorHAnsi" w:cs="Arial"/>
@@ -4458,6 +4506,7 @@
                 <w:lang w:val="es-CO"/>
               </w:rPr>
             </w:pPr>
+            <w:proofErr w:type="gramStart"/>
             <w:r>
               <w:rPr>
                 <w:rFonts w:asciiTheme="majorHAnsi" w:hAnsiTheme="majorHAnsi" w:cs="Arial"/>
@@ -4477,6 +4526,7 @@
               <w:t>{</w:t>
             </w:r>
             <w:proofErr w:type="spellStart"/>
+            <w:proofErr w:type="gramEnd"/>
             <w:r>
               <w:rPr>
                 <w:rFonts w:asciiTheme="majorHAnsi" w:hAnsiTheme="majorHAnsi" w:cs="Arial"/>
@@ -5317,6 +5367,7 @@
                 <w:lang w:val="es-CO"/>
               </w:rPr>
             </w:pPr>
+            <w:proofErr w:type="gramStart"/>
             <w:r>
               <w:rPr>
                 <w:rFonts w:asciiTheme="majorHAnsi" w:hAnsiTheme="majorHAnsi" w:cs="Arial"/>
@@ -5333,7 +5384,17 @@
                 <w:szCs w:val="26"/>
                 <w:lang w:val="es-CO"/>
               </w:rPr>
-              <w:t>{dia_inicio2}</w:t>
+              <w:t>{</w:t>
+            </w:r>
+            <w:proofErr w:type="gramEnd"/>
+            <w:r>
+              <w:rPr>
+                <w:rFonts w:asciiTheme="majorHAnsi" w:hAnsiTheme="majorHAnsi" w:cs="Arial"/>
+                <w:sz w:val="20"/>
+                <w:szCs w:val="26"/>
+                <w:lang w:val="es-CO"/>
+              </w:rPr>
+              <w:t>dia_inicio2}</w:t>
             </w:r>
             <w:r>
               <w:rPr>
@@ -5424,6 +5485,7 @@
                 <w:lang w:val="es-CO"/>
               </w:rPr>
             </w:pPr>
+            <w:proofErr w:type="gramStart"/>
             <w:r>
               <w:rPr>
                 <w:rFonts w:asciiTheme="majorHAnsi" w:hAnsiTheme="majorHAnsi" w:cs="Arial"/>
@@ -5440,7 +5502,17 @@
                 <w:szCs w:val="26"/>
                 <w:lang w:val="es-CO"/>
               </w:rPr>
-              <w:t>{dia_fin2}</w:t>
+              <w:t>{</w:t>
+            </w:r>
+            <w:proofErr w:type="gramEnd"/>
+            <w:r>
+              <w:rPr>
+                <w:rFonts w:asciiTheme="majorHAnsi" w:hAnsiTheme="majorHAnsi" w:cs="Arial"/>
+                <w:sz w:val="20"/>
+                <w:szCs w:val="26"/>
+                <w:lang w:val="es-CO"/>
+              </w:rPr>
+              <w:t>dia_fin2}</w:t>
             </w:r>
             <w:r>
               <w:rPr>
@@ -6144,6 +6216,7 @@
                 <w:lang w:val="es-CO"/>
               </w:rPr>
             </w:pPr>
+            <w:proofErr w:type="gramStart"/>
             <w:r>
               <w:rPr>
                 <w:rFonts w:asciiTheme="majorHAnsi" w:hAnsiTheme="majorHAnsi" w:cs="Arial"/>
@@ -6160,7 +6233,17 @@
                 <w:szCs w:val="26"/>
                 <w:lang w:val="es-CO"/>
               </w:rPr>
-              <w:t>{dia_inicio3}</w:t>
+              <w:t>{</w:t>
+            </w:r>
+            <w:proofErr w:type="gramEnd"/>
+            <w:r>
+              <w:rPr>
+                <w:rFonts w:asciiTheme="majorHAnsi" w:hAnsiTheme="majorHAnsi" w:cs="Arial"/>
+                <w:sz w:val="20"/>
+                <w:szCs w:val="26"/>
+                <w:lang w:val="es-CO"/>
+              </w:rPr>
+              <w:t>dia_inicio3}</w:t>
             </w:r>
             <w:r>
               <w:rPr>
@@ -6251,6 +6334,7 @@
                 <w:lang w:val="es-CO"/>
               </w:rPr>
             </w:pPr>
+            <w:proofErr w:type="gramStart"/>
             <w:r>
               <w:rPr>
                 <w:rFonts w:asciiTheme="majorHAnsi" w:hAnsiTheme="majorHAnsi" w:cs="Arial"/>
@@ -6267,7 +6351,17 @@
                 <w:szCs w:val="26"/>
                 <w:lang w:val="es-CO"/>
               </w:rPr>
-              <w:t>{dia_fin3}</w:t>
+              <w:t>{</w:t>
+            </w:r>
+            <w:proofErr w:type="gramEnd"/>
+            <w:r>
+              <w:rPr>
+                <w:rFonts w:asciiTheme="majorHAnsi" w:hAnsiTheme="majorHAnsi" w:cs="Arial"/>
+                <w:sz w:val="20"/>
+                <w:szCs w:val="26"/>
+                <w:lang w:val="es-CO"/>
+              </w:rPr>
+              <w:t>dia_fin3}</w:t>
             </w:r>
             <w:r>
               <w:rPr>
@@ -12672,7 +12766,7 @@
                       <a:effectLst/>
                       <a:extLst>
                         <a:ext uri="{C572A759-6A51-4108-AA02-DFA0A04FC94B}">
-                          <ma14:wrappingTextBoxFlag xmlns:ma14="http://schemas.microsoft.com/office/mac/drawingml/2011/main" xmlns:w="http://schemas.openxmlformats.org/wordprocessingml/2006/main" xmlns:w10="urn:schemas-microsoft-com:office:word" xmlns:v="urn:schemas-microsoft-com:vml" xmlns:o="urn:schemas-microsoft-com:office:office" xmlns:mv="urn:schemas-microsoft-com:mac:vml" xmlns:mo="http://schemas.microsoft.com/office/mac/office/2008/main" xmlns="" xmlns:arto="http://schemas.microsoft.com/office/word/2006/arto"/>
+                          <ma14:wrappingTextBoxFlag xmlns:arto="http://schemas.microsoft.com/office/word/2006/arto" xmlns="" xmlns:mo="http://schemas.microsoft.com/office/mac/office/2008/main" xmlns:mv="urn:schemas-microsoft-com:mac:vml" xmlns:o="urn:schemas-microsoft-com:office:office" xmlns:v="urn:schemas-microsoft-com:vml" xmlns:w10="urn:schemas-microsoft-com:office:word" xmlns:w="http://schemas.openxmlformats.org/wordprocessingml/2006/main" xmlns:ma14="http://schemas.microsoft.com/office/mac/drawingml/2011/main"/>
                         </a:ext>
                       </a:extLst>
                     </wps:spPr>

--- a/public/templates/hoja_de_vida_template.docx
+++ b/public/templates/hoja_de_vida_template.docx
@@ -3851,15 +3851,7 @@
                 <w:szCs w:val="26"/>
                 <w:lang w:val="es-CO"/>
               </w:rPr>
-              <w:t>empresa_p</w:t>
-            </w:r>
-            <w:r>
-              <w:rPr>
-                <w:rFonts w:asciiTheme="majorHAnsi" w:hAnsiTheme="majorHAnsi" w:cs="Arial"/>
-                <w:szCs w:val="26"/>
-                <w:lang w:val="es-CO"/>
-              </w:rPr>
-              <w:t>ublica</w:t>
+              <w:t>empresa_publica</w:t>
             </w:r>
             <w:proofErr w:type="spellEnd"/>
             <w:r>
@@ -4301,7 +4293,6 @@
                 <w:lang w:val="es-CO"/>
               </w:rPr>
             </w:pPr>
-            <w:proofErr w:type="gramStart"/>
             <w:r>
               <w:rPr>
                 <w:rFonts w:asciiTheme="majorHAnsi" w:hAnsiTheme="majorHAnsi" w:cs="Arial"/>
@@ -4321,7 +4312,6 @@
               <w:t>{</w:t>
             </w:r>
             <w:proofErr w:type="spellStart"/>
-            <w:proofErr w:type="gramEnd"/>
             <w:r>
               <w:rPr>
                 <w:rFonts w:asciiTheme="majorHAnsi" w:hAnsiTheme="majorHAnsi" w:cs="Arial"/>
@@ -4506,7 +4496,6 @@
                 <w:lang w:val="es-CO"/>
               </w:rPr>
             </w:pPr>
-            <w:proofErr w:type="gramStart"/>
             <w:r>
               <w:rPr>
                 <w:rFonts w:asciiTheme="majorHAnsi" w:hAnsiTheme="majorHAnsi" w:cs="Arial"/>
@@ -4526,7 +4515,6 @@
               <w:t>{</w:t>
             </w:r>
             <w:proofErr w:type="spellStart"/>
-            <w:proofErr w:type="gramEnd"/>
             <w:r>
               <w:rPr>
                 <w:rFonts w:asciiTheme="majorHAnsi" w:hAnsiTheme="majorHAnsi" w:cs="Arial"/>
@@ -5367,7 +5355,6 @@
                 <w:lang w:val="es-CO"/>
               </w:rPr>
             </w:pPr>
-            <w:proofErr w:type="gramStart"/>
             <w:r>
               <w:rPr>
                 <w:rFonts w:asciiTheme="majorHAnsi" w:hAnsiTheme="majorHAnsi" w:cs="Arial"/>
@@ -5384,17 +5371,7 @@
                 <w:szCs w:val="26"/>
                 <w:lang w:val="es-CO"/>
               </w:rPr>
-              <w:t>{</w:t>
-            </w:r>
-            <w:proofErr w:type="gramEnd"/>
-            <w:r>
-              <w:rPr>
-                <w:rFonts w:asciiTheme="majorHAnsi" w:hAnsiTheme="majorHAnsi" w:cs="Arial"/>
-                <w:sz w:val="20"/>
-                <w:szCs w:val="26"/>
-                <w:lang w:val="es-CO"/>
-              </w:rPr>
-              <w:t>dia_inicio2}</w:t>
+              <w:t>{dia_inicio2}</w:t>
             </w:r>
             <w:r>
               <w:rPr>
@@ -5485,7 +5462,6 @@
                 <w:lang w:val="es-CO"/>
               </w:rPr>
             </w:pPr>
-            <w:proofErr w:type="gramStart"/>
             <w:r>
               <w:rPr>
                 <w:rFonts w:asciiTheme="majorHAnsi" w:hAnsiTheme="majorHAnsi" w:cs="Arial"/>
@@ -5502,17 +5478,7 @@
                 <w:szCs w:val="26"/>
                 <w:lang w:val="es-CO"/>
               </w:rPr>
-              <w:t>{</w:t>
-            </w:r>
-            <w:proofErr w:type="gramEnd"/>
-            <w:r>
-              <w:rPr>
-                <w:rFonts w:asciiTheme="majorHAnsi" w:hAnsiTheme="majorHAnsi" w:cs="Arial"/>
-                <w:sz w:val="20"/>
-                <w:szCs w:val="26"/>
-                <w:lang w:val="es-CO"/>
-              </w:rPr>
-              <w:t>dia_fin2}</w:t>
+              <w:t>{dia_fin2}</w:t>
             </w:r>
             <w:r>
               <w:rPr>
@@ -6216,7 +6182,6 @@
                 <w:lang w:val="es-CO"/>
               </w:rPr>
             </w:pPr>
-            <w:proofErr w:type="gramStart"/>
             <w:r>
               <w:rPr>
                 <w:rFonts w:asciiTheme="majorHAnsi" w:hAnsiTheme="majorHAnsi" w:cs="Arial"/>
@@ -6233,17 +6198,7 @@
                 <w:szCs w:val="26"/>
                 <w:lang w:val="es-CO"/>
               </w:rPr>
-              <w:t>{</w:t>
-            </w:r>
-            <w:proofErr w:type="gramEnd"/>
-            <w:r>
-              <w:rPr>
-                <w:rFonts w:asciiTheme="majorHAnsi" w:hAnsiTheme="majorHAnsi" w:cs="Arial"/>
-                <w:sz w:val="20"/>
-                <w:szCs w:val="26"/>
-                <w:lang w:val="es-CO"/>
-              </w:rPr>
-              <w:t>dia_inicio3}</w:t>
+              <w:t>{dia_inicio3}</w:t>
             </w:r>
             <w:r>
               <w:rPr>
@@ -6334,7 +6289,6 @@
                 <w:lang w:val="es-CO"/>
               </w:rPr>
             </w:pPr>
-            <w:proofErr w:type="gramStart"/>
             <w:r>
               <w:rPr>
                 <w:rFonts w:asciiTheme="majorHAnsi" w:hAnsiTheme="majorHAnsi" w:cs="Arial"/>
@@ -6351,17 +6305,7 @@
                 <w:szCs w:val="26"/>
                 <w:lang w:val="es-CO"/>
               </w:rPr>
-              <w:t>{</w:t>
-            </w:r>
-            <w:proofErr w:type="gramEnd"/>
-            <w:r>
-              <w:rPr>
-                <w:rFonts w:asciiTheme="majorHAnsi" w:hAnsiTheme="majorHAnsi" w:cs="Arial"/>
-                <w:sz w:val="20"/>
-                <w:szCs w:val="26"/>
-                <w:lang w:val="es-CO"/>
-              </w:rPr>
-              <w:t>dia_fin3}</w:t>
+              <w:t>{dia_fin3}</w:t>
             </w:r>
             <w:r>
               <w:rPr>
@@ -12108,8 +12052,12 @@
       </w:r>
     </w:p>
     <w:sectPr>
-      <w:headerReference w:type="default" r:id="rId8"/>
-      <w:footerReference w:type="default" r:id="rId9"/>
+      <w:headerReference w:type="even" r:id="rId8"/>
+      <w:headerReference w:type="default" r:id="rId9"/>
+      <w:footerReference w:type="even" r:id="rId10"/>
+      <w:footerReference w:type="default" r:id="rId11"/>
+      <w:headerReference w:type="first" r:id="rId12"/>
+      <w:footerReference w:type="first" r:id="rId13"/>
       <w:pgSz w:w="12240" w:h="15840"/>
       <w:pgMar w:top="1702" w:right="1701" w:bottom="993" w:left="1701" w:header="426" w:footer="708" w:gutter="0"/>
       <w:cols w:space="708"/>
@@ -12139,6 +12087,16 @@
 </file>
 
 <file path=word/footer1.xml><?xml version="1.0" encoding="utf-8"?>
+<w:ftr xmlns:wpc="http://schemas.microsoft.com/office/word/2010/wordprocessingCanvas" xmlns:cx="http://schemas.microsoft.com/office/drawing/2014/chartex" xmlns:cx1="http://schemas.microsoft.com/office/drawing/2015/9/8/chartex" xmlns:cx2="http://schemas.microsoft.com/office/drawing/2015/10/21/chartex" xmlns:cx3="http://schemas.microsoft.com/office/drawing/2016/5/9/chartex" xmlns:cx4="http://schemas.microsoft.com/office/drawing/2016/5/10/chartex" xmlns:cx5="http://schemas.microsoft.com/office/drawing/2016/5/11/chartex" xmlns:cx6="http://schemas.microsoft.com/office/drawing/2016/5/12/chartex" xmlns:cx7="http://schemas.microsoft.com/office/drawing/2016/5/13/chartex" xmlns:cx8="http://schemas.microsoft.com/office/drawing/2016/5/14/chartex" xmlns:mc="http://schemas.openxmlformats.org/markup-compatibility/2006" xmlns:aink="http://schemas.microsoft.com/office/drawing/2016/ink" xmlns:am3d="http://schemas.microsoft.com/office/drawing/2017/model3d" xmlns:o="urn:schemas-microsoft-com:office:office" xmlns:oel="http://schemas.microsoft.com/office/2019/extlst" xmlns:r="http://schemas.openxmlformats.org/officeDocument/2006/relationships" xmlns:m="http://schemas.openxmlformats.org/officeDocument/2006/math" xmlns:v="urn:schemas-microsoft-com:vml" xmlns:wp14="http://schemas.microsoft.com/office/word/2010/wordprocessingDrawing" xmlns:wp="http://schemas.openxmlformats.org/drawingml/2006/wordprocessingDrawing" xmlns:w10="urn:schemas-microsoft-com:office:word" xmlns:w="http://schemas.openxmlformats.org/wordprocessingml/2006/main" xmlns:w14="http://schemas.microsoft.com/office/word/2010/wordml" xmlns:w15="http://schemas.microsoft.com/office/word/2012/wordml" xmlns:w16cex="http://schemas.microsoft.com/office/word/2018/wordml/cex" xmlns:w16cid="http://schemas.microsoft.com/office/word/2016/wordml/cid" xmlns:w16="http://schemas.microsoft.com/office/word/2018/wordml" xmlns:w16sdtdh="http://schemas.microsoft.com/office/word/2020/wordml/sdtdatahash" xmlns:w16se="http://schemas.microsoft.com/office/word/2015/wordml/symex" xmlns:wpg="http://schemas.microsoft.com/office/word/2010/wordprocessingGroup" xmlns:wpi="http://schemas.microsoft.com/office/word/2010/wordprocessingInk" xmlns:wne="http://schemas.microsoft.com/office/word/2006/wordml" xmlns:wps="http://schemas.microsoft.com/office/word/2010/wordprocessingShape" mc:Ignorable="w14 w15 w16se w16cid w16 w16cex w16sdtdh wp14">
+  <w:p>
+    <w:pPr>
+      <w:pStyle w:val="Piedepgina"/>
+    </w:pPr>
+  </w:p>
+</w:ftr>
+</file>
+
+<file path=word/footer2.xml><?xml version="1.0" encoding="utf-8"?>
 <w:ftr xmlns:wpc="http://schemas.microsoft.com/office/word/2010/wordprocessingCanvas" xmlns:cx="http://schemas.microsoft.com/office/drawing/2014/chartex" xmlns:cx1="http://schemas.microsoft.com/office/drawing/2015/9/8/chartex" xmlns:cx2="http://schemas.microsoft.com/office/drawing/2015/10/21/chartex" xmlns:cx3="http://schemas.microsoft.com/office/drawing/2016/5/9/chartex" xmlns:cx4="http://schemas.microsoft.com/office/drawing/2016/5/10/chartex" xmlns:cx5="http://schemas.microsoft.com/office/drawing/2016/5/11/chartex" xmlns:cx6="http://schemas.microsoft.com/office/drawing/2016/5/12/chartex" xmlns:cx7="http://schemas.microsoft.com/office/drawing/2016/5/13/chartex" xmlns:cx8="http://schemas.microsoft.com/office/drawing/2016/5/14/chartex" xmlns:mc="http://schemas.openxmlformats.org/markup-compatibility/2006" xmlns:aink="http://schemas.microsoft.com/office/drawing/2016/ink" xmlns:am3d="http://schemas.microsoft.com/office/drawing/2017/model3d" xmlns:o="urn:schemas-microsoft-com:office:office" xmlns:oel="http://schemas.microsoft.com/office/2019/extlst" xmlns:r="http://schemas.openxmlformats.org/officeDocument/2006/relationships" xmlns:m="http://schemas.openxmlformats.org/officeDocument/2006/math" xmlns:v="urn:schemas-microsoft-com:vml" xmlns:wp14="http://schemas.microsoft.com/office/word/2010/wordprocessingDrawing" xmlns:wp="http://schemas.openxmlformats.org/drawingml/2006/wordprocessingDrawing" xmlns:w10="urn:schemas-microsoft-com:office:word" xmlns:w="http://schemas.openxmlformats.org/wordprocessingml/2006/main" xmlns:w14="http://schemas.microsoft.com/office/word/2010/wordml" xmlns:w15="http://schemas.microsoft.com/office/word/2012/wordml" xmlns:w16cex="http://schemas.microsoft.com/office/word/2018/wordml/cex" xmlns:w16cid="http://schemas.microsoft.com/office/word/2016/wordml/cid" xmlns:w16="http://schemas.microsoft.com/office/word/2018/wordml" xmlns:w16sdtdh="http://schemas.microsoft.com/office/word/2020/wordml/sdtdatahash" xmlns:w16se="http://schemas.microsoft.com/office/word/2015/wordml/symex" xmlns:wpg="http://schemas.microsoft.com/office/word/2010/wordprocessingGroup" xmlns:wpi="http://schemas.microsoft.com/office/word/2010/wordprocessingInk" xmlns:wne="http://schemas.microsoft.com/office/word/2006/wordml" xmlns:wps="http://schemas.microsoft.com/office/word/2010/wordprocessingShape" mc:Ignorable="w14 w15 w16se w16cid w16 w16cex w16sdtdh wp14">
   <w:p>
     <w:pPr>
@@ -12213,6 +12171,16 @@
 </w:ftr>
 </file>
 
+<file path=word/footer3.xml><?xml version="1.0" encoding="utf-8"?>
+<w:ftr xmlns:wpc="http://schemas.microsoft.com/office/word/2010/wordprocessingCanvas" xmlns:cx="http://schemas.microsoft.com/office/drawing/2014/chartex" xmlns:cx1="http://schemas.microsoft.com/office/drawing/2015/9/8/chartex" xmlns:cx2="http://schemas.microsoft.com/office/drawing/2015/10/21/chartex" xmlns:cx3="http://schemas.microsoft.com/office/drawing/2016/5/9/chartex" xmlns:cx4="http://schemas.microsoft.com/office/drawing/2016/5/10/chartex" xmlns:cx5="http://schemas.microsoft.com/office/drawing/2016/5/11/chartex" xmlns:cx6="http://schemas.microsoft.com/office/drawing/2016/5/12/chartex" xmlns:cx7="http://schemas.microsoft.com/office/drawing/2016/5/13/chartex" xmlns:cx8="http://schemas.microsoft.com/office/drawing/2016/5/14/chartex" xmlns:mc="http://schemas.openxmlformats.org/markup-compatibility/2006" xmlns:aink="http://schemas.microsoft.com/office/drawing/2016/ink" xmlns:am3d="http://schemas.microsoft.com/office/drawing/2017/model3d" xmlns:o="urn:schemas-microsoft-com:office:office" xmlns:oel="http://schemas.microsoft.com/office/2019/extlst" xmlns:r="http://schemas.openxmlformats.org/officeDocument/2006/relationships" xmlns:m="http://schemas.openxmlformats.org/officeDocument/2006/math" xmlns:v="urn:schemas-microsoft-com:vml" xmlns:wp14="http://schemas.microsoft.com/office/word/2010/wordprocessingDrawing" xmlns:wp="http://schemas.openxmlformats.org/drawingml/2006/wordprocessingDrawing" xmlns:w10="urn:schemas-microsoft-com:office:word" xmlns:w="http://schemas.openxmlformats.org/wordprocessingml/2006/main" xmlns:w14="http://schemas.microsoft.com/office/word/2010/wordml" xmlns:w15="http://schemas.microsoft.com/office/word/2012/wordml" xmlns:w16cex="http://schemas.microsoft.com/office/word/2018/wordml/cex" xmlns:w16cid="http://schemas.microsoft.com/office/word/2016/wordml/cid" xmlns:w16="http://schemas.microsoft.com/office/word/2018/wordml" xmlns:w16sdtdh="http://schemas.microsoft.com/office/word/2020/wordml/sdtdatahash" xmlns:w16se="http://schemas.microsoft.com/office/word/2015/wordml/symex" xmlns:wpg="http://schemas.microsoft.com/office/word/2010/wordprocessingGroup" xmlns:wpi="http://schemas.microsoft.com/office/word/2010/wordprocessingInk" xmlns:wne="http://schemas.microsoft.com/office/word/2006/wordml" xmlns:wps="http://schemas.microsoft.com/office/word/2010/wordprocessingShape" mc:Ignorable="w14 w15 w16se w16cid w16 w16cex w16sdtdh wp14">
+  <w:p>
+    <w:pPr>
+      <w:pStyle w:val="Piedepgina"/>
+    </w:pPr>
+  </w:p>
+</w:ftr>
+</file>
+
 <file path=word/footnotes.xml><?xml version="1.0" encoding="utf-8"?>
 <w:footnotes xmlns:wpc="http://schemas.microsoft.com/office/word/2010/wordprocessingCanvas" xmlns:cx="http://schemas.microsoft.com/office/drawing/2014/chartex" xmlns:cx1="http://schemas.microsoft.com/office/drawing/2015/9/8/chartex" xmlns:cx2="http://schemas.microsoft.com/office/drawing/2015/10/21/chartex" xmlns:cx3="http://schemas.microsoft.com/office/drawing/2016/5/9/chartex" xmlns:cx4="http://schemas.microsoft.com/office/drawing/2016/5/10/chartex" xmlns:cx5="http://schemas.microsoft.com/office/drawing/2016/5/11/chartex" xmlns:cx6="http://schemas.microsoft.com/office/drawing/2016/5/12/chartex" xmlns:cx7="http://schemas.microsoft.com/office/drawing/2016/5/13/chartex" xmlns:cx8="http://schemas.microsoft.com/office/drawing/2016/5/14/chartex" xmlns:mc="http://schemas.openxmlformats.org/markup-compatibility/2006" xmlns:aink="http://schemas.microsoft.com/office/drawing/2016/ink" xmlns:am3d="http://schemas.microsoft.com/office/drawing/2017/model3d" xmlns:o="urn:schemas-microsoft-com:office:office" xmlns:oel="http://schemas.microsoft.com/office/2019/extlst" xmlns:r="http://schemas.openxmlformats.org/officeDocument/2006/relationships" xmlns:m="http://schemas.openxmlformats.org/officeDocument/2006/math" xmlns:v="urn:schemas-microsoft-com:vml" xmlns:wp14="http://schemas.microsoft.com/office/word/2010/wordprocessingDrawing" xmlns:wp="http://schemas.openxmlformats.org/drawingml/2006/wordprocessingDrawing" xmlns:w10="urn:schemas-microsoft-com:office:word" xmlns:w="http://schemas.openxmlformats.org/wordprocessingml/2006/main" xmlns:w14="http://schemas.microsoft.com/office/word/2010/wordml" xmlns:w15="http://schemas.microsoft.com/office/word/2012/wordml" xmlns:w16cex="http://schemas.microsoft.com/office/word/2018/wordml/cex" xmlns:w16cid="http://schemas.microsoft.com/office/word/2016/wordml/cid" xmlns:w16="http://schemas.microsoft.com/office/word/2018/wordml" xmlns:w16sdtdh="http://schemas.microsoft.com/office/word/2020/wordml/sdtdatahash" xmlns:w16se="http://schemas.microsoft.com/office/word/2015/wordml/symex" xmlns:wpg="http://schemas.microsoft.com/office/word/2010/wordprocessingGroup" xmlns:wpi="http://schemas.microsoft.com/office/word/2010/wordprocessingInk" xmlns:wne="http://schemas.microsoft.com/office/word/2006/wordml" xmlns:wps="http://schemas.microsoft.com/office/word/2010/wordprocessingShape" mc:Ignorable="w14 w15 w16se w16cid w16 w16cex w16sdtdh wp14">
   <w:footnote w:type="separator" w:id="-1">
@@ -12233,6 +12201,16 @@
 </file>
 
 <file path=word/header1.xml><?xml version="1.0" encoding="utf-8"?>
+<w:hdr xmlns:wpc="http://schemas.microsoft.com/office/word/2010/wordprocessingCanvas" xmlns:cx="http://schemas.microsoft.com/office/drawing/2014/chartex" xmlns:cx1="http://schemas.microsoft.com/office/drawing/2015/9/8/chartex" xmlns:cx2="http://schemas.microsoft.com/office/drawing/2015/10/21/chartex" xmlns:cx3="http://schemas.microsoft.com/office/drawing/2016/5/9/chartex" xmlns:cx4="http://schemas.microsoft.com/office/drawing/2016/5/10/chartex" xmlns:cx5="http://schemas.microsoft.com/office/drawing/2016/5/11/chartex" xmlns:cx6="http://schemas.microsoft.com/office/drawing/2016/5/12/chartex" xmlns:cx7="http://schemas.microsoft.com/office/drawing/2016/5/13/chartex" xmlns:cx8="http://schemas.microsoft.com/office/drawing/2016/5/14/chartex" xmlns:mc="http://schemas.openxmlformats.org/markup-compatibility/2006" xmlns:aink="http://schemas.microsoft.com/office/drawing/2016/ink" xmlns:am3d="http://schemas.microsoft.com/office/drawing/2017/model3d" xmlns:o="urn:schemas-microsoft-com:office:office" xmlns:oel="http://schemas.microsoft.com/office/2019/extlst" xmlns:r="http://schemas.openxmlformats.org/officeDocument/2006/relationships" xmlns:m="http://schemas.openxmlformats.org/officeDocument/2006/math" xmlns:v="urn:schemas-microsoft-com:vml" xmlns:wp14="http://schemas.microsoft.com/office/word/2010/wordprocessingDrawing" xmlns:wp="http://schemas.openxmlformats.org/drawingml/2006/wordprocessingDrawing" xmlns:w10="urn:schemas-microsoft-com:office:word" xmlns:w="http://schemas.openxmlformats.org/wordprocessingml/2006/main" xmlns:w14="http://schemas.microsoft.com/office/word/2010/wordml" xmlns:w15="http://schemas.microsoft.com/office/word/2012/wordml" xmlns:w16cex="http://schemas.microsoft.com/office/word/2018/wordml/cex" xmlns:w16cid="http://schemas.microsoft.com/office/word/2016/wordml/cid" xmlns:w16="http://schemas.microsoft.com/office/word/2018/wordml" xmlns:w16sdtdh="http://schemas.microsoft.com/office/word/2020/wordml/sdtdatahash" xmlns:w16se="http://schemas.microsoft.com/office/word/2015/wordml/symex" xmlns:wpg="http://schemas.microsoft.com/office/word/2010/wordprocessingGroup" xmlns:wpi="http://schemas.microsoft.com/office/word/2010/wordprocessingInk" xmlns:wne="http://schemas.microsoft.com/office/word/2006/wordml" xmlns:wps="http://schemas.microsoft.com/office/word/2010/wordprocessingShape" mc:Ignorable="w14 w15 w16se w16cid w16 w16cex w16sdtdh wp14">
+  <w:p>
+    <w:pPr>
+      <w:pStyle w:val="Encabezado"/>
+    </w:pPr>
+  </w:p>
+</w:hdr>
+</file>
+
+<file path=word/header2.xml><?xml version="1.0" encoding="utf-8"?>
 <w:hdr xmlns:wpc="http://schemas.microsoft.com/office/word/2010/wordprocessingCanvas" xmlns:cx="http://schemas.microsoft.com/office/drawing/2014/chartex" xmlns:cx1="http://schemas.microsoft.com/office/drawing/2015/9/8/chartex" xmlns:cx2="http://schemas.microsoft.com/office/drawing/2015/10/21/chartex" xmlns:cx3="http://schemas.microsoft.com/office/drawing/2016/5/9/chartex" xmlns:cx4="http://schemas.microsoft.com/office/drawing/2016/5/10/chartex" xmlns:cx5="http://schemas.microsoft.com/office/drawing/2016/5/11/chartex" xmlns:cx6="http://schemas.microsoft.com/office/drawing/2016/5/12/chartex" xmlns:cx7="http://schemas.microsoft.com/office/drawing/2016/5/13/chartex" xmlns:cx8="http://schemas.microsoft.com/office/drawing/2016/5/14/chartex" xmlns:mc="http://schemas.openxmlformats.org/markup-compatibility/2006" xmlns:aink="http://schemas.microsoft.com/office/drawing/2016/ink" xmlns:am3d="http://schemas.microsoft.com/office/drawing/2017/model3d" xmlns:o="urn:schemas-microsoft-com:office:office" xmlns:oel="http://schemas.microsoft.com/office/2019/extlst" xmlns:r="http://schemas.openxmlformats.org/officeDocument/2006/relationships" xmlns:m="http://schemas.openxmlformats.org/officeDocument/2006/math" xmlns:v="urn:schemas-microsoft-com:vml" xmlns:wp14="http://schemas.microsoft.com/office/word/2010/wordprocessingDrawing" xmlns:wp="http://schemas.openxmlformats.org/drawingml/2006/wordprocessingDrawing" xmlns:w10="urn:schemas-microsoft-com:office:word" xmlns:w="http://schemas.openxmlformats.org/wordprocessingml/2006/main" xmlns:w14="http://schemas.microsoft.com/office/word/2010/wordml" xmlns:w15="http://schemas.microsoft.com/office/word/2012/wordml" xmlns:w16cex="http://schemas.microsoft.com/office/word/2018/wordml/cex" xmlns:w16cid="http://schemas.microsoft.com/office/word/2016/wordml/cid" xmlns:w16="http://schemas.microsoft.com/office/word/2018/wordml" xmlns:w16sdtdh="http://schemas.microsoft.com/office/word/2020/wordml/sdtdatahash" xmlns:w16se="http://schemas.microsoft.com/office/word/2015/wordml/symex" xmlns:wpg="http://schemas.microsoft.com/office/word/2010/wordprocessingGroup" xmlns:wpi="http://schemas.microsoft.com/office/word/2010/wordprocessingInk" xmlns:wne="http://schemas.microsoft.com/office/word/2006/wordml" xmlns:wps="http://schemas.microsoft.com/office/word/2010/wordprocessingShape" mc:Ignorable="w14 w15 w16se w16cid w16 w16cex w16sdtdh wp14">
   <w:p>
     <w:pPr>
@@ -12316,7 +12294,35 @@
                               <w:rFonts w:ascii="Lucida Calligraphy" w:hAnsi="Lucida Calligraphy" w:cs="Segoe UI"/>
                               <w:lang w:val="es-CO"/>
                             </w:rPr>
-                            <w:t>frase_indentificadora</w:t>
+                            <w:t>frase_ident</w:t>
+                          </w:r>
+                          <w:r>
+                            <w:rPr>
+                              <w:rFonts w:ascii="Lucida Calligraphy" w:hAnsi="Lucida Calligraphy" w:cs="Segoe UI"/>
+                              <w:lang w:val="es-CO"/>
+                            </w:rPr>
+                            <w:t>i</w:t>
+                          </w:r>
+                          <w:r>
+                            <w:rPr>
+                              <w:rFonts w:ascii="Lucida Calligraphy" w:hAnsi="Lucida Calligraphy" w:cs="Segoe UI"/>
+                              <w:lang w:val="es-CO"/>
+                            </w:rPr>
+                            <w:t>f</w:t>
+                          </w:r>
+                          <w:r>
+                            <w:rPr>
+                              <w:rFonts w:ascii="Lucida Calligraphy" w:hAnsi="Lucida Calligraphy" w:cs="Segoe UI"/>
+                              <w:lang w:val="es-CO"/>
+                            </w:rPr>
+                            <w:t>i</w:t>
+                          </w:r>
+                          <w:r>
+                            <w:rPr>
+                              <w:rFonts w:ascii="Lucida Calligraphy" w:hAnsi="Lucida Calligraphy" w:cs="Segoe UI"/>
+                              <w:lang w:val="es-CO"/>
+                            </w:rPr>
+                            <w:t>cadora</w:t>
                           </w:r>
                           <w:proofErr w:type="spellEnd"/>
                           <w:r>
@@ -12373,7 +12379,35 @@
                         <w:rFonts w:ascii="Lucida Calligraphy" w:hAnsi="Lucida Calligraphy" w:cs="Segoe UI"/>
                         <w:lang w:val="es-CO"/>
                       </w:rPr>
-                      <w:t>frase_indentificadora</w:t>
+                      <w:t>frase_ident</w:t>
+                    </w:r>
+                    <w:r>
+                      <w:rPr>
+                        <w:rFonts w:ascii="Lucida Calligraphy" w:hAnsi="Lucida Calligraphy" w:cs="Segoe UI"/>
+                        <w:lang w:val="es-CO"/>
+                      </w:rPr>
+                      <w:t>i</w:t>
+                    </w:r>
+                    <w:r>
+                      <w:rPr>
+                        <w:rFonts w:ascii="Lucida Calligraphy" w:hAnsi="Lucida Calligraphy" w:cs="Segoe UI"/>
+                        <w:lang w:val="es-CO"/>
+                      </w:rPr>
+                      <w:t>f</w:t>
+                    </w:r>
+                    <w:r>
+                      <w:rPr>
+                        <w:rFonts w:ascii="Lucida Calligraphy" w:hAnsi="Lucida Calligraphy" w:cs="Segoe UI"/>
+                        <w:lang w:val="es-CO"/>
+                      </w:rPr>
+                      <w:t>i</w:t>
+                    </w:r>
+                    <w:r>
+                      <w:rPr>
+                        <w:rFonts w:ascii="Lucida Calligraphy" w:hAnsi="Lucida Calligraphy" w:cs="Segoe UI"/>
+                        <w:lang w:val="es-CO"/>
+                      </w:rPr>
+                      <w:t>cadora</w:t>
                     </w:r>
                     <w:proofErr w:type="spellEnd"/>
                     <w:r>
@@ -12766,7 +12800,7 @@
                       <a:effectLst/>
                       <a:extLst>
                         <a:ext uri="{C572A759-6A51-4108-AA02-DFA0A04FC94B}">
-                          <ma14:wrappingTextBoxFlag xmlns:arto="http://schemas.microsoft.com/office/word/2006/arto" xmlns="" xmlns:mo="http://schemas.microsoft.com/office/mac/office/2008/main" xmlns:mv="urn:schemas-microsoft-com:mac:vml" xmlns:o="urn:schemas-microsoft-com:office:office" xmlns:v="urn:schemas-microsoft-com:vml" xmlns:w10="urn:schemas-microsoft-com:office:word" xmlns:w="http://schemas.openxmlformats.org/wordprocessingml/2006/main" xmlns:ma14="http://schemas.microsoft.com/office/mac/drawingml/2011/main"/>
+                          <ma14:wrappingTextBoxFlag xmlns:ma14="http://schemas.microsoft.com/office/mac/drawingml/2011/main" xmlns:w="http://schemas.openxmlformats.org/wordprocessingml/2006/main" xmlns:w10="urn:schemas-microsoft-com:office:word" xmlns:v="urn:schemas-microsoft-com:vml" xmlns:o="urn:schemas-microsoft-com:office:office" xmlns:mv="urn:schemas-microsoft-com:mac:vml" xmlns:mo="http://schemas.microsoft.com/office/mac/office/2008/main" xmlns="" xmlns:arto="http://schemas.microsoft.com/office/word/2006/arto"/>
                         </a:ext>
                       </a:extLst>
                     </wps:spPr>
@@ -12946,6 +12980,16 @@
         </mc:Fallback>
       </mc:AlternateContent>
     </w:r>
+  </w:p>
+</w:hdr>
+</file>
+
+<file path=word/header3.xml><?xml version="1.0" encoding="utf-8"?>
+<w:hdr xmlns:wpc="http://schemas.microsoft.com/office/word/2010/wordprocessingCanvas" xmlns:cx="http://schemas.microsoft.com/office/drawing/2014/chartex" xmlns:cx1="http://schemas.microsoft.com/office/drawing/2015/9/8/chartex" xmlns:cx2="http://schemas.microsoft.com/office/drawing/2015/10/21/chartex" xmlns:cx3="http://schemas.microsoft.com/office/drawing/2016/5/9/chartex" xmlns:cx4="http://schemas.microsoft.com/office/drawing/2016/5/10/chartex" xmlns:cx5="http://schemas.microsoft.com/office/drawing/2016/5/11/chartex" xmlns:cx6="http://schemas.microsoft.com/office/drawing/2016/5/12/chartex" xmlns:cx7="http://schemas.microsoft.com/office/drawing/2016/5/13/chartex" xmlns:cx8="http://schemas.microsoft.com/office/drawing/2016/5/14/chartex" xmlns:mc="http://schemas.openxmlformats.org/markup-compatibility/2006" xmlns:aink="http://schemas.microsoft.com/office/drawing/2016/ink" xmlns:am3d="http://schemas.microsoft.com/office/drawing/2017/model3d" xmlns:o="urn:schemas-microsoft-com:office:office" xmlns:oel="http://schemas.microsoft.com/office/2019/extlst" xmlns:r="http://schemas.openxmlformats.org/officeDocument/2006/relationships" xmlns:m="http://schemas.openxmlformats.org/officeDocument/2006/math" xmlns:v="urn:schemas-microsoft-com:vml" xmlns:wp14="http://schemas.microsoft.com/office/word/2010/wordprocessingDrawing" xmlns:wp="http://schemas.openxmlformats.org/drawingml/2006/wordprocessingDrawing" xmlns:w10="urn:schemas-microsoft-com:office:word" xmlns:w="http://schemas.openxmlformats.org/wordprocessingml/2006/main" xmlns:w14="http://schemas.microsoft.com/office/word/2010/wordml" xmlns:w15="http://schemas.microsoft.com/office/word/2012/wordml" xmlns:w16cex="http://schemas.microsoft.com/office/word/2018/wordml/cex" xmlns:w16cid="http://schemas.microsoft.com/office/word/2016/wordml/cid" xmlns:w16="http://schemas.microsoft.com/office/word/2018/wordml" xmlns:w16sdtdh="http://schemas.microsoft.com/office/word/2020/wordml/sdtdatahash" xmlns:w16se="http://schemas.microsoft.com/office/word/2015/wordml/symex" xmlns:wpg="http://schemas.microsoft.com/office/word/2010/wordprocessingGroup" xmlns:wpi="http://schemas.microsoft.com/office/word/2010/wordprocessingInk" xmlns:wne="http://schemas.microsoft.com/office/word/2006/wordml" xmlns:wps="http://schemas.microsoft.com/office/word/2010/wordprocessingShape" mc:Ignorable="w14 w15 w16se w16cid w16 w16cex w16sdtdh wp14">
+  <w:p>
+    <w:pPr>
+      <w:pStyle w:val="Encabezado"/>
+    </w:pPr>
   </w:p>
 </w:hdr>
 </file>
